--- a/Amico_Teal_FinalProject_Processor_Report.docx
+++ b/Amico_Teal_FinalProject_Processor_Report.docx
@@ -207,7 +207,7 @@
         <mc:AlternateContent>
           <mc:Choice Requires="wpi">
             <w:drawing>
-              <wp:anchor distT="0" distB="0" distL="114300" distR="114300" simplePos="0" relativeHeight="251629568" behindDoc="0" locked="0" layoutInCell="1" allowOverlap="1" wp14:anchorId="4E67C96F" wp14:editId="16FBCF86">
+              <wp:anchor distT="0" distB="0" distL="114300" distR="114300" simplePos="0" relativeHeight="251658240" behindDoc="0" locked="0" layoutInCell="1" allowOverlap="1" wp14:anchorId="4E67C96F" wp14:editId="16FBCF86">
                 <wp:simplePos x="0" y="0"/>
                 <wp:positionH relativeFrom="column">
                   <wp:posOffset>1657985</wp:posOffset>
@@ -485,7 +485,6 @@
           <w:bCs/>
           <w:u w:val="single"/>
         </w:rPr>
-        <w:lastRenderedPageBreak/>
         <w:t>Table of Contents:</w:t>
       </w:r>
     </w:p>
@@ -1298,20 +1297,6 @@
         <w:ind w:firstLine="0"/>
         <w:rPr>
           <w:rFonts w:ascii="Times New Roman" w:eastAsia="SimSun" w:hAnsi="Times New Roman" w:cs="Times New Roman"/>
-          <w:bCs/>
-        </w:rPr>
-      </w:pPr>
-    </w:p>
-    <w:p>
-      <w:pPr>
-        <w:tabs>
-          <w:tab w:val="left" w:pos="2979"/>
-        </w:tabs>
-        <w:spacing w:line="360" w:lineRule="auto"/>
-        <w:ind w:firstLine="0"/>
-        <w:rPr>
-          <w:rFonts w:ascii="Times New Roman" w:eastAsia="SimSun" w:hAnsi="Times New Roman" w:cs="Times New Roman"/>
-          <w:bCs/>
         </w:rPr>
       </w:pPr>
     </w:p>
@@ -1411,6 +1396,7 @@
     <w:p>
       <w:pPr>
         <w:pStyle w:val="NormalWeb"/>
+        <w:spacing w:line="360" w:lineRule="auto"/>
         <w:rPr>
           <w:rFonts w:eastAsia="Times New Roman"/>
         </w:rPr>
@@ -1419,7 +1405,6 @@
         <w:rPr>
           <w:rFonts w:eastAsia="SimSun"/>
         </w:rPr>
-        <w:lastRenderedPageBreak/>
         <w:t xml:space="preserve">          </w:t>
       </w:r>
       <w:r>
@@ -1474,6 +1459,7 @@
     <w:p>
       <w:pPr>
         <w:suppressAutoHyphens w:val="0"/>
+        <w:spacing w:line="360" w:lineRule="auto"/>
         <w:rPr>
           <w:rFonts w:ascii="Times New Roman" w:eastAsia="Times New Roman" w:hAnsi="Times New Roman" w:cs="Times New Roman"/>
         </w:rPr>
@@ -1655,91 +1641,7 @@
           <w:sz w:val="28"/>
           <w:szCs w:val="28"/>
         </w:rPr>
-        <w:lastRenderedPageBreak/>
         <w:t>1.Requirements</w:t>
-      </w:r>
-    </w:p>
-    <w:p>
-      <w:pPr>
-        <w:tabs>
-          <w:tab w:val="left" w:pos="2979"/>
-        </w:tabs>
-        <w:ind w:firstLine="0"/>
-        <w:rPr>
-          <w:rFonts w:ascii="Times New Roman" w:eastAsia="Times New Roman" w:hAnsi="Times New Roman" w:cs="Times New Roman"/>
-        </w:rPr>
-      </w:pPr>
-      <w:r>
-        <w:rPr>
-          <w:rFonts w:ascii="Times New Roman" w:eastAsia="Times New Roman" w:hAnsi="Times New Roman" w:cs="Times New Roman"/>
-        </w:rPr>
-        <w:t xml:space="preserve">        This project required one deliverable: A simple six-instruction single-cycle programmable processor. This processor should accommodate the ADD, SUB, LOAD, STORE, HALT, and NOOP instructions. The processor should be split into 2 primary </w:t>
-      </w:r>
-      <w:proofErr w:type="spellStart"/>
-      <w:r>
-        <w:rPr>
-          <w:rFonts w:ascii="Times New Roman" w:eastAsia="Times New Roman" w:hAnsi="Times New Roman" w:cs="Times New Roman"/>
-        </w:rPr>
-        <w:t>SystemVerilog</w:t>
-      </w:r>
-      <w:proofErr w:type="spellEnd"/>
-      <w:r>
-        <w:rPr>
-          <w:rFonts w:ascii="Times New Roman" w:eastAsia="Times New Roman" w:hAnsi="Times New Roman" w:cs="Times New Roman"/>
-        </w:rPr>
-        <w:t xml:space="preserve"> modules: the controller and the </w:t>
-      </w:r>
-      <w:proofErr w:type="spellStart"/>
-      <w:r>
-        <w:rPr>
-          <w:rFonts w:ascii="Times New Roman" w:eastAsia="Times New Roman" w:hAnsi="Times New Roman" w:cs="Times New Roman"/>
-        </w:rPr>
-        <w:t>datapath</w:t>
-      </w:r>
-      <w:proofErr w:type="spellEnd"/>
-      <w:r>
-        <w:rPr>
-          <w:rFonts w:ascii="Times New Roman" w:eastAsia="Times New Roman" w:hAnsi="Times New Roman" w:cs="Times New Roman"/>
-        </w:rPr>
-        <w:t xml:space="preserve">. After instantiation, the RAM and ROM should be preloaded with test instructions/data. The processor is then to be routed into a top-level module Project.sv, which maps processor </w:t>
-      </w:r>
-      <w:r>
-        <w:rPr>
-          <w:rFonts w:ascii="Times New Roman" w:eastAsia="Times New Roman" w:hAnsi="Times New Roman" w:cs="Times New Roman"/>
-        </w:rPr>
-        <w:t>output wires</w:t>
-      </w:r>
-      <w:r>
-        <w:rPr>
-          <w:rFonts w:ascii="Times New Roman" w:eastAsia="Times New Roman" w:hAnsi="Times New Roman" w:cs="Times New Roman"/>
-        </w:rPr>
-        <w:t xml:space="preserve"> to physical I/O. A </w:t>
-      </w:r>
-      <w:r>
-        <w:rPr>
-          <w:rFonts w:ascii="Times New Roman" w:eastAsia="Times New Roman" w:hAnsi="Times New Roman" w:cs="Times New Roman"/>
-        </w:rPr>
-        <w:t xml:space="preserve">provided </w:t>
-      </w:r>
-      <w:proofErr w:type="spellStart"/>
-      <w:r>
-        <w:rPr>
-          <w:rFonts w:ascii="Times New Roman" w:eastAsia="Times New Roman" w:hAnsi="Times New Roman" w:cs="Times New Roman"/>
-        </w:rPr>
-        <w:t>ModelSim</w:t>
-      </w:r>
-      <w:proofErr w:type="spellEnd"/>
-      <w:r>
-        <w:rPr>
-          <w:rFonts w:ascii="Times New Roman" w:eastAsia="Times New Roman" w:hAnsi="Times New Roman" w:cs="Times New Roman"/>
-        </w:rPr>
-        <w:t xml:space="preserve"> testbench is then run on the processor, to ensure it all works.</w:t>
-      </w:r>
-      <w:r>
-        <w:rPr>
-          <w:rFonts w:ascii="Times New Roman" w:eastAsia="Times New Roman" w:hAnsi="Times New Roman" w:cs="Times New Roman"/>
-        </w:rPr>
-        <w:t xml:space="preserve"> After basic functionality is achieved, two more instructions can be added for extra credit: JNZ (Jump-Not-Zero) and JLT (Jump-Less-Than).</w:t>
       </w:r>
     </w:p>
     <w:p>
@@ -1748,12 +1650,232 @@
           <w:tab w:val="left" w:pos="2979"/>
         </w:tabs>
         <w:spacing w:line="360" w:lineRule="auto"/>
-        <w:ind w:firstLine="0"/>
-        <w:jc w:val="center"/>
-        <w:rPr>
-          <w:rFonts w:ascii="Times New Roman" w:eastAsia="SimSun" w:hAnsi="Times New Roman" w:cs="Times New Roman"/>
-        </w:rPr>
-      </w:pPr>
+        <w:rPr>
+          <w:rFonts w:ascii="Times New Roman" w:eastAsia="Times New Roman" w:hAnsi="Times New Roman" w:cs="Times New Roman"/>
+        </w:rPr>
+      </w:pPr>
+      <w:r>
+        <w:rPr>
+          <w:rFonts w:ascii="Times New Roman" w:eastAsia="Times New Roman" w:hAnsi="Times New Roman" w:cs="Times New Roman"/>
+        </w:rPr>
+        <w:t xml:space="preserve">The project required the design, </w:t>
+      </w:r>
+      <w:r>
+        <w:rPr>
+          <w:rFonts w:ascii="Times New Roman" w:eastAsia="Times New Roman" w:hAnsi="Times New Roman" w:cs="Times New Roman"/>
+        </w:rPr>
+        <w:t xml:space="preserve">simulation, integration, and </w:t>
+      </w:r>
+      <w:r>
+        <w:rPr>
+          <w:rFonts w:ascii="Times New Roman" w:eastAsia="Times New Roman" w:hAnsi="Times New Roman" w:cs="Times New Roman"/>
+        </w:rPr>
+        <w:t>board</w:t>
+      </w:r>
+      <w:r>
+        <w:rPr>
+          <w:rFonts w:ascii="Times New Roman" w:eastAsia="Times New Roman" w:hAnsi="Times New Roman" w:cs="Times New Roman"/>
+        </w:rPr>
+        <w:t xml:space="preserve"> </w:t>
+      </w:r>
+      <w:r>
+        <w:rPr>
+          <w:rFonts w:ascii="Times New Roman" w:eastAsia="Times New Roman" w:hAnsi="Times New Roman" w:cs="Times New Roman"/>
+        </w:rPr>
+        <w:t>testing</w:t>
+      </w:r>
+      <w:r>
+        <w:rPr>
+          <w:rFonts w:ascii="Times New Roman" w:eastAsia="Times New Roman" w:hAnsi="Times New Roman" w:cs="Times New Roman"/>
+        </w:rPr>
+        <w:t xml:space="preserve"> </w:t>
+      </w:r>
+      <w:r>
+        <w:rPr>
+          <w:rFonts w:ascii="Times New Roman" w:eastAsia="Times New Roman" w:hAnsi="Times New Roman" w:cs="Times New Roman"/>
+        </w:rPr>
+        <w:t xml:space="preserve">of a small programmable </w:t>
+      </w:r>
+      <w:r>
+        <w:rPr>
+          <w:rFonts w:ascii="Times New Roman" w:eastAsia="Times New Roman" w:hAnsi="Times New Roman" w:cs="Times New Roman"/>
+        </w:rPr>
+        <w:t>processor</w:t>
+      </w:r>
+      <w:r>
+        <w:rPr>
+          <w:rFonts w:ascii="Times New Roman" w:eastAsia="Times New Roman" w:hAnsi="Times New Roman" w:cs="Times New Roman"/>
+        </w:rPr>
+        <w:t xml:space="preserve"> in </w:t>
+      </w:r>
+      <w:proofErr w:type="spellStart"/>
+      <w:r>
+        <w:rPr>
+          <w:rFonts w:ascii="Times New Roman" w:eastAsia="Times New Roman" w:hAnsi="Times New Roman" w:cs="Times New Roman"/>
+        </w:rPr>
+        <w:t>SystemVerilog</w:t>
+      </w:r>
+      <w:proofErr w:type="spellEnd"/>
+      <w:r>
+        <w:rPr>
+          <w:rFonts w:ascii="Times New Roman" w:eastAsia="Times New Roman" w:hAnsi="Times New Roman" w:cs="Times New Roman"/>
+        </w:rPr>
+        <w:t>.  The required instruction set included ADD, SUB</w:t>
+      </w:r>
+      <w:r>
+        <w:rPr>
+          <w:rFonts w:ascii="Times New Roman" w:eastAsia="Times New Roman" w:hAnsi="Times New Roman" w:cs="Times New Roman"/>
+        </w:rPr>
+        <w:t>, LOAD, STORE, HALT, and NOOP.</w:t>
+      </w:r>
+      <w:r>
+        <w:rPr>
+          <w:rFonts w:ascii="Times New Roman" w:eastAsia="Times New Roman" w:hAnsi="Times New Roman" w:cs="Times New Roman"/>
+        </w:rPr>
+        <w:t xml:space="preserve"> </w:t>
+      </w:r>
+      <w:r>
+        <w:rPr>
+          <w:rFonts w:ascii="Times New Roman" w:eastAsia="Times New Roman" w:hAnsi="Times New Roman" w:cs="Times New Roman"/>
+        </w:rPr>
+        <w:t xml:space="preserve">The processor was </w:t>
+      </w:r>
+      <w:r>
+        <w:rPr>
+          <w:rFonts w:ascii="Times New Roman" w:eastAsia="Times New Roman" w:hAnsi="Times New Roman" w:cs="Times New Roman"/>
+        </w:rPr>
+        <w:t xml:space="preserve">divided </w:t>
+      </w:r>
+      <w:r>
+        <w:rPr>
+          <w:rFonts w:ascii="Times New Roman" w:eastAsia="Times New Roman" w:hAnsi="Times New Roman" w:cs="Times New Roman"/>
+        </w:rPr>
+        <w:t>into two primary modules</w:t>
+      </w:r>
+      <w:r>
+        <w:rPr>
+          <w:rFonts w:ascii="Times New Roman" w:eastAsia="Times New Roman" w:hAnsi="Times New Roman" w:cs="Times New Roman"/>
+        </w:rPr>
+        <w:t xml:space="preserve">: </w:t>
+      </w:r>
+      <w:r>
+        <w:rPr>
+          <w:rFonts w:ascii="Times New Roman" w:eastAsia="Times New Roman" w:hAnsi="Times New Roman" w:cs="Times New Roman"/>
+        </w:rPr>
+        <w:t>the Controller and the Data</w:t>
+      </w:r>
+      <w:r>
+        <w:rPr>
+          <w:rFonts w:ascii="Times New Roman" w:eastAsia="Times New Roman" w:hAnsi="Times New Roman" w:cs="Times New Roman"/>
+        </w:rPr>
+        <w:t xml:space="preserve">path. </w:t>
+      </w:r>
+      <w:r>
+        <w:rPr>
+          <w:rFonts w:ascii="Times New Roman" w:eastAsia="Times New Roman" w:hAnsi="Times New Roman" w:cs="Times New Roman"/>
+        </w:rPr>
+        <w:t xml:space="preserve">These were then </w:t>
+      </w:r>
+      <w:r>
+        <w:rPr>
+          <w:rFonts w:ascii="Times New Roman" w:eastAsia="Times New Roman" w:hAnsi="Times New Roman" w:cs="Times New Roman"/>
+        </w:rPr>
+        <w:t xml:space="preserve">connected </w:t>
+      </w:r>
+      <w:bookmarkStart w:id="0" w:name="_Int_zuHxihSk"/>
+      <w:r>
+        <w:rPr>
+          <w:rFonts w:ascii="Times New Roman" w:eastAsia="Times New Roman" w:hAnsi="Times New Roman" w:cs="Times New Roman"/>
+        </w:rPr>
+        <w:t>in</w:t>
+      </w:r>
+      <w:bookmarkEnd w:id="0"/>
+      <w:r>
+        <w:rPr>
+          <w:rFonts w:ascii="Times New Roman" w:eastAsia="Times New Roman" w:hAnsi="Times New Roman" w:cs="Times New Roman"/>
+        </w:rPr>
+        <w:t xml:space="preserve"> </w:t>
+      </w:r>
+      <w:r>
+        <w:rPr>
+          <w:rFonts w:ascii="Times New Roman" w:eastAsia="Times New Roman" w:hAnsi="Times New Roman" w:cs="Times New Roman"/>
+        </w:rPr>
+        <w:t xml:space="preserve">Processor.sv and mapped to the DE10 board through </w:t>
+      </w:r>
+      <w:r>
+        <w:rPr>
+          <w:rFonts w:ascii="Times New Roman" w:eastAsia="Times New Roman" w:hAnsi="Times New Roman" w:cs="Times New Roman"/>
+        </w:rPr>
+        <w:t>the</w:t>
+      </w:r>
+      <w:r>
+        <w:rPr>
+          <w:rFonts w:ascii="Times New Roman" w:eastAsia="Times New Roman" w:hAnsi="Times New Roman" w:cs="Times New Roman"/>
+        </w:rPr>
+        <w:t xml:space="preserve"> top-level </w:t>
+      </w:r>
+      <w:r>
+        <w:rPr>
+          <w:rFonts w:ascii="Times New Roman" w:eastAsia="Times New Roman" w:hAnsi="Times New Roman" w:cs="Times New Roman"/>
+        </w:rPr>
+        <w:t xml:space="preserve">Project.sv file. The ROM and RAM were preloaded with test instructions and data, and the completed processor was verified using </w:t>
+      </w:r>
+      <w:proofErr w:type="spellStart"/>
+      <w:r>
+        <w:rPr>
+          <w:rFonts w:ascii="Times New Roman" w:eastAsia="Times New Roman" w:hAnsi="Times New Roman" w:cs="Times New Roman"/>
+        </w:rPr>
+        <w:t>ModelSim</w:t>
+      </w:r>
+      <w:proofErr w:type="spellEnd"/>
+      <w:r>
+        <w:rPr>
+          <w:rFonts w:ascii="Times New Roman" w:eastAsia="Times New Roman" w:hAnsi="Times New Roman" w:cs="Times New Roman"/>
+        </w:rPr>
+        <w:t xml:space="preserve"> simulations and DE10 </w:t>
+      </w:r>
+      <w:r>
+        <w:rPr>
+          <w:rFonts w:ascii="Times New Roman" w:eastAsia="Times New Roman" w:hAnsi="Times New Roman" w:cs="Times New Roman"/>
+        </w:rPr>
+        <w:t>board</w:t>
+      </w:r>
+      <w:r>
+        <w:rPr>
+          <w:rFonts w:ascii="Times New Roman" w:eastAsia="Times New Roman" w:hAnsi="Times New Roman" w:cs="Times New Roman"/>
+        </w:rPr>
+        <w:t xml:space="preserve"> testing. Optional extra</w:t>
+      </w:r>
+      <w:r>
+        <w:rPr>
+          <w:rFonts w:ascii="Times New Roman" w:eastAsia="Times New Roman" w:hAnsi="Times New Roman" w:cs="Times New Roman"/>
+        </w:rPr>
+        <w:t xml:space="preserve"> </w:t>
+      </w:r>
+      <w:r>
+        <w:rPr>
+          <w:rFonts w:ascii="Times New Roman" w:eastAsia="Times New Roman" w:hAnsi="Times New Roman" w:cs="Times New Roman"/>
+        </w:rPr>
+        <w:t>cre</w:t>
+      </w:r>
+      <w:r>
+        <w:rPr>
+          <w:rFonts w:ascii="Times New Roman" w:eastAsia="Times New Roman" w:hAnsi="Times New Roman" w:cs="Times New Roman"/>
+        </w:rPr>
+        <w:t xml:space="preserve">dit </w:t>
+      </w:r>
+      <w:r>
+        <w:rPr>
+          <w:rFonts w:ascii="Times New Roman" w:eastAsia="Times New Roman" w:hAnsi="Times New Roman" w:cs="Times New Roman"/>
+        </w:rPr>
+        <w:t>instructions</w:t>
+      </w:r>
+      <w:r>
+        <w:rPr>
+          <w:rFonts w:ascii="Times New Roman" w:eastAsia="Times New Roman" w:hAnsi="Times New Roman" w:cs="Times New Roman"/>
+        </w:rPr>
+        <w:t xml:space="preserve"> included JNZ and JLT.</w:t>
+      </w:r>
     </w:p>
     <w:p>
       <w:pPr>
@@ -1812,51 +1934,107 @@
         <w:tabs>
           <w:tab w:val="left" w:pos="2979"/>
         </w:tabs>
-        <w:ind w:left="360" w:firstLine="0"/>
-        <w:jc w:val="both"/>
-        <w:rPr>
-          <w:rFonts w:ascii="Times New Roman" w:eastAsia="SimSun" w:hAnsi="Times New Roman" w:cs="Times New Roman"/>
-        </w:rPr>
-      </w:pPr>
+        <w:spacing w:line="360" w:lineRule="auto"/>
+        <w:ind w:firstLine="360"/>
+        <w:rPr>
+          <w:rFonts w:ascii="Times New Roman" w:eastAsia="SimSun" w:hAnsi="Times New Roman" w:cs="Times New Roman"/>
+        </w:rPr>
+      </w:pPr>
+      <w:r>
+        <w:rPr>
+          <w:rFonts w:ascii="Times New Roman" w:eastAsia="SimSun" w:hAnsi="Times New Roman" w:cs="Times New Roman"/>
+        </w:rPr>
+        <w:t xml:space="preserve">The controller was required to manage instruction fetch, instruction decode, and control-signal generation. It included the finite sate </w:t>
+      </w:r>
+      <w:r>
+        <w:rPr>
+          <w:rFonts w:ascii="Times New Roman" w:eastAsia="SimSun" w:hAnsi="Times New Roman" w:cs="Times New Roman"/>
+        </w:rPr>
+        <w:t>machine (FSM), Program Counter (PC</w:t>
+      </w:r>
+      <w:r>
+        <w:rPr>
+          <w:rFonts w:ascii="Times New Roman" w:eastAsia="SimSun" w:hAnsi="Times New Roman" w:cs="Times New Roman"/>
+        </w:rPr>
+        <w:t xml:space="preserve">), </w:t>
+      </w:r>
+      <w:r>
+        <w:rPr>
+          <w:rFonts w:ascii="Times New Roman" w:eastAsia="SimSun" w:hAnsi="Times New Roman" w:cs="Times New Roman"/>
+        </w:rPr>
+        <w:t xml:space="preserve">Instruction </w:t>
+      </w:r>
+      <w:r>
+        <w:rPr>
+          <w:rFonts w:ascii="Times New Roman" w:eastAsia="SimSun" w:hAnsi="Times New Roman" w:cs="Times New Roman"/>
+        </w:rPr>
+        <w:t>R</w:t>
+      </w:r>
+      <w:r>
+        <w:rPr>
+          <w:rFonts w:ascii="Times New Roman" w:eastAsia="SimSun" w:hAnsi="Times New Roman" w:cs="Times New Roman"/>
+        </w:rPr>
+        <w:t>e</w:t>
+      </w:r>
+      <w:r>
+        <w:rPr>
+          <w:rFonts w:ascii="Times New Roman" w:eastAsia="SimSun" w:hAnsi="Times New Roman" w:cs="Times New Roman"/>
+        </w:rPr>
+        <w:t>gister</w:t>
+      </w:r>
+      <w:r>
+        <w:rPr>
+          <w:rFonts w:ascii="Times New Roman" w:eastAsia="SimSun" w:hAnsi="Times New Roman" w:cs="Times New Roman"/>
+        </w:rPr>
+        <w:t xml:space="preserve"> </w:t>
+      </w:r>
+      <w:r>
+        <w:rPr>
+          <w:rFonts w:ascii="Times New Roman" w:eastAsia="SimSun" w:hAnsi="Times New Roman" w:cs="Times New Roman"/>
+        </w:rPr>
+        <w:t xml:space="preserve">(IR), and Instruction Memory (ROM). </w:t>
+      </w:r>
+      <w:r>
+        <w:rPr>
+          <w:rFonts w:ascii="Times New Roman" w:eastAsia="SimSun" w:hAnsi="Times New Roman" w:cs="Times New Roman"/>
+        </w:rPr>
+        <w:t xml:space="preserve">The PC selected the instruction address, the ROM </w:t>
+      </w:r>
+      <w:r>
+        <w:rPr>
+          <w:rFonts w:ascii="Times New Roman" w:eastAsia="SimSun" w:hAnsi="Times New Roman" w:cs="Times New Roman"/>
+        </w:rPr>
+        <w:t xml:space="preserve">provided the </w:t>
+      </w:r>
+      <w:r>
+        <w:rPr>
+          <w:rFonts w:ascii="Times New Roman" w:eastAsia="SimSun" w:hAnsi="Times New Roman" w:cs="Times New Roman"/>
+        </w:rPr>
+        <w:t>instruction</w:t>
+      </w:r>
+      <w:r>
+        <w:rPr>
+          <w:rFonts w:ascii="Times New Roman" w:eastAsia="SimSun" w:hAnsi="Times New Roman" w:cs="Times New Roman"/>
+        </w:rPr>
+        <w:t xml:space="preserve">, the IR stored the </w:t>
+      </w:r>
+      <w:r>
+        <w:rPr>
+          <w:rFonts w:ascii="Times New Roman" w:eastAsia="SimSun" w:hAnsi="Times New Roman" w:cs="Times New Roman"/>
+        </w:rPr>
+        <w:t xml:space="preserve">current instruction, and the FSM decoded it </w:t>
+      </w:r>
+      <w:r>
+        <w:rPr>
+          <w:rFonts w:ascii="Times New Roman" w:eastAsia="SimSun" w:hAnsi="Times New Roman" w:cs="Times New Roman"/>
+        </w:rPr>
+        <w:t>into control signals for the Datapath.</w:t>
+      </w:r>
       <w:r>
         <w:rPr>
           <w:rFonts w:ascii="Times New Roman" w:eastAsia="SimSun" w:hAnsi="Times New Roman" w:cs="Times New Roman"/>
         </w:rPr>
         <w:t xml:space="preserve">        </w:t>
-      </w:r>
-      <w:r>
-        <w:rPr>
-          <w:rFonts w:ascii="Times New Roman" w:eastAsia="SimSun" w:hAnsi="Times New Roman" w:cs="Times New Roman"/>
-        </w:rPr>
-        <w:t xml:space="preserve">The Controller required three submodules, which could control the </w:t>
-      </w:r>
-      <w:proofErr w:type="spellStart"/>
-      <w:r>
-        <w:rPr>
-          <w:rFonts w:ascii="Times New Roman" w:eastAsia="SimSun" w:hAnsi="Times New Roman" w:cs="Times New Roman"/>
-        </w:rPr>
-        <w:t>datapath</w:t>
-      </w:r>
-      <w:proofErr w:type="spellEnd"/>
-      <w:r>
-        <w:rPr>
-          <w:rFonts w:ascii="Times New Roman" w:eastAsia="SimSun" w:hAnsi="Times New Roman" w:cs="Times New Roman"/>
-        </w:rPr>
-        <w:t xml:space="preserve">. The core module should be a Finite State Machine that determines which control lines the </w:t>
-      </w:r>
-      <w:proofErr w:type="spellStart"/>
-      <w:r>
-        <w:rPr>
-          <w:rFonts w:ascii="Times New Roman" w:eastAsia="SimSun" w:hAnsi="Times New Roman" w:cs="Times New Roman"/>
-        </w:rPr>
-        <w:t>datapath</w:t>
-      </w:r>
-      <w:proofErr w:type="spellEnd"/>
-      <w:r>
-        <w:rPr>
-          <w:rFonts w:ascii="Times New Roman" w:eastAsia="SimSun" w:hAnsi="Times New Roman" w:cs="Times New Roman"/>
-        </w:rPr>
-        <w:t xml:space="preserve"> should have active to execute a current instruction. The FSM is fed by a Program Counter (PC) which determines which instruction is fetched from the Instruction Memory(ROM) into the Instruction Register (IR) the IR is then read by the FSM. </w:t>
       </w:r>
     </w:p>
     <w:p>
@@ -1916,17 +2094,79 @@
         <w:tabs>
           <w:tab w:val="left" w:pos="2979"/>
         </w:tabs>
-        <w:ind w:firstLine="0"/>
+        <w:spacing w:line="360" w:lineRule="auto"/>
+        <w:rPr>
+          <w:rFonts w:ascii="Times New Roman" w:eastAsia="SimSun" w:hAnsi="Times New Roman" w:cs="Times New Roman"/>
+        </w:rPr>
+      </w:pPr>
+      <w:r>
         <w:rPr>
           <w:rFonts w:ascii="Times New Roman" w:eastAsia="SimSun" w:hAnsi="Times New Roman" w:cs="Times New Roman"/>
           <w:noProof/>
         </w:rPr>
-      </w:pPr>
+        <w:t xml:space="preserve">The Datapath was required to </w:t>
+      </w:r>
       <w:r>
         <w:rPr>
           <w:rFonts w:ascii="Times New Roman" w:eastAsia="SimSun" w:hAnsi="Times New Roman" w:cs="Times New Roman"/>
           <w:noProof/>
         </w:rPr>
+        <w:t xml:space="preserve">perform memory access, register movement, </w:t>
+      </w:r>
+      <w:r>
+        <w:rPr>
+          <w:rFonts w:ascii="Times New Roman" w:eastAsia="SimSun" w:hAnsi="Times New Roman" w:cs="Times New Roman"/>
+          <w:noProof/>
+        </w:rPr>
+        <w:t xml:space="preserve">and ALU </w:t>
+      </w:r>
+      <w:r>
+        <w:rPr>
+          <w:rFonts w:ascii="Times New Roman" w:eastAsia="SimSun" w:hAnsi="Times New Roman" w:cs="Times New Roman"/>
+          <w:noProof/>
+        </w:rPr>
+        <w:t xml:space="preserve">operations. It included the </w:t>
+      </w:r>
+      <w:r>
+        <w:rPr>
+          <w:rFonts w:ascii="Times New Roman" w:eastAsia="SimSun" w:hAnsi="Times New Roman" w:cs="Times New Roman"/>
+          <w:noProof/>
+        </w:rPr>
+        <w:t xml:space="preserve">Data Memory </w:t>
+      </w:r>
+      <w:r>
+        <w:rPr>
+          <w:rFonts w:ascii="Times New Roman" w:eastAsia="SimSun" w:hAnsi="Times New Roman" w:cs="Times New Roman"/>
+          <w:noProof/>
+        </w:rPr>
+        <w:t xml:space="preserve">(RAM), Register File (RF), </w:t>
+      </w:r>
+      <w:r>
+        <w:rPr>
+          <w:rFonts w:ascii="Times New Roman" w:eastAsia="SimSun" w:hAnsi="Times New Roman" w:cs="Times New Roman"/>
+          <w:noProof/>
+        </w:rPr>
+        <w:t>ALU, and source-select</w:t>
+      </w:r>
+      <w:r>
+        <w:rPr>
+          <w:rFonts w:ascii="Times New Roman" w:eastAsia="SimSun" w:hAnsi="Times New Roman" w:cs="Times New Roman"/>
+          <w:noProof/>
+        </w:rPr>
+        <w:t xml:space="preserve"> mux. </w:t>
+      </w:r>
+      <w:r>
+        <w:rPr>
+          <w:rFonts w:ascii="Times New Roman" w:eastAsia="SimSun" w:hAnsi="Times New Roman" w:cs="Times New Roman"/>
+          <w:noProof/>
+        </w:rPr>
+        <w:t>The Controller</w:t>
+      </w:r>
+      <w:r>
+        <w:rPr>
+          <w:rFonts w:ascii="Times New Roman" w:eastAsia="SimSun" w:hAnsi="Times New Roman" w:cs="Times New Roman"/>
+          <w:noProof/>
+        </w:rPr>
         <w:t xml:space="preserve"> </w:t>
       </w:r>
       <w:r>
@@ -1934,41 +2174,85 @@
           <w:rFonts w:ascii="Times New Roman" w:eastAsia="SimSun" w:hAnsi="Times New Roman" w:cs="Times New Roman"/>
           <w:noProof/>
         </w:rPr>
-        <w:t>The Datapath required 5 modules as deliverables. The resulting module should manipulate the Data Memory (RAM) by reading it into the Register File (RF) and operating on it with the ALU. The result of the ALU is</w:t>
+        <w:t xml:space="preserve">provided the </w:t>
       </w:r>
       <w:r>
         <w:rPr>
           <w:rFonts w:ascii="Times New Roman" w:eastAsia="SimSun" w:hAnsi="Times New Roman" w:cs="Times New Roman"/>
           <w:noProof/>
         </w:rPr>
-        <w:t xml:space="preserve"> to be</w:t>
+        <w:t xml:space="preserve">Datapth control </w:t>
       </w:r>
       <w:r>
         <w:rPr>
           <w:rFonts w:ascii="Times New Roman" w:eastAsia="SimSun" w:hAnsi="Times New Roman" w:cs="Times New Roman"/>
           <w:noProof/>
         </w:rPr>
-        <w:t xml:space="preserve"> fed into the RF again</w:t>
+        <w:t xml:space="preserve">singals, </w:t>
       </w:r>
       <w:r>
         <w:rPr>
           <w:rFonts w:ascii="Times New Roman" w:eastAsia="SimSun" w:hAnsi="Times New Roman" w:cs="Times New Roman"/>
           <w:noProof/>
         </w:rPr>
-        <w:t>. The Datapath module must be fully controllable by the Controller module via command lines and address lines.</w:t>
-      </w:r>
-    </w:p>
-    <w:p>
-      <w:pPr>
-        <w:tabs>
-          <w:tab w:val="left" w:pos="2979"/>
-        </w:tabs>
-        <w:spacing w:line="360" w:lineRule="auto"/>
-        <w:ind w:firstLine="0"/>
-        <w:rPr>
-          <w:rFonts w:ascii="Times New Roman" w:eastAsia="SimSun" w:hAnsi="Times New Roman" w:cs="Times New Roman"/>
-        </w:rPr>
-      </w:pPr>
+        <w:t xml:space="preserve">including RAM address, </w:t>
+      </w:r>
+      <w:r>
+        <w:rPr>
+          <w:rFonts w:ascii="Times New Roman" w:eastAsia="SimSun" w:hAnsi="Times New Roman" w:cs="Times New Roman"/>
+          <w:noProof/>
+        </w:rPr>
+        <w:t xml:space="preserve">RAM write enable, </w:t>
+      </w:r>
+      <w:r>
+        <w:rPr>
+          <w:rFonts w:ascii="Times New Roman" w:eastAsia="SimSun" w:hAnsi="Times New Roman" w:cs="Times New Roman"/>
+          <w:noProof/>
+        </w:rPr>
+        <w:t xml:space="preserve">Register File </w:t>
+      </w:r>
+      <w:r>
+        <w:rPr>
+          <w:rFonts w:ascii="Times New Roman" w:eastAsia="SimSun" w:hAnsi="Times New Roman" w:cs="Times New Roman"/>
+          <w:noProof/>
+        </w:rPr>
+        <w:t>addresses, Register File</w:t>
+      </w:r>
+      <w:r>
+        <w:rPr>
+          <w:rFonts w:ascii="Times New Roman" w:eastAsia="SimSun" w:hAnsi="Times New Roman" w:cs="Times New Roman"/>
+          <w:noProof/>
+        </w:rPr>
+        <w:t xml:space="preserve"> write </w:t>
+      </w:r>
+      <w:r>
+        <w:rPr>
+          <w:rFonts w:ascii="Times New Roman" w:eastAsia="SimSun" w:hAnsi="Times New Roman" w:cs="Times New Roman"/>
+          <w:noProof/>
+        </w:rPr>
+        <w:t xml:space="preserve">enable, mux </w:t>
+      </w:r>
+      <w:r>
+        <w:rPr>
+          <w:rFonts w:ascii="Times New Roman" w:eastAsia="SimSun" w:hAnsi="Times New Roman" w:cs="Times New Roman"/>
+          <w:noProof/>
+        </w:rPr>
+        <w:t xml:space="preserve">select, </w:t>
+      </w:r>
+      <w:r>
+        <w:rPr>
+          <w:rFonts w:ascii="Times New Roman" w:eastAsia="SimSun" w:hAnsi="Times New Roman" w:cs="Times New Roman"/>
+          <w:noProof/>
+        </w:rPr>
+        <w:t xml:space="preserve">ALU function </w:t>
+      </w:r>
+      <w:r>
+        <w:rPr>
+          <w:rFonts w:ascii="Times New Roman" w:eastAsia="SimSun" w:hAnsi="Times New Roman" w:cs="Times New Roman"/>
+          <w:noProof/>
+        </w:rPr>
+        <w:t>select.</w:t>
+      </w:r>
     </w:p>
     <w:p>
       <w:pPr>
@@ -2018,7 +2302,7 @@
         <w:tabs>
           <w:tab w:val="left" w:pos="2979"/>
         </w:tabs>
-        <w:ind w:firstLine="0"/>
+        <w:spacing w:line="360" w:lineRule="auto"/>
         <w:jc w:val="both"/>
         <w:rPr>
           <w:rFonts w:ascii="Times New Roman" w:eastAsia="SimSun" w:hAnsi="Times New Roman" w:cs="Times New Roman"/>
@@ -2028,132 +2312,65 @@
         <w:rPr>
           <w:rFonts w:ascii="Times New Roman" w:eastAsia="SimSun" w:hAnsi="Times New Roman" w:cs="Times New Roman"/>
         </w:rPr>
-        <w:t xml:space="preserve">        The Processor </w:t>
-      </w:r>
-      <w:r>
-        <w:rPr>
-          <w:rFonts w:ascii="Times New Roman" w:eastAsia="SimSun" w:hAnsi="Times New Roman" w:cs="Times New Roman"/>
-        </w:rPr>
-        <w:t>m</w:t>
-      </w:r>
-      <w:r>
-        <w:rPr>
-          <w:rFonts w:ascii="Times New Roman" w:eastAsia="SimSun" w:hAnsi="Times New Roman" w:cs="Times New Roman"/>
-        </w:rPr>
-        <w:t xml:space="preserve">odule </w:t>
-      </w:r>
-      <w:r>
-        <w:rPr>
-          <w:rFonts w:ascii="Times New Roman" w:eastAsia="SimSun" w:hAnsi="Times New Roman" w:cs="Times New Roman"/>
-        </w:rPr>
-        <w:t>should tie</w:t>
-      </w:r>
-      <w:r>
-        <w:rPr>
-          <w:rFonts w:ascii="Times New Roman" w:eastAsia="SimSun" w:hAnsi="Times New Roman" w:cs="Times New Roman"/>
-        </w:rPr>
-        <w:t xml:space="preserve"> the Controller and Datapath together, and </w:t>
-      </w:r>
-      <w:r>
-        <w:rPr>
-          <w:rFonts w:ascii="Times New Roman" w:eastAsia="SimSun" w:hAnsi="Times New Roman" w:cs="Times New Roman"/>
-        </w:rPr>
-        <w:t>expose</w:t>
-      </w:r>
-      <w:r>
-        <w:rPr>
-          <w:rFonts w:ascii="Times New Roman" w:eastAsia="SimSun" w:hAnsi="Times New Roman" w:cs="Times New Roman"/>
-        </w:rPr>
-        <w:t xml:space="preserve"> several wires </w:t>
-      </w:r>
-      <w:r>
-        <w:rPr>
-          <w:rFonts w:ascii="Times New Roman" w:eastAsia="SimSun" w:hAnsi="Times New Roman" w:cs="Times New Roman"/>
-        </w:rPr>
-        <w:t>for use</w:t>
-      </w:r>
-      <w:r>
-        <w:rPr>
-          <w:rFonts w:ascii="Times New Roman" w:eastAsia="SimSun" w:hAnsi="Times New Roman" w:cs="Times New Roman"/>
-        </w:rPr>
-        <w:t xml:space="preserve"> in the </w:t>
-      </w:r>
-      <w:r>
-        <w:rPr>
-          <w:rFonts w:ascii="Times New Roman" w:eastAsia="SimSun" w:hAnsi="Times New Roman" w:cs="Times New Roman"/>
-        </w:rPr>
-        <w:t xml:space="preserve">testbench and </w:t>
-      </w:r>
-      <w:r>
-        <w:rPr>
-          <w:rFonts w:ascii="Times New Roman" w:eastAsia="SimSun" w:hAnsi="Times New Roman" w:cs="Times New Roman"/>
-        </w:rPr>
-        <w:t>top-level module Project.sv.</w:t>
-      </w:r>
-      <w:r>
-        <w:rPr>
-          <w:rFonts w:ascii="Times New Roman" w:eastAsia="SimSun" w:hAnsi="Times New Roman" w:cs="Times New Roman"/>
-        </w:rPr>
-        <w:t xml:space="preserve"> The Module </w:t>
-      </w:r>
-      <w:r>
-        <w:rPr>
-          <w:rFonts w:ascii="Times New Roman" w:eastAsia="SimSun" w:hAnsi="Times New Roman" w:cs="Times New Roman"/>
-        </w:rPr>
-        <w:t>should output</w:t>
-      </w:r>
-      <w:r>
-        <w:rPr>
-          <w:rFonts w:ascii="Times New Roman" w:eastAsia="SimSun" w:hAnsi="Times New Roman" w:cs="Times New Roman"/>
-        </w:rPr>
-        <w:t xml:space="preserve"> the PC, </w:t>
-      </w:r>
-      <w:r>
-        <w:rPr>
-          <w:rFonts w:ascii="Times New Roman" w:eastAsia="SimSun" w:hAnsi="Times New Roman" w:cs="Times New Roman"/>
-        </w:rPr>
-        <w:lastRenderedPageBreak/>
-        <w:t xml:space="preserve">IR, ALU outputs, as well as the current State and </w:t>
+        <w:t>The Processor Module was required to connect the Controller and Datapath into one complete system. It exposed key internal signals for simulation and testing, including the PC, IR, ALU inputs, ALU outputs, current FSM state,</w:t>
+      </w:r>
+      <w:r>
+        <w:rPr>
+          <w:rFonts w:ascii="Times New Roman" w:eastAsia="SimSun" w:hAnsi="Times New Roman" w:cs="Times New Roman"/>
+        </w:rPr>
+        <w:t xml:space="preserve"> </w:t>
+      </w:r>
+      <w:r>
+        <w:rPr>
+          <w:rFonts w:ascii="Times New Roman" w:eastAsia="SimSun" w:hAnsi="Times New Roman" w:cs="Times New Roman"/>
+        </w:rPr>
+        <w:t xml:space="preserve">and </w:t>
+      </w:r>
+      <w:bookmarkStart w:id="1" w:name="_Int_ckV1ELRj"/>
+      <w:r>
+        <w:rPr>
+          <w:rFonts w:ascii="Times New Roman" w:eastAsia="SimSun" w:hAnsi="Times New Roman" w:cs="Times New Roman"/>
+        </w:rPr>
+        <w:t>next</w:t>
+      </w:r>
+      <w:bookmarkEnd w:id="1"/>
+      <w:r>
+        <w:rPr>
+          <w:rFonts w:ascii="Times New Roman" w:eastAsia="SimSun" w:hAnsi="Times New Roman" w:cs="Times New Roman"/>
+        </w:rPr>
+        <w:t xml:space="preserve"> </w:t>
+      </w:r>
+      <w:r>
+        <w:rPr>
+          <w:rFonts w:ascii="Times New Roman" w:eastAsia="SimSun" w:hAnsi="Times New Roman" w:cs="Times New Roman"/>
+        </w:rPr>
+        <w:t xml:space="preserve">FSM state. </w:t>
+      </w:r>
+      <w:r>
+        <w:rPr>
+          <w:rFonts w:ascii="Times New Roman" w:eastAsia="SimSun" w:hAnsi="Times New Roman" w:cs="Times New Roman"/>
+        </w:rPr>
+        <w:t xml:space="preserve">It also included clock and </w:t>
       </w:r>
       <w:proofErr w:type="spellStart"/>
       <w:r>
         <w:rPr>
           <w:rFonts w:ascii="Times New Roman" w:eastAsia="SimSun" w:hAnsi="Times New Roman" w:cs="Times New Roman"/>
         </w:rPr>
-        <w:t>NextState</w:t>
+        <w:t>ResetN</w:t>
       </w:r>
       <w:proofErr w:type="spellEnd"/>
       <w:r>
         <w:rPr>
           <w:rFonts w:ascii="Times New Roman" w:eastAsia="SimSun" w:hAnsi="Times New Roman" w:cs="Times New Roman"/>
         </w:rPr>
-        <w:t xml:space="preserve"> values of the FSM</w:t>
-      </w:r>
-      <w:r>
-        <w:rPr>
-          <w:rFonts w:ascii="Times New Roman" w:eastAsia="SimSun" w:hAnsi="Times New Roman" w:cs="Times New Roman"/>
-        </w:rPr>
-        <w:t xml:space="preserve">, with </w:t>
-      </w:r>
-      <w:proofErr w:type="spellStart"/>
-      <w:r>
-        <w:rPr>
-          <w:rFonts w:ascii="Times New Roman" w:eastAsia="SimSun" w:hAnsi="Times New Roman" w:cs="Times New Roman"/>
-        </w:rPr>
-        <w:t>ResetN</w:t>
-      </w:r>
-      <w:proofErr w:type="spellEnd"/>
+        <w:t xml:space="preserve"> inputs to control processor operation.</w:t>
+      </w:r>
       <w:r>
         <w:rPr>
           <w:rFonts w:ascii="Times New Roman" w:eastAsia="SimSun" w:hAnsi="Times New Roman" w:cs="Times New Roman"/>
         </w:rPr>
         <w:t xml:space="preserve"> </w:t>
-      </w:r>
-      <w:r>
-        <w:rPr>
-          <w:rFonts w:ascii="Times New Roman" w:eastAsia="SimSun" w:hAnsi="Times New Roman" w:cs="Times New Roman"/>
-        </w:rPr>
-        <w:t>and clock input lines to control processor operation.</w:t>
       </w:r>
     </w:p>
     <w:p>
@@ -2162,7 +2379,6 @@
           <w:tab w:val="left" w:pos="2979"/>
         </w:tabs>
         <w:spacing w:line="360" w:lineRule="auto"/>
-        <w:ind w:firstLine="0"/>
         <w:jc w:val="both"/>
         <w:rPr>
           <w:rFonts w:ascii="Times New Roman" w:eastAsia="SimSun" w:hAnsi="Times New Roman" w:cs="Times New Roman"/>
@@ -2175,7 +2391,7 @@
           <w:tab w:val="left" w:pos="2979"/>
         </w:tabs>
         <w:spacing w:line="360" w:lineRule="auto"/>
-        <w:ind w:firstLine="0"/>
+        <w:jc w:val="both"/>
         <w:rPr>
           <w:rFonts w:ascii="Times New Roman" w:eastAsia="SimSun" w:hAnsi="Times New Roman" w:cs="Times New Roman"/>
         </w:rPr>
@@ -2230,7 +2446,6 @@
           <w:tab w:val="left" w:pos="2979"/>
         </w:tabs>
         <w:spacing w:line="360" w:lineRule="auto"/>
-        <w:ind w:firstLine="0"/>
         <w:contextualSpacing/>
         <w:rPr>
           <w:rFonts w:ascii="Times New Roman" w:eastAsia="SimSun" w:hAnsi="Times New Roman" w:cs="Times New Roman"/>
@@ -2240,42 +2455,230 @@
         <w:rPr>
           <w:rFonts w:ascii="Times New Roman" w:eastAsia="SimSun" w:hAnsi="Times New Roman" w:cs="Times New Roman"/>
         </w:rPr>
-        <w:t xml:space="preserve">        The project top-level module should define the connections between the </w:t>
+        <w:t xml:space="preserve">The Project Module was required to connect the processor </w:t>
+      </w:r>
+      <w:r>
+        <w:rPr>
+          <w:rFonts w:ascii="Times New Roman" w:eastAsia="SimSun" w:hAnsi="Times New Roman" w:cs="Times New Roman"/>
+        </w:rPr>
+        <w:t>to the DE10 Board</w:t>
+      </w:r>
+      <w:r>
+        <w:rPr>
+          <w:rFonts w:ascii="Times New Roman" w:eastAsia="SimSun" w:hAnsi="Times New Roman" w:cs="Times New Roman"/>
+        </w:rPr>
+        <w:t xml:space="preserve">. </w:t>
+      </w:r>
+      <w:r>
+        <w:rPr>
+          <w:rFonts w:ascii="Times New Roman" w:eastAsia="SimSun" w:hAnsi="Times New Roman" w:cs="Times New Roman"/>
+        </w:rPr>
+        <w:t xml:space="preserve">The </w:t>
+      </w:r>
+      <w:r>
+        <w:rPr>
+          <w:rFonts w:ascii="Times New Roman" w:eastAsia="SimSun" w:hAnsi="Times New Roman" w:cs="Times New Roman"/>
+        </w:rPr>
+        <w:t xml:space="preserve">design </w:t>
+      </w:r>
+      <w:r>
+        <w:rPr>
+          <w:rFonts w:ascii="Times New Roman" w:eastAsia="SimSun" w:hAnsi="Times New Roman" w:cs="Times New Roman"/>
+        </w:rPr>
+        <w:t>used KEY[1]</w:t>
+      </w:r>
+      <w:r>
+        <w:rPr>
+          <w:rFonts w:ascii="Times New Roman" w:eastAsia="SimSun" w:hAnsi="Times New Roman" w:cs="Times New Roman"/>
+        </w:rPr>
+        <w:t xml:space="preserve"> and </w:t>
+      </w:r>
+      <w:r>
+        <w:rPr>
+          <w:rFonts w:ascii="Times New Roman" w:eastAsia="SimSun" w:hAnsi="Times New Roman" w:cs="Times New Roman"/>
+        </w:rPr>
+        <w:t xml:space="preserve">KEY[2] for manual processor control, </w:t>
+      </w:r>
+      <w:r>
+        <w:rPr>
+          <w:rFonts w:ascii="Times New Roman" w:eastAsia="SimSun" w:hAnsi="Times New Roman" w:cs="Times New Roman"/>
+        </w:rPr>
+        <w:t>while KEY[0]</w:t>
+      </w:r>
+      <w:r>
+        <w:rPr>
+          <w:rFonts w:ascii="Times New Roman" w:eastAsia="SimSun" w:hAnsi="Times New Roman" w:cs="Times New Roman"/>
+        </w:rPr>
+        <w:t xml:space="preserve"> was note used for</w:t>
+      </w:r>
+      <w:r>
+        <w:rPr>
+          <w:rFonts w:ascii="Times New Roman" w:eastAsia="SimSun" w:hAnsi="Times New Roman" w:cs="Times New Roman"/>
+        </w:rPr>
+        <w:t xml:space="preserve"> the </w:t>
+      </w:r>
+      <w:r>
+        <w:rPr>
+          <w:rFonts w:ascii="Times New Roman" w:eastAsia="SimSun" w:hAnsi="Times New Roman" w:cs="Times New Roman"/>
+        </w:rPr>
+        <w:t xml:space="preserve">processor clock.  </w:t>
+      </w:r>
+      <w:r>
+        <w:rPr>
+          <w:rFonts w:ascii="Times New Roman" w:eastAsia="SimSun" w:hAnsi="Times New Roman" w:cs="Times New Roman"/>
+        </w:rPr>
+        <w:t>One key was used as the manual clock</w:t>
+      </w:r>
+      <w:r>
+        <w:rPr>
+          <w:rFonts w:ascii="Times New Roman" w:eastAsia="SimSun" w:hAnsi="Times New Roman" w:cs="Times New Roman"/>
+        </w:rPr>
+        <w:t xml:space="preserve"> input, and the other was </w:t>
+      </w:r>
+      <w:r>
+        <w:rPr>
+          <w:rFonts w:ascii="Times New Roman" w:eastAsia="SimSun" w:hAnsi="Times New Roman" w:cs="Times New Roman"/>
+        </w:rPr>
+        <w:t xml:space="preserve">used as </w:t>
       </w:r>
       <w:proofErr w:type="spellStart"/>
       <w:r>
         <w:rPr>
           <w:rFonts w:ascii="Times New Roman" w:eastAsia="SimSun" w:hAnsi="Times New Roman" w:cs="Times New Roman"/>
         </w:rPr>
-        <w:t>SystemVerilog</w:t>
+        <w:t>ResetN</w:t>
       </w:r>
       <w:proofErr w:type="spellEnd"/>
       <w:r>
         <w:rPr>
           <w:rFonts w:ascii="Times New Roman" w:eastAsia="SimSun" w:hAnsi="Times New Roman" w:cs="Times New Roman"/>
         </w:rPr>
-        <w:t xml:space="preserve"> processor module and the DE-10 development board. The Project module should map </w:t>
-      </w:r>
-      <w:r>
-        <w:rPr>
-          <w:rFonts w:ascii="Times New Roman" w:eastAsia="SimSun" w:hAnsi="Times New Roman" w:cs="Times New Roman"/>
-        </w:rPr>
-        <w:t xml:space="preserve">two KEY buttons to the system clock and the synchronous system reset. The HEX displays should show multiple test values, depending on the state of the SW switches. The HEX displays should cycle through: the three ALU data inputs and outputs, the FSM State and </w:t>
+        <w:t xml:space="preserve">.  A </w:t>
       </w:r>
       <w:proofErr w:type="spellStart"/>
       <w:r>
         <w:rPr>
           <w:rFonts w:ascii="Times New Roman" w:eastAsia="SimSun" w:hAnsi="Times New Roman" w:cs="Times New Roman"/>
         </w:rPr>
-        <w:t>Nextstate</w:t>
+        <w:t>KeyFilter</w:t>
       </w:r>
       <w:proofErr w:type="spellEnd"/>
       <w:r>
         <w:rPr>
           <w:rFonts w:ascii="Times New Roman" w:eastAsia="SimSun" w:hAnsi="Times New Roman" w:cs="Times New Roman"/>
         </w:rPr>
-        <w:t>, and the PC value. The HEX displays should use a decoder module to convert binary inputs to equivalent 7-segment hexadecimal values. The input KEY buttons should use a key conditioner to counter debounce from the inputs.</w:t>
-      </w:r>
+        <w:t xml:space="preserve"> module was use</w:t>
+      </w:r>
+      <w:r>
+        <w:rPr>
+          <w:rFonts w:ascii="Times New Roman" w:eastAsia="SimSun" w:hAnsi="Times New Roman" w:cs="Times New Roman"/>
+        </w:rPr>
+        <w:t xml:space="preserve">d on the </w:t>
+      </w:r>
+      <w:r>
+        <w:rPr>
+          <w:rFonts w:ascii="Times New Roman" w:eastAsia="SimSun" w:hAnsi="Times New Roman" w:cs="Times New Roman"/>
+        </w:rPr>
+        <w:t xml:space="preserve">manual clock </w:t>
+      </w:r>
+      <w:r>
+        <w:rPr>
+          <w:rFonts w:ascii="Times New Roman" w:eastAsia="SimSun" w:hAnsi="Times New Roman" w:cs="Times New Roman"/>
+        </w:rPr>
+        <w:t xml:space="preserve">input to reduce button </w:t>
+      </w:r>
+      <w:r>
+        <w:rPr>
+          <w:rFonts w:ascii="Times New Roman" w:eastAsia="SimSun" w:hAnsi="Times New Roman" w:cs="Times New Roman"/>
+        </w:rPr>
+        <w:t>debounce.  Decoder modules converted binary values into seven-segment HEX display outputs.</w:t>
+      </w:r>
+      <w:r>
+        <w:rPr>
+          <w:rFonts w:ascii="Times New Roman" w:eastAsia="SimSun" w:hAnsi="Times New Roman" w:cs="Times New Roman"/>
+        </w:rPr>
+        <w:t xml:space="preserve"> </w:t>
+      </w:r>
+      <w:r>
+        <w:rPr>
+          <w:rFonts w:ascii="Times New Roman" w:eastAsia="SimSun" w:hAnsi="Times New Roman" w:cs="Times New Roman"/>
+        </w:rPr>
+        <w:t xml:space="preserve">Switches SW[9:7] were used to select which internal processor value appeared on the HEX displays, including the </w:t>
+      </w:r>
+      <w:r>
+        <w:rPr>
+          <w:rFonts w:ascii="Times New Roman" w:eastAsia="SimSun" w:hAnsi="Times New Roman" w:cs="Times New Roman"/>
+        </w:rPr>
+        <w:t xml:space="preserve">IR, </w:t>
+      </w:r>
+      <w:r>
+        <w:rPr>
+          <w:rFonts w:ascii="Times New Roman" w:eastAsia="SimSun" w:hAnsi="Times New Roman" w:cs="Times New Roman"/>
+        </w:rPr>
+        <w:t xml:space="preserve">PC, </w:t>
+      </w:r>
+      <w:proofErr w:type="spellStart"/>
+      <w:r>
+        <w:rPr>
+          <w:rFonts w:ascii="Times New Roman" w:eastAsia="SimSun" w:hAnsi="Times New Roman" w:cs="Times New Roman"/>
+        </w:rPr>
+        <w:t>NextState</w:t>
+      </w:r>
+      <w:proofErr w:type="spellEnd"/>
+      <w:r>
+        <w:rPr>
+          <w:rFonts w:ascii="Times New Roman" w:eastAsia="SimSun" w:hAnsi="Times New Roman" w:cs="Times New Roman"/>
+        </w:rPr>
+        <w:t>, State</w:t>
+      </w:r>
+      <w:r>
+        <w:rPr>
+          <w:rFonts w:ascii="Times New Roman" w:eastAsia="SimSun" w:hAnsi="Times New Roman" w:cs="Times New Roman"/>
+        </w:rPr>
+        <w:t xml:space="preserve">, ALU inputs, ALU </w:t>
+      </w:r>
+      <w:r>
+        <w:rPr>
+          <w:rFonts w:ascii="Times New Roman" w:eastAsia="SimSun" w:hAnsi="Times New Roman" w:cs="Times New Roman"/>
+        </w:rPr>
+        <w:t>output</w:t>
+      </w:r>
+      <w:r>
+        <w:rPr>
+          <w:rFonts w:ascii="Times New Roman" w:eastAsia="SimSun" w:hAnsi="Times New Roman" w:cs="Times New Roman"/>
+        </w:rPr>
+        <w:t>,</w:t>
+      </w:r>
+      <w:r>
+        <w:rPr>
+          <w:rFonts w:ascii="Times New Roman" w:eastAsia="SimSun" w:hAnsi="Times New Roman" w:cs="Times New Roman"/>
+        </w:rPr>
+        <w:t xml:space="preserve"> and two blank </w:t>
+      </w:r>
+      <w:r>
+        <w:rPr>
+          <w:rFonts w:ascii="Times New Roman" w:eastAsia="SimSun" w:hAnsi="Times New Roman" w:cs="Times New Roman"/>
+        </w:rPr>
+        <w:t>reserved slots</w:t>
+      </w:r>
+      <w:r>
+        <w:rPr>
+          <w:rFonts w:ascii="Times New Roman" w:eastAsia="SimSun" w:hAnsi="Times New Roman" w:cs="Times New Roman"/>
+        </w:rPr>
+        <w:t xml:space="preserve">. </w:t>
+      </w:r>
+    </w:p>
+    <w:p>
+      <w:pPr>
+        <w:tabs>
+          <w:tab w:val="left" w:pos="2979"/>
+        </w:tabs>
+        <w:spacing w:line="360" w:lineRule="auto"/>
+        <w:contextualSpacing/>
+        <w:rPr>
+          <w:rFonts w:ascii="Times New Roman" w:eastAsia="SimSun" w:hAnsi="Times New Roman" w:cs="Times New Roman"/>
+        </w:rPr>
+      </w:pPr>
     </w:p>
     <w:p>
       <w:pPr>
@@ -2287,7 +2690,6 @@
         <w:rPr>
           <w:rFonts w:ascii="Times New Roman" w:eastAsia="SimSun" w:hAnsi="Times New Roman" w:cs="Times New Roman"/>
           <w:b/>
-          <w:bCs/>
           <w:sz w:val="28"/>
           <w:szCs w:val="28"/>
         </w:rPr>
@@ -2309,94 +2711,24 @@
           <w:tab w:val="left" w:pos="2979"/>
         </w:tabs>
         <w:spacing w:line="360" w:lineRule="auto"/>
-        <w:ind w:firstLine="0"/>
-        <w:rPr>
-          <w:rFonts w:ascii="Times New Roman" w:eastAsia="SimSun" w:hAnsi="Times New Roman" w:cs="Times New Roman"/>
-        </w:rPr>
-      </w:pPr>
-      <w:r>
-        <w:rPr>
-          <w:rFonts w:ascii="Times New Roman" w:eastAsia="SimSun" w:hAnsi="Times New Roman" w:cs="Times New Roman"/>
-        </w:rPr>
-        <w:t xml:space="preserve">          </w:t>
-      </w:r>
-      <w:r>
-        <w:rPr>
-          <w:rFonts w:ascii="Times New Roman" w:eastAsia="SimSun" w:hAnsi="Times New Roman" w:cs="Times New Roman"/>
-        </w:rPr>
-        <w:t>D</w:t>
-      </w:r>
-      <w:r>
-        <w:rPr>
-          <w:rFonts w:ascii="Times New Roman" w:eastAsia="SimSun" w:hAnsi="Times New Roman" w:cs="Times New Roman"/>
-        </w:rPr>
-        <w:t xml:space="preserve">escribe </w:t>
-      </w:r>
-      <w:r>
-        <w:rPr>
-          <w:rFonts w:ascii="Times New Roman" w:eastAsia="SimSun" w:hAnsi="Times New Roman" w:cs="Times New Roman"/>
-        </w:rPr>
-        <w:t xml:space="preserve">in </w:t>
-      </w:r>
-      <w:r>
-        <w:rPr>
-          <w:rFonts w:ascii="Times New Roman" w:eastAsia="SimSun" w:hAnsi="Times New Roman" w:cs="Times New Roman"/>
-        </w:rPr>
-        <w:t>detail</w:t>
-      </w:r>
-      <w:r>
-        <w:rPr>
-          <w:rFonts w:ascii="Times New Roman" w:eastAsia="SimSun" w:hAnsi="Times New Roman" w:cs="Times New Roman"/>
-        </w:rPr>
-        <w:t xml:space="preserve"> the project</w:t>
-      </w:r>
-      <w:r>
-        <w:rPr>
-          <w:rFonts w:ascii="Times New Roman" w:eastAsia="SimSun" w:hAnsi="Times New Roman" w:cs="Times New Roman"/>
-        </w:rPr>
-        <w:t xml:space="preserve"> modules’</w:t>
-      </w:r>
-      <w:r>
-        <w:rPr>
-          <w:rFonts w:ascii="Times New Roman" w:eastAsia="SimSun" w:hAnsi="Times New Roman" w:cs="Times New Roman"/>
-        </w:rPr>
-        <w:t xml:space="preserve"> design procedure</w:t>
-      </w:r>
-      <w:r>
-        <w:rPr>
-          <w:rFonts w:ascii="Times New Roman" w:eastAsia="SimSun" w:hAnsi="Times New Roman" w:cs="Times New Roman"/>
-        </w:rPr>
-        <w:t xml:space="preserve">. </w:t>
-      </w:r>
-      <w:r>
-        <w:rPr>
-          <w:rFonts w:ascii="Times New Roman" w:eastAsia="SimSun" w:hAnsi="Times New Roman" w:cs="Times New Roman"/>
-        </w:rPr>
-        <w:t>Using</w:t>
-      </w:r>
-      <w:r>
-        <w:rPr>
-          <w:rFonts w:ascii="Times New Roman" w:eastAsia="SimSun" w:hAnsi="Times New Roman" w:cs="Times New Roman"/>
-        </w:rPr>
-        <w:t xml:space="preserve"> pictures/figures is always a good idea. When using pictures/figures, ple</w:t>
-      </w:r>
-      <w:r>
-        <w:rPr>
-          <w:rFonts w:ascii="Times New Roman" w:eastAsia="SimSun" w:hAnsi="Times New Roman" w:cs="Times New Roman"/>
-        </w:rPr>
-        <w:t>ase add captions for references</w:t>
-      </w:r>
-      <w:r>
-        <w:rPr>
-          <w:rFonts w:ascii="Times New Roman" w:eastAsia="SimSun" w:hAnsi="Times New Roman" w:cs="Times New Roman"/>
-        </w:rPr>
-        <w:t>.</w:t>
-      </w:r>
-      <w:r>
-        <w:rPr>
-          <w:rFonts w:ascii="Times New Roman" w:eastAsia="SimSun" w:hAnsi="Times New Roman" w:cs="Times New Roman"/>
-        </w:rPr>
-        <w:tab/>
+      </w:pPr>
+      <w:r>
+        <w:rPr>
+          <w:rFonts w:ascii="Times New Roman" w:eastAsia="SimSun" w:hAnsi="Times New Roman" w:cs="Times New Roman"/>
+        </w:rPr>
+        <w:t xml:space="preserve">The processor design was divided into four major SystemVerilog sections: The Controller, the Datapath, the </w:t>
+      </w:r>
+      <w:r>
+        <w:rPr>
+          <w:rFonts w:ascii="Times New Roman" w:eastAsia="SimSun" w:hAnsi="Times New Roman" w:cs="Times New Roman"/>
+        </w:rPr>
+        <w:t>Processor integration module, and the top-level Project module for the DE10 Board.  The Controller is responsible for fetching and decoding instructions, while the Datapath performs data movement, memory access, and ALU</w:t>
+      </w:r>
+      <w:r>
+        <w:rPr>
+          <w:rFonts w:ascii="Times New Roman" w:eastAsia="SimSun" w:hAnsi="Times New Roman" w:cs="Times New Roman"/>
+        </w:rPr>
+        <w:t xml:space="preserve"> operations.  The Processor module connects the Controller and Datapath into one complete processor, and Project.sv connects the processor to the physical switches, keys, LEDs, and HEX displays on the DE10 board.</w:t>
       </w:r>
     </w:p>
     <w:p>
@@ -2479,96 +2811,37 @@
         <w:rPr>
           <w:rFonts w:ascii="Times New Roman" w:eastAsia="SimSun" w:hAnsi="Times New Roman" w:cs="Times New Roman"/>
         </w:rPr>
-        <w:t xml:space="preserve">Describe in </w:t>
-      </w:r>
-      <w:r>
-        <w:rPr>
-          <w:rFonts w:ascii="Times New Roman" w:eastAsia="SimSun" w:hAnsi="Times New Roman" w:cs="Times New Roman"/>
-        </w:rPr>
-        <w:t>detail</w:t>
-      </w:r>
-      <w:r>
-        <w:rPr>
-          <w:rFonts w:ascii="Times New Roman" w:eastAsia="SimSun" w:hAnsi="Times New Roman" w:cs="Times New Roman"/>
-        </w:rPr>
-        <w:t xml:space="preserve"> the</w:t>
-      </w:r>
-      <w:r>
-        <w:rPr>
-          <w:rFonts w:ascii="Times New Roman" w:eastAsia="SimSun" w:hAnsi="Times New Roman" w:cs="Times New Roman"/>
-        </w:rPr>
-        <w:t xml:space="preserve"> design o</w:t>
-      </w:r>
-      <w:r>
-        <w:rPr>
-          <w:rFonts w:ascii="Times New Roman" w:eastAsia="SimSun" w:hAnsi="Times New Roman" w:cs="Times New Roman"/>
-        </w:rPr>
-        <w:t>f the</w:t>
-      </w:r>
-      <w:r>
-        <w:rPr>
-          <w:rFonts w:ascii="Times New Roman" w:eastAsia="SimSun" w:hAnsi="Times New Roman" w:cs="Times New Roman"/>
-        </w:rPr>
-        <w:t xml:space="preserve"> </w:t>
-      </w:r>
-      <w:r>
-        <w:rPr>
-          <w:rFonts w:ascii="Courier New" w:eastAsia="SimSun" w:hAnsi="Courier New" w:cs="Courier New"/>
-          <w:b/>
-          <w:bCs/>
-          <w:color w:val="FF0000"/>
-        </w:rPr>
-        <w:t>Controller</w:t>
-      </w:r>
-      <w:r>
-        <w:rPr>
-          <w:rFonts w:ascii="Times New Roman" w:eastAsia="SimSun" w:hAnsi="Times New Roman" w:cs="Times New Roman"/>
-        </w:rPr>
-        <w:t xml:space="preserve"> module</w:t>
-      </w:r>
-      <w:r>
-        <w:rPr>
-          <w:rFonts w:ascii="Times New Roman" w:eastAsia="SimSun" w:hAnsi="Times New Roman" w:cs="Times New Roman"/>
-        </w:rPr>
-        <w:t xml:space="preserve">. </w:t>
-      </w:r>
-      <w:r>
-        <w:rPr>
-          <w:rFonts w:ascii="Times New Roman" w:eastAsia="SimSun" w:hAnsi="Times New Roman" w:cs="Times New Roman"/>
-        </w:rPr>
-        <w:t>Using</w:t>
-      </w:r>
-      <w:r>
-        <w:rPr>
-          <w:rFonts w:ascii="Times New Roman" w:eastAsia="SimSun" w:hAnsi="Times New Roman" w:cs="Times New Roman"/>
-        </w:rPr>
-        <w:t xml:space="preserve"> pictures/figures is always a good idea. When using pictures/figures, please add captions for references. If you think certain </w:t>
-      </w:r>
-      <w:r>
-        <w:rPr>
-          <w:rFonts w:ascii="Times New Roman" w:eastAsia="SimSun" w:hAnsi="Times New Roman" w:cs="Times New Roman"/>
-        </w:rPr>
-        <w:t>segments</w:t>
-      </w:r>
-      <w:r>
-        <w:rPr>
-          <w:rFonts w:ascii="Times New Roman" w:eastAsia="SimSun" w:hAnsi="Times New Roman" w:cs="Times New Roman"/>
-        </w:rPr>
-        <w:t xml:space="preserve"> of the </w:t>
-      </w:r>
-      <w:proofErr w:type="spellStart"/>
-      <w:r>
-        <w:rPr>
-          <w:rFonts w:ascii="Times New Roman" w:eastAsia="SimSun" w:hAnsi="Times New Roman" w:cs="Times New Roman"/>
-        </w:rPr>
-        <w:t>SystemVerilog</w:t>
-      </w:r>
-      <w:proofErr w:type="spellEnd"/>
-      <w:r>
-        <w:rPr>
-          <w:rFonts w:ascii="Times New Roman" w:eastAsia="SimSun" w:hAnsi="Times New Roman" w:cs="Times New Roman"/>
-        </w:rPr>
-        <w:t xml:space="preserve"> codes can reflect your design idea, you can add them here for discussion too (and don’t forget to add captions).</w:t>
+        <w:t xml:space="preserve">The Controller contains the FSM, Program Counter (PC), Instruction Register (IR), and the Instruction Memory (ROM).  The PC Supplies the ROM address, the ROM outputs the current 16-bit instruction, and the IR </w:t>
+      </w:r>
+      <w:r>
+        <w:rPr>
+          <w:rFonts w:ascii="Times New Roman" w:eastAsia="SimSun" w:hAnsi="Times New Roman" w:cs="Times New Roman"/>
+        </w:rPr>
+        <w:t>stores that isntruction for the FSM to decode. After decoding the FSM generates the control signals needed by the DataPath.</w:t>
+      </w:r>
+    </w:p>
+    <w:p>
+      <w:pPr>
+        <w:tabs>
+          <w:tab w:val="left" w:pos="2979"/>
+        </w:tabs>
+        <w:spacing w:line="360" w:lineRule="auto"/>
+        <w:jc w:val="both"/>
+        <w:rPr>
+          <w:rFonts w:ascii="Times New Roman" w:eastAsia="SimSun" w:hAnsi="Times New Roman" w:cs="Times New Roman"/>
+        </w:rPr>
+      </w:pPr>
+      <w:r>
+        <w:rPr>
+          <w:rFonts w:ascii="Times New Roman" w:eastAsia="SimSun" w:hAnsi="Times New Roman" w:cs="Times New Roman"/>
+        </w:rPr>
+        <w:t>The FSM controls the Data Memory address, Data Memory write enable, Register File source select, Register File read/write addresses, Register File write enable, and ALU function select. It also receives the ALU flags Z, N</w:t>
+      </w:r>
+      <w:r>
+        <w:rPr>
+          <w:rFonts w:ascii="Times New Roman" w:eastAsia="SimSun" w:hAnsi="Times New Roman" w:cs="Times New Roman"/>
+        </w:rPr>
+        <w:t>, and V from the Datapath.  These flags are used for conditional jump instructions such as JNZ and JLT.</w:t>
       </w:r>
     </w:p>
     <w:p>
@@ -2583,12 +2856,25 @@
           <w:rFonts w:ascii="Times New Roman" w:eastAsia="SimSun" w:hAnsi="Times New Roman" w:cs="Times New Roman"/>
         </w:rPr>
       </w:pPr>
+      <w:r>
+        <w:rPr>
+          <w:rFonts w:ascii="Times New Roman" w:eastAsia="SimSun" w:hAnsi="Times New Roman" w:cs="Times New Roman"/>
+        </w:rPr>
+        <w:t>The FSM begins in INIT after reset, then moves through FETCH and DEC before branching to the correct instructions state. ADD and SUB perform ALU operations, LOAD moves RAM data into the Register File, STORE writes Register File data into RAM, NOOP returns to F</w:t>
+      </w:r>
+      <w:r>
+        <w:rPr>
+          <w:rFonts w:ascii="Times New Roman" w:eastAsia="SimSun" w:hAnsi="Times New Roman" w:cs="Times New Roman"/>
+        </w:rPr>
+        <w:t>ETCH without changing data, and HALT holds the processor in the halt state.  Figure 1 shows the Controller layout, and Figure 2 shows the simplified FSM flowchart.</w:t>
+      </w:r>
     </w:p>
     <w:p>
       <w:pPr>
         <w:tabs>
           <w:tab w:val="left" w:pos="2979"/>
         </w:tabs>
+        <w:spacing w:line="360" w:lineRule="auto"/>
         <w:ind w:left="360" w:firstLine="0"/>
         <w:jc w:val="both"/>
         <w:rPr>
@@ -2612,11 +2898,10 @@
           <w:rFonts w:ascii="Times New Roman" w:eastAsia="SimSun" w:hAnsi="Times New Roman" w:cs="Times New Roman"/>
           <w:noProof/>
         </w:rPr>
-        <w:lastRenderedPageBreak/>
         <mc:AlternateContent>
           <mc:Choice Requires="wpg">
             <w:drawing>
-              <wp:anchor distT="0" distB="0" distL="114300" distR="114300" simplePos="0" relativeHeight="251856896" behindDoc="0" locked="0" layoutInCell="1" allowOverlap="1" wp14:anchorId="4AF67ED0" wp14:editId="6D6BD690">
+              <wp:anchor distT="0" distB="0" distL="114300" distR="114300" simplePos="0" relativeHeight="251658241" behindDoc="0" locked="0" layoutInCell="1" allowOverlap="1" wp14:anchorId="4AF67ED0" wp14:editId="6D6BD690">
                 <wp:simplePos x="0" y="0"/>
                 <wp:positionH relativeFrom="margin">
                   <wp:posOffset>79284</wp:posOffset>
@@ -4913,6 +5198,15 @@
                                 <w:r>
                                   <w:t xml:space="preserve"> showing State Machine, Program Counter, Instruction register, and Instruction Memory.</w:t>
                                 </w:r>
+                                <w:r>
+                                  <w:t xml:space="preserve"> </w:t>
+                                </w:r>
+                                <w:r>
+                                  <w:rPr>
+                                    <w:noProof/>
+                                  </w:rPr>
+                                  <w:t>Seth Amico, 6/4/2026. University of Washington</w:t>
+                                </w:r>
                               </w:p>
                             </w:txbxContent>
                           </wps:txbx>
@@ -4930,81 +5224,81 @@
               </wp:anchor>
             </w:drawing>
           </mc:Choice>
-          <mc:Fallback>
-            <w:pict>
-              <v:group w14:anchorId="4AF67ED0" id="Group 86" o:spid="_x0000_s1026" style="position:absolute;left:0;text-align:left;margin-left:6.25pt;margin-top:0;width:448.2pt;height:334.9pt;z-index:251856896;mso-position-horizontal-relative:margin" coordsize="56925,42536" o:gfxdata="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">
-                <v:rect id="Rectangle 85" o:spid="_x0000_s1027" style="position:absolute;width:56925;height:37897;visibility:visible;mso-wrap-style:square;v-text-anchor:middle" o:gfxdata="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" filled="f" strokecolor="#202020 [484]" strokeweight="1pt"/>
-                <v:group id="Group 84" o:spid="_x0000_s1028" style="position:absolute;left:1532;top:1585;width:53874;height:40951" coordsize="53873,40951" o:gfxdata="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">
-                  <v:group id="Group 83" o:spid="_x0000_s1029" style="position:absolute;width:53873;height:35909" coordsize="53873,35909" o:gfxdata="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">
-                    <v:group id="Group 82" o:spid="_x0000_s1030" style="position:absolute;width:43472;height:35560" coordsize="43472,35560" o:gfxdata="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">
-                      <v:shape id="Shape 491" o:spid="_x0000_s1031" style="position:absolute;left:14414;top:2381;width:1562;height:1606;rotation:90;visibility:visible;mso-wrap-style:square;v-text-anchor:top" coordsize="152400,152400" o:gfxdata="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" path="m,l152400,152400e" filled="f" strokecolor="black [3213]">
-                        <v:path arrowok="t" textboxrect="0,0,152400,152400"/>
+          <mc:Fallback xmlns:a="http://schemas.openxmlformats.org/drawingml/2006/main" xmlns:a14="http://schemas.microsoft.com/office/drawing/2010/main" xmlns:pic="http://schemas.openxmlformats.org/drawingml/2006/picture" xmlns:arto="http://schemas.microsoft.com/office/word/2006/arto">
+            <w:pict w14:anchorId="4CB4DC8D">
+              <v:group id="Group 86" style="position:absolute;left:0;text-align:left;margin-left:6.25pt;margin-top:0;width:448.2pt;height:334.9pt;z-index:251658241;mso-position-horizontal-relative:margin" coordsize="56925,42536" o:spid="_x0000_s1026" w14:anchorId="4AF67ED0" o:gfxdata="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">
+                <v:rect id="Rectangle 85" style="position:absolute;width:56925;height:37897;visibility:visible;mso-wrap-style:square;v-text-anchor:middle" o:spid="_x0000_s1027" filled="f" strokecolor="#202020 [484]" strokeweight="1pt" o:gfxdata="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"/>
+                <v:group id="Group 84" style="position:absolute;left:1532;top:1585;width:53874;height:40951" coordsize="53873,40951" o:spid="_x0000_s1028" o:gfxdata="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">
+                  <v:group id="Group 83" style="position:absolute;width:53873;height:35909" coordsize="53873,35909" o:spid="_x0000_s1029" o:gfxdata="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">
+                    <v:group id="Group 82" style="position:absolute;width:43472;height:35560" coordsize="43472,35560" o:spid="_x0000_s1030" o:gfxdata="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">
+                      <v:shape id="Shape 491" style="position:absolute;left:14414;top:2381;width:1562;height:1606;rotation:90;visibility:visible;mso-wrap-style:square;v-text-anchor:top" coordsize="152400,152400" o:spid="_x0000_s1031" filled="f" strokecolor="black [3213]" path="m,l152400,152400e" o:gfxdata="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">
+                        <v:path textboxrect="0,0,152400,152400" arrowok="t"/>
                       </v:shape>
-                      <v:group id="Group 81" o:spid="_x0000_s1032" style="position:absolute;width:43472;height:35560" coordsize="43472,35560" o:gfxdata="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">
-                        <v:shape id="Shape 487" o:spid="_x0000_s1033" style="position:absolute;left:33527;top:23114;width:9875;height:698;visibility:visible;mso-wrap-style:square;v-text-anchor:top" coordsize="1371600,76200" o:gfxdata="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" path="m1295400,r76200,38100l1295400,76200r,-33401l,42799,,33274r1295400,l1295400,xe" fillcolor="black" strokecolor="black [3213]" strokeweight="0">
+                      <v:group id="Group 81" style="position:absolute;width:43472;height:35560" coordsize="43472,35560" o:spid="_x0000_s1032" o:gfxdata="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">
+                        <v:shape id="Shape 487" style="position:absolute;left:33527;top:23114;width:9875;height:698;visibility:visible;mso-wrap-style:square;v-text-anchor:top" coordsize="1371600,76200" o:spid="_x0000_s1033" fillcolor="black" strokecolor="black [3213]" strokeweight="0" path="m1295400,r76200,38100l1295400,76200r,-33401l,42799,,33274r1295400,l1295400,xe" o:gfxdata="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">
                           <v:stroke miterlimit="83231f" joinstyle="miter"/>
-                          <v:path arrowok="t" textboxrect="0,0,1371600,76200"/>
+                          <v:path textboxrect="0,0,1371600,76200" arrowok="t"/>
                         </v:shape>
-                        <v:shape id="Shape 492" o:spid="_x0000_s1034" style="position:absolute;left:33718;top:31686;width:9620;height:889;visibility:visible;mso-wrap-style:square;v-text-anchor:top" coordsize="1371600,76200" o:gfxdata="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" path="m1295400,r76200,38100l1295400,76200r,-33401l,42799,,33274r1295400,l1295400,xe" fillcolor="black" strokecolor="black [3213]" strokeweight="0">
+                        <v:shape id="Shape 492" style="position:absolute;left:33718;top:31686;width:9620;height:889;visibility:visible;mso-wrap-style:square;v-text-anchor:top" coordsize="1371600,76200" o:spid="_x0000_s1034" fillcolor="black" strokecolor="black [3213]" strokeweight="0" path="m1295400,r76200,38100l1295400,76200r,-33401l,42799,,33274r1295400,l1295400,xe" o:gfxdata="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">
                           <v:stroke miterlimit="83231f" joinstyle="miter"/>
-                          <v:path arrowok="t" textboxrect="0,0,1371600,76200"/>
+                          <v:path textboxrect="0,0,1371600,76200" arrowok="t"/>
                         </v:shape>
-                        <v:rect id="Rectangle 74" o:spid="_x0000_s1035" style="position:absolute;left:1016;top:26924;width:14351;height:8636;visibility:visible;mso-wrap-style:square;v-text-anchor:middle" o:gfxdata="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" filled="f" strokecolor="#0070c0" strokeweight="1pt"/>
-                        <v:rect id="Rectangle 75" o:spid="_x0000_s1036" style="position:absolute;left:635;top:2413;width:11811;height:9144;visibility:visible;mso-wrap-style:square;v-text-anchor:middle" o:gfxdata="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" filled="f" strokecolor="#0070c0" strokeweight="1pt"/>
-                        <v:rect id="Rectangle 76" o:spid="_x0000_s1037" style="position:absolute;left:4953;top:13779;width:7493;height:6922;visibility:visible;mso-wrap-style:square;v-text-anchor:middle" o:gfxdata="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" filled="f" strokecolor="#0070c0" strokeweight="1pt"/>
-                        <v:rect id="Rectangle 77" o:spid="_x0000_s1038" style="position:absolute;left:17462;top:1968;width:16066;height:33592;visibility:visible;mso-wrap-style:square;v-text-anchor:middle" o:gfxdata="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" filled="f" strokecolor="#0070c0" strokeweight="1pt"/>
-                        <v:shape id="Shape 492" o:spid="_x0000_s1039" style="position:absolute;left:33623;top:33623;width:9588;height:666;rotation:180;visibility:visible;mso-wrap-style:square;v-text-anchor:top" coordsize="1371600,76200" o:gfxdata="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" path="m1295400,r76200,38100l1295400,76200r,-33401l,42799,,33274r1295400,l1295400,xe" fillcolor="black" strokecolor="black [3213]" strokeweight="0">
+                        <v:rect id="Rectangle 74" style="position:absolute;left:1016;top:26924;width:14351;height:8636;visibility:visible;mso-wrap-style:square;v-text-anchor:middle" o:spid="_x0000_s1035" filled="f" strokecolor="#0070c0" strokeweight="1pt" o:gfxdata="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"/>
+                        <v:rect id="Rectangle 75" style="position:absolute;left:635;top:2413;width:11811;height:9144;visibility:visible;mso-wrap-style:square;v-text-anchor:middle" o:spid="_x0000_s1036" filled="f" strokecolor="#0070c0" strokeweight="1pt" o:gfxdata="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"/>
+                        <v:rect id="Rectangle 76" style="position:absolute;left:4953;top:13779;width:7493;height:6922;visibility:visible;mso-wrap-style:square;v-text-anchor:middle" o:spid="_x0000_s1037" filled="f" strokecolor="#0070c0" strokeweight="1pt" o:gfxdata="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"/>
+                        <v:rect id="Rectangle 77" style="position:absolute;left:17462;top:1968;width:16066;height:33592;visibility:visible;mso-wrap-style:square;v-text-anchor:middle" o:spid="_x0000_s1038" filled="f" strokecolor="#0070c0" strokeweight="1pt" o:gfxdata="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"/>
+                        <v:shape id="Shape 492" style="position:absolute;left:33623;top:33623;width:9588;height:666;rotation:180;visibility:visible;mso-wrap-style:square;v-text-anchor:top" coordsize="1371600,76200" o:spid="_x0000_s1039" fillcolor="black" strokecolor="black [3213]" strokeweight="0" path="m1295400,r76200,38100l1295400,76200r,-33401l,42799,,33274r1295400,l1295400,xe" o:gfxdata="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">
                           <v:stroke miterlimit="83231f" joinstyle="miter"/>
-                          <v:path arrowok="t" textboxrect="0,0,1371600,76200"/>
+                          <v:path textboxrect="0,0,1371600,76200" arrowok="t"/>
                         </v:shape>
-                        <v:shape id="Shape 483" o:spid="_x0000_s1040" style="position:absolute;left:33591;top:4572;width:9881;height:889;visibility:visible;mso-wrap-style:square;v-text-anchor:top" coordsize="838200,76200" o:gfxdata="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" path="m762000,r76200,38100l762000,76200r,-33401l,42799,,33274r762000,l762000,xe" fillcolor="black" strokecolor="black [3213]" strokeweight="0">
+                        <v:shape id="Shape 483" style="position:absolute;left:33591;top:4572;width:9881;height:889;visibility:visible;mso-wrap-style:square;v-text-anchor:top" coordsize="838200,76200" o:spid="_x0000_s1040" fillcolor="black" strokecolor="black [3213]" strokeweight="0" path="m762000,r76200,38100l762000,76200r,-33401l,42799,,33274r762000,l762000,xe" o:gfxdata="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">
                           <v:stroke miterlimit="83231f" joinstyle="miter"/>
-                          <v:path arrowok="t" textboxrect="0,0,838200,76200"/>
+                          <v:path textboxrect="0,0,838200,76200" arrowok="t"/>
                         </v:shape>
-                        <v:shape id="Shape 485" o:spid="_x0000_s1041" style="position:absolute;left:33525;top:15873;width:9810;height:935;visibility:visible;mso-wrap-style:square;v-text-anchor:top" coordsize="1371600,76200" o:gfxdata="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" path="m1295400,r76200,38100l1295400,76200r,-33401l,42799,,33274r1295400,l1295400,xe" fillcolor="black" strokecolor="black [3213]" strokeweight="0">
+                        <v:shape id="Shape 485" style="position:absolute;left:33525;top:15873;width:9810;height:935;visibility:visible;mso-wrap-style:square;v-text-anchor:top" coordsize="1371600,76200" o:spid="_x0000_s1041" fillcolor="black" strokecolor="black [3213]" strokeweight="0" path="m1295400,r76200,38100l1295400,76200r,-33401l,42799,,33274r1295400,l1295400,xe" o:gfxdata="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">
                           <v:stroke miterlimit="83231f" joinstyle="miter"/>
-                          <v:path arrowok="t" textboxrect="0,0,1371600,76200"/>
+                          <v:path textboxrect="0,0,1371600,76200" arrowok="t"/>
                         </v:shape>
-                        <v:shape id="Shape 490" o:spid="_x0000_s1042" style="position:absolute;left:35623;top:22701;width:1562;height:1606;visibility:visible;mso-wrap-style:square;v-text-anchor:top" coordsize="152400,152400" o:gfxdata="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" path="m,l152400,152400e" filled="f" strokecolor="black [3213]">
-                          <v:path arrowok="t" textboxrect="0,0,152400,152400"/>
+                        <v:shape id="Shape 490" style="position:absolute;left:35623;top:22701;width:1562;height:1606;visibility:visible;mso-wrap-style:square;v-text-anchor:top" coordsize="152400,152400" o:spid="_x0000_s1042" filled="f" strokecolor="black [3213]" path="m,l152400,152400e" o:gfxdata="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">
+                          <v:path textboxrect="0,0,152400,152400" arrowok="t"/>
                         </v:shape>
-                        <v:group id="Group 79" o:spid="_x0000_s1043" style="position:absolute;left:33591;top:2571;width:9881;height:1607" coordsize="9880,1606" o:gfxdata="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">
-                          <v:shape id="Shape 481" o:spid="_x0000_s1044" style="position:absolute;top:412;width:9880;height:889;visibility:visible;mso-wrap-style:square;v-text-anchor:top" coordsize="838200,76200" o:gfxdata="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" path="m762000,r76200,38100l762000,76200r,-33401l,42799,,33274r762000,l762000,xe" fillcolor="black" strokecolor="black [3213]" strokeweight="0">
+                        <v:group id="Group 79" style="position:absolute;left:33591;top:2571;width:9881;height:1607" coordsize="9880,1606" o:spid="_x0000_s1043" o:gfxdata="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">
+                          <v:shape id="Shape 481" style="position:absolute;top:412;width:9880;height:889;visibility:visible;mso-wrap-style:square;v-text-anchor:top" coordsize="838200,76200" o:spid="_x0000_s1044" fillcolor="black" strokecolor="black [3213]" strokeweight="0" path="m762000,r76200,38100l762000,76200r,-33401l,42799,,33274r762000,l762000,xe" o:gfxdata="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">
                             <v:stroke miterlimit="83231f" joinstyle="miter"/>
-                            <v:path arrowok="t" textboxrect="0,0,838200,76200"/>
+                            <v:path textboxrect="0,0,838200,76200" arrowok="t"/>
                           </v:shape>
-                          <v:shape id="Shape 491" o:spid="_x0000_s1045" style="position:absolute;left:2825;width:1562;height:1606;visibility:visible;mso-wrap-style:square;v-text-anchor:top" coordsize="152400,152400" o:gfxdata="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" path="m,l152400,152400e" filled="f" strokecolor="black [3213]">
-                            <v:path arrowok="t" textboxrect="0,0,152400,152400"/>
+                          <v:shape id="Shape 491" style="position:absolute;left:2825;width:1562;height:1606;visibility:visible;mso-wrap-style:square;v-text-anchor:top" coordsize="152400,152400" o:spid="_x0000_s1045" filled="f" strokecolor="black [3213]" path="m,l152400,152400e" o:gfxdata="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">
+                            <v:path textboxrect="0,0,152400,152400" arrowok="t"/>
                           </v:shape>
                         </v:group>
-                        <v:shape id="Shape 495" o:spid="_x0000_s1046" style="position:absolute;left:36417;top:31305;width:1566;height:1611;visibility:visible;mso-wrap-style:square;v-text-anchor:top" coordsize="152400,152400" o:gfxdata="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" path="m,l152400,152400e" filled="f" strokecolor="black [3213]">
-                          <v:path arrowok="t" textboxrect="0,0,152400,152400"/>
+                        <v:shape id="Shape 495" style="position:absolute;left:36417;top:31305;width:1566;height:1611;visibility:visible;mso-wrap-style:square;v-text-anchor:top" coordsize="152400,152400" o:spid="_x0000_s1046" filled="f" strokecolor="black [3213]" path="m,l152400,152400e" o:gfxdata="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">
+                          <v:path textboxrect="0,0,152400,152400" arrowok="t"/>
                         </v:shape>
-                        <v:shape id="Shape 483" o:spid="_x0000_s1047" style="position:absolute;left:12446;top:18351;width:5080;height:889;rotation:180;flip:x;visibility:visible;mso-wrap-style:square;v-text-anchor:top" coordsize="838200,76200" o:gfxdata="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" path="m762000,r76200,38100l762000,76200r,-33401l,42799,,33274r762000,l762000,xe" fillcolor="black" strokecolor="black [3213]" strokeweight="0">
+                        <v:shape id="Shape 483" style="position:absolute;left:12446;top:18351;width:5080;height:889;rotation:180;flip:x;visibility:visible;mso-wrap-style:square;v-text-anchor:top" coordsize="838200,76200" o:spid="_x0000_s1047" fillcolor="black" strokecolor="black [3213]" strokeweight="0" path="m762000,r76200,38100l762000,76200r,-33401l,42799,,33274r762000,l762000,xe" o:gfxdata="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">
                           <v:stroke miterlimit="83231f" joinstyle="miter"/>
-                          <v:path arrowok="t" textboxrect="0,0,838200,76200"/>
+                          <v:path textboxrect="0,0,838200,76200" arrowok="t"/>
                         </v:shape>
-                        <v:shape id="Shape 483" o:spid="_x0000_s1048" style="position:absolute;left:12382;top:14795;width:4890;height:826;flip:x;visibility:visible;mso-wrap-style:square;v-text-anchor:top" coordsize="838200,76200" o:gfxdata="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" path="m762000,r76200,38100l762000,76200r,-33401l,42799,,33274r762000,l762000,xe" fillcolor="black" strokecolor="black [3213]" strokeweight="0">
+                        <v:shape id="Shape 483" style="position:absolute;left:12382;top:14795;width:4890;height:826;flip:x;visibility:visible;mso-wrap-style:square;v-text-anchor:top" coordsize="838200,76200" o:spid="_x0000_s1048" fillcolor="black" strokecolor="black [3213]" strokeweight="0" path="m762000,r76200,38100l762000,76200r,-33401l,42799,,33274r762000,l762000,xe" o:gfxdata="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">
                           <v:stroke miterlimit="83231f" joinstyle="miter"/>
-                          <v:path arrowok="t" textboxrect="0,0,838200,76200"/>
+                          <v:path textboxrect="0,0,838200,76200" arrowok="t"/>
                         </v:shape>
-                        <v:shape id="Shape 414" o:spid="_x0000_s1049" style="position:absolute;left:17526;top:33464;width:1322;height:1360;visibility:visible;mso-wrap-style:square;v-text-anchor:top" coordsize="128651,128651" o:gfxdata="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" path="m,128651l128651,63500,,e" filled="f" strokecolor="black [3213]" strokeweight=".30869mm">
+                        <v:shape id="Shape 414" style="position:absolute;left:17526;top:33464;width:1322;height:1360;visibility:visible;mso-wrap-style:square;v-text-anchor:top" coordsize="128651,128651" o:spid="_x0000_s1049" filled="f" strokecolor="black [3213]" strokeweight=".30869mm" path="m,128651l128651,63500,,e" o:gfxdata="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">
                           <v:stroke miterlimit="83231f" joinstyle="miter"/>
-                          <v:path arrowok="t" textboxrect="0,0,128651,128651"/>
+                          <v:path textboxrect="0,0,128651,128651" arrowok="t"/>
                         </v:shape>
-                        <v:shape id="Shape 414" o:spid="_x0000_s1050" style="position:absolute;left:4889;top:18764;width:1322;height:1360;visibility:visible;mso-wrap-style:square;v-text-anchor:top" coordsize="128651,128651" o:gfxdata="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" path="m,128651l128651,63500,,e" filled="f" strokecolor="black [3213]" strokeweight=".30869mm">
+                        <v:shape id="Shape 414" style="position:absolute;left:4889;top:18764;width:1322;height:1360;visibility:visible;mso-wrap-style:square;v-text-anchor:top" coordsize="128651,128651" o:spid="_x0000_s1050" filled="f" strokecolor="black [3213]" strokeweight=".30869mm" path="m,128651l128651,63500,,e" o:gfxdata="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">
                           <v:stroke miterlimit="83231f" joinstyle="miter"/>
-                          <v:path arrowok="t" textboxrect="0,0,128651,128651"/>
+                          <v:path textboxrect="0,0,128651,128651" arrowok="t"/>
                         </v:shape>
-                        <v:shape id="Shape 414" o:spid="_x0000_s1051" style="position:absolute;left:635;top:9620;width:1322;height:1360;visibility:visible;mso-wrap-style:square;v-text-anchor:top" coordsize="128651,128651" o:gfxdata="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" path="m,128651l128651,63500,,e" filled="f" strokecolor="black [3213]" strokeweight=".30869mm">
+                        <v:shape id="Shape 414" style="position:absolute;left:635;top:9620;width:1322;height:1360;visibility:visible;mso-wrap-style:square;v-text-anchor:top" coordsize="128651,128651" o:spid="_x0000_s1051" filled="f" strokecolor="black [3213]" strokeweight=".30869mm" path="m,128651l128651,63500,,e" o:gfxdata="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">
                           <v:stroke miterlimit="83231f" joinstyle="miter"/>
-                          <v:path arrowok="t" textboxrect="0,0,128651,128651"/>
+                          <v:path textboxrect="0,0,128651,128651" arrowok="t"/>
                         </v:shape>
                         <v:shapetype id="_x0000_t202" coordsize="21600,21600" o:spt="202" path="m,l,21600r21600,l21600,xe">
                           <v:stroke joinstyle="miter"/>
                           <v:path gradientshapeok="t" o:connecttype="rect"/>
                         </v:shapetype>
-                        <v:shape id="Text Box 69" o:spid="_x0000_s1052" type="#_x0000_t202" style="position:absolute;left:10064;top:22606;width:3493;height:2912;visibility:visible;mso-wrap-style:square;v-text-anchor:top" o:gfxdata="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" filled="f" stroked="f" strokeweight=".5pt">
+                        <v:shape id="Text Box 69" style="position:absolute;left:10064;top:22606;width:3493;height:2912;visibility:visible;mso-wrap-style:square;v-text-anchor:top" o:spid="_x0000_s1052" filled="f" stroked="f" strokeweight=".5pt" type="#_x0000_t202" o:gfxdata="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">
                           <v:textbox>
                             <w:txbxContent>
                               <w:p>
@@ -5018,25 +5312,25 @@
                             </w:txbxContent>
                           </v:textbox>
                         </v:shape>
-                        <v:group id="Group 79" o:spid="_x0000_s1053" style="position:absolute;left:-4840;top:18377;width:15231;height:1606;rotation:90" coordorigin="-5349" coordsize="15230,1606" o:gfxdata="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">
-                          <v:shape id="Shape 481" o:spid="_x0000_s1054" style="position:absolute;left:-5349;top:517;width:15229;height:581;visibility:visible;mso-wrap-style:square;v-text-anchor:top" coordsize="838200,76200" o:gfxdata="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" path="m762000,r76200,38100l762000,76200r,-33401l,42799,,33274r762000,l762000,xe" fillcolor="black" strokecolor="black [3213]" strokeweight="0">
+                        <v:group id="Group 79" style="position:absolute;left:-4840;top:18377;width:15231;height:1606;rotation:90" coordsize="15230,1606" coordorigin="-5349" o:spid="_x0000_s1053" o:gfxdata="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">
+                          <v:shape id="Shape 481" style="position:absolute;left:-5349;top:517;width:15229;height:581;visibility:visible;mso-wrap-style:square;v-text-anchor:top" coordsize="838200,76200" o:spid="_x0000_s1054" fillcolor="black" strokecolor="black [3213]" strokeweight="0" path="m762000,r76200,38100l762000,76200r,-33401l,42799,,33274r762000,l762000,xe" o:gfxdata="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">
                             <v:stroke miterlimit="83231f" joinstyle="miter"/>
-                            <v:path arrowok="t" textboxrect="0,0,838200,76200"/>
+                            <v:path textboxrect="0,0,838200,76200" arrowok="t"/>
                           </v:shape>
-                          <v:shape id="Shape 491" o:spid="_x0000_s1055" style="position:absolute;left:1492;width:1562;height:1606;visibility:visible;mso-wrap-style:square;v-text-anchor:top" coordsize="152400,152400" o:gfxdata="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" path="m,l152400,152400e" filled="f" strokecolor="black [3213]">
-                            <v:path arrowok="t" textboxrect="0,0,152400,152400"/>
+                          <v:shape id="Shape 491" style="position:absolute;left:1492;width:1562;height:1606;visibility:visible;mso-wrap-style:square;v-text-anchor:top" coordsize="152400,152400" o:spid="_x0000_s1055" filled="f" strokecolor="black [3213]" path="m,l152400,152400e" o:gfxdata="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">
+                            <v:path textboxrect="0,0,152400,152400" arrowok="t"/>
                           </v:shape>
                         </v:group>
-                        <v:group id="Group 79" o:spid="_x0000_s1056" style="position:absolute;left:6956;top:23116;width:6100;height:1607;rotation:-90" coordorigin=",-63" coordsize="9880,1606" o:gfxdata="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">
-                          <v:shape id="Shape 481" o:spid="_x0000_s1057" style="position:absolute;top:298;width:9880;height:889;visibility:visible;mso-wrap-style:square;v-text-anchor:top" coordsize="838200,76200" o:gfxdata="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" path="m762000,r76200,38100l762000,76200r,-33401l,42799,,33274r762000,l762000,xe" fillcolor="black" strokecolor="black [3213]" strokeweight="0">
+                        <v:group id="Group 79" style="position:absolute;left:6956;top:23116;width:6100;height:1607;rotation:-90" coordsize="9880,1606" coordorigin=",-63" o:spid="_x0000_s1056" o:gfxdata="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">
+                          <v:shape id="Shape 481" style="position:absolute;top:298;width:9880;height:889;visibility:visible;mso-wrap-style:square;v-text-anchor:top" coordsize="838200,76200" o:spid="_x0000_s1057" fillcolor="black" strokecolor="black [3213]" strokeweight="0" path="m762000,r76200,38100l762000,76200r,-33401l,42799,,33274r762000,l762000,xe" o:gfxdata="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">
                             <v:stroke miterlimit="83231f" joinstyle="miter"/>
-                            <v:path arrowok="t" textboxrect="0,0,838200,76200"/>
+                            <v:path textboxrect="0,0,838200,76200" arrowok="t"/>
                           </v:shape>
-                          <v:shape id="Shape 491" o:spid="_x0000_s1058" style="position:absolute;left:4159;top:-63;width:1562;height:1606;visibility:visible;mso-wrap-style:square;v-text-anchor:top" coordsize="152400,152400" o:gfxdata="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" path="m,l152400,152400e" filled="f" strokecolor="black [3213]">
-                            <v:path arrowok="t" textboxrect="0,0,152400,152400"/>
+                          <v:shape id="Shape 491" style="position:absolute;left:4159;top:-63;width:1562;height:1606;visibility:visible;mso-wrap-style:square;v-text-anchor:top" coordsize="152400,152400" o:spid="_x0000_s1058" filled="f" strokecolor="black [3213]" path="m,l152400,152400e" o:gfxdata="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">
+                            <v:path textboxrect="0,0,152400,152400" arrowok="t"/>
                           </v:shape>
                         </v:group>
-                        <v:shape id="Text Box 69" o:spid="_x0000_s1059" type="#_x0000_t202" style="position:absolute;top:17938;width:2889;height:2731;visibility:visible;mso-wrap-style:square;v-text-anchor:top" o:gfxdata="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" filled="f" stroked="f" strokeweight=".5pt">
+                        <v:shape id="Text Box 69" style="position:absolute;top:17938;width:2889;height:2731;visibility:visible;mso-wrap-style:square;v-text-anchor:top" o:spid="_x0000_s1059" filled="f" stroked="f" strokeweight=".5pt" type="#_x0000_t202" o:gfxdata="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">
                           <v:textbox>
                             <w:txbxContent>
                               <w:p>
@@ -5050,23 +5344,23 @@
                             </w:txbxContent>
                           </v:textbox>
                         </v:shape>
-                        <v:shape id="Shape 483" o:spid="_x0000_s1060" style="position:absolute;left:12477;top:5111;width:5080;height:889;flip:x;visibility:visible;mso-wrap-style:square;v-text-anchor:top" coordsize="838200,76200" o:gfxdata="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" path="m762000,r76200,38100l762000,76200r,-33401l,42799,,33274r762000,l762000,xe" fillcolor="black" strokecolor="black [3213]" strokeweight="0">
+                        <v:shape id="Shape 483" style="position:absolute;left:12477;top:5111;width:5080;height:889;flip:x;visibility:visible;mso-wrap-style:square;v-text-anchor:top" coordsize="838200,76200" o:spid="_x0000_s1060" fillcolor="black" strokecolor="black [3213]" strokeweight="0" path="m762000,r76200,38100l762000,76200r,-33401l,42799,,33274r762000,l762000,xe" o:gfxdata="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">
                           <v:stroke miterlimit="83231f" joinstyle="miter"/>
-                          <v:path arrowok="t" textboxrect="0,0,838200,76200"/>
+                          <v:path textboxrect="0,0,838200,76200" arrowok="t"/>
                         </v:shape>
-                        <v:shape id="Shape 483" o:spid="_x0000_s1061" style="position:absolute;left:12573;top:2794;width:4889;height:825;flip:x;visibility:visible;mso-wrap-style:square;v-text-anchor:top" coordsize="838200,76200" o:gfxdata="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" path="m762000,r76200,38100l762000,76200r,-33401l,42799,,33274r762000,l762000,xe" fillcolor="black" strokecolor="black [3213]" strokeweight="0">
+                        <v:shape id="Shape 483" style="position:absolute;left:12573;top:2794;width:4889;height:825;flip:x;visibility:visible;mso-wrap-style:square;v-text-anchor:top" coordsize="838200,76200" o:spid="_x0000_s1061" fillcolor="black" strokecolor="black [3213]" strokeweight="0" path="m762000,r76200,38100l762000,76200r,-33401l,42799,,33274r762000,l762000,xe" o:gfxdata="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">
                           <v:stroke miterlimit="83231f" joinstyle="miter"/>
-                          <v:path arrowok="t" textboxrect="0,0,838200,76200"/>
+                          <v:path textboxrect="0,0,838200,76200" arrowok="t"/>
                         </v:shape>
-                        <v:shape id="Shape 483" o:spid="_x0000_s1062" style="position:absolute;left:12509;top:9810;width:5080;height:889;flip:x;visibility:visible;mso-wrap-style:square;v-text-anchor:top" coordsize="838200,76200" o:gfxdata="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" path="m762000,r76200,38100l762000,76200r,-33401l,42799,,33274r762000,l762000,xe" fillcolor="black" strokecolor="black [3213]" strokeweight="0">
+                        <v:shape id="Shape 483" style="position:absolute;left:12509;top:9810;width:5080;height:889;flip:x;visibility:visible;mso-wrap-style:square;v-text-anchor:top" coordsize="838200,76200" o:spid="_x0000_s1062" fillcolor="black" strokecolor="black [3213]" strokeweight="0" path="m762000,r76200,38100l762000,76200r,-33401l,42799,,33274r762000,l762000,xe" o:gfxdata="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">
                           <v:stroke miterlimit="83231f" joinstyle="miter"/>
-                          <v:path arrowok="t" textboxrect="0,0,838200,76200"/>
+                          <v:path textboxrect="0,0,838200,76200" arrowok="t"/>
                         </v:shape>
-                        <v:shape id="Shape 483" o:spid="_x0000_s1063" style="position:absolute;left:12573;top:7493;width:4889;height:825;flip:x;visibility:visible;mso-wrap-style:square;v-text-anchor:top" coordsize="838200,76200" o:gfxdata="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" path="m762000,r76200,38100l762000,76200r,-33401l,42799,,33274r762000,l762000,xe" fillcolor="black" strokecolor="black [3213]" strokeweight="0">
+                        <v:shape id="Shape 483" style="position:absolute;left:12573;top:7493;width:4889;height:825;flip:x;visibility:visible;mso-wrap-style:square;v-text-anchor:top" coordsize="838200,76200" o:spid="_x0000_s1063" fillcolor="black" strokecolor="black [3213]" strokeweight="0" path="m762000,r76200,38100l762000,76200r,-33401l,42799,,33274r762000,l762000,xe" o:gfxdata="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">
                           <v:stroke miterlimit="83231f" joinstyle="miter"/>
-                          <v:path arrowok="t" textboxrect="0,0,838200,76200"/>
+                          <v:path textboxrect="0,0,838200,76200" arrowok="t"/>
                         </v:shape>
-                        <v:shape id="Text Box 69" o:spid="_x0000_s1064" type="#_x0000_t202" style="position:absolute;left:14160;width:2889;height:2730;visibility:visible;mso-wrap-style:square;v-text-anchor:top" o:gfxdata="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" filled="f" stroked="f" strokeweight=".5pt">
+                        <v:shape id="Text Box 69" style="position:absolute;left:14160;width:2889;height:2730;visibility:visible;mso-wrap-style:square;v-text-anchor:top" o:spid="_x0000_s1064" filled="f" stroked="f" strokeweight=".5pt" type="#_x0000_t202" o:gfxdata="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">
                           <v:textbox>
                             <w:txbxContent>
                               <w:p>
@@ -5080,7 +5374,7 @@
                             </w:txbxContent>
                           </v:textbox>
                         </v:shape>
-                        <v:shape id="Text Box 80" o:spid="_x0000_s1065" type="#_x0000_t202" style="position:absolute;left:4476;top:5524;width:3937;height:2953;visibility:visible;mso-wrap-style:square;v-text-anchor:top" o:gfxdata="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" filled="f" stroked="f" strokeweight=".5pt">
+                        <v:shape id="Text Box 80" style="position:absolute;left:4476;top:5524;width:3937;height:2953;visibility:visible;mso-wrap-style:square;v-text-anchor:top" o:spid="_x0000_s1065" filled="f" stroked="f" strokeweight=".5pt" type="#_x0000_t202" o:gfxdata="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">
                           <v:textbox>
                             <w:txbxContent>
                               <w:p>
@@ -5094,7 +5388,7 @@
                             </w:txbxContent>
                           </v:textbox>
                         </v:shape>
-                        <v:shape id="Text Box 80" o:spid="_x0000_s1066" type="#_x0000_t202" style="position:absolute;left:20955;top:16256;width:8255;height:4984;visibility:visible;mso-wrap-style:square;v-text-anchor:top" o:gfxdata="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" filled="f" stroked="f" strokeweight=".5pt">
+                        <v:shape id="Text Box 80" style="position:absolute;left:20955;top:16256;width:8255;height:4984;visibility:visible;mso-wrap-style:square;v-text-anchor:top" o:spid="_x0000_s1066" filled="f" stroked="f" strokeweight=".5pt" type="#_x0000_t202" o:gfxdata="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">
                           <v:textbox>
                             <w:txbxContent>
                               <w:p>
@@ -5110,7 +5404,7 @@
                             </w:txbxContent>
                           </v:textbox>
                         </v:shape>
-                        <v:shape id="Text Box 80" o:spid="_x0000_s1067" type="#_x0000_t202" style="position:absolute;left:6985;top:15652;width:3937;height:2953;visibility:visible;mso-wrap-style:square;v-text-anchor:top" o:gfxdata="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" filled="f" stroked="f" strokeweight=".5pt">
+                        <v:shape id="Text Box 80" style="position:absolute;left:6985;top:15652;width:3937;height:2953;visibility:visible;mso-wrap-style:square;v-text-anchor:top" o:spid="_x0000_s1067" filled="f" stroked="f" strokeweight=".5pt" type="#_x0000_t202" o:gfxdata="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">
                           <v:textbox>
                             <w:txbxContent>
                               <w:p>
@@ -5124,7 +5418,7 @@
                             </w:txbxContent>
                           </v:textbox>
                         </v:shape>
-                        <v:shape id="Text Box 80" o:spid="_x0000_s1068" type="#_x0000_t202" style="position:absolute;left:857;top:29051;width:14510;height:4794;visibility:visible;mso-wrap-style:square;v-text-anchor:top" o:gfxdata="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" filled="f" stroked="f" strokeweight=".5pt">
+                        <v:shape id="Text Box 80" style="position:absolute;left:857;top:29051;width:14510;height:4794;visibility:visible;mso-wrap-style:square;v-text-anchor:top" o:spid="_x0000_s1068" filled="f" stroked="f" strokeweight=".5pt" type="#_x0000_t202" o:gfxdata="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">
                           <v:textbox>
                             <w:txbxContent>
                               <w:p>
@@ -5140,11 +5434,11 @@
                             </w:txbxContent>
                           </v:textbox>
                         </v:shape>
-                        <v:shape id="Shape 491" o:spid="_x0000_s1069" style="position:absolute;left:14001;top:18002;width:1562;height:1606;rotation:90;visibility:visible;mso-wrap-style:square;v-text-anchor:top" coordsize="152400,152400" o:gfxdata="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" path="m,l152400,152400e" filled="f" strokecolor="black [3213]">
-                          <v:path arrowok="t" textboxrect="0,0,152400,152400"/>
+                        <v:shape id="Shape 491" style="position:absolute;left:14001;top:18002;width:1562;height:1606;rotation:90;visibility:visible;mso-wrap-style:square;v-text-anchor:top" coordsize="152400,152400" o:spid="_x0000_s1069" filled="f" strokecolor="black [3213]" path="m,l152400,152400e" o:gfxdata="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">
+                          <v:path textboxrect="0,0,152400,152400" arrowok="t"/>
                         </v:shape>
                       </v:group>
-                      <v:shape id="Text Box 69" o:spid="_x0000_s1070" type="#_x0000_t202" style="position:absolute;left:12795;top:19113;width:3492;height:2913;visibility:visible;mso-wrap-style:square;v-text-anchor:top" o:gfxdata="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" filled="f" stroked="f" strokeweight=".5pt">
+                      <v:shape id="Text Box 69" style="position:absolute;left:12795;top:19113;width:3492;height:2913;visibility:visible;mso-wrap-style:square;v-text-anchor:top" o:spid="_x0000_s1070" filled="f" stroked="f" strokeweight=".5pt" type="#_x0000_t202" o:gfxdata="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">
                         <v:textbox>
                           <w:txbxContent>
                             <w:p>
@@ -5159,7 +5453,7 @@
                         </v:textbox>
                       </v:shape>
                     </v:group>
-                    <v:shape id="Text Box 4" o:spid="_x0000_s1071" type="#_x0000_t202" style="position:absolute;left:42957;top:1809;width:5074;height:2604;visibility:visible;mso-wrap-style:square;v-text-anchor:top" o:gfxdata="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" filled="f" stroked="f" strokeweight=".5pt">
+                    <v:shape id="Text Box 4" style="position:absolute;left:42957;top:1809;width:5074;height:2604;visibility:visible;mso-wrap-style:square;v-text-anchor:top" o:spid="_x0000_s1071" filled="f" stroked="f" strokeweight=".5pt" type="#_x0000_t202" o:gfxdata="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">
                       <v:textbox>
                         <w:txbxContent>
                           <w:p>
@@ -5175,7 +5469,7 @@
                         </w:txbxContent>
                       </v:textbox>
                     </v:shape>
-                    <v:shape id="Text Box 5" o:spid="_x0000_s1072" type="#_x0000_t202" style="position:absolute;left:42862;top:3556;width:5264;height:3238;visibility:visible;mso-wrap-style:square;v-text-anchor:top" o:gfxdata="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" filled="f" stroked="f" strokeweight=".5pt">
+                    <v:shape id="Text Box 5" style="position:absolute;left:42862;top:3556;width:5264;height:3238;visibility:visible;mso-wrap-style:square;v-text-anchor:top" o:spid="_x0000_s1072" filled="f" stroked="f" strokeweight=".5pt" type="#_x0000_t202" o:gfxdata="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">
                       <v:textbox>
                         <w:txbxContent>
                           <w:p>
@@ -5191,7 +5485,7 @@
                         </w:txbxContent>
                       </v:textbox>
                     </v:shape>
-                    <v:shape id="Text Box 63" o:spid="_x0000_s1073" type="#_x0000_t202" style="position:absolute;left:42957;top:14636;width:5518;height:3175;visibility:visible;mso-wrap-style:square;v-text-anchor:top" o:gfxdata="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" filled="f" stroked="f" strokeweight=".5pt">
+                    <v:shape id="Text Box 63" style="position:absolute;left:42957;top:14636;width:5518;height:3175;visibility:visible;mso-wrap-style:square;v-text-anchor:top" o:spid="_x0000_s1073" filled="f" stroked="f" strokeweight=".5pt" type="#_x0000_t202" o:gfxdata="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">
                       <v:textbox>
                         <w:txbxContent>
                           <w:p>
@@ -5205,7 +5499,7 @@
                         </w:txbxContent>
                       </v:textbox>
                     </v:shape>
-                    <v:shape id="Text Box 64" o:spid="_x0000_s1074" type="#_x0000_t202" style="position:absolute;left:42957;top:22129;width:10090;height:2985;visibility:visible;mso-wrap-style:square;v-text-anchor:top" o:gfxdata="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" filled="f" stroked="f" strokeweight=".5pt">
+                    <v:shape id="Text Box 64" style="position:absolute;left:42957;top:22129;width:10090;height:2985;visibility:visible;mso-wrap-style:square;v-text-anchor:top" o:spid="_x0000_s1074" filled="f" stroked="f" strokeweight=".5pt" type="#_x0000_t202" o:gfxdata="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">
                       <v:textbox>
                         <w:txbxContent>
                           <w:p>
@@ -5220,7 +5514,7 @@
                         </w:txbxContent>
                       </v:textbox>
                     </v:shape>
-                    <v:shape id="Text Box 65" o:spid="_x0000_s1075" type="#_x0000_t202" style="position:absolute;left:42957;top:30702;width:10916;height:2667;visibility:visible;mso-wrap-style:square;v-text-anchor:top" o:gfxdata="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" filled="f" stroked="f" strokeweight=".5pt">
+                    <v:shape id="Text Box 65" style="position:absolute;left:42957;top:30702;width:10916;height:2667;visibility:visible;mso-wrap-style:square;v-text-anchor:top" o:spid="_x0000_s1075" filled="f" stroked="f" strokeweight=".5pt" type="#_x0000_t202" o:gfxdata="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">
                       <v:textbox>
                         <w:txbxContent>
                           <w:p>
@@ -5228,13 +5522,18 @@
                               <w:ind w:firstLine="0"/>
                             </w:pPr>
                             <w:r>
-                              <w:t>function select</w:t>
+                              <w:t xml:space="preserve">function </w:t>
                             </w:r>
+                            <w:proofErr w:type="gramStart"/>
+                            <w:r>
+                              <w:t>select</w:t>
+                            </w:r>
+                            <w:proofErr w:type="gramEnd"/>
                           </w:p>
                         </w:txbxContent>
                       </v:textbox>
                     </v:shape>
-                    <v:shape id="Text Box 70" o:spid="_x0000_s1076" type="#_x0000_t202" style="position:absolute;left:42957;top:32797;width:8382;height:3112;visibility:visible;mso-wrap-style:square;v-text-anchor:top" o:gfxdata="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" filled="f" stroked="f" strokeweight=".5pt">
+                    <v:shape id="Text Box 70" style="position:absolute;left:42957;top:32797;width:8382;height:3112;visibility:visible;mso-wrap-style:square;v-text-anchor:top" o:spid="_x0000_s1076" filled="f" stroked="f" strokeweight=".5pt" type="#_x0000_t202" o:gfxdata="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">
                       <v:textbox>
                         <w:txbxContent>
                           <w:p>
@@ -5249,14 +5548,14 @@
                       </v:textbox>
                     </v:shape>
                   </v:group>
-                  <v:shape id="Text Box 1" o:spid="_x0000_s1077" type="#_x0000_t202" style="position:absolute;top:36468;width:53873;height:4483;visibility:visible;mso-wrap-style:square;v-text-anchor:top" o:gfxdata="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" stroked="f">
+                  <v:shape id="Text Box 1" style="position:absolute;top:36468;width:53873;height:4483;visibility:visible;mso-wrap-style:square;v-text-anchor:top" o:spid="_x0000_s1077" stroked="f" type="#_x0000_t202" o:gfxdata="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">
                     <v:textbox style="mso-fit-shape-to-text:t" inset="0,0,0,0">
                       <w:txbxContent>
                         <w:p>
                           <w:pPr>
                             <w:pStyle w:val="Caption"/>
                             <w:rPr>
-                              <w:rFonts w:ascii="Times New Roman" w:eastAsia="SimSun" w:hAnsi="Times New Roman" w:cs="Times New Roman"/>
+                              <w:rFonts w:ascii="Times New Roman" w:hAnsi="Times New Roman" w:eastAsia="SimSun" w:cs="Times New Roman"/>
                               <w:noProof/>
                             </w:rPr>
                           </w:pPr>
@@ -5295,6 +5594,15 @@
                           <w:r>
                             <w:t xml:space="preserve"> showing State Machine, Program Counter, Instruction register, and Instruction Memory.</w:t>
                           </w:r>
+                          <w:r>
+                            <w:t xml:space="preserve"> </w:t>
+                          </w:r>
+                          <w:r>
+                            <w:rPr>
+                              <w:noProof/>
+                            </w:rPr>
+                            <w:t>Seth Amico, 6/4/2026. University of Washington</w:t>
+                          </w:r>
                         </w:p>
                       </w:txbxContent>
                     </v:textbox>
@@ -5309,51 +5617,6 @@
     </w:p>
     <w:p>
       <w:pPr>
-        <w:tabs>
-          <w:tab w:val="left" w:pos="2979"/>
-        </w:tabs>
-        <w:ind w:firstLine="0"/>
-        <w:jc w:val="both"/>
-        <w:rPr>
-          <w:rFonts w:ascii="Times New Roman" w:eastAsia="SimSun" w:hAnsi="Times New Roman" w:cs="Times New Roman"/>
-        </w:rPr>
-      </w:pPr>
-      <w:r>
-        <w:rPr>
-          <w:rFonts w:ascii="Times New Roman" w:eastAsia="SimSun" w:hAnsi="Times New Roman" w:cs="Times New Roman"/>
-        </w:rPr>
-        <w:t xml:space="preserve">        </w:t>
-      </w:r>
-      <w:r>
-        <w:rPr>
-          <w:rFonts w:ascii="Times New Roman" w:eastAsia="SimSun" w:hAnsi="Times New Roman" w:cs="Times New Roman"/>
-        </w:rPr>
-        <w:t xml:space="preserve">The Controller was designed around a central Finite State Machine (FSM) submodule, connected to an Instruction Register (IR), Program Counter (PC) and Instruction Memory (ROM). The ROM stores up to 256 16-bit instructions, which the PC incrementally reads to the IR through an internal bus connection. The PC submodule holds an 8-bit address value, which the FSM module can clear, increment by one word, or overwrite entirely. The instruction at the current PC address is held in the IR, which can then be accessed into the FSM by a 16-bit bus. The FSM is the heart of the controller, reading and decoding the instructions into commands for the </w:t>
-      </w:r>
-      <w:proofErr w:type="spellStart"/>
-      <w:r>
-        <w:rPr>
-          <w:rFonts w:ascii="Times New Roman" w:eastAsia="SimSun" w:hAnsi="Times New Roman" w:cs="Times New Roman"/>
-        </w:rPr>
-        <w:t>datapath</w:t>
-      </w:r>
-      <w:proofErr w:type="spellEnd"/>
-      <w:r>
-        <w:rPr>
-          <w:rFonts w:ascii="Times New Roman" w:eastAsia="SimSun" w:hAnsi="Times New Roman" w:cs="Times New Roman"/>
-        </w:rPr>
-        <w:t xml:space="preserve">. The FSM outputs a total of 8 buses: an 8-bit Data address bus, a Data write enable line, a Register File source select line, 3 4-bit Register File select lines for read A/B and write, a Register File </w:t>
-      </w:r>
-      <w:r>
-        <w:rPr>
-          <w:rFonts w:ascii="Times New Roman" w:eastAsia="SimSun" w:hAnsi="Times New Roman" w:cs="Times New Roman"/>
-        </w:rPr>
-        <w:lastRenderedPageBreak/>
-        <w:t xml:space="preserve">write enable line, and a 3-bit ALU function select line. Additionally, the FSM takes in 3 flag lines from the Datapath ALU: V, N, and Z. The FSM follows a flowchart as shown in Figure 2. </w:t>
-      </w:r>
-    </w:p>
-    <w:p>
-      <w:pPr>
         <w:keepNext/>
         <w:tabs>
           <w:tab w:val="left" w:pos="2979"/>
@@ -5366,7 +5629,6 @@
         <w:rPr>
           <w:noProof/>
         </w:rPr>
-        <w:lastRenderedPageBreak/>
         <w:drawing>
           <wp:inline distT="0" distB="0" distL="0" distR="0" wp14:anchorId="5D134CD2" wp14:editId="4876ED87">
             <wp:extent cx="5840532" cy="7551919"/>
@@ -5463,6 +5725,39 @@
       <w:r>
         <w:t>: simplified FSM flowchart depicting states with instruction inputs.</w:t>
       </w:r>
+      <w:r>
+        <w:t xml:space="preserve"> </w:t>
+      </w:r>
+      <w:r>
+        <w:rPr>
+          <w:noProof/>
+        </w:rPr>
+        <w:t>Seth Amico</w:t>
+      </w:r>
+      <w:r>
+        <w:rPr>
+          <w:noProof/>
+        </w:rPr>
+        <w:t xml:space="preserve"> and</w:t>
+      </w:r>
+      <w:r>
+        <w:rPr>
+          <w:noProof/>
+        </w:rPr>
+        <w:t xml:space="preserve"> </w:t>
+      </w:r>
+      <w:r>
+        <w:rPr>
+          <w:noProof/>
+        </w:rPr>
+        <w:t>John Teal</w:t>
+      </w:r>
+      <w:r>
+        <w:rPr>
+          <w:noProof/>
+        </w:rPr>
+        <w:t>, 6/4/2026. University of Washington</w:t>
+      </w:r>
     </w:p>
     <w:p>
       <w:pPr>
@@ -5510,61 +5805,21 @@
           <w:rFonts w:ascii="Times New Roman" w:eastAsia="SimSun" w:hAnsi="Times New Roman" w:cs="Times New Roman"/>
           <w:b/>
           <w:bCs/>
-          <w:sz w:val="28"/>
-          <w:szCs w:val="28"/>
-        </w:rPr>
-        <w:t>2.</w:t>
-      </w:r>
-      <w:r>
-        <w:rPr>
-          <w:rFonts w:ascii="Times New Roman" w:eastAsia="SimSun" w:hAnsi="Times New Roman" w:cs="Times New Roman"/>
-          <w:b/>
-          <w:bCs/>
-          <w:sz w:val="28"/>
-          <w:szCs w:val="28"/>
-        </w:rPr>
-        <w:t>2</w:t>
-      </w:r>
-      <w:r>
-        <w:rPr>
-          <w:rFonts w:ascii="Times New Roman" w:eastAsia="SimSun" w:hAnsi="Times New Roman" w:cs="Times New Roman"/>
-          <w:b/>
-          <w:bCs/>
-          <w:sz w:val="28"/>
-          <w:szCs w:val="28"/>
-        </w:rPr>
-        <w:t xml:space="preserve"> </w:t>
-      </w:r>
-      <w:r>
-        <w:rPr>
-          <w:rFonts w:ascii="Times New Roman" w:eastAsia="SimSun" w:hAnsi="Times New Roman" w:cs="Times New Roman"/>
-          <w:b/>
-          <w:bCs/>
-          <w:sz w:val="28"/>
-          <w:szCs w:val="28"/>
-        </w:rPr>
-        <w:t>Datapath.sv</w:t>
-      </w:r>
-      <w:r>
-        <w:rPr>
-          <w:rFonts w:ascii="Times New Roman" w:eastAsia="SimSun" w:hAnsi="Times New Roman" w:cs="Times New Roman"/>
-          <w:b/>
-          <w:bCs/>
           <w:noProof/>
         </w:rPr>
         <mc:AlternateContent>
           <mc:Choice Requires="wpg">
             <w:drawing>
-              <wp:anchor distT="0" distB="0" distL="114300" distR="114300" simplePos="0" relativeHeight="251858944" behindDoc="0" locked="0" layoutInCell="1" allowOverlap="1" wp14:anchorId="5AAAD166" wp14:editId="5CE7930B">
+              <wp:anchor distT="0" distB="0" distL="114300" distR="114300" simplePos="0" relativeHeight="251658242" behindDoc="0" locked="0" layoutInCell="1" allowOverlap="1" wp14:anchorId="5AAAD166" wp14:editId="3659EFDC">
                 <wp:simplePos x="0" y="0"/>
                 <wp:positionH relativeFrom="column">
-                  <wp:posOffset>671265</wp:posOffset>
+                  <wp:posOffset>107950</wp:posOffset>
                 </wp:positionH>
                 <wp:positionV relativeFrom="paragraph">
-                  <wp:posOffset>326951</wp:posOffset>
+                  <wp:posOffset>280670</wp:posOffset>
                 </wp:positionV>
-                <wp:extent cx="4349750" cy="4137660"/>
-                <wp:effectExtent l="0" t="0" r="12700" b="0"/>
+                <wp:extent cx="5499100" cy="5143500"/>
+                <wp:effectExtent l="0" t="0" r="25400" b="0"/>
                 <wp:wrapTopAndBottom/>
                 <wp:docPr id="1412896306" name="Group 88"/>
                 <wp:cNvGraphicFramePr/>
@@ -5575,9 +5830,9 @@
                       <wpg:grpSpPr>
                         <a:xfrm>
                           <a:off x="0" y="0"/>
-                          <a:ext cx="4349750" cy="4137660"/>
+                          <a:ext cx="5499100" cy="5143500"/>
                           <a:chOff x="0" y="0"/>
-                          <a:chExt cx="4350007" cy="4138672"/>
+                          <a:chExt cx="4350007" cy="4293650"/>
                         </a:xfrm>
                       </wpg:grpSpPr>
                       <wpg:grpSp>
@@ -5586,9 +5841,9 @@
                         <wpg:grpSpPr>
                           <a:xfrm>
                             <a:off x="206136" y="116282"/>
-                            <a:ext cx="3943350" cy="4022390"/>
+                            <a:ext cx="3943350" cy="4177368"/>
                             <a:chOff x="0" y="0"/>
-                            <a:chExt cx="3943350" cy="4022390"/>
+                            <a:chExt cx="3943350" cy="4177368"/>
                           </a:xfrm>
                         </wpg:grpSpPr>
                         <wps:wsp>
@@ -5664,9 +5919,9 @@
                           <wpg:grpSpPr>
                             <a:xfrm>
                               <a:off x="0" y="0"/>
-                              <a:ext cx="3943350" cy="4022390"/>
+                              <a:ext cx="3943350" cy="4177368"/>
                               <a:chOff x="0" y="0"/>
-                              <a:chExt cx="3943350" cy="4022390"/>
+                              <a:chExt cx="3943350" cy="4177368"/>
                             </a:xfrm>
                           </wpg:grpSpPr>
                           <wps:wsp>
@@ -5675,7 +5930,7 @@
                             <wps:spPr>
                               <a:xfrm>
                                 <a:off x="0" y="3636359"/>
-                                <a:ext cx="3943350" cy="386031"/>
+                                <a:ext cx="3943350" cy="541009"/>
                               </a:xfrm>
                               <a:prstGeom prst="rect">
                                 <a:avLst/>
@@ -5723,6 +5978,15 @@
                                   </w:r>
                                   <w:r>
                                     <w:t>: Datapath module flowchart depicting Data Memory, source mux, Register file, and ALU</w:t>
+                                  </w:r>
+                                  <w:r>
+                                    <w:t xml:space="preserve">. </w:t>
+                                  </w:r>
+                                  <w:r>
+                                    <w:rPr>
+                                      <w:noProof/>
+                                    </w:rPr>
+                                    <w:t>Seth Amico, 6/4/2026. University of Washington</w:t>
                                   </w:r>
                                 </w:p>
                               </w:txbxContent>
@@ -8593,29 +8857,32 @@
                     </wpg:wgp>
                   </a:graphicData>
                 </a:graphic>
+                <wp14:sizeRelH relativeFrom="margin">
+                  <wp14:pctWidth>0</wp14:pctWidth>
+                </wp14:sizeRelH>
                 <wp14:sizeRelV relativeFrom="margin">
                   <wp14:pctHeight>0</wp14:pctHeight>
                 </wp14:sizeRelV>
               </wp:anchor>
             </w:drawing>
           </mc:Choice>
-          <mc:Fallback>
-            <w:pict>
-              <v:group w14:anchorId="5AAAD166" id="Group 88" o:spid="_x0000_s1078" style="position:absolute;margin-left:52.85pt;margin-top:25.75pt;width:342.5pt;height:325.8pt;z-index:251858944;mso-height-relative:margin" coordsize="43500,41386" o:gfxdata="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">
-                <v:group id="Group 73" o:spid="_x0000_s1079" style="position:absolute;left:2061;top:1162;width:39433;height:40224" coordsize="39433,40223" o:gfxdata="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">
-                  <v:shape id="Shape 492" o:spid="_x0000_s1080" style="position:absolute;left:10795;top:31877;width:10915;height:800;rotation:180;visibility:visible;mso-wrap-style:square;v-text-anchor:top" coordsize="1371600,76200" o:gfxdata="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" path="m1295400,r76200,38100l1295400,76200r,-33401l,42799,,33274r1295400,l1295400,xe" fillcolor="black" strokecolor="black [3213]" strokeweight="0">
+          <mc:Fallback xmlns:a="http://schemas.openxmlformats.org/drawingml/2006/main" xmlns:a14="http://schemas.microsoft.com/office/drawing/2010/main" xmlns:pic="http://schemas.openxmlformats.org/drawingml/2006/picture" xmlns:arto="http://schemas.microsoft.com/office/word/2006/arto">
+            <w:pict w14:anchorId="484D56D0">
+              <v:group id="Group 88" style="position:absolute;margin-left:8.5pt;margin-top:22.1pt;width:433pt;height:405pt;z-index:251658242;mso-width-relative:margin;mso-height-relative:margin" coordsize="43500,42936" o:spid="_x0000_s1078" w14:anchorId="5AAAD166" o:gfxdata="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">
+                <v:group id="Group 73" style="position:absolute;left:2061;top:1162;width:39433;height:41774" coordsize="39433,41773" o:spid="_x0000_s1079" o:gfxdata="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">
+                  <v:shape id="Shape 492" style="position:absolute;left:10795;top:31877;width:10915;height:800;rotation:180;visibility:visible;mso-wrap-style:square;v-text-anchor:top" coordsize="1371600,76200" o:spid="_x0000_s1080" fillcolor="black" strokecolor="black [3213]" strokeweight="0" path="m1295400,r76200,38100l1295400,76200r,-33401l,42799,,33274r1295400,l1295400,xe" o:gfxdata="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">
                     <v:stroke miterlimit="83231f" joinstyle="miter"/>
-                    <v:path arrowok="t" textboxrect="0,0,1371600,76200"/>
+                    <v:path textboxrect="0,0,1371600,76200" arrowok="t"/>
                   </v:shape>
-                  <v:group id="Group 72" o:spid="_x0000_s1081" style="position:absolute;width:39433;height:40223" coordsize="39433,40223" o:gfxdata="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">
-                    <v:shape id="Text Box 1" o:spid="_x0000_s1082" type="#_x0000_t202" style="position:absolute;top:36363;width:39433;height:3860;visibility:visible;mso-wrap-style:square;v-text-anchor:top" o:gfxdata="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" stroked="f">
+                  <v:group id="Group 72" style="position:absolute;width:39433;height:41773" coordsize="39433,41773" o:spid="_x0000_s1081" o:gfxdata="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">
+                    <v:shape id="Text Box 1" style="position:absolute;top:36363;width:39433;height:5410;visibility:visible;mso-wrap-style:square;v-text-anchor:top" o:spid="_x0000_s1082" stroked="f" type="#_x0000_t202" o:gfxdata="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">
                       <v:textbox inset="0,0,0,0">
                         <w:txbxContent>
                           <w:p>
                             <w:pPr>
                               <w:pStyle w:val="Caption"/>
                               <w:rPr>
-                                <w:rFonts w:ascii="Times New Roman" w:eastAsia="SimSun" w:hAnsi="Times New Roman" w:cs="Times New Roman"/>
+                                <w:rFonts w:ascii="Times New Roman" w:hAnsi="Times New Roman" w:eastAsia="SimSun" w:cs="Times New Roman"/>
                                 <w:noProof/>
                               </w:rPr>
                             </w:pPr>
@@ -8646,151 +8913,160 @@
                             <w:r>
                               <w:t>: Datapath module flowchart depicting Data Memory, source mux, Register file, and ALU</w:t>
                             </w:r>
+                            <w:r>
+                              <w:t xml:space="preserve">. </w:t>
+                            </w:r>
+                            <w:r>
+                              <w:rPr>
+                                <w:noProof/>
+                              </w:rPr>
+                              <w:t>Seth Amico, 6/4/2026. University of Washington</w:t>
+                            </w:r>
                           </w:p>
                         </w:txbxContent>
                       </v:textbox>
                     </v:shape>
-                    <v:group id="Group 71" o:spid="_x0000_s1083" style="position:absolute;width:39433;height:35433" coordsize="39433,35433" o:gfxdata="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">
-                      <v:group id="Group 70" o:spid="_x0000_s1084" style="position:absolute;width:39433;height:35433" coordsize="39433,35433" o:gfxdata="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">
-                        <v:group id="Group 68" o:spid="_x0000_s1085" style="position:absolute;width:36614;height:35433" coordsize="36616,35433" o:gfxdata="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">
-                          <v:group id="Group 66" o:spid="_x0000_s1086" style="position:absolute;width:36616;height:35433" coordsize="36616,35433" o:gfxdata="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">
-                            <v:group id="Group 62" o:spid="_x0000_s1087" style="position:absolute;left:5842;width:30774;height:35433" coordsize="30774,35433" o:gfxdata="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">
-                              <v:group id="Group 829446117" o:spid="_x0000_s1088" style="position:absolute;left:2159;top:127;width:28615;height:35306" coordorigin="9753" coordsize="27844,33401" o:gfxdata="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">
-                                <v:shape id="Shape 412" o:spid="_x0000_s1089" style="position:absolute;left:27391;top:4921;width:15;height:3571;visibility:visible;mso-wrap-style:square;v-text-anchor:top" coordsize="1524,357124" o:gfxdata="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" path="m,l1524,357124e" filled="f" strokecolor="black [3213]" strokeweight=".83786mm">
+                    <v:group id="Group 71" style="position:absolute;width:39433;height:35433" coordsize="39433,35433" o:spid="_x0000_s1083" o:gfxdata="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">
+                      <v:group id="Group 70" style="position:absolute;width:39433;height:35433" coordsize="39433,35433" o:spid="_x0000_s1084" o:gfxdata="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">
+                        <v:group id="Group 68" style="position:absolute;width:36614;height:35433" coordsize="36616,35433" o:spid="_x0000_s1085" o:gfxdata="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">
+                          <v:group id="Group 66" style="position:absolute;width:36616;height:35433" coordsize="36616,35433" o:spid="_x0000_s1086" o:gfxdata="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">
+                            <v:group id="Group 62" style="position:absolute;left:5842;width:30774;height:35433" coordsize="30774,35433" o:spid="_x0000_s1087" o:gfxdata="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">
+                              <v:group id="Group 829446117" style="position:absolute;left:2159;top:127;width:28615;height:35306" coordsize="27844,33401" coordorigin="9753" o:spid="_x0000_s1088" o:gfxdata="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">
+                                <v:shape id="Shape 412" style="position:absolute;left:27391;top:4921;width:15;height:3571;visibility:visible;mso-wrap-style:square;v-text-anchor:top" coordsize="1524,357124" o:spid="_x0000_s1089" filled="f" strokecolor="black [3213]" strokeweight=".83786mm" path="m,l1524,357124e" o:gfxdata="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">
                                   <v:stroke miterlimit="83231f" joinstyle="miter"/>
-                                  <v:path arrowok="t" textboxrect="0,0,1524,357124"/>
+                                  <v:path textboxrect="0,0,1524,357124" arrowok="t"/>
                                 </v:shape>
-                                <v:shape id="Shape 413" o:spid="_x0000_s1090" style="position:absolute;left:21786;top:3079;width:1239;height:1285;visibility:visible;mso-wrap-style:square;v-text-anchor:top" coordsize="123825,128524" o:gfxdata="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" path="m,128524l123825,65024,,e" filled="f" strokecolor="black [3213]" strokeweight=".30869mm">
+                                <v:shape id="Shape 413" style="position:absolute;left:21786;top:3079;width:1239;height:1285;visibility:visible;mso-wrap-style:square;v-text-anchor:top" coordsize="123825,128524" o:spid="_x0000_s1090" filled="f" strokecolor="black [3213]" strokeweight=".30869mm" path="m,128524l123825,65024,,e" o:gfxdata="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">
                                   <v:stroke miterlimit="83231f" joinstyle="miter"/>
-                                  <v:path arrowok="t" textboxrect="0,0,123825,128524"/>
+                                  <v:path textboxrect="0,0,123825,128524" arrowok="t"/>
                                 </v:shape>
-                                <v:shape id="Shape 414" o:spid="_x0000_s1091" style="position:absolute;left:23374;top:21541;width:1286;height:1287;visibility:visible;mso-wrap-style:square;v-text-anchor:top" coordsize="128651,128651" o:gfxdata="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" path="m,128651l128651,63500,,e" filled="f" strokecolor="black [3213]" strokeweight=".30869mm">
+                                <v:shape id="Shape 414" style="position:absolute;left:23374;top:21541;width:1286;height:1287;visibility:visible;mso-wrap-style:square;v-text-anchor:top" coordsize="128651,128651" o:spid="_x0000_s1091" filled="f" strokecolor="black [3213]" strokeweight=".30869mm" path="m,128651l128651,63500,,e" o:gfxdata="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">
                                   <v:stroke miterlimit="83231f" joinstyle="miter"/>
-                                  <v:path arrowok="t" textboxrect="0,0,128651,128651"/>
+                                  <v:path textboxrect="0,0,128651,128651" arrowok="t"/>
                                 </v:shape>
-                                <v:shape id="Shape 415" o:spid="_x0000_s1092" style="position:absolute;left:29328;top:6254;width:7588;height:27147;visibility:visible;mso-wrap-style:square;v-text-anchor:top" coordsize="758825,2714625" o:gfxdata="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" path="m187325,242824l187325,,758825,r,2714625l,2714625,,2525649e" filled="f" strokecolor="black [3213]" strokeweight=".83786mm">
+                                <v:shape id="Shape 415" style="position:absolute;left:29328;top:6254;width:7588;height:27147;visibility:visible;mso-wrap-style:square;v-text-anchor:top" coordsize="758825,2714625" o:spid="_x0000_s1092" filled="f" strokecolor="black [3213]" strokeweight=".83786mm" path="m187325,242824l187325,,758825,r,2714625l,2714625,,2525649e" o:gfxdata="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">
                                   <v:stroke miterlimit="83231f" joinstyle="miter"/>
-                                  <v:path arrowok="t" textboxrect="0,0,758825,2714625"/>
+                                  <v:path textboxrect="0,0,758825,2714625" arrowok="t"/>
                                 </v:shape>
-                                <v:shape id="Shape 416" o:spid="_x0000_s1093" style="position:absolute;left:21835;top:5507;width:5556;height:18606;visibility:visible;mso-wrap-style:square;v-text-anchor:top" coordsize="555625,1860550" o:gfxdata="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" path="m273050,r,368300l,368300,,1860550r555625,e" filled="f" strokecolor="black [3213]" strokeweight=".83786mm">
+                                <v:shape id="Shape 416" style="position:absolute;left:21835;top:5507;width:5556;height:18606;visibility:visible;mso-wrap-style:square;v-text-anchor:top" coordsize="555625,1860550" o:spid="_x0000_s1093" filled="f" strokecolor="black [3213]" strokeweight=".83786mm" path="m273050,r,368300l,368300,,1860550r555625,e" o:gfxdata="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">
                                   <v:stroke miterlimit="83231f" joinstyle="miter"/>
-                                  <v:path arrowok="t" textboxrect="0,0,555625,1860550"/>
+                                  <v:path textboxrect="0,0,555625,1860550" arrowok="t"/>
                                 </v:shape>
-                                <v:shape id="Shape 417" o:spid="_x0000_s1094" style="position:absolute;left:29216;top:14683;width:16;height:2493;visibility:visible;mso-wrap-style:square;v-text-anchor:top" coordsize="1651,249301" o:gfxdata="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" path="m,l1651,249301e" filled="f" strokecolor="black [3213]" strokeweight=".83786mm">
+                                <v:shape id="Shape 417" style="position:absolute;left:29216;top:14683;width:16;height:2493;visibility:visible;mso-wrap-style:square;v-text-anchor:top" coordsize="1651,249301" o:spid="_x0000_s1094" filled="f" strokecolor="black [3213]" strokeweight=".83786mm" path="m,l1651,249301e" o:gfxdata="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">
                                   <v:stroke miterlimit="83231f" joinstyle="miter"/>
-                                  <v:path arrowok="t" textboxrect="0,0,1651,249301"/>
+                                  <v:path textboxrect="0,0,1651,249301" arrowok="t"/>
                                 </v:shape>
-                                <v:shape id="Shape 418" o:spid="_x0000_s1095" style="position:absolute;left:27391;top:23129;width:15;height:3619;visibility:visible;mso-wrap-style:square;v-text-anchor:top" coordsize="1524,361950" o:gfxdata="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" path="m,l1524,361950e" filled="f" strokecolor="black [3213]" strokeweight=".83786mm">
+                                <v:shape id="Shape 418" style="position:absolute;left:27391;top:23129;width:15;height:3619;visibility:visible;mso-wrap-style:square;v-text-anchor:top" coordsize="1524,361950" o:spid="_x0000_s1095" filled="f" strokecolor="black [3213]" strokeweight=".83786mm" path="m,l1524,361950e" o:gfxdata="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">
                                   <v:stroke miterlimit="83231f" joinstyle="miter"/>
-                                  <v:path arrowok="t" textboxrect="0,0,1524,361950"/>
+                                  <v:path textboxrect="0,0,1524,361950" arrowok="t"/>
                                 </v:shape>
-                                <v:shape id="Shape 419" o:spid="_x0000_s1096" style="position:absolute;left:26993;top:26304;width:794;height:1587;visibility:visible;mso-wrap-style:square;v-text-anchor:top" coordsize="79375,158750" o:gfxdata="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" path="m,l79375,,39751,158750,,xe" fillcolor="black" strokecolor="black [3213]" strokeweight="0">
+                                <v:shape id="Shape 419" style="position:absolute;left:26993;top:26304;width:794;height:1587;visibility:visible;mso-wrap-style:square;v-text-anchor:top" coordsize="79375,158750" o:spid="_x0000_s1096" fillcolor="black" strokecolor="black [3213]" strokeweight="0" path="m,l79375,,39751,158750,,xe" o:gfxdata="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">
                                   <v:stroke miterlimit="83231f" joinstyle="miter"/>
-                                  <v:path arrowok="t" textboxrect="0,0,79375,158750"/>
+                                  <v:path textboxrect="0,0,79375,158750" arrowok="t"/>
                                 </v:shape>
-                                <v:shape id="Shape 420" o:spid="_x0000_s1097" style="position:absolute;left:30708;top:26352;width:794;height:1588;visibility:visible;mso-wrap-style:square;v-text-anchor:top" coordsize="79375,158750" o:gfxdata="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" path="m,l79375,,39751,158750,,xe" fillcolor="black" strokecolor="black [3213]" strokeweight="0">
+                                <v:shape id="Shape 420" style="position:absolute;left:30708;top:26352;width:794;height:1588;visibility:visible;mso-wrap-style:square;v-text-anchor:top" coordsize="79375,158750" o:spid="_x0000_s1097" fillcolor="black" strokecolor="black [3213]" strokeweight="0" path="m,l79375,,39751,158750,,xe" o:gfxdata="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">
                                   <v:stroke miterlimit="83231f" joinstyle="miter"/>
-                                  <v:path arrowok="t" textboxrect="0,0,79375,158750"/>
+                                  <v:path textboxrect="0,0,79375,158750" arrowok="t"/>
                                 </v:shape>
-                                <v:shape id="Shape 421" o:spid="_x0000_s1098" style="position:absolute;left:30852;top:8191;width:793;height:1588;visibility:visible;mso-wrap-style:square;v-text-anchor:top" coordsize="79375,158750" o:gfxdata="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" path="m,l79375,,39624,158750,,xe" fillcolor="black" strokecolor="black [3213]" strokeweight="0">
+                                <v:shape id="Shape 421" style="position:absolute;left:30852;top:8191;width:793;height:1588;visibility:visible;mso-wrap-style:square;v-text-anchor:top" coordsize="79375,158750" o:spid="_x0000_s1098" fillcolor="black" strokecolor="black [3213]" strokeweight="0" path="m,l79375,,39624,158750,,xe" o:gfxdata="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">
                                   <v:stroke miterlimit="83231f" joinstyle="miter"/>
-                                  <v:path arrowok="t" textboxrect="0,0,79375,158750"/>
+                                  <v:path textboxrect="0,0,79375,158750" arrowok="t"/>
                                 </v:shape>
-                                <v:shape id="Shape 422" o:spid="_x0000_s1099" style="position:absolute;left:28820;top:16827;width:793;height:1588;visibility:visible;mso-wrap-style:square;v-text-anchor:top" coordsize="79375,158750" o:gfxdata="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" path="m,l79375,,39624,158750,,xe" fillcolor="black" strokecolor="black [3213]" strokeweight="0">
+                                <v:shape id="Shape 422" style="position:absolute;left:28820;top:16827;width:793;height:1588;visibility:visible;mso-wrap-style:square;v-text-anchor:top" coordsize="79375,158750" o:spid="_x0000_s1099" fillcolor="black" strokecolor="black [3213]" strokeweight="0" path="m,l79375,,39624,158750,,xe" o:gfxdata="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">
                                   <v:stroke miterlimit="83231f" joinstyle="miter"/>
-                                  <v:path arrowok="t" textboxrect="0,0,79375,158750"/>
+                                  <v:path textboxrect="0,0,79375,158750" arrowok="t"/>
                                 </v:shape>
-                                <v:shape id="Shape 423" o:spid="_x0000_s1100" style="position:absolute;left:26993;top:8191;width:794;height:1588;visibility:visible;mso-wrap-style:square;v-text-anchor:top" coordsize="79375,158750" o:gfxdata="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" path="m,l79375,,39751,158750,,xe" fillcolor="black" strokecolor="black [3213]" strokeweight="0">
+                                <v:shape id="Shape 423" style="position:absolute;left:26993;top:8191;width:794;height:1588;visibility:visible;mso-wrap-style:square;v-text-anchor:top" coordsize="79375,158750" o:spid="_x0000_s1100" fillcolor="black" strokecolor="black [3213]" strokeweight="0" path="m,l79375,,39751,158750,,xe" o:gfxdata="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">
                                   <v:stroke miterlimit="83231f" joinstyle="miter"/>
-                                  <v:path arrowok="t" textboxrect="0,0,79375,158750"/>
+                                  <v:path textboxrect="0,0,79375,158750" arrowok="t"/>
                                 </v:shape>
-                                <v:shape id="Shape 424" o:spid="_x0000_s1101" style="position:absolute;left:24168;top:4921;width:793;height:1587;visibility:visible;mso-wrap-style:square;v-text-anchor:top" coordsize="79375,158750" o:gfxdata="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" path="m39751,l79375,158750,,158750,39751,xe" fillcolor="black" strokecolor="black [3213]" strokeweight="0">
+                                <v:shape id="Shape 424" style="position:absolute;left:24168;top:4921;width:793;height:1587;visibility:visible;mso-wrap-style:square;v-text-anchor:top" coordsize="79375,158750" o:spid="_x0000_s1101" fillcolor="black" strokecolor="black [3213]" strokeweight="0" path="m39751,l79375,158750,,158750,39751,xe" o:gfxdata="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">
                                   <v:stroke miterlimit="83231f" joinstyle="miter"/>
-                                  <v:path arrowok="t" textboxrect="0,0,79375,158750"/>
+                                  <v:path textboxrect="0,0,79375,158750" arrowok="t"/>
                                 </v:shape>
-                                <v:shape id="Shape 425" o:spid="_x0000_s1102" style="position:absolute;left:31106;top:23129;width:15;height:3619;visibility:visible;mso-wrap-style:square;v-text-anchor:top" coordsize="1524,361950" o:gfxdata="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" path="m,l1524,361950e" filled="f" strokecolor="black [3213]" strokeweight=".83786mm">
+                                <v:shape id="Shape 425" style="position:absolute;left:31106;top:23129;width:15;height:3619;visibility:visible;mso-wrap-style:square;v-text-anchor:top" coordsize="1524,361950" o:spid="_x0000_s1102" filled="f" strokecolor="black [3213]" strokeweight=".83786mm" path="m,l1524,361950e" o:gfxdata="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">
                                   <v:stroke miterlimit="83231f" joinstyle="miter"/>
-                                  <v:path arrowok="t" textboxrect="0,0,1524,361950"/>
+                                  <v:path textboxrect="0,0,1524,361950" arrowok="t"/>
                                 </v:shape>
-                                <v:shape id="Shape 426" o:spid="_x0000_s1103" style="position:absolute;left:26692;top:24716;width:1334;height:1287;visibility:visible;mso-wrap-style:square;v-text-anchor:top" coordsize="133350,128651" o:gfxdata="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" path="m,128651l133350,,,128651xe" strokecolor="black [3213]" strokeweight="0">
+                                <v:shape id="Shape 426" style="position:absolute;left:26692;top:24716;width:1334;height:1287;visibility:visible;mso-wrap-style:square;v-text-anchor:top" coordsize="133350,128651" o:spid="_x0000_s1103" strokecolor="black [3213]" strokeweight="0" path="m,128651l133350,,,128651xe" o:gfxdata="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">
                                   <v:stroke miterlimit="83231f" joinstyle="miter"/>
-                                  <v:path arrowok="t" textboxrect="0,0,133350,128651"/>
+                                  <v:path textboxrect="0,0,133350,128651" arrowok="t"/>
                                 </v:shape>
-                                <v:shape id="Shape 427" o:spid="_x0000_s1104" style="position:absolute;left:26692;top:24716;width:1334;height:1287;visibility:visible;mso-wrap-style:square;v-text-anchor:top" coordsize="133350,128651" o:gfxdata="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" path="m133350,l,128651e" filled="f" strokecolor="black [3213]" strokeweight=".30869mm">
+                                <v:shape id="Shape 427" style="position:absolute;left:26692;top:24716;width:1334;height:1287;visibility:visible;mso-wrap-style:square;v-text-anchor:top" coordsize="133350,128651" o:spid="_x0000_s1104" filled="f" strokecolor="black [3213]" strokeweight=".30869mm" path="m133350,l,128651e" o:gfxdata="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">
                                   <v:stroke miterlimit="83231f" joinstyle="miter"/>
-                                  <v:path arrowok="t" textboxrect="0,0,133350,128651"/>
+                                  <v:path textboxrect="0,0,133350,128651" arrowok="t"/>
                                 </v:shape>
-                                <v:shape id="Shape 428" o:spid="_x0000_s1105" style="position:absolute;left:30407;top:24716;width:1349;height:1287;visibility:visible;mso-wrap-style:square;v-text-anchor:top" coordsize="134874,128651" o:gfxdata="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" path="m,128651l134874,,,128651xe" strokecolor="black [3213]" strokeweight="0">
+                                <v:shape id="Shape 428" style="position:absolute;left:30407;top:24716;width:1349;height:1287;visibility:visible;mso-wrap-style:square;v-text-anchor:top" coordsize="134874,128651" o:spid="_x0000_s1105" strokecolor="black [3213]" strokeweight="0" path="m,128651l134874,,,128651xe" o:gfxdata="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">
                                   <v:stroke miterlimit="83231f" joinstyle="miter"/>
-                                  <v:path arrowok="t" textboxrect="0,0,134874,128651"/>
+                                  <v:path textboxrect="0,0,134874,128651" arrowok="t"/>
                                 </v:shape>
-                                <v:shape id="Shape 429" o:spid="_x0000_s1106" style="position:absolute;left:30407;top:24716;width:1349;height:1287;visibility:visible;mso-wrap-style:square;v-text-anchor:top" coordsize="134874,128651" o:gfxdata="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" path="m134874,l,128651e" filled="f" strokecolor="black [3213]" strokeweight=".30869mm">
+                                <v:shape id="Shape 429" style="position:absolute;left:30407;top:24716;width:1349;height:1287;visibility:visible;mso-wrap-style:square;v-text-anchor:top" coordsize="134874,128651" o:spid="_x0000_s1106" filled="f" strokecolor="black [3213]" strokeweight=".30869mm" path="m134874,l,128651e" o:gfxdata="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">
                                   <v:stroke miterlimit="83231f" joinstyle="miter"/>
-                                  <v:path arrowok="t" textboxrect="0,0,134874,128651"/>
+                                  <v:path textboxrect="0,0,134874,128651" arrowok="t"/>
                                 </v:shape>
-                                <v:shape id="Shape 430" o:spid="_x0000_s1107" style="position:absolute;left:36264;top:10778;width:1334;height:1287;visibility:visible;mso-wrap-style:square;v-text-anchor:top" coordsize="133350,128651" o:gfxdata="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" path="m,128651l133350,,,128651xe" strokecolor="black [3213]" strokeweight="0">
+                                <v:shape id="Shape 430" style="position:absolute;left:36264;top:10778;width:1334;height:1287;visibility:visible;mso-wrap-style:square;v-text-anchor:top" coordsize="133350,128651" o:spid="_x0000_s1107" strokecolor="black [3213]" strokeweight="0" path="m,128651l133350,,,128651xe" o:gfxdata="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">
                                   <v:stroke miterlimit="83231f" joinstyle="miter"/>
-                                  <v:path arrowok="t" textboxrect="0,0,133350,128651"/>
+                                  <v:path textboxrect="0,0,133350,128651" arrowok="t"/>
                                 </v:shape>
-                                <v:shape id="Shape 431" o:spid="_x0000_s1108" style="position:absolute;left:36264;top:10778;width:1334;height:1287;visibility:visible;mso-wrap-style:square;v-text-anchor:top" coordsize="133350,128651" o:gfxdata="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" path="m133350,l,128651e" filled="f" strokecolor="black [3213]" strokeweight=".30869mm">
+                                <v:shape id="Shape 431" style="position:absolute;left:36264;top:10778;width:1334;height:1287;visibility:visible;mso-wrap-style:square;v-text-anchor:top" coordsize="133350,128651" o:spid="_x0000_s1108" filled="f" strokecolor="black [3213]" strokeweight=".30869mm" path="m133350,l,128651e" o:gfxdata="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">
                                   <v:stroke miterlimit="83231f" joinstyle="miter"/>
-                                  <v:path arrowok="t" textboxrect="0,0,133350,128651"/>
+                                  <v:path textboxrect="0,0,133350,128651" arrowok="t"/>
                                 </v:shape>
-                                <v:shape id="Shape 432" o:spid="_x0000_s1109" style="position:absolute;left:21183;top:10778;width:1334;height:1287;visibility:visible;mso-wrap-style:square;v-text-anchor:top" coordsize="133350,128651" o:gfxdata="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" path="m,128651l133350,,,128651xe" strokecolor="black [3213]" strokeweight="0">
+                                <v:shape id="Shape 432" style="position:absolute;left:21183;top:10778;width:1334;height:1287;visibility:visible;mso-wrap-style:square;v-text-anchor:top" coordsize="133350,128651" o:spid="_x0000_s1109" strokecolor="black [3213]" strokeweight="0" path="m,128651l133350,,,128651xe" o:gfxdata="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">
                                   <v:stroke miterlimit="83231f" joinstyle="miter"/>
-                                  <v:path arrowok="t" textboxrect="0,0,133350,128651"/>
+                                  <v:path textboxrect="0,0,133350,128651" arrowok="t"/>
                                 </v:shape>
-                                <v:shape id="Shape 433" o:spid="_x0000_s1110" style="position:absolute;left:21183;top:10778;width:1334;height:1287;visibility:visible;mso-wrap-style:square;v-text-anchor:top" coordsize="133350,128651" o:gfxdata="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" path="m133350,l,128651e" filled="f" strokecolor="black [3213]" strokeweight=".30869mm">
+                                <v:shape id="Shape 433" style="position:absolute;left:21183;top:10778;width:1334;height:1287;visibility:visible;mso-wrap-style:square;v-text-anchor:top" coordsize="133350,128651" o:spid="_x0000_s1110" filled="f" strokecolor="black [3213]" strokeweight=".30869mm" path="m133350,l,128651e" o:gfxdata="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">
                                   <v:stroke miterlimit="83231f" joinstyle="miter"/>
-                                  <v:path arrowok="t" textboxrect="0,0,133350,128651"/>
+                                  <v:path textboxrect="0,0,133350,128651" arrowok="t"/>
                                 </v:shape>
-                                <v:shape id="Shape 434" o:spid="_x0000_s1111" style="position:absolute;left:28581;top:15032;width:1286;height:1351;visibility:visible;mso-wrap-style:square;v-text-anchor:top" coordsize="128651,135001" o:gfxdata="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" path="m,135001l128651,,,135001xe" strokecolor="black [3213]" strokeweight="0">
+                                <v:shape id="Shape 434" style="position:absolute;left:28581;top:15032;width:1286;height:1351;visibility:visible;mso-wrap-style:square;v-text-anchor:top" coordsize="128651,135001" o:spid="_x0000_s1111" strokecolor="black [3213]" strokeweight="0" path="m,135001l128651,,,135001xe" o:gfxdata="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">
                                   <v:stroke miterlimit="83231f" joinstyle="miter"/>
-                                  <v:path arrowok="t" textboxrect="0,0,128651,135001"/>
+                                  <v:path textboxrect="0,0,128651,135001" arrowok="t"/>
                                 </v:shape>
-                                <v:shape id="Shape 435" o:spid="_x0000_s1112" style="position:absolute;left:28581;top:15032;width:1286;height:1351;visibility:visible;mso-wrap-style:square;v-text-anchor:top" coordsize="128651,135001" o:gfxdata="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" path="m128651,l,135001e" filled="f" strokecolor="black [3213]" strokeweight=".30869mm">
+                                <v:shape id="Shape 435" style="position:absolute;left:28581;top:15032;width:1286;height:1351;visibility:visible;mso-wrap-style:square;v-text-anchor:top" coordsize="128651,135001" o:spid="_x0000_s1112" filled="f" strokecolor="black [3213]" strokeweight=".30869mm" path="m128651,l,135001e" o:gfxdata="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">
                                   <v:stroke miterlimit="83231f" joinstyle="miter"/>
-                                  <v:path arrowok="t" textboxrect="0,0,128651,135001"/>
+                                  <v:path textboxrect="0,0,128651,135001" arrowok="t"/>
                                 </v:shape>
-                                <v:shape id="Shape 436" o:spid="_x0000_s1113" style="position:absolute;left:26739;top:6015;width:1287;height:1287;visibility:visible;mso-wrap-style:square;v-text-anchor:top" coordsize="128651,128651" o:gfxdata="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" path="m,128651l128651,,,128651xe" strokecolor="black [3213]" strokeweight="0">
+                                <v:shape id="Shape 436" style="position:absolute;left:26739;top:6015;width:1287;height:1287;visibility:visible;mso-wrap-style:square;v-text-anchor:top" coordsize="128651,128651" o:spid="_x0000_s1113" strokecolor="black [3213]" strokeweight="0" path="m,128651l128651,,,128651xe" o:gfxdata="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">
                                   <v:stroke miterlimit="83231f" joinstyle="miter"/>
-                                  <v:path arrowok="t" textboxrect="0,0,128651,128651"/>
+                                  <v:path textboxrect="0,0,128651,128651" arrowok="t"/>
                                 </v:shape>
-                                <v:shape id="Shape 437" o:spid="_x0000_s1114" style="position:absolute;left:26739;top:6015;width:1287;height:1287;visibility:visible;mso-wrap-style:square;v-text-anchor:top" coordsize="128651,128651" o:gfxdata="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" path="m128651,l,128651e" filled="f" strokecolor="black [3213]" strokeweight=".30869mm">
+                                <v:shape id="Shape 437" style="position:absolute;left:26739;top:6015;width:1287;height:1287;visibility:visible;mso-wrap-style:square;v-text-anchor:top" coordsize="128651,128651" o:spid="_x0000_s1114" filled="f" strokecolor="black [3213]" strokeweight=".30869mm" path="m128651,l,128651e" o:gfxdata="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">
                                   <v:stroke miterlimit="83231f" joinstyle="miter"/>
-                                  <v:path arrowok="t" textboxrect="0,0,128651,128651"/>
+                                  <v:path textboxrect="0,0,128651,128651" arrowok="t"/>
                                 </v:shape>
-                                <v:shape id="Shape 438" o:spid="_x0000_s1115" style="position:absolute;left:21786;width:15130;height:4921;visibility:visible;mso-wrap-style:square;v-text-anchor:top" coordsize="1512951,492125" o:gfxdata="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" path="m,492125r1512951,l1512951,,,,,492125xe" filled="f" strokecolor="#0070c0" strokeweight="1.25pt">
+                                <v:shape id="Shape 438" style="position:absolute;left:21786;width:15130;height:4921;visibility:visible;mso-wrap-style:square;v-text-anchor:top" coordsize="1512951,492125" o:spid="_x0000_s1115" filled="f" strokecolor="#0070c0" strokeweight="1.25pt" path="m,492125r1512951,l1512951,,,,,492125xe" o:gfxdata="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">
                                   <v:stroke miterlimit="83231f" joinstyle="miter"/>
-                                  <v:path arrowok="t" textboxrect="0,0,1512951,492125"/>
+                                  <v:path textboxrect="0,0,1512951,492125" arrowok="t"/>
                                 </v:shape>
-                                <v:rect id="Rectangle 539383110" o:spid="_x0000_s1116" style="position:absolute;left:20045;top:1280;width:14795;height:3225;visibility:visible;mso-wrap-style:square;v-text-anchor:top" o:gfxdata="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" filled="f" stroked="f">
+                                <v:rect id="Rectangle 539383110" style="position:absolute;left:20045;top:1280;width:14795;height:3225;visibility:visible;mso-wrap-style:square;v-text-anchor:top" o:spid="_x0000_s1116" filled="f" stroked="f" o:gfxdata="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">
                                   <v:textbox inset="0,0,0,0">
                                     <w:txbxContent>
                                       <w:p>
                                         <w:pPr>
                                           <w:rPr>
-                                            <w:rFonts w:ascii="Times New Roman" w:eastAsia="Times New Roman" w:hAnsi="Times New Roman" w:cs="Times New Roman"/>
+                                            <w:rFonts w:ascii="Times New Roman" w:hAnsi="Times New Roman" w:eastAsia="Times New Roman" w:cs="Times New Roman"/>
                                             <w:sz w:val="28"/>
                                           </w:rPr>
                                         </w:pPr>
                                         <w:r>
                                           <w:rPr>
-                                            <w:rFonts w:ascii="Times New Roman" w:eastAsia="Times New Roman" w:hAnsi="Times New Roman" w:cs="Times New Roman"/>
+                                            <w:rFonts w:ascii="Times New Roman" w:hAnsi="Times New Roman" w:eastAsia="Times New Roman" w:cs="Times New Roman"/>
                                             <w:sz w:val="28"/>
                                           </w:rPr>
                                           <w:t>Data Memory</w:t>
                                         </w:r>
                                         <w:r>
                                           <w:rPr>
-                                            <w:rFonts w:ascii="Times New Roman" w:eastAsia="Times New Roman" w:hAnsi="Times New Roman" w:cs="Times New Roman"/>
+                                            <w:rFonts w:ascii="Times New Roman" w:hAnsi="Times New Roman" w:eastAsia="Times New Roman" w:cs="Times New Roman"/>
                                             <w:sz w:val="28"/>
                                           </w:rPr>
                                           <w:t xml:space="preserve"> RAM</w:t>
                                         </w:r>
                                         <w:r>
                                           <w:rPr>
-                                            <w:rFonts w:ascii="Times New Roman" w:eastAsia="Times New Roman" w:hAnsi="Times New Roman" w:cs="Times New Roman"/>
+                                            <w:rFonts w:ascii="Times New Roman" w:hAnsi="Times New Roman" w:eastAsia="Times New Roman" w:cs="Times New Roman"/>
                                             <w:sz w:val="28"/>
                                           </w:rPr>
                                           <w:t xml:space="preserve"> </w:t>
@@ -8799,15 +9075,15 @@
                                     </w:txbxContent>
                                   </v:textbox>
                                 </v:rect>
-                                <v:shape id="Shape 441" o:spid="_x0000_s1117" style="position:absolute;left:25596;top:9826;width:7493;height:4810;visibility:visible;mso-wrap-style:square;v-text-anchor:top" coordsize="749300,481013" o:gfxdata="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" path="m,481013r749300,l749300,,,,,481013xe" filled="f" strokecolor="#0070c0" strokeweight="1.25pt">
+                                <v:shape id="Shape 441" style="position:absolute;left:25596;top:9826;width:7493;height:4810;visibility:visible;mso-wrap-style:square;v-text-anchor:top" coordsize="749300,481013" o:spid="_x0000_s1117" filled="f" strokecolor="#0070c0" strokeweight="1.25pt" path="m,481013r749300,l749300,,,,,481013xe" o:gfxdata="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">
                                   <v:stroke miterlimit="83231f" joinstyle="miter"/>
-                                  <v:path arrowok="t" textboxrect="0,0,749300,481013"/>
+                                  <v:path textboxrect="0,0,749300,481013" arrowok="t"/>
                                 </v:shape>
-                                <v:shape id="Shape 448" o:spid="_x0000_s1118" style="position:absolute;left:23374;top:18509;width:12001;height:4715;visibility:visible;mso-wrap-style:square;v-text-anchor:top" coordsize="1200150,471488" o:gfxdata="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" path="m,471488r1200150,l1200150,,,,,471488xe" filled="f" strokecolor="#0070c0" strokeweight="1.25pt">
+                                <v:shape id="Shape 448" style="position:absolute;left:23374;top:18509;width:12001;height:4715;visibility:visible;mso-wrap-style:square;v-text-anchor:top" coordsize="1200150,471488" o:spid="_x0000_s1118" filled="f" strokecolor="#0070c0" strokeweight="1.25pt" path="m,471488r1200150,l1200150,,,,,471488xe" o:gfxdata="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">
                                   <v:stroke miterlimit="83231f" joinstyle="miter"/>
-                                  <v:path arrowok="t" textboxrect="0,0,1200150,471488"/>
+                                  <v:path textboxrect="0,0,1200150,471488" arrowok="t"/>
                                 </v:shape>
-                                <v:rect id="Rectangle 1925666239" o:spid="_x0000_s1119" style="position:absolute;left:24769;top:19716;width:10444;height:3131;visibility:visible;mso-wrap-style:square;v-text-anchor:top" o:gfxdata="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" filled="f" stroked="f">
+                                <v:rect id="Rectangle 1925666239" style="position:absolute;left:24769;top:19716;width:10444;height:3131;visibility:visible;mso-wrap-style:square;v-text-anchor:top" o:spid="_x0000_s1119" filled="f" stroked="f" o:gfxdata="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">
                                   <v:textbox inset="0,0,0,0">
                                     <w:txbxContent>
                                       <w:p>
@@ -8816,7 +9092,7 @@
                                         </w:pPr>
                                         <w:r>
                                           <w:rPr>
-                                            <w:rFonts w:ascii="Times New Roman" w:eastAsia="Times New Roman" w:hAnsi="Times New Roman" w:cs="Times New Roman"/>
+                                            <w:rFonts w:ascii="Times New Roman" w:hAnsi="Times New Roman" w:eastAsia="Times New Roman" w:cs="Times New Roman"/>
                                             <w:sz w:val="28"/>
                                           </w:rPr>
                                           <w:t>Register File</w:t>
@@ -8825,11 +9101,11 @@
                                     </w:txbxContent>
                                   </v:textbox>
                                 </v:rect>
-                                <v:shape id="Shape 450" o:spid="_x0000_s1120" style="position:absolute;left:23374;top:27986;width:12001;height:3525;visibility:visible;mso-wrap-style:square;v-text-anchor:top" coordsize="1200150,352425" o:gfxdata="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" path="m,352425r1200150,l1200150,,,,,352425xe" filled="f" strokecolor="#0070c0" strokeweight="1.25pt">
+                                <v:shape id="Shape 450" style="position:absolute;left:23374;top:27986;width:12001;height:3525;visibility:visible;mso-wrap-style:square;v-text-anchor:top" coordsize="1200150,352425" o:spid="_x0000_s1120" filled="f" strokecolor="#0070c0" strokeweight="1.25pt" path="m,352425r1200150,l1200150,,,,,352425xe" o:gfxdata="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">
                                   <v:stroke miterlimit="83231f" joinstyle="miter"/>
-                                  <v:path arrowok="t" textboxrect="0,0,1200150,352425"/>
+                                  <v:path textboxrect="0,0,1200150,352425" arrowok="t"/>
                                 </v:shape>
-                                <v:rect id="Rectangle 975312385" o:spid="_x0000_s1121" style="position:absolute;left:23025;top:28234;width:13038;height:3482;visibility:visible;mso-wrap-style:square;v-text-anchor:top" o:gfxdata="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" filled="f" stroked="f">
+                                <v:rect id="Rectangle 975312385" style="position:absolute;left:23025;top:28234;width:13038;height:3482;visibility:visible;mso-wrap-style:square;v-text-anchor:top" o:spid="_x0000_s1121" filled="f" stroked="f" o:gfxdata="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">
                                   <v:textbox inset="0,0,0,0">
                                     <w:txbxContent>
                                       <w:p>
@@ -8845,45 +9121,45 @@
                                     </w:txbxContent>
                                   </v:textbox>
                                 </v:rect>
-                                <v:shape id="Shape 452" o:spid="_x0000_s1122" style="position:absolute;left:26993;top:23764;width:747;height:747;visibility:visible;mso-wrap-style:square;v-text-anchor:top" coordsize="74676,74676" o:gfxdata="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" path="m37338,c57912,,74676,16764,74676,37338v,20574,-16764,37338,-37338,37338c16764,74676,,57912,,37338,,16764,16764,,37338,xe" fillcolor="black" strokecolor="black [3213]" strokeweight="0">
+                                <v:shape id="Shape 452" style="position:absolute;left:26993;top:23764;width:747;height:747;visibility:visible;mso-wrap-style:square;v-text-anchor:top" coordsize="74676,74676" o:spid="_x0000_s1122" fillcolor="black" strokecolor="black [3213]" strokeweight="0" path="m37338,c57912,,74676,16764,74676,37338v,20574,-16764,37338,-37338,37338c16764,74676,,57912,,37338,,16764,16764,,37338,xe" o:gfxdata="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">
                                   <v:stroke miterlimit="83231f" joinstyle="miter"/>
-                                  <v:path arrowok="t" textboxrect="0,0,74676,74676"/>
+                                  <v:path textboxrect="0,0,74676,74676" arrowok="t"/>
                                 </v:shape>
-                                <v:shape id="Shape 453" o:spid="_x0000_s1123" style="position:absolute;left:26993;top:23764;width:747;height:747;visibility:visible;mso-wrap-style:square;v-text-anchor:top" coordsize="74676,74676" o:gfxdata="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" path="m,37338c,16764,16764,,37338,,57912,,74676,16764,74676,37338v,20574,-16764,37338,-37338,37338c16764,74676,,57912,,37338xe" filled="f" strokecolor="black [3213]" strokeweight=".30869mm">
+                                <v:shape id="Shape 453" style="position:absolute;left:26993;top:23764;width:747;height:747;visibility:visible;mso-wrap-style:square;v-text-anchor:top" coordsize="74676,74676" o:spid="_x0000_s1123" filled="f" strokecolor="black [3213]" strokeweight=".30869mm" path="m,37338c,16764,16764,,37338,,57912,,74676,16764,74676,37338v,20574,-16764,37338,-37338,37338c16764,74676,,57912,,37338xe" o:gfxdata="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">
                                   <v:stroke miterlimit="83231f" joinstyle="miter"/>
-                                  <v:path arrowok="t" textboxrect="0,0,74676,74676"/>
+                                  <v:path textboxrect="0,0,74676,74676" arrowok="t"/>
                                 </v:shape>
-                                <v:shape id="Shape 481" o:spid="_x0000_s1124" style="position:absolute;left:13563;top:1047;width:8382;height:762;visibility:visible;mso-wrap-style:square;v-text-anchor:top" coordsize="838200,76200" o:gfxdata="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" path="m762000,r76200,38100l762000,76200r,-33401l,42799,,33274r762000,l762000,xe" fillcolor="black" strokecolor="black [3213]" strokeweight="0">
+                                <v:shape id="Shape 481" style="position:absolute;left:13563;top:1047;width:8382;height:762;visibility:visible;mso-wrap-style:square;v-text-anchor:top" coordsize="838200,76200" o:spid="_x0000_s1124" fillcolor="black" strokecolor="black [3213]" strokeweight="0" path="m762000,r76200,38100l762000,76200r,-33401l,42799,,33274r762000,l762000,xe" o:gfxdata="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">
                                   <v:stroke miterlimit="83231f" joinstyle="miter"/>
-                                  <v:path arrowok="t" textboxrect="0,0,838200,76200"/>
+                                  <v:path textboxrect="0,0,838200,76200" arrowok="t"/>
                                 </v:shape>
-                                <v:shape id="Shape 483" o:spid="_x0000_s1125" style="position:absolute;left:13563;top:2571;width:8382;height:762;visibility:visible;mso-wrap-style:square;v-text-anchor:top" coordsize="838200,76200" o:gfxdata="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" path="m762000,r76200,38100l762000,76200r,-33401l,42799,,33274r762000,l762000,xe" fillcolor="black" strokecolor="black [3213]" strokeweight="0">
+                                <v:shape id="Shape 483" style="position:absolute;left:13563;top:2571;width:8382;height:762;visibility:visible;mso-wrap-style:square;v-text-anchor:top" coordsize="838200,76200" o:spid="_x0000_s1125" fillcolor="black" strokecolor="black [3213]" strokeweight="0" path="m762000,r76200,38100l762000,76200r,-33401l,42799,,33274r762000,l762000,xe" o:gfxdata="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">
                                   <v:stroke miterlimit="83231f" joinstyle="miter"/>
-                                  <v:path arrowok="t" textboxrect="0,0,838200,76200"/>
+                                  <v:path textboxrect="0,0,838200,76200" arrowok="t"/>
                                 </v:shape>
-                                <v:shape id="Shape 485" o:spid="_x0000_s1126" style="position:absolute;left:11854;top:13239;width:13716;height:762;visibility:visible;mso-wrap-style:square;v-text-anchor:top" coordsize="1371600,76200" o:gfxdata="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" path="m1295400,r76200,38100l1295400,76200r,-33401l,42799,,33274r1295400,l1295400,xe" fillcolor="black" strokecolor="black [3213]" strokeweight="0">
+                                <v:shape id="Shape 485" style="position:absolute;left:11854;top:13239;width:13716;height:762;visibility:visible;mso-wrap-style:square;v-text-anchor:top" coordsize="1371600,76200" o:spid="_x0000_s1126" fillcolor="black" strokecolor="black [3213]" strokeweight="0" path="m1295400,r76200,38100l1295400,76200r,-33401l,42799,,33274r1295400,l1295400,xe" o:gfxdata="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">
                                   <v:stroke miterlimit="83231f" joinstyle="miter"/>
-                                  <v:path arrowok="t" textboxrect="0,0,1371600,76200"/>
+                                  <v:path textboxrect="0,0,1371600,76200" arrowok="t"/>
                                 </v:shape>
-                                <v:shape id="Shape 487" o:spid="_x0000_s1127" style="position:absolute;left:9753;top:20097;width:13716;height:762;visibility:visible;mso-wrap-style:square;v-text-anchor:top" coordsize="1371600,76200" o:gfxdata="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" path="m1295400,r76200,38100l1295400,76200r,-33401l,42799,,33274r1295400,l1295400,xe" fillcolor="black" strokecolor="black [3213]" strokeweight="0">
+                                <v:shape id="Shape 487" style="position:absolute;left:9753;top:20097;width:13716;height:762;visibility:visible;mso-wrap-style:square;v-text-anchor:top" coordsize="1371600,76200" o:spid="_x0000_s1127" fillcolor="black" strokecolor="black [3213]" strokeweight="0" path="m1295400,r76200,38100l1295400,76200r,-33401l,42799,,33274r1295400,l1295400,xe" o:gfxdata="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">
                                   <v:stroke miterlimit="83231f" joinstyle="miter"/>
-                                  <v:path arrowok="t" textboxrect="0,0,1371600,76200"/>
+                                  <v:path textboxrect="0,0,1371600,76200" arrowok="t"/>
                                 </v:shape>
-                                <v:shape id="Shape 490" o:spid="_x0000_s1128" style="position:absolute;left:14325;top:19716;width:1524;height:1524;visibility:visible;mso-wrap-style:square;v-text-anchor:top" coordsize="152400,152400" o:gfxdata="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" path="m,l152400,152400e" filled="f" strokecolor="black [3213]">
-                                  <v:path arrowok="t" textboxrect="0,0,152400,152400"/>
+                                <v:shape id="Shape 490" style="position:absolute;left:14325;top:19716;width:1524;height:1524;visibility:visible;mso-wrap-style:square;v-text-anchor:top" coordsize="152400,152400" o:spid="_x0000_s1128" filled="f" strokecolor="black [3213]" path="m,l152400,152400e" o:gfxdata="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">
+                                  <v:path textboxrect="0,0,152400,152400" arrowok="t"/>
                                 </v:shape>
-                                <v:shape id="Shape 491" o:spid="_x0000_s1129" style="position:absolute;left:15087;top:666;width:1524;height:1524;visibility:visible;mso-wrap-style:square;v-text-anchor:top" coordsize="152400,152400" o:gfxdata="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" path="m,l152400,152400e" filled="f" strokecolor="black [3213]">
-                                  <v:path arrowok="t" textboxrect="0,0,152400,152400"/>
+                                <v:shape id="Shape 491" style="position:absolute;left:15087;top:666;width:1524;height:1524;visibility:visible;mso-wrap-style:square;v-text-anchor:top" coordsize="152400,152400" o:spid="_x0000_s1129" filled="f" strokecolor="black [3213]" path="m,l152400,152400e" o:gfxdata="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">
+                                  <v:path textboxrect="0,0,152400,152400" arrowok="t"/>
                                 </v:shape>
-                                <v:shape id="Shape 492" o:spid="_x0000_s1130" style="position:absolute;left:9753;top:28220;width:13716;height:762;visibility:visible;mso-wrap-style:square;v-text-anchor:top" coordsize="1371600,76200" o:gfxdata="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" path="m1295400,r76200,38100l1295400,76200r,-33401l,42799,,33274r1295400,l1295400,xe" fillcolor="black" strokecolor="black [3213]" strokeweight="0">
+                                <v:shape id="Shape 492" style="position:absolute;left:9753;top:28220;width:13716;height:762;visibility:visible;mso-wrap-style:square;v-text-anchor:top" coordsize="1371600,76200" o:spid="_x0000_s1130" fillcolor="black" strokecolor="black [3213]" strokeweight="0" path="m1295400,r76200,38100l1295400,76200r,-33401l,42799,,33274r1295400,l1295400,xe" o:gfxdata="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">
                                   <v:stroke miterlimit="83231f" joinstyle="miter"/>
-                                  <v:path arrowok="t" textboxrect="0,0,1371600,76200"/>
+                                  <v:path textboxrect="0,0,1371600,76200" arrowok="t"/>
                                 </v:shape>
-                                <v:shape id="Shape 495" o:spid="_x0000_s1131" style="position:absolute;left:15087;top:27839;width:1524;height:1524;visibility:visible;mso-wrap-style:square;v-text-anchor:top" coordsize="152400,152400" o:gfxdata="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" path="m,l152400,152400e" filled="f" strokecolor="black [3213]">
-                                  <v:path arrowok="t" textboxrect="0,0,152400,152400"/>
+                                <v:shape id="Shape 495" style="position:absolute;left:15087;top:27839;width:1524;height:1524;visibility:visible;mso-wrap-style:square;v-text-anchor:top" coordsize="152400,152400" o:spid="_x0000_s1131" filled="f" strokecolor="black [3213]" path="m,l152400,152400e" o:gfxdata="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">
+                                  <v:path textboxrect="0,0,152400,152400" arrowok="t"/>
                                 </v:shape>
                               </v:group>
-                              <v:shape id="Text Box 4" o:spid="_x0000_s1132" type="#_x0000_t202" style="position:absolute;left:444;width:5080;height:2603;visibility:visible;mso-wrap-style:square;v-text-anchor:top" o:gfxdata="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" fillcolor="white [3201]" stroked="f" strokeweight=".5pt">
+                              <v:shape id="Text Box 4" style="position:absolute;left:444;width:5080;height:2603;visibility:visible;mso-wrap-style:square;v-text-anchor:top" o:spid="_x0000_s1132" fillcolor="white [3201]" stroked="f" strokeweight=".5pt" type="#_x0000_t202" o:gfxdata="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">
                                 <v:textbox>
                                   <w:txbxContent>
                                     <w:p>
@@ -8899,7 +9175,7 @@
                                   </w:txbxContent>
                                 </v:textbox>
                               </v:shape>
-                              <v:shape id="Text Box 5" o:spid="_x0000_s1133" type="#_x0000_t202" style="position:absolute;top:2222;width:5270;height:3239;visibility:visible;mso-wrap-style:square;v-text-anchor:top" o:gfxdata="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" fillcolor="white [3201]" stroked="f" strokeweight=".5pt">
+                              <v:shape id="Text Box 5" style="position:absolute;top:2222;width:5270;height:3239;visibility:visible;mso-wrap-style:square;v-text-anchor:top" o:spid="_x0000_s1133" fillcolor="white [3201]" stroked="f" strokeweight=".5pt" type="#_x0000_t202" o:gfxdata="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">
                                 <v:textbox>
                                   <w:txbxContent>
                                     <w:p>
@@ -8916,7 +9192,7 @@
                                 </v:textbox>
                               </v:shape>
                             </v:group>
-                            <v:shape id="Text Box 63" o:spid="_x0000_s1134" type="#_x0000_t202" style="position:absolute;left:4889;top:12827;width:5525;height:3175;visibility:visible;mso-wrap-style:square;v-text-anchor:top" o:gfxdata="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" fillcolor="white [3201]" stroked="f" strokeweight=".5pt">
+                            <v:shape id="Text Box 63" style="position:absolute;left:4889;top:12827;width:5525;height:3175;visibility:visible;mso-wrap-style:square;v-text-anchor:top" o:spid="_x0000_s1134" fillcolor="white [3201]" stroked="f" strokeweight=".5pt" type="#_x0000_t202" o:gfxdata="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">
                               <v:textbox>
                                 <w:txbxContent>
                                   <w:p>
@@ -8930,7 +9206,7 @@
                                 </w:txbxContent>
                               </v:textbox>
                             </v:shape>
-                            <v:shape id="Text Box 64" o:spid="_x0000_s1135" type="#_x0000_t202" style="position:absolute;left:508;top:20320;width:10096;height:2984;visibility:visible;mso-wrap-style:square;v-text-anchor:top" o:gfxdata="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" fillcolor="white [3201]" stroked="f" strokeweight=".5pt">
+                            <v:shape id="Text Box 64" style="position:absolute;left:508;top:20320;width:10096;height:2984;visibility:visible;mso-wrap-style:square;v-text-anchor:top" o:spid="_x0000_s1135" fillcolor="white [3201]" stroked="f" strokeweight=".5pt" type="#_x0000_t202" o:gfxdata="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">
                               <v:textbox>
                                 <w:txbxContent>
                                   <w:p>
@@ -8945,7 +9221,7 @@
                                 </w:txbxContent>
                               </v:textbox>
                             </v:shape>
-                            <v:shape id="Text Box 65" o:spid="_x0000_s1136" type="#_x0000_t202" style="position:absolute;top:28892;width:10922;height:2667;visibility:visible;mso-wrap-style:square;v-text-anchor:top" o:gfxdata="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" fillcolor="white [3201]" stroked="f" strokeweight=".5pt">
+                            <v:shape id="Text Box 65" style="position:absolute;top:28892;width:10922;height:2667;visibility:visible;mso-wrap-style:square;v-text-anchor:top" o:spid="_x0000_s1136" fillcolor="white [3201]" stroked="f" strokeweight=".5pt" type="#_x0000_t202" o:gfxdata="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">
                               <v:textbox>
                                 <w:txbxContent>
                                   <w:p>
@@ -8953,14 +9229,19 @@
                                       <w:ind w:firstLine="0"/>
                                     </w:pPr>
                                     <w:r>
-                                      <w:t>function select</w:t>
+                                      <w:t xml:space="preserve">function </w:t>
                                     </w:r>
+                                    <w:proofErr w:type="gramStart"/>
+                                    <w:r>
+                                      <w:t>select</w:t>
+                                    </w:r>
+                                    <w:proofErr w:type="gramEnd"/>
                                   </w:p>
                                 </w:txbxContent>
                               </v:textbox>
                             </v:shape>
                           </v:group>
-                          <v:shape id="Text Box 67" o:spid="_x0000_s1137" type="#_x0000_t202" style="position:absolute;left:23941;top:11049;width:8255;height:5588;visibility:visible;mso-wrap-style:square;v-text-anchor:top" o:gfxdata="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" filled="f" stroked="f" strokeweight=".5pt">
+                          <v:shape id="Text Box 67" style="position:absolute;left:23941;top:11049;width:8255;height:5588;visibility:visible;mso-wrap-style:square;v-text-anchor:top" o:spid="_x0000_s1137" filled="f" stroked="f" strokeweight=".5pt" type="#_x0000_t202" o:gfxdata="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">
                             <v:textbox>
                               <w:txbxContent>
                                 <w:p>
@@ -8977,7 +9258,7 @@
                             </v:textbox>
                           </v:shape>
                         </v:group>
-                        <v:shape id="Text Box 69" o:spid="_x0000_s1138" type="#_x0000_t202" style="position:absolute;left:35941;top:10668;width:3492;height:2912;visibility:visible;mso-wrap-style:square;v-text-anchor:top" o:gfxdata="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" filled="f" stroked="f" strokeweight=".5pt">
+                        <v:shape id="Text Box 69" style="position:absolute;left:35941;top:10668;width:3492;height:2912;visibility:visible;mso-wrap-style:square;v-text-anchor:top" o:spid="_x0000_s1138" filled="f" stroked="f" strokeweight=".5pt" type="#_x0000_t202" o:gfxdata="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">
                           <v:textbox>
                             <w:txbxContent>
                               <w:p>
@@ -8991,7 +9272,7 @@
                             </w:txbxContent>
                           </v:textbox>
                         </v:shape>
-                        <v:shape id="Text Box 69" o:spid="_x0000_s1139" type="#_x0000_t202" style="position:absolute;left:25908;top:5778;width:3619;height:2731;visibility:visible;mso-wrap-style:square;v-text-anchor:top" o:gfxdata="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" filled="f" stroked="f" strokeweight=".5pt">
+                        <v:shape id="Text Box 69" style="position:absolute;left:25908;top:5778;width:3619;height:2731;visibility:visible;mso-wrap-style:square;v-text-anchor:top" o:spid="_x0000_s1139" filled="f" stroked="f" strokeweight=".5pt" type="#_x0000_t202" o:gfxdata="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">
                           <v:textbox>
                             <w:txbxContent>
                               <w:p>
@@ -9005,7 +9286,7 @@
                             </w:txbxContent>
                           </v:textbox>
                         </v:shape>
-                        <v:shape id="Text Box 69" o:spid="_x0000_s1140" type="#_x0000_t202" style="position:absolute;left:17018;top:10731;width:3492;height:2913;visibility:visible;mso-wrap-style:square;v-text-anchor:top" o:gfxdata="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" filled="f" stroked="f" strokeweight=".5pt">
+                        <v:shape id="Text Box 69" style="position:absolute;left:17018;top:10731;width:3492;height:2913;visibility:visible;mso-wrap-style:square;v-text-anchor:top" o:spid="_x0000_s1140" filled="f" stroked="f" strokeweight=".5pt" type="#_x0000_t202" o:gfxdata="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">
                           <v:textbox>
                             <w:txbxContent>
                               <w:p>
@@ -9019,7 +9300,7 @@
                             </w:txbxContent>
                           </v:textbox>
                         </v:shape>
-                        <v:shape id="Text Box 69" o:spid="_x0000_s1141" type="#_x0000_t202" style="position:absolute;left:22669;top:25463;width:3493;height:2913;visibility:visible;mso-wrap-style:square;v-text-anchor:top" o:gfxdata="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" filled="f" stroked="f" strokeweight=".5pt">
+                        <v:shape id="Text Box 69" style="position:absolute;left:22669;top:25463;width:3493;height:2913;visibility:visible;mso-wrap-style:square;v-text-anchor:top" o:spid="_x0000_s1141" filled="f" stroked="f" strokeweight=".5pt" type="#_x0000_t202" o:gfxdata="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">
                           <v:textbox>
                             <w:txbxContent>
                               <w:p>
@@ -9033,7 +9314,7 @@
                             </w:txbxContent>
                           </v:textbox>
                         </v:shape>
-                        <v:shape id="Text Box 69" o:spid="_x0000_s1142" type="#_x0000_t202" style="position:absolute;left:29972;top:25590;width:3492;height:2913;visibility:visible;mso-wrap-style:square;v-text-anchor:top" o:gfxdata="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" filled="f" stroked="f" strokeweight=".5pt">
+                        <v:shape id="Text Box 69" style="position:absolute;left:29972;top:25590;width:3492;height:2913;visibility:visible;mso-wrap-style:square;v-text-anchor:top" o:spid="_x0000_s1142" filled="f" stroked="f" strokeweight=".5pt" type="#_x0000_t202" o:gfxdata="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">
                           <v:textbox>
                             <w:txbxContent>
                               <w:p>
@@ -9047,7 +9328,7 @@
                             </w:txbxContent>
                           </v:textbox>
                         </v:shape>
-                        <v:shape id="Text Box 69" o:spid="_x0000_s1143" type="#_x0000_t202" style="position:absolute;left:28257;top:15684;width:3493;height:2913;visibility:visible;mso-wrap-style:square;v-text-anchor:top" o:gfxdata="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" filled="f" stroked="f" strokeweight=".5pt">
+                        <v:shape id="Text Box 69" style="position:absolute;left:28257;top:15684;width:3493;height:2913;visibility:visible;mso-wrap-style:square;v-text-anchor:top" o:spid="_x0000_s1143" filled="f" stroked="f" strokeweight=".5pt" type="#_x0000_t202" o:gfxdata="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">
                           <v:textbox>
                             <w:txbxContent>
                               <w:p>
@@ -9062,7 +9343,7 @@
                           </v:textbox>
                         </v:shape>
                       </v:group>
-                      <v:shape id="Text Box 70" o:spid="_x0000_s1144" type="#_x0000_t202" style="position:absolute;left:2540;top:30988;width:8382;height:3111;visibility:visible;mso-wrap-style:square;v-text-anchor:top" o:gfxdata="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" filled="f" stroked="f" strokeweight=".5pt">
+                      <v:shape id="Text Box 70" style="position:absolute;left:2540;top:30988;width:8382;height:3111;visibility:visible;mso-wrap-style:square;v-text-anchor:top" o:spid="_x0000_s1144" filled="f" stroked="f" strokeweight=".5pt" type="#_x0000_t202" o:gfxdata="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">
                         <v:textbox>
                           <w:txbxContent>
                             <w:p>
@@ -9079,7 +9360,7 @@
                     </v:group>
                   </v:group>
                 </v:group>
-                <v:rect id="Rectangle 87" o:spid="_x0000_s1145" style="position:absolute;width:43500;height:36998;visibility:visible;mso-wrap-style:square;v-text-anchor:middle" o:gfxdata="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" filled="f" strokecolor="#202020 [484]" strokeweight="1pt"/>
+                <v:rect id="Rectangle 87" style="position:absolute;width:43500;height:36998;visibility:visible;mso-wrap-style:square;v-text-anchor:middle" o:spid="_x0000_s1145" filled="f" strokecolor="#202020 [484]" strokeweight="1pt" o:gfxdata="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"/>
                 <w10:wrap type="topAndBottom"/>
               </v:group>
             </w:pict>
@@ -9095,30 +9376,26 @@
         <w:ind w:firstLine="0"/>
         <w:rPr>
           <w:rFonts w:ascii="Times New Roman" w:eastAsia="SimSun" w:hAnsi="Times New Roman" w:cs="Times New Roman"/>
-          <w:noProof/>
-        </w:rPr>
-      </w:pPr>
-      <w:r>
-        <w:rPr>
-          <w:rFonts w:ascii="Times New Roman" w:eastAsia="SimSun" w:hAnsi="Times New Roman" w:cs="Times New Roman"/>
-          <w:noProof/>
-        </w:rPr>
-        <w:t xml:space="preserve">        </w:t>
-      </w:r>
-      <w:r>
-        <w:rPr>
-          <w:rFonts w:ascii="Times New Roman" w:eastAsia="SimSun" w:hAnsi="Times New Roman" w:cs="Times New Roman"/>
-          <w:noProof/>
-        </w:rPr>
-        <w:t xml:space="preserve">The Datapath module is one of the two critical sections of the processor. It houses the Arithmetic Logic Unit (ALU), the Register File (RF) and the Data Memory (RAM). The Data Memory acts as the Random Access Memory (RAM) of the processor, holding 256 16-bit values. It can either be read from or written to synchronously, copying values to or from the Register File. The Register File houses 16 16-bit registers, allowing 2 simultaneous synchronous read operations or one synchronous write operation. Both of the RF’s output ports are wired as inputs to the ALU, with output A being connected to the data input of the RAM additionally. The RF takes data in from the the ALU’s output port or the RAM’s output port. The ALU submodule reads data from two 16-bit input register buses and asynchronously performs one of 8 operations </w:t>
-      </w:r>
-      <w:r>
-        <w:rPr>
-          <w:rFonts w:ascii="Times New Roman" w:eastAsia="SimSun" w:hAnsi="Times New Roman" w:cs="Times New Roman"/>
-          <w:noProof/>
-        </w:rPr>
-        <w:lastRenderedPageBreak/>
-        <w:t>based on the state of the 3-bit function select bus. Additionally, it sets three output flags based on the result of the operation. These three modules are augmented by a 16-bit two-to-one mux, which selects the input of the RF from the ALU output or the RAM output.</w:t>
+          <w:b/>
+          <w:sz w:val="28"/>
+          <w:szCs w:val="28"/>
+        </w:rPr>
+      </w:pPr>
+      <w:r>
+        <w:rPr>
+          <w:rFonts w:ascii="Times New Roman" w:eastAsia="SimSun" w:hAnsi="Times New Roman" w:cs="Times New Roman"/>
+          <w:b/>
+        </w:rPr>
+        <w:t xml:space="preserve"> </w:t>
+      </w:r>
+      <w:r>
+        <w:rPr>
+          <w:rFonts w:ascii="Times New Roman" w:eastAsia="SimSun" w:hAnsi="Times New Roman" w:cs="Times New Roman"/>
+          <w:b/>
+          <w:sz w:val="28"/>
+          <w:szCs w:val="28"/>
+        </w:rPr>
+        <w:t>2.2 Datapath.sv</w:t>
       </w:r>
     </w:p>
     <w:p>
@@ -9126,6 +9403,41 @@
         <w:tabs>
           <w:tab w:val="left" w:pos="2979"/>
         </w:tabs>
+        <w:spacing w:line="360" w:lineRule="auto"/>
+        <w:ind w:firstLine="0"/>
+        <w:rPr>
+          <w:rFonts w:ascii="Times New Roman" w:eastAsia="SimSun" w:hAnsi="Times New Roman" w:cs="Times New Roman"/>
+          <w:noProof/>
+        </w:rPr>
+      </w:pPr>
+      <w:r>
+        <w:rPr>
+          <w:rFonts w:ascii="Times New Roman" w:eastAsia="SimSun" w:hAnsi="Times New Roman" w:cs="Times New Roman"/>
+          <w:noProof/>
+        </w:rPr>
+        <w:t xml:space="preserve">      </w:t>
+      </w:r>
+      <w:r>
+        <w:rPr>
+          <w:rFonts w:ascii="Times New Roman" w:eastAsia="SimSun" w:hAnsi="Times New Roman" w:cs="Times New Roman"/>
+          <w:noProof/>
+        </w:rPr>
+        <w:t xml:space="preserve">   </w:t>
+      </w:r>
+      <w:r>
+        <w:rPr>
+          <w:rFonts w:ascii="Times New Roman" w:eastAsia="SimSun" w:hAnsi="Times New Roman" w:cs="Times New Roman"/>
+          <w:noProof/>
+        </w:rPr>
+        <w:t>The Datapath module is one of the two critical sections of the processor. It houses the Arithmetic Logic Unit (ALU), the Register File (RF) and the Data Memory (RAM). The Data Memory acts as the Random Access Memory (RAM) of the processor, holding 256 16-bit values. It can either be read from or written to synchronously, copying values to or from the Register File. The Register File houses 16 16-bit registers, allowing 2 simultaneous synchronous read operations or one synchronous write operation. Both of the RF’s output ports are wired as inputs to the ALU, with output A being connected to the data input of the RAM additionally. The RF takes data in from the the ALU’s output port or the RAM’s output port. The ALU submodule reads data from two 16-bit input register buses and asynchronously performs one of 8 operations based on the state of the 3-bit function select bus. Additionally, it sets three output flags based on the result of the operation. These three modules are augmented by a 16-bit two-to-one mux, which selects the input of the RF from the ALU output or the RAM output.</w:t>
+      </w:r>
+    </w:p>
+    <w:p>
+      <w:pPr>
+        <w:tabs>
+          <w:tab w:val="left" w:pos="2979"/>
+        </w:tabs>
+        <w:spacing w:line="360" w:lineRule="auto"/>
         <w:ind w:firstLine="0"/>
         <w:rPr>
           <w:rFonts w:ascii="Times New Roman" w:eastAsia="SimSun" w:hAnsi="Times New Roman" w:cs="Times New Roman"/>
@@ -9168,6 +9480,36 @@
           <w:szCs w:val="28"/>
         </w:rPr>
       </w:pPr>
+      <w:r>
+        <w:rPr>
+          <w:rFonts w:ascii="Times New Roman" w:eastAsia="SimSun" w:hAnsi="Times New Roman" w:cs="Times New Roman"/>
+          <w:b/>
+          <w:bCs/>
+          <w:sz w:val="28"/>
+          <w:szCs w:val="28"/>
+        </w:rPr>
+        <w:t>2.</w:t>
+      </w:r>
+      <w:r>
+        <w:rPr>
+          <w:rFonts w:ascii="Times New Roman" w:eastAsia="SimSun" w:hAnsi="Times New Roman" w:cs="Times New Roman"/>
+          <w:b/>
+          <w:bCs/>
+          <w:sz w:val="28"/>
+          <w:szCs w:val="28"/>
+        </w:rPr>
+        <w:t>3</w:t>
+      </w:r>
+      <w:r>
+        <w:rPr>
+          <w:rFonts w:ascii="Times New Roman" w:eastAsia="SimSun" w:hAnsi="Times New Roman" w:cs="Times New Roman"/>
+          <w:b/>
+          <w:bCs/>
+          <w:sz w:val="28"/>
+          <w:szCs w:val="28"/>
+        </w:rPr>
+        <w:t xml:space="preserve"> Processor.sv</w:t>
+      </w:r>
     </w:p>
     <w:p>
       <w:pPr>
@@ -9175,44 +9517,188 @@
           <w:tab w:val="left" w:pos="2979"/>
         </w:tabs>
         <w:spacing w:line="360" w:lineRule="auto"/>
-        <w:ind w:firstLine="0"/>
-        <w:rPr>
-          <w:rFonts w:ascii="Times New Roman" w:eastAsia="SimSun" w:hAnsi="Times New Roman" w:cs="Times New Roman"/>
-          <w:b/>
-          <w:bCs/>
-          <w:sz w:val="28"/>
-          <w:szCs w:val="28"/>
-        </w:rPr>
-      </w:pPr>
-      <w:r>
-        <w:rPr>
-          <w:rFonts w:ascii="Times New Roman" w:eastAsia="SimSun" w:hAnsi="Times New Roman" w:cs="Times New Roman"/>
-          <w:b/>
-          <w:bCs/>
-          <w:sz w:val="28"/>
-          <w:szCs w:val="28"/>
-        </w:rPr>
-        <w:t>2.</w:t>
-      </w:r>
-      <w:r>
-        <w:rPr>
-          <w:rFonts w:ascii="Times New Roman" w:eastAsia="SimSun" w:hAnsi="Times New Roman" w:cs="Times New Roman"/>
-          <w:b/>
-          <w:bCs/>
-          <w:sz w:val="28"/>
-          <w:szCs w:val="28"/>
-        </w:rPr>
-        <w:t>3</w:t>
-      </w:r>
-      <w:r>
-        <w:rPr>
-          <w:rFonts w:ascii="Times New Roman" w:eastAsia="SimSun" w:hAnsi="Times New Roman" w:cs="Times New Roman"/>
-          <w:b/>
-          <w:bCs/>
-          <w:sz w:val="28"/>
-          <w:szCs w:val="28"/>
-        </w:rPr>
-        <w:t xml:space="preserve"> Processor.sv</w:t>
+        <w:jc w:val="both"/>
+        <w:rPr>
+          <w:rFonts w:ascii="Times New Roman" w:eastAsia="SimSun" w:hAnsi="Times New Roman" w:cs="Times New Roman"/>
+        </w:rPr>
+      </w:pPr>
+      <w:bookmarkStart w:id="2" w:name="_Hlk42606986"/>
+      <w:r>
+        <w:rPr>
+          <w:rFonts w:ascii="Times New Roman" w:eastAsia="SimSun" w:hAnsi="Times New Roman" w:cs="Times New Roman"/>
+        </w:rPr>
+        <w:t xml:space="preserve">The </w:t>
+      </w:r>
+      <w:r>
+        <w:rPr>
+          <w:rFonts w:ascii="Times New Roman" w:eastAsia="SimSun" w:hAnsi="Times New Roman" w:cs="Times New Roman"/>
+        </w:rPr>
+        <w:t xml:space="preserve">Processor module </w:t>
+      </w:r>
+      <w:r>
+        <w:rPr>
+          <w:rFonts w:ascii="Times New Roman" w:eastAsia="SimSun" w:hAnsi="Times New Roman" w:cs="Times New Roman"/>
+        </w:rPr>
+        <w:t xml:space="preserve">connects the Controller </w:t>
+      </w:r>
+      <w:r>
+        <w:rPr>
+          <w:rFonts w:ascii="Times New Roman" w:eastAsia="SimSun" w:hAnsi="Times New Roman" w:cs="Times New Roman"/>
+        </w:rPr>
+        <w:t xml:space="preserve">and </w:t>
+      </w:r>
+      <w:r>
+        <w:rPr>
+          <w:rFonts w:ascii="Times New Roman" w:eastAsia="SimSun" w:hAnsi="Times New Roman" w:cs="Times New Roman"/>
+        </w:rPr>
+        <w:t xml:space="preserve">Datapath into one </w:t>
+      </w:r>
+      <w:r>
+        <w:rPr>
+          <w:rFonts w:ascii="Times New Roman" w:eastAsia="SimSun" w:hAnsi="Times New Roman" w:cs="Times New Roman"/>
+        </w:rPr>
+        <w:t>complete</w:t>
+      </w:r>
+      <w:r>
+        <w:rPr>
+          <w:rFonts w:ascii="Times New Roman" w:eastAsia="SimSun" w:hAnsi="Times New Roman" w:cs="Times New Roman"/>
+        </w:rPr>
+        <w:t xml:space="preserve"> processor. </w:t>
+      </w:r>
+      <w:bookmarkEnd w:id="2"/>
+      <w:r>
+        <w:rPr>
+          <w:rFonts w:ascii="Times New Roman" w:eastAsia="SimSun" w:hAnsi="Times New Roman" w:cs="Times New Roman"/>
+        </w:rPr>
+        <w:t xml:space="preserve">Internal wires carry the Controller outputs into the </w:t>
+      </w:r>
+      <w:r>
+        <w:rPr>
+          <w:rFonts w:ascii="Times New Roman" w:eastAsia="SimSun" w:hAnsi="Times New Roman" w:cs="Times New Roman"/>
+        </w:rPr>
+        <w:t xml:space="preserve">Datapath, including </w:t>
+      </w:r>
+      <w:r>
+        <w:rPr>
+          <w:rFonts w:ascii="Times New Roman" w:eastAsia="SimSun" w:hAnsi="Times New Roman" w:cs="Times New Roman"/>
+        </w:rPr>
+        <w:t xml:space="preserve">the RAM address, RAM write enable, </w:t>
+      </w:r>
+      <w:r>
+        <w:rPr>
+          <w:rFonts w:ascii="Times New Roman" w:eastAsia="SimSun" w:hAnsi="Times New Roman" w:cs="Times New Roman"/>
+        </w:rPr>
+        <w:t>R</w:t>
+      </w:r>
+      <w:r>
+        <w:rPr>
+          <w:rFonts w:ascii="Times New Roman" w:eastAsia="SimSun" w:hAnsi="Times New Roman" w:cs="Times New Roman"/>
+        </w:rPr>
+        <w:t>e</w:t>
+      </w:r>
+      <w:r>
+        <w:rPr>
+          <w:rFonts w:ascii="Times New Roman" w:eastAsia="SimSun" w:hAnsi="Times New Roman" w:cs="Times New Roman"/>
+        </w:rPr>
+        <w:t>gister</w:t>
+      </w:r>
+      <w:r>
+        <w:rPr>
+          <w:rFonts w:ascii="Times New Roman" w:eastAsia="SimSun" w:hAnsi="Times New Roman" w:cs="Times New Roman"/>
+        </w:rPr>
+        <w:t xml:space="preserve"> File controls, mux select, and ALU function select.</w:t>
+      </w:r>
+      <w:r>
+        <w:rPr>
+          <w:rFonts w:ascii="Times New Roman" w:eastAsia="SimSun" w:hAnsi="Times New Roman" w:cs="Times New Roman"/>
+        </w:rPr>
+        <w:t xml:space="preserve">  </w:t>
+      </w:r>
+      <w:r>
+        <w:rPr>
+          <w:rFonts w:ascii="Times New Roman" w:eastAsia="SimSun" w:hAnsi="Times New Roman" w:cs="Times New Roman"/>
+        </w:rPr>
+        <w:t xml:space="preserve">The ALU flags return from the </w:t>
+      </w:r>
+      <w:r>
+        <w:rPr>
+          <w:rFonts w:ascii="Times New Roman" w:eastAsia="SimSun" w:hAnsi="Times New Roman" w:cs="Times New Roman"/>
+        </w:rPr>
+        <w:t xml:space="preserve">Datapath to the Controller so the FSM can make conditional </w:t>
+      </w:r>
+      <w:r>
+        <w:rPr>
+          <w:rFonts w:ascii="Times New Roman" w:eastAsia="SimSun" w:hAnsi="Times New Roman" w:cs="Times New Roman"/>
+        </w:rPr>
+        <w:t>decisions.</w:t>
+      </w:r>
+    </w:p>
+    <w:p>
+      <w:pPr>
+        <w:tabs>
+          <w:tab w:val="left" w:pos="2979"/>
+        </w:tabs>
+        <w:spacing w:line="360" w:lineRule="auto"/>
+        <w:jc w:val="both"/>
+        <w:rPr>
+          <w:rFonts w:ascii="Times New Roman" w:eastAsia="SimSun" w:hAnsi="Times New Roman" w:cs="Times New Roman"/>
+        </w:rPr>
+      </w:pPr>
+      <w:r>
+        <w:rPr>
+          <w:rFonts w:ascii="Times New Roman" w:eastAsia="SimSun" w:hAnsi="Times New Roman" w:cs="Times New Roman"/>
+        </w:rPr>
+        <w:t xml:space="preserve">   </w:t>
+      </w:r>
+      <w:r>
+        <w:rPr>
+          <w:rFonts w:ascii="Times New Roman" w:eastAsia="SimSun" w:hAnsi="Times New Roman" w:cs="Times New Roman"/>
+        </w:rPr>
+        <w:t xml:space="preserve">The Processor module also exposes key internal signals for simulation and board testing.  </w:t>
+      </w:r>
+      <w:r>
+        <w:rPr>
+          <w:rFonts w:ascii="Times New Roman" w:eastAsia="SimSun" w:hAnsi="Times New Roman" w:cs="Times New Roman"/>
+        </w:rPr>
+        <w:t xml:space="preserve">These include the PC, IR, ALU inputs, ALU outputs, current FSM state, and next FSM </w:t>
+      </w:r>
+      <w:r>
+        <w:rPr>
+          <w:rFonts w:ascii="Times New Roman" w:eastAsia="SimSun" w:hAnsi="Times New Roman" w:cs="Times New Roman"/>
+        </w:rPr>
+        <w:t xml:space="preserve">state. These outputs made it easier to verify the processor in </w:t>
+      </w:r>
+      <w:proofErr w:type="spellStart"/>
+      <w:r>
+        <w:rPr>
+          <w:rFonts w:ascii="Times New Roman" w:eastAsia="SimSun" w:hAnsi="Times New Roman" w:cs="Times New Roman"/>
+        </w:rPr>
+        <w:t>ModelSim</w:t>
+      </w:r>
+      <w:proofErr w:type="spellEnd"/>
+      <w:r>
+        <w:rPr>
+          <w:rFonts w:ascii="Times New Roman" w:eastAsia="SimSun" w:hAnsi="Times New Roman" w:cs="Times New Roman"/>
+        </w:rPr>
+        <w:t xml:space="preserve"> and displa</w:t>
+      </w:r>
+      <w:r>
+        <w:rPr>
+          <w:rFonts w:ascii="Times New Roman" w:eastAsia="SimSun" w:hAnsi="Times New Roman" w:cs="Times New Roman"/>
+        </w:rPr>
+        <w:t xml:space="preserve">y selected values on the DE10 board.  </w:t>
+      </w:r>
+      <w:r>
+        <w:rPr>
+          <w:rFonts w:ascii="Times New Roman" w:eastAsia="SimSun" w:hAnsi="Times New Roman" w:cs="Times New Roman"/>
+        </w:rPr>
+        <w:t>Figure 4 shows the combined Controller and Datapath layout.</w:t>
+      </w:r>
+      <w:r>
+        <w:rPr>
+          <w:rFonts w:ascii="Times New Roman" w:eastAsia="SimSun" w:hAnsi="Times New Roman" w:cs="Times New Roman"/>
+        </w:rPr>
+        <w:t xml:space="preserve">       </w:t>
       </w:r>
     </w:p>
     <w:p>
@@ -9227,97 +9713,6 @@
           <w:rFonts w:ascii="Times New Roman" w:eastAsia="SimSun" w:hAnsi="Times New Roman" w:cs="Times New Roman"/>
         </w:rPr>
       </w:pPr>
-      <w:bookmarkStart w:id="0" w:name="_Hlk42606986"/>
-      <w:r>
-        <w:rPr>
-          <w:rFonts w:ascii="Times New Roman" w:eastAsia="SimSun" w:hAnsi="Times New Roman" w:cs="Times New Roman"/>
-        </w:rPr>
-        <w:t xml:space="preserve">           </w:t>
-      </w:r>
-      <w:bookmarkEnd w:id="0"/>
-      <w:r>
-        <w:rPr>
-          <w:rFonts w:ascii="Times New Roman" w:eastAsia="SimSun" w:hAnsi="Times New Roman" w:cs="Times New Roman"/>
-        </w:rPr>
-        <w:t xml:space="preserve">Describe in </w:t>
-      </w:r>
-      <w:r>
-        <w:rPr>
-          <w:rFonts w:ascii="Times New Roman" w:eastAsia="SimSun" w:hAnsi="Times New Roman" w:cs="Times New Roman"/>
-        </w:rPr>
-        <w:t>detail</w:t>
-      </w:r>
-      <w:r>
-        <w:rPr>
-          <w:rFonts w:ascii="Times New Roman" w:eastAsia="SimSun" w:hAnsi="Times New Roman" w:cs="Times New Roman"/>
-        </w:rPr>
-        <w:t xml:space="preserve"> the design of </w:t>
-      </w:r>
-      <w:r>
-        <w:rPr>
-          <w:rFonts w:ascii="Times New Roman" w:eastAsia="SimSun" w:hAnsi="Times New Roman" w:cs="Times New Roman"/>
-        </w:rPr>
-        <w:t xml:space="preserve">the </w:t>
-      </w:r>
-      <w:r>
-        <w:rPr>
-          <w:rFonts w:ascii="Courier New" w:eastAsia="SimSun" w:hAnsi="Courier New" w:cs="Courier New"/>
-          <w:b/>
-          <w:bCs/>
-          <w:color w:val="FF0000"/>
-        </w:rPr>
-        <w:t>Processor</w:t>
-      </w:r>
-      <w:r>
-        <w:rPr>
-          <w:rFonts w:ascii="Times New Roman" w:eastAsia="SimSun" w:hAnsi="Times New Roman" w:cs="Times New Roman"/>
-        </w:rPr>
-        <w:t xml:space="preserve"> module</w:t>
-      </w:r>
-      <w:r>
-        <w:rPr>
-          <w:rFonts w:ascii="Times New Roman" w:eastAsia="SimSun" w:hAnsi="Times New Roman" w:cs="Times New Roman"/>
-        </w:rPr>
-        <w:t xml:space="preserve">. </w:t>
-      </w:r>
-      <w:r>
-        <w:rPr>
-          <w:rFonts w:ascii="Times New Roman" w:eastAsia="SimSun" w:hAnsi="Times New Roman" w:cs="Times New Roman"/>
-        </w:rPr>
-        <w:t>Using</w:t>
-      </w:r>
-      <w:r>
-        <w:rPr>
-          <w:rFonts w:ascii="Times New Roman" w:eastAsia="SimSun" w:hAnsi="Times New Roman" w:cs="Times New Roman"/>
-        </w:rPr>
-        <w:t xml:space="preserve"> pictures/figures is always a good idea. When using pictures/figures, please add captions for references. If you think certain </w:t>
-      </w:r>
-      <w:r>
-        <w:rPr>
-          <w:rFonts w:ascii="Times New Roman" w:eastAsia="SimSun" w:hAnsi="Times New Roman" w:cs="Times New Roman"/>
-        </w:rPr>
-        <w:t>segments</w:t>
-      </w:r>
-      <w:r>
-        <w:rPr>
-          <w:rFonts w:ascii="Times New Roman" w:eastAsia="SimSun" w:hAnsi="Times New Roman" w:cs="Times New Roman"/>
-        </w:rPr>
-        <w:t xml:space="preserve"> of the </w:t>
-      </w:r>
-      <w:proofErr w:type="spellStart"/>
-      <w:r>
-        <w:rPr>
-          <w:rFonts w:ascii="Times New Roman" w:eastAsia="SimSun" w:hAnsi="Times New Roman" w:cs="Times New Roman"/>
-        </w:rPr>
-        <w:t>SystemVerilog</w:t>
-      </w:r>
-      <w:proofErr w:type="spellEnd"/>
-      <w:r>
-        <w:rPr>
-          <w:rFonts w:ascii="Times New Roman" w:eastAsia="SimSun" w:hAnsi="Times New Roman" w:cs="Times New Roman"/>
-        </w:rPr>
-        <w:t xml:space="preserve"> codes can reflect your design idea, you can add them here for discussion too (and don’t forget to add captions).</w:t>
-      </w:r>
     </w:p>
     <w:p>
       <w:pPr>
@@ -9336,11 +9731,10 @@
           <w:rFonts w:ascii="Times New Roman" w:eastAsia="SimSun" w:hAnsi="Times New Roman" w:cs="Times New Roman"/>
           <w:noProof/>
         </w:rPr>
-        <w:lastRenderedPageBreak/>
         <mc:AlternateContent>
           <mc:Choice Requires="wpg">
             <w:drawing>
-              <wp:anchor distT="0" distB="0" distL="114300" distR="114300" simplePos="0" relativeHeight="251860992" behindDoc="0" locked="0" layoutInCell="1" allowOverlap="1" wp14:anchorId="0A8A0145" wp14:editId="6B5F6FA2">
+              <wp:anchor distT="0" distB="0" distL="114300" distR="114300" simplePos="0" relativeHeight="251658243" behindDoc="0" locked="0" layoutInCell="1" allowOverlap="1" wp14:anchorId="0A8A0145" wp14:editId="6B5F6FA2">
                 <wp:simplePos x="0" y="0"/>
                 <wp:positionH relativeFrom="column">
                   <wp:posOffset>0</wp:posOffset>
@@ -9348,8 +9742,8 @@
                 <wp:positionV relativeFrom="paragraph">
                   <wp:posOffset>264160</wp:posOffset>
                 </wp:positionV>
-                <wp:extent cx="6231255" cy="4093210"/>
-                <wp:effectExtent l="0" t="0" r="17145" b="2540"/>
+                <wp:extent cx="6231255" cy="4253865"/>
+                <wp:effectExtent l="0" t="0" r="17145" b="0"/>
                 <wp:wrapTopAndBottom/>
                 <wp:docPr id="987443052" name="Group 110"/>
                 <wp:cNvGraphicFramePr/>
@@ -9360,9 +9754,9 @@
                       <wpg:grpSpPr>
                         <a:xfrm>
                           <a:off x="0" y="0"/>
-                          <a:ext cx="6231255" cy="4093210"/>
+                          <a:ext cx="6231255" cy="4253865"/>
                           <a:chOff x="0" y="0"/>
-                          <a:chExt cx="6231255" cy="4093210"/>
+                          <a:chExt cx="6231255" cy="4253865"/>
                         </a:xfrm>
                       </wpg:grpSpPr>
                       <wpg:grpSp>
@@ -9371,9 +9765,9 @@
                         <wpg:grpSpPr>
                           <a:xfrm>
                             <a:off x="0" y="0"/>
-                            <a:ext cx="6231255" cy="4093210"/>
+                            <a:ext cx="6231255" cy="4253865"/>
                             <a:chOff x="0" y="0"/>
-                            <a:chExt cx="6231662" cy="4093210"/>
+                            <a:chExt cx="6231662" cy="4253865"/>
                           </a:xfrm>
                         </wpg:grpSpPr>
                         <wpg:grpSp>
@@ -9382,9 +9776,9 @@
                           <wpg:grpSpPr>
                             <a:xfrm>
                               <a:off x="84569" y="0"/>
-                              <a:ext cx="6113780" cy="4093210"/>
+                              <a:ext cx="6114179" cy="4253865"/>
                               <a:chOff x="0" y="0"/>
-                              <a:chExt cx="6113780" cy="4093210"/>
+                              <a:chExt cx="6114179" cy="4253865"/>
                             </a:xfrm>
                           </wpg:grpSpPr>
                           <wpg:grpSp>
@@ -13428,7 +13822,7 @@
                             <wps:spPr>
                               <a:xfrm>
                                 <a:off x="0" y="3805555"/>
-                                <a:ext cx="6113780" cy="287655"/>
+                                <a:ext cx="6114179" cy="448310"/>
                               </a:xfrm>
                               <a:prstGeom prst="rect">
                                 <a:avLst/>
@@ -13479,6 +13873,36 @@
                                       <w:noProof/>
                                     </w:rPr>
                                     <w:t xml:space="preserve"> Controller</w:t>
+                                  </w:r>
+                                  <w:r>
+                                    <w:rPr>
+                                      <w:noProof/>
+                                    </w:rPr>
+                                    <w:t xml:space="preserve">. </w:t>
+                                  </w:r>
+                                  <w:r>
+                                    <w:rPr>
+                                      <w:noProof/>
+                                    </w:rPr>
+                                    <w:t>Seth Amico</w:t>
+                                  </w:r>
+                                  <w:r>
+                                    <w:rPr>
+                                      <w:noProof/>
+                                    </w:rPr>
+                                    <w:t xml:space="preserve">, </w:t>
+                                  </w:r>
+                                  <w:r>
+                                    <w:rPr>
+                                      <w:noProof/>
+                                    </w:rPr>
+                                    <w:t>6/4/2026</w:t>
+                                  </w:r>
+                                  <w:r>
+                                    <w:rPr>
+                                      <w:noProof/>
+                                    </w:rPr>
+                                    <w:t>. University of Washington</w:t>
                                   </w:r>
                                 </w:p>
                               </w:txbxContent>
@@ -13639,129 +14063,129 @@
               </wp:anchor>
             </w:drawing>
           </mc:Choice>
-          <mc:Fallback>
-            <w:pict>
-              <v:group w14:anchorId="0A8A0145" id="Group 110" o:spid="_x0000_s1146" style="position:absolute;left:0;text-align:left;margin-left:0;margin-top:20.8pt;width:490.65pt;height:322.3pt;z-index:251860992" coordsize="62312,40932" o:gfxdata="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">
-                <v:group id="Group 109" o:spid="_x0000_s1147" style="position:absolute;width:62312;height:40932" coordsize="62316,40932" o:gfxdata="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">
-                  <v:group id="Group 107" o:spid="_x0000_s1148" style="position:absolute;left:845;width:61138;height:40932" coordsize="61137,40932" o:gfxdata="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">
-                    <v:group id="Group 106" o:spid="_x0000_s1149" style="position:absolute;width:61137;height:37458" coordsize="61139,37460" o:gfxdata="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">
-                      <v:group id="Group 73" o:spid="_x0000_s1150" style="position:absolute;left:33411;top:2167;width:27728;height:35293" coordorigin="11698,127" coordsize="27734,35306" o:gfxdata="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">
-                        <v:shape id="Shape 492" o:spid="_x0000_s1151" style="position:absolute;left:11915;top:31876;width:10179;height:1086;rotation:180;visibility:visible;mso-wrap-style:square;v-text-anchor:top" coordsize="1371600,76200" o:gfxdata="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" path="m1295400,r76200,38100l1295400,76200r,-33401l,42799,,33274r1295400,l1295400,xe" fillcolor="black" strokecolor="black [3213]" strokeweight="0">
+          <mc:Fallback xmlns:a="http://schemas.openxmlformats.org/drawingml/2006/main" xmlns:a14="http://schemas.microsoft.com/office/drawing/2010/main" xmlns:pic="http://schemas.openxmlformats.org/drawingml/2006/picture" xmlns:arto="http://schemas.microsoft.com/office/word/2006/arto">
+            <w:pict w14:anchorId="0ED3C1EA">
+              <v:group id="Group 110" style="position:absolute;left:0;text-align:left;margin-left:0;margin-top:20.8pt;width:490.65pt;height:334.95pt;z-index:251658243" coordsize="62312,42538" o:spid="_x0000_s1146" w14:anchorId="0A8A0145" o:gfxdata="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">
+                <v:group id="Group 109" style="position:absolute;width:62312;height:42538" coordsize="62316,42538" o:spid="_x0000_s1147" o:gfxdata="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">
+                  <v:group id="Group 107" style="position:absolute;left:845;width:61142;height:42538" coordsize="61141,42538" o:spid="_x0000_s1148" o:gfxdata="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">
+                    <v:group id="Group 106" style="position:absolute;width:61137;height:37458" coordsize="61139,37460" o:spid="_x0000_s1149" o:gfxdata="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">
+                      <v:group id="Group 73" style="position:absolute;left:33411;top:2167;width:27728;height:35293" coordsize="27734,35306" coordorigin="11698,127" o:spid="_x0000_s1150" o:gfxdata="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">
+                        <v:shape id="Shape 492" style="position:absolute;left:11915;top:31876;width:10179;height:1086;rotation:180;visibility:visible;mso-wrap-style:square;v-text-anchor:top" coordsize="1371600,76200" o:spid="_x0000_s1151" fillcolor="black" strokecolor="black [3213]" strokeweight="0" path="m1295400,r76200,38100l1295400,76200r,-33401l,42799,,33274r1295400,l1295400,xe" o:gfxdata="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">
                           <v:stroke miterlimit="83231f" joinstyle="miter"/>
-                          <v:path arrowok="t" textboxrect="0,0,1371600,76200"/>
+                          <v:path textboxrect="0,0,1371600,76200" arrowok="t"/>
                         </v:shape>
-                        <v:group id="Group 70" o:spid="_x0000_s1152" style="position:absolute;left:11698;top:127;width:27735;height:35306" coordorigin="11698,127" coordsize="27734,35306" o:gfxdata="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">
-                          <v:group id="Group 68" o:spid="_x0000_s1153" style="position:absolute;left:11698;top:127;width:24916;height:35306" coordorigin="11699,127" coordsize="24916,35306" o:gfxdata="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">
-                            <v:group id="Group 2023682656" o:spid="_x0000_s1154" style="position:absolute;left:11699;top:127;width:24917;height:35306" coordorigin="13352" coordsize="24245,33401" o:gfxdata="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">
-                              <v:shape id="Shape 412" o:spid="_x0000_s1155" style="position:absolute;left:27391;top:4921;width:15;height:3571;visibility:visible;mso-wrap-style:square;v-text-anchor:top" coordsize="1524,357124" o:gfxdata="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" path="m,l1524,357124e" filled="f" strokecolor="black [3213]" strokeweight=".83786mm">
+                        <v:group id="Group 70" style="position:absolute;left:11698;top:127;width:27735;height:35306" coordsize="27734,35306" coordorigin="11698,127" o:spid="_x0000_s1152" o:gfxdata="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">
+                          <v:group id="Group 68" style="position:absolute;left:11698;top:127;width:24916;height:35306" coordsize="24916,35306" coordorigin="11699,127" o:spid="_x0000_s1153" o:gfxdata="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">
+                            <v:group id="Group 2023682656" style="position:absolute;left:11699;top:127;width:24917;height:35306" coordsize="24245,33401" coordorigin="13352" o:spid="_x0000_s1154" o:gfxdata="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">
+                              <v:shape id="Shape 412" style="position:absolute;left:27391;top:4921;width:15;height:3571;visibility:visible;mso-wrap-style:square;v-text-anchor:top" coordsize="1524,357124" o:spid="_x0000_s1155" filled="f" strokecolor="black [3213]" strokeweight=".83786mm" path="m,l1524,357124e" o:gfxdata="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">
                                 <v:stroke miterlimit="83231f" joinstyle="miter"/>
-                                <v:path arrowok="t" textboxrect="0,0,1524,357124"/>
+                                <v:path textboxrect="0,0,1524,357124" arrowok="t"/>
                               </v:shape>
-                              <v:shape id="Shape 413" o:spid="_x0000_s1156" style="position:absolute;left:21786;top:3079;width:1239;height:1285;visibility:visible;mso-wrap-style:square;v-text-anchor:top" coordsize="123825,128524" o:gfxdata="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" path="m,128524l123825,65024,,e" filled="f" strokecolor="black [3213]" strokeweight=".30869mm">
+                              <v:shape id="Shape 413" style="position:absolute;left:21786;top:3079;width:1239;height:1285;visibility:visible;mso-wrap-style:square;v-text-anchor:top" coordsize="123825,128524" o:spid="_x0000_s1156" filled="f" strokecolor="black [3213]" strokeweight=".30869mm" path="m,128524l123825,65024,,e" o:gfxdata="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">
                                 <v:stroke miterlimit="83231f" joinstyle="miter"/>
-                                <v:path arrowok="t" textboxrect="0,0,123825,128524"/>
+                                <v:path textboxrect="0,0,123825,128524" arrowok="t"/>
                               </v:shape>
-                              <v:shape id="Shape 414" o:spid="_x0000_s1157" style="position:absolute;left:23374;top:21541;width:1286;height:1287;visibility:visible;mso-wrap-style:square;v-text-anchor:top" coordsize="128651,128651" o:gfxdata="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" path="m,128651l128651,63500,,e" filled="f" strokecolor="black [3213]" strokeweight=".30869mm">
+                              <v:shape id="Shape 414" style="position:absolute;left:23374;top:21541;width:1286;height:1287;visibility:visible;mso-wrap-style:square;v-text-anchor:top" coordsize="128651,128651" o:spid="_x0000_s1157" filled="f" strokecolor="black [3213]" strokeweight=".30869mm" path="m,128651l128651,63500,,e" o:gfxdata="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">
                                 <v:stroke miterlimit="83231f" joinstyle="miter"/>
-                                <v:path arrowok="t" textboxrect="0,0,128651,128651"/>
+                                <v:path textboxrect="0,0,128651,128651" arrowok="t"/>
                               </v:shape>
-                              <v:shape id="Shape 415" o:spid="_x0000_s1158" style="position:absolute;left:29328;top:6254;width:7588;height:27147;visibility:visible;mso-wrap-style:square;v-text-anchor:top" coordsize="758825,2714625" o:gfxdata="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" path="m187325,242824l187325,,758825,r,2714625l,2714625,,2525649e" filled="f" strokecolor="black [3213]" strokeweight=".83786mm">
+                              <v:shape id="Shape 415" style="position:absolute;left:29328;top:6254;width:7588;height:27147;visibility:visible;mso-wrap-style:square;v-text-anchor:top" coordsize="758825,2714625" o:spid="_x0000_s1158" filled="f" strokecolor="black [3213]" strokeweight=".83786mm" path="m187325,242824l187325,,758825,r,2714625l,2714625,,2525649e" o:gfxdata="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">
                                 <v:stroke miterlimit="83231f" joinstyle="miter"/>
-                                <v:path arrowok="t" textboxrect="0,0,758825,2714625"/>
+                                <v:path textboxrect="0,0,758825,2714625" arrowok="t"/>
                               </v:shape>
-                              <v:shape id="Shape 416" o:spid="_x0000_s1159" style="position:absolute;left:21835;top:5507;width:5556;height:18606;visibility:visible;mso-wrap-style:square;v-text-anchor:top" coordsize="555625,1860550" o:gfxdata="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" path="m273050,r,368300l,368300,,1860550r555625,e" filled="f" strokecolor="black [3213]" strokeweight=".83786mm">
+                              <v:shape id="Shape 416" style="position:absolute;left:21835;top:5507;width:5556;height:18606;visibility:visible;mso-wrap-style:square;v-text-anchor:top" coordsize="555625,1860550" o:spid="_x0000_s1159" filled="f" strokecolor="black [3213]" strokeweight=".83786mm" path="m273050,r,368300l,368300,,1860550r555625,e" o:gfxdata="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">
                                 <v:stroke miterlimit="83231f" joinstyle="miter"/>
-                                <v:path arrowok="t" textboxrect="0,0,555625,1860550"/>
+                                <v:path textboxrect="0,0,555625,1860550" arrowok="t"/>
                               </v:shape>
-                              <v:shape id="Shape 417" o:spid="_x0000_s1160" style="position:absolute;left:29216;top:14683;width:16;height:2493;visibility:visible;mso-wrap-style:square;v-text-anchor:top" coordsize="1651,249301" o:gfxdata="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" path="m,l1651,249301e" filled="f" strokecolor="black [3213]" strokeweight=".83786mm">
+                              <v:shape id="Shape 417" style="position:absolute;left:29216;top:14683;width:16;height:2493;visibility:visible;mso-wrap-style:square;v-text-anchor:top" coordsize="1651,249301" o:spid="_x0000_s1160" filled="f" strokecolor="black [3213]" strokeweight=".83786mm" path="m,l1651,249301e" o:gfxdata="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">
                                 <v:stroke miterlimit="83231f" joinstyle="miter"/>
-                                <v:path arrowok="t" textboxrect="0,0,1651,249301"/>
+                                <v:path textboxrect="0,0,1651,249301" arrowok="t"/>
                               </v:shape>
-                              <v:shape id="Shape 418" o:spid="_x0000_s1161" style="position:absolute;left:27391;top:23129;width:15;height:3619;visibility:visible;mso-wrap-style:square;v-text-anchor:top" coordsize="1524,361950" o:gfxdata="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" path="m,l1524,361950e" filled="f" strokecolor="black [3213]" strokeweight=".83786mm">
+                              <v:shape id="Shape 418" style="position:absolute;left:27391;top:23129;width:15;height:3619;visibility:visible;mso-wrap-style:square;v-text-anchor:top" coordsize="1524,361950" o:spid="_x0000_s1161" filled="f" strokecolor="black [3213]" strokeweight=".83786mm" path="m,l1524,361950e" o:gfxdata="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">
                                 <v:stroke miterlimit="83231f" joinstyle="miter"/>
-                                <v:path arrowok="t" textboxrect="0,0,1524,361950"/>
+                                <v:path textboxrect="0,0,1524,361950" arrowok="t"/>
                               </v:shape>
-                              <v:shape id="Shape 419" o:spid="_x0000_s1162" style="position:absolute;left:26993;top:26304;width:794;height:1587;visibility:visible;mso-wrap-style:square;v-text-anchor:top" coordsize="79375,158750" o:gfxdata="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" path="m,l79375,,39751,158750,,xe" fillcolor="black" strokecolor="black [3213]" strokeweight="0">
+                              <v:shape id="Shape 419" style="position:absolute;left:26993;top:26304;width:794;height:1587;visibility:visible;mso-wrap-style:square;v-text-anchor:top" coordsize="79375,158750" o:spid="_x0000_s1162" fillcolor="black" strokecolor="black [3213]" strokeweight="0" path="m,l79375,,39751,158750,,xe" o:gfxdata="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">
                                 <v:stroke miterlimit="83231f" joinstyle="miter"/>
-                                <v:path arrowok="t" textboxrect="0,0,79375,158750"/>
+                                <v:path textboxrect="0,0,79375,158750" arrowok="t"/>
                               </v:shape>
-                              <v:shape id="Shape 420" o:spid="_x0000_s1163" style="position:absolute;left:30708;top:26352;width:794;height:1588;visibility:visible;mso-wrap-style:square;v-text-anchor:top" coordsize="79375,158750" o:gfxdata="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" path="m,l79375,,39751,158750,,xe" fillcolor="black" strokecolor="black [3213]" strokeweight="0">
+                              <v:shape id="Shape 420" style="position:absolute;left:30708;top:26352;width:794;height:1588;visibility:visible;mso-wrap-style:square;v-text-anchor:top" coordsize="79375,158750" o:spid="_x0000_s1163" fillcolor="black" strokecolor="black [3213]" strokeweight="0" path="m,l79375,,39751,158750,,xe" o:gfxdata="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">
                                 <v:stroke miterlimit="83231f" joinstyle="miter"/>
-                                <v:path arrowok="t" textboxrect="0,0,79375,158750"/>
+                                <v:path textboxrect="0,0,79375,158750" arrowok="t"/>
                               </v:shape>
-                              <v:shape id="Shape 421" o:spid="_x0000_s1164" style="position:absolute;left:30852;top:8191;width:793;height:1588;visibility:visible;mso-wrap-style:square;v-text-anchor:top" coordsize="79375,158750" o:gfxdata="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" path="m,l79375,,39624,158750,,xe" fillcolor="black" strokecolor="black [3213]" strokeweight="0">
+                              <v:shape id="Shape 421" style="position:absolute;left:30852;top:8191;width:793;height:1588;visibility:visible;mso-wrap-style:square;v-text-anchor:top" coordsize="79375,158750" o:spid="_x0000_s1164" fillcolor="black" strokecolor="black [3213]" strokeweight="0" path="m,l79375,,39624,158750,,xe" o:gfxdata="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">
                                 <v:stroke miterlimit="83231f" joinstyle="miter"/>
-                                <v:path arrowok="t" textboxrect="0,0,79375,158750"/>
+                                <v:path textboxrect="0,0,79375,158750" arrowok="t"/>
                               </v:shape>
-                              <v:shape id="Shape 422" o:spid="_x0000_s1165" style="position:absolute;left:28820;top:16827;width:793;height:1588;visibility:visible;mso-wrap-style:square;v-text-anchor:top" coordsize="79375,158750" o:gfxdata="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" path="m,l79375,,39624,158750,,xe" fillcolor="black" strokecolor="black [3213]" strokeweight="0">
+                              <v:shape id="Shape 422" style="position:absolute;left:28820;top:16827;width:793;height:1588;visibility:visible;mso-wrap-style:square;v-text-anchor:top" coordsize="79375,158750" o:spid="_x0000_s1165" fillcolor="black" strokecolor="black [3213]" strokeweight="0" path="m,l79375,,39624,158750,,xe" o:gfxdata="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">
                                 <v:stroke miterlimit="83231f" joinstyle="miter"/>
-                                <v:path arrowok="t" textboxrect="0,0,79375,158750"/>
+                                <v:path textboxrect="0,0,79375,158750" arrowok="t"/>
                               </v:shape>
-                              <v:shape id="Shape 423" o:spid="_x0000_s1166" style="position:absolute;left:26993;top:8191;width:794;height:1588;visibility:visible;mso-wrap-style:square;v-text-anchor:top" coordsize="79375,158750" o:gfxdata="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" path="m,l79375,,39751,158750,,xe" fillcolor="black" strokecolor="black [3213]" strokeweight="0">
+                              <v:shape id="Shape 423" style="position:absolute;left:26993;top:8191;width:794;height:1588;visibility:visible;mso-wrap-style:square;v-text-anchor:top" coordsize="79375,158750" o:spid="_x0000_s1166" fillcolor="black" strokecolor="black [3213]" strokeweight="0" path="m,l79375,,39751,158750,,xe" o:gfxdata="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">
                                 <v:stroke miterlimit="83231f" joinstyle="miter"/>
-                                <v:path arrowok="t" textboxrect="0,0,79375,158750"/>
+                                <v:path textboxrect="0,0,79375,158750" arrowok="t"/>
                               </v:shape>
-                              <v:shape id="Shape 424" o:spid="_x0000_s1167" style="position:absolute;left:24168;top:4921;width:793;height:1587;visibility:visible;mso-wrap-style:square;v-text-anchor:top" coordsize="79375,158750" o:gfxdata="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" path="m39751,l79375,158750,,158750,39751,xe" fillcolor="black" strokecolor="black [3213]" strokeweight="0">
+                              <v:shape id="Shape 424" style="position:absolute;left:24168;top:4921;width:793;height:1587;visibility:visible;mso-wrap-style:square;v-text-anchor:top" coordsize="79375,158750" o:spid="_x0000_s1167" fillcolor="black" strokecolor="black [3213]" strokeweight="0" path="m39751,l79375,158750,,158750,39751,xe" o:gfxdata="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">
                                 <v:stroke miterlimit="83231f" joinstyle="miter"/>
-                                <v:path arrowok="t" textboxrect="0,0,79375,158750"/>
+                                <v:path textboxrect="0,0,79375,158750" arrowok="t"/>
                               </v:shape>
-                              <v:shape id="Shape 425" o:spid="_x0000_s1168" style="position:absolute;left:31106;top:23129;width:15;height:3619;visibility:visible;mso-wrap-style:square;v-text-anchor:top" coordsize="1524,361950" o:gfxdata="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" path="m,l1524,361950e" filled="f" strokecolor="black [3213]" strokeweight=".83786mm">
+                              <v:shape id="Shape 425" style="position:absolute;left:31106;top:23129;width:15;height:3619;visibility:visible;mso-wrap-style:square;v-text-anchor:top" coordsize="1524,361950" o:spid="_x0000_s1168" filled="f" strokecolor="black [3213]" strokeweight=".83786mm" path="m,l1524,361950e" o:gfxdata="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">
                                 <v:stroke miterlimit="83231f" joinstyle="miter"/>
-                                <v:path arrowok="t" textboxrect="0,0,1524,361950"/>
+                                <v:path textboxrect="0,0,1524,361950" arrowok="t"/>
                               </v:shape>
-                              <v:shape id="Shape 426" o:spid="_x0000_s1169" style="position:absolute;left:26692;top:24716;width:1334;height:1287;visibility:visible;mso-wrap-style:square;v-text-anchor:top" coordsize="133350,128651" o:gfxdata="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" path="m,128651l133350,,,128651xe" strokecolor="black [3213]" strokeweight="0">
+                              <v:shape id="Shape 426" style="position:absolute;left:26692;top:24716;width:1334;height:1287;visibility:visible;mso-wrap-style:square;v-text-anchor:top" coordsize="133350,128651" o:spid="_x0000_s1169" strokecolor="black [3213]" strokeweight="0" path="m,128651l133350,,,128651xe" o:gfxdata="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">
                                 <v:stroke miterlimit="83231f" joinstyle="miter"/>
-                                <v:path arrowok="t" textboxrect="0,0,133350,128651"/>
+                                <v:path textboxrect="0,0,133350,128651" arrowok="t"/>
                               </v:shape>
-                              <v:shape id="Shape 427" o:spid="_x0000_s1170" style="position:absolute;left:26692;top:24716;width:1334;height:1287;visibility:visible;mso-wrap-style:square;v-text-anchor:top" coordsize="133350,128651" o:gfxdata="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" path="m133350,l,128651e" filled="f" strokecolor="black [3213]" strokeweight=".30869mm">
+                              <v:shape id="Shape 427" style="position:absolute;left:26692;top:24716;width:1334;height:1287;visibility:visible;mso-wrap-style:square;v-text-anchor:top" coordsize="133350,128651" o:spid="_x0000_s1170" filled="f" strokecolor="black [3213]" strokeweight=".30869mm" path="m133350,l,128651e" o:gfxdata="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">
                                 <v:stroke miterlimit="83231f" joinstyle="miter"/>
-                                <v:path arrowok="t" textboxrect="0,0,133350,128651"/>
+                                <v:path textboxrect="0,0,133350,128651" arrowok="t"/>
                               </v:shape>
-                              <v:shape id="Shape 428" o:spid="_x0000_s1171" style="position:absolute;left:30407;top:24716;width:1349;height:1287;visibility:visible;mso-wrap-style:square;v-text-anchor:top" coordsize="134874,128651" o:gfxdata="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" path="m,128651l134874,,,128651xe" strokecolor="black [3213]" strokeweight="0">
+                              <v:shape id="Shape 428" style="position:absolute;left:30407;top:24716;width:1349;height:1287;visibility:visible;mso-wrap-style:square;v-text-anchor:top" coordsize="134874,128651" o:spid="_x0000_s1171" strokecolor="black [3213]" strokeweight="0" path="m,128651l134874,,,128651xe" o:gfxdata="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">
                                 <v:stroke miterlimit="83231f" joinstyle="miter"/>
-                                <v:path arrowok="t" textboxrect="0,0,134874,128651"/>
+                                <v:path textboxrect="0,0,134874,128651" arrowok="t"/>
                               </v:shape>
-                              <v:shape id="Shape 429" o:spid="_x0000_s1172" style="position:absolute;left:30407;top:24716;width:1349;height:1287;visibility:visible;mso-wrap-style:square;v-text-anchor:top" coordsize="134874,128651" o:gfxdata="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" path="m134874,l,128651e" filled="f" strokecolor="black [3213]" strokeweight=".30869mm">
+                              <v:shape id="Shape 429" style="position:absolute;left:30407;top:24716;width:1349;height:1287;visibility:visible;mso-wrap-style:square;v-text-anchor:top" coordsize="134874,128651" o:spid="_x0000_s1172" filled="f" strokecolor="black [3213]" strokeweight=".30869mm" path="m134874,l,128651e" o:gfxdata="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">
                                 <v:stroke miterlimit="83231f" joinstyle="miter"/>
-                                <v:path arrowok="t" textboxrect="0,0,134874,128651"/>
+                                <v:path textboxrect="0,0,134874,128651" arrowok="t"/>
                               </v:shape>
-                              <v:shape id="Shape 430" o:spid="_x0000_s1173" style="position:absolute;left:36264;top:10778;width:1334;height:1287;visibility:visible;mso-wrap-style:square;v-text-anchor:top" coordsize="133350,128651" o:gfxdata="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" path="m,128651l133350,,,128651xe" strokecolor="black [3213]" strokeweight="0">
+                              <v:shape id="Shape 430" style="position:absolute;left:36264;top:10778;width:1334;height:1287;visibility:visible;mso-wrap-style:square;v-text-anchor:top" coordsize="133350,128651" o:spid="_x0000_s1173" strokecolor="black [3213]" strokeweight="0" path="m,128651l133350,,,128651xe" o:gfxdata="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">
                                 <v:stroke miterlimit="83231f" joinstyle="miter"/>
-                                <v:path arrowok="t" textboxrect="0,0,133350,128651"/>
+                                <v:path textboxrect="0,0,133350,128651" arrowok="t"/>
                               </v:shape>
-                              <v:shape id="Shape 431" o:spid="_x0000_s1174" style="position:absolute;left:36264;top:10778;width:1334;height:1287;visibility:visible;mso-wrap-style:square;v-text-anchor:top" coordsize="133350,128651" o:gfxdata="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" path="m133350,l,128651e" filled="f" strokecolor="black [3213]" strokeweight=".30869mm">
+                              <v:shape id="Shape 431" style="position:absolute;left:36264;top:10778;width:1334;height:1287;visibility:visible;mso-wrap-style:square;v-text-anchor:top" coordsize="133350,128651" o:spid="_x0000_s1174" filled="f" strokecolor="black [3213]" strokeweight=".30869mm" path="m133350,l,128651e" o:gfxdata="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">
                                 <v:stroke miterlimit="83231f" joinstyle="miter"/>
-                                <v:path arrowok="t" textboxrect="0,0,133350,128651"/>
+                                <v:path textboxrect="0,0,133350,128651" arrowok="t"/>
                               </v:shape>
-                              <v:shape id="Shape 432" o:spid="_x0000_s1175" style="position:absolute;left:21183;top:10778;width:1334;height:1287;visibility:visible;mso-wrap-style:square;v-text-anchor:top" coordsize="133350,128651" o:gfxdata="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" path="m,128651l133350,,,128651xe" strokecolor="black [3213]" strokeweight="0">
+                              <v:shape id="Shape 432" style="position:absolute;left:21183;top:10778;width:1334;height:1287;visibility:visible;mso-wrap-style:square;v-text-anchor:top" coordsize="133350,128651" o:spid="_x0000_s1175" strokecolor="black [3213]" strokeweight="0" path="m,128651l133350,,,128651xe" o:gfxdata="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">
                                 <v:stroke miterlimit="83231f" joinstyle="miter"/>
-                                <v:path arrowok="t" textboxrect="0,0,133350,128651"/>
+                                <v:path textboxrect="0,0,133350,128651" arrowok="t"/>
                               </v:shape>
-                              <v:shape id="Shape 433" o:spid="_x0000_s1176" style="position:absolute;left:21183;top:10778;width:1334;height:1287;visibility:visible;mso-wrap-style:square;v-text-anchor:top" coordsize="133350,128651" o:gfxdata="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" path="m133350,l,128651e" filled="f" strokecolor="black [3213]" strokeweight=".30869mm">
+                              <v:shape id="Shape 433" style="position:absolute;left:21183;top:10778;width:1334;height:1287;visibility:visible;mso-wrap-style:square;v-text-anchor:top" coordsize="133350,128651" o:spid="_x0000_s1176" filled="f" strokecolor="black [3213]" strokeweight=".30869mm" path="m133350,l,128651e" o:gfxdata="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">
                                 <v:stroke miterlimit="83231f" joinstyle="miter"/>
-                                <v:path arrowok="t" textboxrect="0,0,133350,128651"/>
+                                <v:path textboxrect="0,0,133350,128651" arrowok="t"/>
                               </v:shape>
-                              <v:shape id="Shape 434" o:spid="_x0000_s1177" style="position:absolute;left:28581;top:15032;width:1286;height:1351;visibility:visible;mso-wrap-style:square;v-text-anchor:top" coordsize="128651,135001" o:gfxdata="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" path="m,135001l128651,,,135001xe" strokecolor="black [3213]" strokeweight="0">
+                              <v:shape id="Shape 434" style="position:absolute;left:28581;top:15032;width:1286;height:1351;visibility:visible;mso-wrap-style:square;v-text-anchor:top" coordsize="128651,135001" o:spid="_x0000_s1177" strokecolor="black [3213]" strokeweight="0" path="m,135001l128651,,,135001xe" o:gfxdata="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">
                                 <v:stroke miterlimit="83231f" joinstyle="miter"/>
-                                <v:path arrowok="t" textboxrect="0,0,128651,135001"/>
+                                <v:path textboxrect="0,0,128651,135001" arrowok="t"/>
                               </v:shape>
-                              <v:shape id="Shape 435" o:spid="_x0000_s1178" style="position:absolute;left:28581;top:15032;width:1286;height:1351;visibility:visible;mso-wrap-style:square;v-text-anchor:top" coordsize="128651,135001" o:gfxdata="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" path="m128651,l,135001e" filled="f" strokecolor="black [3213]" strokeweight=".30869mm">
+                              <v:shape id="Shape 435" style="position:absolute;left:28581;top:15032;width:1286;height:1351;visibility:visible;mso-wrap-style:square;v-text-anchor:top" coordsize="128651,135001" o:spid="_x0000_s1178" filled="f" strokecolor="black [3213]" strokeweight=".30869mm" path="m128651,l,135001e" o:gfxdata="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">
                                 <v:stroke miterlimit="83231f" joinstyle="miter"/>
-                                <v:path arrowok="t" textboxrect="0,0,128651,135001"/>
+                                <v:path textboxrect="0,0,128651,135001" arrowok="t"/>
                               </v:shape>
-                              <v:shape id="Shape 436" o:spid="_x0000_s1179" style="position:absolute;left:26739;top:6015;width:1287;height:1287;visibility:visible;mso-wrap-style:square;v-text-anchor:top" coordsize="128651,128651" o:gfxdata="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" path="m,128651l128651,,,128651xe" strokecolor="black [3213]" strokeweight="0">
+                              <v:shape id="Shape 436" style="position:absolute;left:26739;top:6015;width:1287;height:1287;visibility:visible;mso-wrap-style:square;v-text-anchor:top" coordsize="128651,128651" o:spid="_x0000_s1179" strokecolor="black [3213]" strokeweight="0" path="m,128651l128651,,,128651xe" o:gfxdata="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">
                                 <v:stroke miterlimit="83231f" joinstyle="miter"/>
-                                <v:path arrowok="t" textboxrect="0,0,128651,128651"/>
+                                <v:path textboxrect="0,0,128651,128651" arrowok="t"/>
                               </v:shape>
-                              <v:shape id="Shape 437" o:spid="_x0000_s1180" style="position:absolute;left:26739;top:6015;width:1287;height:1287;visibility:visible;mso-wrap-style:square;v-text-anchor:top" coordsize="128651,128651" o:gfxdata="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" path="m128651,l,128651e" filled="f" strokecolor="black [3213]" strokeweight=".30869mm">
+                              <v:shape id="Shape 437" style="position:absolute;left:26739;top:6015;width:1287;height:1287;visibility:visible;mso-wrap-style:square;v-text-anchor:top" coordsize="128651,128651" o:spid="_x0000_s1180" filled="f" strokecolor="black [3213]" strokeweight=".30869mm" path="m128651,l,128651e" o:gfxdata="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">
                                 <v:stroke miterlimit="83231f" joinstyle="miter"/>
-                                <v:path arrowok="t" textboxrect="0,0,128651,128651"/>
+                                <v:path textboxrect="0,0,128651,128651" arrowok="t"/>
                               </v:shape>
-                              <v:shape id="Shape 438" o:spid="_x0000_s1181" style="position:absolute;left:21786;width:15130;height:4921;visibility:visible;mso-wrap-style:square;v-text-anchor:top" coordsize="1512951,492125" o:gfxdata="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" path="m,492125r1512951,l1512951,,,,,492125xe" filled="f" strokecolor="#0070c0" strokeweight="1.5pt">
+                              <v:shape id="Shape 438" style="position:absolute;left:21786;width:15130;height:4921;visibility:visible;mso-wrap-style:square;v-text-anchor:top" coordsize="1512951,492125" o:spid="_x0000_s1181" filled="f" strokecolor="#0070c0" strokeweight="1.5pt" path="m,492125r1512951,l1512951,,,,,492125xe" o:gfxdata="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">
                                 <v:stroke miterlimit="83231f" joinstyle="miter"/>
-                                <v:path arrowok="t" textboxrect="0,0,1512951,492125"/>
+                                <v:path textboxrect="0,0,1512951,492125" arrowok="t"/>
                               </v:shape>
-                              <v:rect id="Rectangle 1760898937" o:spid="_x0000_s1182" style="position:absolute;left:23853;top:478;width:11054;height:4624;visibility:visible;mso-wrap-style:square;v-text-anchor:top" o:gfxdata="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" filled="f" stroked="f">
+                              <v:rect id="Rectangle 1760898937" style="position:absolute;left:23853;top:478;width:11054;height:4624;visibility:visible;mso-wrap-style:square;v-text-anchor:top" o:spid="_x0000_s1182" filled="f" stroked="f" o:gfxdata="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">
                                 <v:textbox inset="0,0,0,0">
                                   <w:txbxContent>
                                     <w:p>
@@ -13770,20 +14194,20 @@
                                         <w:ind w:firstLine="0"/>
                                         <w:jc w:val="center"/>
                                         <w:rPr>
-                                          <w:rFonts w:ascii="Times New Roman" w:eastAsia="Times New Roman" w:hAnsi="Times New Roman" w:cs="Times New Roman"/>
+                                          <w:rFonts w:ascii="Times New Roman" w:hAnsi="Times New Roman" w:eastAsia="Times New Roman" w:cs="Times New Roman"/>
                                           <w:sz w:val="28"/>
                                         </w:rPr>
                                       </w:pPr>
                                       <w:r>
                                         <w:rPr>
-                                          <w:rFonts w:ascii="Times New Roman" w:eastAsia="Times New Roman" w:hAnsi="Times New Roman" w:cs="Times New Roman"/>
+                                          <w:rFonts w:ascii="Times New Roman" w:hAnsi="Times New Roman" w:eastAsia="Times New Roman" w:cs="Times New Roman"/>
                                           <w:sz w:val="28"/>
                                         </w:rPr>
                                         <w:t>Data Memory</w:t>
                                       </w:r>
                                       <w:r>
                                         <w:rPr>
-                                          <w:rFonts w:ascii="Times New Roman" w:eastAsia="Times New Roman" w:hAnsi="Times New Roman" w:cs="Times New Roman"/>
+                                          <w:rFonts w:ascii="Times New Roman" w:hAnsi="Times New Roman" w:eastAsia="Times New Roman" w:cs="Times New Roman"/>
                                           <w:sz w:val="28"/>
                                         </w:rPr>
                                         <w:t xml:space="preserve"> (RAM)</w:t>
@@ -13792,15 +14216,15 @@
                                   </w:txbxContent>
                                 </v:textbox>
                               </v:rect>
-                              <v:shape id="Shape 441" o:spid="_x0000_s1183" style="position:absolute;left:25596;top:9826;width:7493;height:4810;visibility:visible;mso-wrap-style:square;v-text-anchor:top" coordsize="749300,481013" o:gfxdata="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" path="m,481013r749300,l749300,,,,,481013xe" filled="f" strokecolor="#0070c0" strokeweight="1.5pt">
+                              <v:shape id="Shape 441" style="position:absolute;left:25596;top:9826;width:7493;height:4810;visibility:visible;mso-wrap-style:square;v-text-anchor:top" coordsize="749300,481013" o:spid="_x0000_s1183" filled="f" strokecolor="#0070c0" strokeweight="1.5pt" path="m,481013r749300,l749300,,,,,481013xe" o:gfxdata="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">
                                 <v:stroke miterlimit="83231f" joinstyle="miter"/>
-                                <v:path arrowok="t" textboxrect="0,0,749300,481013"/>
+                                <v:path textboxrect="0,0,749300,481013" arrowok="t"/>
                               </v:shape>
-                              <v:shape id="Shape 448" o:spid="_x0000_s1184" style="position:absolute;left:23374;top:18509;width:12001;height:4715;visibility:visible;mso-wrap-style:square;v-text-anchor:top" coordsize="1200150,471488" o:gfxdata="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" path="m,471488r1200150,l1200150,,,,,471488xe" filled="f" strokecolor="#0070c0" strokeweight="1.5pt">
+                              <v:shape id="Shape 448" style="position:absolute;left:23374;top:18509;width:12001;height:4715;visibility:visible;mso-wrap-style:square;v-text-anchor:top" coordsize="1200150,471488" o:spid="_x0000_s1184" filled="f" strokecolor="#0070c0" strokeweight="1.5pt" path="m,471488r1200150,l1200150,,,,,471488xe" o:gfxdata="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">
                                 <v:stroke miterlimit="83231f" joinstyle="miter"/>
-                                <v:path arrowok="t" textboxrect="0,0,1200150,471488"/>
+                                <v:path textboxrect="0,0,1200150,471488" arrowok="t"/>
                               </v:shape>
-                              <v:rect id="Rectangle 856113789" o:spid="_x0000_s1185" style="position:absolute;left:24769;top:19716;width:10444;height:3131;visibility:visible;mso-wrap-style:square;v-text-anchor:top" o:gfxdata="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" filled="f" stroked="f">
+                              <v:rect id="Rectangle 856113789" style="position:absolute;left:24769;top:19716;width:10444;height:3131;visibility:visible;mso-wrap-style:square;v-text-anchor:top" o:spid="_x0000_s1185" filled="f" stroked="f" o:gfxdata="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">
                                 <v:textbox inset="0,0,0,0">
                                   <w:txbxContent>
                                     <w:p>
@@ -13809,7 +14233,7 @@
                                       </w:pPr>
                                       <w:r>
                                         <w:rPr>
-                                          <w:rFonts w:ascii="Times New Roman" w:eastAsia="Times New Roman" w:hAnsi="Times New Roman" w:cs="Times New Roman"/>
+                                          <w:rFonts w:ascii="Times New Roman" w:hAnsi="Times New Roman" w:eastAsia="Times New Roman" w:cs="Times New Roman"/>
                                           <w:sz w:val="28"/>
                                         </w:rPr>
                                         <w:t>Register File</w:t>
@@ -13818,11 +14242,11 @@
                                   </w:txbxContent>
                                 </v:textbox>
                               </v:rect>
-                              <v:shape id="Shape 450" o:spid="_x0000_s1186" style="position:absolute;left:23374;top:27986;width:12001;height:3525;visibility:visible;mso-wrap-style:square;v-text-anchor:top" coordsize="1200150,352425" o:gfxdata="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" path="m,352425r1200150,l1200150,,,,,352425xe" filled="f" strokecolor="#0070c0" strokeweight="1.5pt">
+                              <v:shape id="Shape 450" style="position:absolute;left:23374;top:27986;width:12001;height:3525;visibility:visible;mso-wrap-style:square;v-text-anchor:top" coordsize="1200150,352425" o:spid="_x0000_s1186" filled="f" strokecolor="#0070c0" strokeweight="1.5pt" path="m,352425r1200150,l1200150,,,,,352425xe" o:gfxdata="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">
                                 <v:stroke miterlimit="83231f" joinstyle="miter"/>
-                                <v:path arrowok="t" textboxrect="0,0,1200150,352425"/>
+                                <v:path textboxrect="0,0,1200150,352425" arrowok="t"/>
                               </v:shape>
-                              <v:rect id="Rectangle 83946253" o:spid="_x0000_s1187" style="position:absolute;left:23025;top:28234;width:13038;height:3482;visibility:visible;mso-wrap-style:square;v-text-anchor:top" o:gfxdata="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" filled="f" stroked="f">
+                              <v:rect id="Rectangle 83946253" style="position:absolute;left:23025;top:28234;width:13038;height:3482;visibility:visible;mso-wrap-style:square;v-text-anchor:top" o:spid="_x0000_s1187" filled="f" stroked="f" o:gfxdata="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">
                                 <v:textbox inset="0,0,0,0">
                                   <w:txbxContent>
                                     <w:p>
@@ -13838,45 +14262,45 @@
                                   </w:txbxContent>
                                 </v:textbox>
                               </v:rect>
-                              <v:shape id="Shape 452" o:spid="_x0000_s1188" style="position:absolute;left:26993;top:23764;width:747;height:747;visibility:visible;mso-wrap-style:square;v-text-anchor:top" coordsize="74676,74676" o:gfxdata="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" path="m37338,c57912,,74676,16764,74676,37338v,20574,-16764,37338,-37338,37338c16764,74676,,57912,,37338,,16764,16764,,37338,xe" fillcolor="black" strokecolor="black [3213]" strokeweight="0">
+                              <v:shape id="Shape 452" style="position:absolute;left:26993;top:23764;width:747;height:747;visibility:visible;mso-wrap-style:square;v-text-anchor:top" coordsize="74676,74676" o:spid="_x0000_s1188" fillcolor="black" strokecolor="black [3213]" strokeweight="0" path="m37338,c57912,,74676,16764,74676,37338v,20574,-16764,37338,-37338,37338c16764,74676,,57912,,37338,,16764,16764,,37338,xe" o:gfxdata="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">
                                 <v:stroke miterlimit="83231f" joinstyle="miter"/>
-                                <v:path arrowok="t" textboxrect="0,0,74676,74676"/>
+                                <v:path textboxrect="0,0,74676,74676" arrowok="t"/>
                               </v:shape>
-                              <v:shape id="Shape 453" o:spid="_x0000_s1189" style="position:absolute;left:26993;top:23764;width:747;height:747;visibility:visible;mso-wrap-style:square;v-text-anchor:top" coordsize="74676,74676" o:gfxdata="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" path="m,37338c,16764,16764,,37338,,57912,,74676,16764,74676,37338v,20574,-16764,37338,-37338,37338c16764,74676,,57912,,37338xe" filled="f" strokecolor="black [3213]" strokeweight=".30869mm">
+                              <v:shape id="Shape 453" style="position:absolute;left:26993;top:23764;width:747;height:747;visibility:visible;mso-wrap-style:square;v-text-anchor:top" coordsize="74676,74676" o:spid="_x0000_s1189" filled="f" strokecolor="black [3213]" strokeweight=".30869mm" path="m,37338c,16764,16764,,37338,,57912,,74676,16764,74676,37338v,20574,-16764,37338,-37338,37338c16764,74676,,57912,,37338xe" o:gfxdata="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">
                                 <v:stroke miterlimit="83231f" joinstyle="miter"/>
-                                <v:path arrowok="t" textboxrect="0,0,74676,74676"/>
+                                <v:path textboxrect="0,0,74676,74676" arrowok="t"/>
                               </v:shape>
-                              <v:shape id="Shape 481" o:spid="_x0000_s1190" style="position:absolute;left:13563;top:1047;width:8382;height:762;visibility:visible;mso-wrap-style:square;v-text-anchor:top" coordsize="838200,76200" o:gfxdata="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" path="m762000,r76200,38100l762000,76200r,-33401l,42799,,33274r762000,l762000,xe" fillcolor="black" strokecolor="black [3213]" strokeweight="0">
+                              <v:shape id="Shape 481" style="position:absolute;left:13563;top:1047;width:8382;height:762;visibility:visible;mso-wrap-style:square;v-text-anchor:top" coordsize="838200,76200" o:spid="_x0000_s1190" fillcolor="black" strokecolor="black [3213]" strokeweight="0" path="m762000,r76200,38100l762000,76200r,-33401l,42799,,33274r762000,l762000,xe" o:gfxdata="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">
                                 <v:stroke miterlimit="83231f" joinstyle="miter"/>
-                                <v:path arrowok="t" textboxrect="0,0,838200,76200"/>
+                                <v:path textboxrect="0,0,838200,76200" arrowok="t"/>
                               </v:shape>
-                              <v:shape id="Shape 483" o:spid="_x0000_s1191" style="position:absolute;left:13563;top:2571;width:8382;height:762;visibility:visible;mso-wrap-style:square;v-text-anchor:top" coordsize="838200,76200" o:gfxdata="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" path="m762000,r76200,38100l762000,76200r,-33401l,42799,,33274r762000,l762000,xe" fillcolor="black" strokecolor="black [3213]" strokeweight="0">
+                              <v:shape id="Shape 483" style="position:absolute;left:13563;top:2571;width:8382;height:762;visibility:visible;mso-wrap-style:square;v-text-anchor:top" coordsize="838200,76200" o:spid="_x0000_s1191" fillcolor="black" strokecolor="black [3213]" strokeweight="0" path="m762000,r76200,38100l762000,76200r,-33401l,42799,,33274r762000,l762000,xe" o:gfxdata="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">
                                 <v:stroke miterlimit="83231f" joinstyle="miter"/>
-                                <v:path arrowok="t" textboxrect="0,0,838200,76200"/>
+                                <v:path textboxrect="0,0,838200,76200" arrowok="t"/>
                               </v:shape>
-                              <v:shape id="Shape 485" o:spid="_x0000_s1192" style="position:absolute;left:13461;top:13239;width:12108;height:817;visibility:visible;mso-wrap-style:square;v-text-anchor:top" coordsize="1371600,76200" o:gfxdata="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" path="m1295400,r76200,38100l1295400,76200r,-33401l,42799,,33274r1295400,l1295400,xe" fillcolor="black" strokecolor="black [3213]" strokeweight="0">
+                              <v:shape id="Shape 485" style="position:absolute;left:13461;top:13239;width:12108;height:817;visibility:visible;mso-wrap-style:square;v-text-anchor:top" coordsize="1371600,76200" o:spid="_x0000_s1192" fillcolor="black" strokecolor="black [3213]" strokeweight="0" path="m1295400,r76200,38100l1295400,76200r,-33401l,42799,,33274r1295400,l1295400,xe" o:gfxdata="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">
                                 <v:stroke miterlimit="83231f" joinstyle="miter"/>
-                                <v:path arrowok="t" textboxrect="0,0,1371600,76200"/>
+                                <v:path textboxrect="0,0,1371600,76200" arrowok="t"/>
                               </v:shape>
-                              <v:shape id="Shape 487" o:spid="_x0000_s1193" style="position:absolute;left:13468;top:20097;width:10001;height:762;visibility:visible;mso-wrap-style:square;v-text-anchor:top" coordsize="1371600,76200" o:gfxdata="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" path="m1295400,r76200,38100l1295400,76200r,-33401l,42799,,33274r1295400,l1295400,xe" fillcolor="black" strokecolor="black [3213]" strokeweight="0">
+                              <v:shape id="Shape 487" style="position:absolute;left:13468;top:20097;width:10001;height:762;visibility:visible;mso-wrap-style:square;v-text-anchor:top" coordsize="1371600,76200" o:spid="_x0000_s1193" fillcolor="black" strokecolor="black [3213]" strokeweight="0" path="m1295400,r76200,38100l1295400,76200r,-33401l,42799,,33274r1295400,l1295400,xe" o:gfxdata="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">
                                 <v:stroke miterlimit="83231f" joinstyle="miter"/>
-                                <v:path arrowok="t" textboxrect="0,0,1371600,76200"/>
+                                <v:path textboxrect="0,0,1371600,76200" arrowok="t"/>
                               </v:shape>
-                              <v:shape id="Shape 490" o:spid="_x0000_s1194" style="position:absolute;left:16537;top:19716;width:1524;height:1524;visibility:visible;mso-wrap-style:square;v-text-anchor:top" coordsize="152400,152400" o:gfxdata="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" path="m,l152400,152400e" filled="f" strokecolor="black [3213]">
-                                <v:path arrowok="t" textboxrect="0,0,152400,152400"/>
+                              <v:shape id="Shape 490" style="position:absolute;left:16537;top:19716;width:1524;height:1524;visibility:visible;mso-wrap-style:square;v-text-anchor:top" coordsize="152400,152400" o:spid="_x0000_s1194" filled="f" strokecolor="black [3213]" path="m,l152400,152400e" o:gfxdata="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">
+                                <v:path textboxrect="0,0,152400,152400" arrowok="t"/>
                               </v:shape>
-                              <v:shape id="Shape 491" o:spid="_x0000_s1195" style="position:absolute;left:16733;top:666;width:1524;height:1524;visibility:visible;mso-wrap-style:square;v-text-anchor:top" coordsize="152400,152400" o:gfxdata="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" path="m,l152400,152400e" filled="f" strokecolor="black [3213]">
-                                <v:path arrowok="t" textboxrect="0,0,152400,152400"/>
+                              <v:shape id="Shape 491" style="position:absolute;left:16733;top:666;width:1524;height:1524;visibility:visible;mso-wrap-style:square;v-text-anchor:top" coordsize="152400,152400" o:spid="_x0000_s1195" filled="f" strokecolor="black [3213]" path="m,l152400,152400e" o:gfxdata="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">
+                                <v:path textboxrect="0,0,152400,152400" arrowok="t"/>
                               </v:shape>
-                              <v:shape id="Shape 492" o:spid="_x0000_s1196" style="position:absolute;left:13352;top:28220;width:9873;height:743;visibility:visible;mso-wrap-style:square;v-text-anchor:top" coordsize="1371600,76200" o:gfxdata="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" path="m1295400,r76200,38100l1295400,76200r,-33401l,42799,,33274r1295400,l1295400,xe" fillcolor="black" strokecolor="black [3213]" strokeweight="0">
+                              <v:shape id="Shape 492" style="position:absolute;left:13352;top:28220;width:9873;height:743;visibility:visible;mso-wrap-style:square;v-text-anchor:top" coordsize="1371600,76200" o:spid="_x0000_s1196" fillcolor="black" strokecolor="black [3213]" strokeweight="0" path="m1295400,r76200,38100l1295400,76200r,-33401l,42799,,33274r1295400,l1295400,xe" o:gfxdata="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">
                                 <v:stroke miterlimit="83231f" joinstyle="miter"/>
-                                <v:path arrowok="t" textboxrect="0,0,1371600,76200"/>
+                                <v:path textboxrect="0,0,1371600,76200" arrowok="t"/>
                               </v:shape>
-                              <v:shape id="Shape 495" o:spid="_x0000_s1197" style="position:absolute;left:17608;top:27839;width:1524;height:1524;visibility:visible;mso-wrap-style:square;v-text-anchor:top" coordsize="152400,152400" o:gfxdata="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" path="m,l152400,152400e" filled="f" strokecolor="black [3213]">
-                                <v:path arrowok="t" textboxrect="0,0,152400,152400"/>
+                              <v:shape id="Shape 495" style="position:absolute;left:17608;top:27839;width:1524;height:1524;visibility:visible;mso-wrap-style:square;v-text-anchor:top" coordsize="152400,152400" o:spid="_x0000_s1197" filled="f" strokecolor="black [3213]" path="m,l152400,152400e" o:gfxdata="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">
+                                <v:path textboxrect="0,0,152400,152400" arrowok="t"/>
                               </v:shape>
                             </v:group>
-                            <v:shape id="Text Box 67" o:spid="_x0000_s1198" type="#_x0000_t202" style="position:absolute;left:23941;top:11049;width:8255;height:5588;visibility:visible;mso-wrap-style:square;v-text-anchor:top" o:gfxdata="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" filled="f" stroked="f" strokeweight=".5pt">
+                            <v:shape id="Text Box 67" style="position:absolute;left:23941;top:11049;width:8255;height:5588;visibility:visible;mso-wrap-style:square;v-text-anchor:top" o:spid="_x0000_s1198" filled="f" stroked="f" strokeweight=".5pt" type="#_x0000_t202" o:gfxdata="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">
                               <v:textbox>
                                 <w:txbxContent>
                                   <w:p>
@@ -13893,7 +14317,7 @@
                               </v:textbox>
                             </v:shape>
                           </v:group>
-                          <v:shape id="Text Box 69" o:spid="_x0000_s1199" type="#_x0000_t202" style="position:absolute;left:35941;top:10668;width:3492;height:2912;visibility:visible;mso-wrap-style:square;v-text-anchor:top" o:gfxdata="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" filled="f" stroked="f" strokeweight=".5pt">
+                          <v:shape id="Text Box 69" style="position:absolute;left:35941;top:10668;width:3492;height:2912;visibility:visible;mso-wrap-style:square;v-text-anchor:top" o:spid="_x0000_s1199" filled="f" stroked="f" strokeweight=".5pt" type="#_x0000_t202" o:gfxdata="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">
                             <v:textbox>
                               <w:txbxContent>
                                 <w:p>
@@ -13907,7 +14331,7 @@
                               </w:txbxContent>
                             </v:textbox>
                           </v:shape>
-                          <v:shape id="Text Box 69" o:spid="_x0000_s1200" type="#_x0000_t202" style="position:absolute;left:25908;top:5778;width:3619;height:2731;visibility:visible;mso-wrap-style:square;v-text-anchor:top" o:gfxdata="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" filled="f" stroked="f" strokeweight=".5pt">
+                          <v:shape id="Text Box 69" style="position:absolute;left:25908;top:5778;width:3619;height:2731;visibility:visible;mso-wrap-style:square;v-text-anchor:top" o:spid="_x0000_s1200" filled="f" stroked="f" strokeweight=".5pt" type="#_x0000_t202" o:gfxdata="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">
                             <v:textbox>
                               <w:txbxContent>
                                 <w:p>
@@ -13921,7 +14345,7 @@
                               </w:txbxContent>
                             </v:textbox>
                           </v:shape>
-                          <v:shape id="Text Box 69" o:spid="_x0000_s1201" type="#_x0000_t202" style="position:absolute;left:17018;top:10731;width:3492;height:2913;visibility:visible;mso-wrap-style:square;v-text-anchor:top" o:gfxdata="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" filled="f" stroked="f" strokeweight=".5pt">
+                          <v:shape id="Text Box 69" style="position:absolute;left:17018;top:10731;width:3492;height:2913;visibility:visible;mso-wrap-style:square;v-text-anchor:top" o:spid="_x0000_s1201" filled="f" stroked="f" strokeweight=".5pt" type="#_x0000_t202" o:gfxdata="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">
                             <v:textbox>
                               <w:txbxContent>
                                 <w:p>
@@ -13935,7 +14359,7 @@
                               </w:txbxContent>
                             </v:textbox>
                           </v:shape>
-                          <v:shape id="Text Box 69" o:spid="_x0000_s1202" type="#_x0000_t202" style="position:absolute;left:22669;top:25463;width:3493;height:2913;visibility:visible;mso-wrap-style:square;v-text-anchor:top" o:gfxdata="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" filled="f" stroked="f" strokeweight=".5pt">
+                          <v:shape id="Text Box 69" style="position:absolute;left:22669;top:25463;width:3493;height:2913;visibility:visible;mso-wrap-style:square;v-text-anchor:top" o:spid="_x0000_s1202" filled="f" stroked="f" strokeweight=".5pt" type="#_x0000_t202" o:gfxdata="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">
                             <v:textbox>
                               <w:txbxContent>
                                 <w:p>
@@ -13949,7 +14373,7 @@
                               </w:txbxContent>
                             </v:textbox>
                           </v:shape>
-                          <v:shape id="Text Box 69" o:spid="_x0000_s1203" type="#_x0000_t202" style="position:absolute;left:29972;top:25590;width:3492;height:2913;visibility:visible;mso-wrap-style:square;v-text-anchor:top" o:gfxdata="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" filled="f" stroked="f" strokeweight=".5pt">
+                          <v:shape id="Text Box 69" style="position:absolute;left:29972;top:25590;width:3492;height:2913;visibility:visible;mso-wrap-style:square;v-text-anchor:top" o:spid="_x0000_s1203" filled="f" stroked="f" strokeweight=".5pt" type="#_x0000_t202" o:gfxdata="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">
                             <v:textbox>
                               <w:txbxContent>
                                 <w:p>
@@ -13963,7 +14387,7 @@
                               </w:txbxContent>
                             </v:textbox>
                           </v:shape>
-                          <v:shape id="Text Box 69" o:spid="_x0000_s1204" type="#_x0000_t202" style="position:absolute;left:28257;top:15684;width:3493;height:2913;visibility:visible;mso-wrap-style:square;v-text-anchor:top" o:gfxdata="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" filled="f" stroked="f" strokeweight=".5pt">
+                          <v:shape id="Text Box 69" style="position:absolute;left:28257;top:15684;width:3493;height:2913;visibility:visible;mso-wrap-style:square;v-text-anchor:top" o:spid="_x0000_s1204" filled="f" stroked="f" strokeweight=".5pt" type="#_x0000_t202" o:gfxdata="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">
                             <v:textbox>
                               <w:txbxContent>
                                 <w:p>
@@ -13979,36 +14403,36 @@
                           </v:shape>
                         </v:group>
                       </v:group>
-                      <v:group id="Group 82" o:spid="_x0000_s1205" style="position:absolute;width:33523;height:35553" coordsize="33528,35560" o:gfxdata="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">
-                        <v:shape id="Shape 491" o:spid="_x0000_s1206" style="position:absolute;left:14414;top:2381;width:1562;height:1606;rotation:90;visibility:visible;mso-wrap-style:square;v-text-anchor:top" coordsize="152400,152400" o:gfxdata="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" path="m,l152400,152400e" filled="f" strokecolor="black [3213]">
-                          <v:path arrowok="t" textboxrect="0,0,152400,152400"/>
+                      <v:group id="Group 82" style="position:absolute;width:33523;height:35553" coordsize="33528,35560" o:spid="_x0000_s1205" o:gfxdata="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">
+                        <v:shape id="Shape 491" style="position:absolute;left:14414;top:2381;width:1562;height:1606;rotation:90;visibility:visible;mso-wrap-style:square;v-text-anchor:top" coordsize="152400,152400" o:spid="_x0000_s1206" filled="f" strokecolor="black [3213]" path="m,l152400,152400e" o:gfxdata="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">
+                          <v:path textboxrect="0,0,152400,152400" arrowok="t"/>
                         </v:shape>
-                        <v:group id="Group 81" o:spid="_x0000_s1207" style="position:absolute;width:33528;height:35560" coordsize="33528,35560" o:gfxdata="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">
-                          <v:rect id="Rectangle 74" o:spid="_x0000_s1208" style="position:absolute;left:1016;top:26924;width:14351;height:8636;visibility:visible;mso-wrap-style:square;v-text-anchor:middle" o:gfxdata="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" filled="f" strokecolor="#0070c0" strokeweight="1.5pt"/>
-                          <v:rect id="Rectangle 75" o:spid="_x0000_s1209" style="position:absolute;left:635;top:2413;width:11811;height:9144;visibility:visible;mso-wrap-style:square;v-text-anchor:middle" o:gfxdata="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" filled="f" strokecolor="#0070c0" strokeweight="1.5pt"/>
-                          <v:rect id="Rectangle 76" o:spid="_x0000_s1210" style="position:absolute;left:4953;top:13779;width:7493;height:6922;visibility:visible;mso-wrap-style:square;v-text-anchor:middle" o:gfxdata="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" filled="f" strokecolor="#0070c0" strokeweight="1.5pt"/>
-                          <v:rect id="Rectangle 77" o:spid="_x0000_s1211" style="position:absolute;left:17462;top:1968;width:16066;height:33592;visibility:visible;mso-wrap-style:square;v-text-anchor:middle" o:gfxdata="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" filled="f" strokecolor="#0070c0" strokeweight="1.5pt"/>
-                          <v:shape id="Shape 483" o:spid="_x0000_s1212" style="position:absolute;left:12446;top:18351;width:5080;height:889;rotation:180;flip:x;visibility:visible;mso-wrap-style:square;v-text-anchor:top" coordsize="838200,76200" o:gfxdata="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" path="m762000,r76200,38100l762000,76200r,-33401l,42799,,33274r762000,l762000,xe" fillcolor="black" strokecolor="black [3213]" strokeweight="0">
+                        <v:group id="Group 81" style="position:absolute;width:33528;height:35560" coordsize="33528,35560" o:spid="_x0000_s1207" o:gfxdata="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">
+                          <v:rect id="Rectangle 74" style="position:absolute;left:1016;top:26924;width:14351;height:8636;visibility:visible;mso-wrap-style:square;v-text-anchor:middle" o:spid="_x0000_s1208" filled="f" strokecolor="#0070c0" strokeweight="1.5pt" o:gfxdata="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"/>
+                          <v:rect id="Rectangle 75" style="position:absolute;left:635;top:2413;width:11811;height:9144;visibility:visible;mso-wrap-style:square;v-text-anchor:middle" o:spid="_x0000_s1209" filled="f" strokecolor="#0070c0" strokeweight="1.5pt" o:gfxdata="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"/>
+                          <v:rect id="Rectangle 76" style="position:absolute;left:4953;top:13779;width:7493;height:6922;visibility:visible;mso-wrap-style:square;v-text-anchor:middle" o:spid="_x0000_s1210" filled="f" strokecolor="#0070c0" strokeweight="1.5pt" o:gfxdata="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"/>
+                          <v:rect id="Rectangle 77" style="position:absolute;left:17462;top:1968;width:16066;height:33592;visibility:visible;mso-wrap-style:square;v-text-anchor:middle" o:spid="_x0000_s1211" filled="f" strokecolor="#0070c0" strokeweight="1.5pt" o:gfxdata="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"/>
+                          <v:shape id="Shape 483" style="position:absolute;left:12446;top:18351;width:5080;height:889;rotation:180;flip:x;visibility:visible;mso-wrap-style:square;v-text-anchor:top" coordsize="838200,76200" o:spid="_x0000_s1212" fillcolor="black" strokecolor="black [3213]" strokeweight="0" path="m762000,r76200,38100l762000,76200r,-33401l,42799,,33274r762000,l762000,xe" o:gfxdata="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">
                             <v:stroke miterlimit="83231f" joinstyle="miter"/>
-                            <v:path arrowok="t" textboxrect="0,0,838200,76200"/>
+                            <v:path textboxrect="0,0,838200,76200" arrowok="t"/>
                           </v:shape>
-                          <v:shape id="Shape 483" o:spid="_x0000_s1213" style="position:absolute;left:12382;top:14795;width:4890;height:826;flip:x;visibility:visible;mso-wrap-style:square;v-text-anchor:top" coordsize="838200,76200" o:gfxdata="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" path="m762000,r76200,38100l762000,76200r,-33401l,42799,,33274r762000,l762000,xe" fillcolor="black" strokecolor="black [3213]" strokeweight="0">
+                          <v:shape id="Shape 483" style="position:absolute;left:12382;top:14795;width:4890;height:826;flip:x;visibility:visible;mso-wrap-style:square;v-text-anchor:top" coordsize="838200,76200" o:spid="_x0000_s1213" fillcolor="black" strokecolor="black [3213]" strokeweight="0" path="m762000,r76200,38100l762000,76200r,-33401l,42799,,33274r762000,l762000,xe" o:gfxdata="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">
                             <v:stroke miterlimit="83231f" joinstyle="miter"/>
-                            <v:path arrowok="t" textboxrect="0,0,838200,76200"/>
+                            <v:path textboxrect="0,0,838200,76200" arrowok="t"/>
                           </v:shape>
-                          <v:shape id="Shape 414" o:spid="_x0000_s1214" style="position:absolute;left:17526;top:33464;width:1322;height:1360;visibility:visible;mso-wrap-style:square;v-text-anchor:top" coordsize="128651,128651" o:gfxdata="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" path="m,128651l128651,63500,,e" filled="f" strokecolor="black [3213]" strokeweight=".30869mm">
+                          <v:shape id="Shape 414" style="position:absolute;left:17526;top:33464;width:1322;height:1360;visibility:visible;mso-wrap-style:square;v-text-anchor:top" coordsize="128651,128651" o:spid="_x0000_s1214" filled="f" strokecolor="black [3213]" strokeweight=".30869mm" path="m,128651l128651,63500,,e" o:gfxdata="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">
                             <v:stroke miterlimit="83231f" joinstyle="miter"/>
-                            <v:path arrowok="t" textboxrect="0,0,128651,128651"/>
+                            <v:path textboxrect="0,0,128651,128651" arrowok="t"/>
                           </v:shape>
-                          <v:shape id="Shape 414" o:spid="_x0000_s1215" style="position:absolute;left:4889;top:18764;width:1322;height:1360;visibility:visible;mso-wrap-style:square;v-text-anchor:top" coordsize="128651,128651" o:gfxdata="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" path="m,128651l128651,63500,,e" filled="f" strokecolor="black [3213]" strokeweight=".30869mm">
+                          <v:shape id="Shape 414" style="position:absolute;left:4889;top:18764;width:1322;height:1360;visibility:visible;mso-wrap-style:square;v-text-anchor:top" coordsize="128651,128651" o:spid="_x0000_s1215" filled="f" strokecolor="black [3213]" strokeweight=".30869mm" path="m,128651l128651,63500,,e" o:gfxdata="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">
                             <v:stroke miterlimit="83231f" joinstyle="miter"/>
-                            <v:path arrowok="t" textboxrect="0,0,128651,128651"/>
+                            <v:path textboxrect="0,0,128651,128651" arrowok="t"/>
                           </v:shape>
-                          <v:shape id="Shape 414" o:spid="_x0000_s1216" style="position:absolute;left:635;top:9620;width:1322;height:1360;visibility:visible;mso-wrap-style:square;v-text-anchor:top" coordsize="128651,128651" o:gfxdata="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" path="m,128651l128651,63500,,e" filled="f" strokecolor="black [3213]" strokeweight=".30869mm">
+                          <v:shape id="Shape 414" style="position:absolute;left:635;top:9620;width:1322;height:1360;visibility:visible;mso-wrap-style:square;v-text-anchor:top" coordsize="128651,128651" o:spid="_x0000_s1216" filled="f" strokecolor="black [3213]" strokeweight=".30869mm" path="m,128651l128651,63500,,e" o:gfxdata="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">
                             <v:stroke miterlimit="83231f" joinstyle="miter"/>
-                            <v:path arrowok="t" textboxrect="0,0,128651,128651"/>
+                            <v:path textboxrect="0,0,128651,128651" arrowok="t"/>
                           </v:shape>
-                          <v:shape id="Text Box 69" o:spid="_x0000_s1217" type="#_x0000_t202" style="position:absolute;left:10064;top:22606;width:3493;height:2912;visibility:visible;mso-wrap-style:square;v-text-anchor:top" o:gfxdata="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" filled="f" stroked="f" strokeweight=".5pt">
+                          <v:shape id="Text Box 69" style="position:absolute;left:10064;top:22606;width:3493;height:2912;visibility:visible;mso-wrap-style:square;v-text-anchor:top" o:spid="_x0000_s1217" filled="f" stroked="f" strokeweight=".5pt" type="#_x0000_t202" o:gfxdata="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">
                             <v:textbox>
                               <w:txbxContent>
                                 <w:p>
@@ -14022,25 +14446,25 @@
                               </w:txbxContent>
                             </v:textbox>
                           </v:shape>
-                          <v:group id="Group 79" o:spid="_x0000_s1218" style="position:absolute;left:-4840;top:18377;width:15231;height:1606;rotation:90" coordorigin="-5349" coordsize="15230,1606" o:gfxdata="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">
-                            <v:shape id="Shape 481" o:spid="_x0000_s1219" style="position:absolute;left:-5349;top:517;width:15229;height:581;visibility:visible;mso-wrap-style:square;v-text-anchor:top" coordsize="838200,76200" o:gfxdata="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" path="m762000,r76200,38100l762000,76200r,-33401l,42799,,33274r762000,l762000,xe" fillcolor="black" strokecolor="black [3213]" strokeweight="0">
+                          <v:group id="Group 79" style="position:absolute;left:-4840;top:18377;width:15231;height:1606;rotation:90" coordsize="15230,1606" coordorigin="-5349" o:spid="_x0000_s1218" o:gfxdata="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">
+                            <v:shape id="Shape 481" style="position:absolute;left:-5349;top:517;width:15229;height:581;visibility:visible;mso-wrap-style:square;v-text-anchor:top" coordsize="838200,76200" o:spid="_x0000_s1219" fillcolor="black" strokecolor="black [3213]" strokeweight="0" path="m762000,r76200,38100l762000,76200r,-33401l,42799,,33274r762000,l762000,xe" o:gfxdata="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">
                               <v:stroke miterlimit="83231f" joinstyle="miter"/>
-                              <v:path arrowok="t" textboxrect="0,0,838200,76200"/>
+                              <v:path textboxrect="0,0,838200,76200" arrowok="t"/>
                             </v:shape>
-                            <v:shape id="Shape 491" o:spid="_x0000_s1220" style="position:absolute;left:1492;width:1562;height:1606;visibility:visible;mso-wrap-style:square;v-text-anchor:top" coordsize="152400,152400" o:gfxdata="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" path="m,l152400,152400e" filled="f" strokecolor="black [3213]">
-                              <v:path arrowok="t" textboxrect="0,0,152400,152400"/>
+                            <v:shape id="Shape 491" style="position:absolute;left:1492;width:1562;height:1606;visibility:visible;mso-wrap-style:square;v-text-anchor:top" coordsize="152400,152400" o:spid="_x0000_s1220" filled="f" strokecolor="black [3213]" path="m,l152400,152400e" o:gfxdata="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">
+                              <v:path textboxrect="0,0,152400,152400" arrowok="t"/>
                             </v:shape>
                           </v:group>
-                          <v:group id="Group 79" o:spid="_x0000_s1221" style="position:absolute;left:6956;top:23116;width:6100;height:1607;rotation:-90" coordorigin=",-63" coordsize="9880,1606" o:gfxdata="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">
-                            <v:shape id="Shape 481" o:spid="_x0000_s1222" style="position:absolute;top:298;width:9880;height:889;visibility:visible;mso-wrap-style:square;v-text-anchor:top" coordsize="838200,76200" o:gfxdata="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" path="m762000,r76200,38100l762000,76200r,-33401l,42799,,33274r762000,l762000,xe" fillcolor="black" strokecolor="black [3213]" strokeweight="0">
+                          <v:group id="Group 79" style="position:absolute;left:6956;top:23116;width:6100;height:1607;rotation:-90" coordsize="9880,1606" coordorigin=",-63" o:spid="_x0000_s1221" o:gfxdata="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">
+                            <v:shape id="Shape 481" style="position:absolute;top:298;width:9880;height:889;visibility:visible;mso-wrap-style:square;v-text-anchor:top" coordsize="838200,76200" o:spid="_x0000_s1222" fillcolor="black" strokecolor="black [3213]" strokeweight="0" path="m762000,r76200,38100l762000,76200r,-33401l,42799,,33274r762000,l762000,xe" o:gfxdata="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">
                               <v:stroke miterlimit="83231f" joinstyle="miter"/>
-                              <v:path arrowok="t" textboxrect="0,0,838200,76200"/>
+                              <v:path textboxrect="0,0,838200,76200" arrowok="t"/>
                             </v:shape>
-                            <v:shape id="Shape 491" o:spid="_x0000_s1223" style="position:absolute;left:4159;top:-63;width:1562;height:1606;rotation:-929974fd;visibility:visible;mso-wrap-style:square;v-text-anchor:top" coordsize="152400,152400" o:gfxdata="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" path="m,l152400,152400e" filled="f" strokecolor="black [3213]">
-                              <v:path arrowok="t" textboxrect="0,0,152400,152400"/>
+                            <v:shape id="Shape 491" style="position:absolute;left:4159;top:-63;width:1562;height:1606;rotation:-929974fd;visibility:visible;mso-wrap-style:square;v-text-anchor:top" coordsize="152400,152400" o:spid="_x0000_s1223" filled="f" strokecolor="black [3213]" path="m,l152400,152400e" o:gfxdata="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">
+                              <v:path textboxrect="0,0,152400,152400" arrowok="t"/>
                             </v:shape>
                           </v:group>
-                          <v:shape id="Text Box 69" o:spid="_x0000_s1224" type="#_x0000_t202" style="position:absolute;top:17938;width:2889;height:2731;visibility:visible;mso-wrap-style:square;v-text-anchor:top" o:gfxdata="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" filled="f" stroked="f" strokeweight=".5pt">
+                          <v:shape id="Text Box 69" style="position:absolute;top:17938;width:2889;height:2731;visibility:visible;mso-wrap-style:square;v-text-anchor:top" o:spid="_x0000_s1224" filled="f" stroked="f" strokeweight=".5pt" type="#_x0000_t202" o:gfxdata="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">
                             <v:textbox>
                               <w:txbxContent>
                                 <w:p>
@@ -14054,23 +14478,23 @@
                               </w:txbxContent>
                             </v:textbox>
                           </v:shape>
-                          <v:shape id="Shape 483" o:spid="_x0000_s1225" style="position:absolute;left:12477;top:5111;width:5080;height:889;flip:x;visibility:visible;mso-wrap-style:square;v-text-anchor:top" coordsize="838200,76200" o:gfxdata="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" path="m762000,r76200,38100l762000,76200r,-33401l,42799,,33274r762000,l762000,xe" fillcolor="black" strokecolor="black [3213]" strokeweight="0">
+                          <v:shape id="Shape 483" style="position:absolute;left:12477;top:5111;width:5080;height:889;flip:x;visibility:visible;mso-wrap-style:square;v-text-anchor:top" coordsize="838200,76200" o:spid="_x0000_s1225" fillcolor="black" strokecolor="black [3213]" strokeweight="0" path="m762000,r76200,38100l762000,76200r,-33401l,42799,,33274r762000,l762000,xe" o:gfxdata="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">
                             <v:stroke miterlimit="83231f" joinstyle="miter"/>
-                            <v:path arrowok="t" textboxrect="0,0,838200,76200"/>
+                            <v:path textboxrect="0,0,838200,76200" arrowok="t"/>
                           </v:shape>
-                          <v:shape id="Shape 483" o:spid="_x0000_s1226" style="position:absolute;left:12573;top:2794;width:4889;height:825;flip:x;visibility:visible;mso-wrap-style:square;v-text-anchor:top" coordsize="838200,76200" o:gfxdata="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" path="m762000,r76200,38100l762000,76200r,-33401l,42799,,33274r762000,l762000,xe" fillcolor="black" strokecolor="black [3213]" strokeweight="0">
+                          <v:shape id="Shape 483" style="position:absolute;left:12573;top:2794;width:4889;height:825;flip:x;visibility:visible;mso-wrap-style:square;v-text-anchor:top" coordsize="838200,76200" o:spid="_x0000_s1226" fillcolor="black" strokecolor="black [3213]" strokeweight="0" path="m762000,r76200,38100l762000,76200r,-33401l,42799,,33274r762000,l762000,xe" o:gfxdata="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">
                             <v:stroke miterlimit="83231f" joinstyle="miter"/>
-                            <v:path arrowok="t" textboxrect="0,0,838200,76200"/>
+                            <v:path textboxrect="0,0,838200,76200" arrowok="t"/>
                           </v:shape>
-                          <v:shape id="Shape 483" o:spid="_x0000_s1227" style="position:absolute;left:12509;top:9810;width:5080;height:889;flip:x;visibility:visible;mso-wrap-style:square;v-text-anchor:top" coordsize="838200,76200" o:gfxdata="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" path="m762000,r76200,38100l762000,76200r,-33401l,42799,,33274r762000,l762000,xe" fillcolor="black" strokecolor="black [3213]" strokeweight="0">
+                          <v:shape id="Shape 483" style="position:absolute;left:12509;top:9810;width:5080;height:889;flip:x;visibility:visible;mso-wrap-style:square;v-text-anchor:top" coordsize="838200,76200" o:spid="_x0000_s1227" fillcolor="black" strokecolor="black [3213]" strokeweight="0" path="m762000,r76200,38100l762000,76200r,-33401l,42799,,33274r762000,l762000,xe" o:gfxdata="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">
                             <v:stroke miterlimit="83231f" joinstyle="miter"/>
-                            <v:path arrowok="t" textboxrect="0,0,838200,76200"/>
+                            <v:path textboxrect="0,0,838200,76200" arrowok="t"/>
                           </v:shape>
-                          <v:shape id="Shape 483" o:spid="_x0000_s1228" style="position:absolute;left:12573;top:7493;width:4889;height:825;flip:x;visibility:visible;mso-wrap-style:square;v-text-anchor:top" coordsize="838200,76200" o:gfxdata="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" path="m762000,r76200,38100l762000,76200r,-33401l,42799,,33274r762000,l762000,xe" fillcolor="black" strokecolor="black [3213]" strokeweight="0">
+                          <v:shape id="Shape 483" style="position:absolute;left:12573;top:7493;width:4889;height:825;flip:x;visibility:visible;mso-wrap-style:square;v-text-anchor:top" coordsize="838200,76200" o:spid="_x0000_s1228" fillcolor="black" strokecolor="black [3213]" strokeweight="0" path="m762000,r76200,38100l762000,76200r,-33401l,42799,,33274r762000,l762000,xe" o:gfxdata="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">
                             <v:stroke miterlimit="83231f" joinstyle="miter"/>
-                            <v:path arrowok="t" textboxrect="0,0,838200,76200"/>
+                            <v:path textboxrect="0,0,838200,76200" arrowok="t"/>
                           </v:shape>
-                          <v:shape id="Text Box 69" o:spid="_x0000_s1229" type="#_x0000_t202" style="position:absolute;left:14160;width:2889;height:2730;visibility:visible;mso-wrap-style:square;v-text-anchor:top" o:gfxdata="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" filled="f" stroked="f" strokeweight=".5pt">
+                          <v:shape id="Text Box 69" style="position:absolute;left:14160;width:2889;height:2730;visibility:visible;mso-wrap-style:square;v-text-anchor:top" o:spid="_x0000_s1229" filled="f" stroked="f" strokeweight=".5pt" type="#_x0000_t202" o:gfxdata="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">
                             <v:textbox>
                               <w:txbxContent>
                                 <w:p>
@@ -14084,7 +14508,7 @@
                               </w:txbxContent>
                             </v:textbox>
                           </v:shape>
-                          <v:shape id="Text Box 80" o:spid="_x0000_s1230" type="#_x0000_t202" style="position:absolute;left:4476;top:5524;width:3937;height:2953;visibility:visible;mso-wrap-style:square;v-text-anchor:top" o:gfxdata="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" filled="f" stroked="f" strokeweight=".5pt">
+                          <v:shape id="Text Box 80" style="position:absolute;left:4476;top:5524;width:3937;height:2953;visibility:visible;mso-wrap-style:square;v-text-anchor:top" o:spid="_x0000_s1230" filled="f" stroked="f" strokeweight=".5pt" type="#_x0000_t202" o:gfxdata="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">
                             <v:textbox>
                               <w:txbxContent>
                                 <w:p>
@@ -14098,7 +14522,7 @@
                               </w:txbxContent>
                             </v:textbox>
                           </v:shape>
-                          <v:shape id="Text Box 80" o:spid="_x0000_s1231" type="#_x0000_t202" style="position:absolute;left:20109;top:15938;width:10551;height:6424;visibility:visible;mso-wrap-style:square;v-text-anchor:top" o:gfxdata="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" filled="f" stroked="f" strokeweight=".5pt">
+                          <v:shape id="Text Box 80" style="position:absolute;left:20109;top:15938;width:10551;height:6424;visibility:visible;mso-wrap-style:square;v-text-anchor:top" o:spid="_x0000_s1231" filled="f" stroked="f" strokeweight=".5pt" type="#_x0000_t202" o:gfxdata="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">
                             <v:textbox>
                               <w:txbxContent>
                                 <w:p>
@@ -14128,7 +14552,7 @@
                               </w:txbxContent>
                             </v:textbox>
                           </v:shape>
-                          <v:shape id="Text Box 80" o:spid="_x0000_s1232" type="#_x0000_t202" style="position:absolute;left:6985;top:15652;width:3937;height:2953;visibility:visible;mso-wrap-style:square;v-text-anchor:top" o:gfxdata="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" filled="f" stroked="f" strokeweight=".5pt">
+                          <v:shape id="Text Box 80" style="position:absolute;left:6985;top:15652;width:3937;height:2953;visibility:visible;mso-wrap-style:square;v-text-anchor:top" o:spid="_x0000_s1232" filled="f" stroked="f" strokeweight=".5pt" type="#_x0000_t202" o:gfxdata="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">
                             <v:textbox>
                               <w:txbxContent>
                                 <w:p>
@@ -14142,7 +14566,7 @@
                               </w:txbxContent>
                             </v:textbox>
                           </v:shape>
-                          <v:shape id="Text Box 80" o:spid="_x0000_s1233" type="#_x0000_t202" style="position:absolute;left:857;top:29051;width:14510;height:4794;visibility:visible;mso-wrap-style:square;v-text-anchor:top" o:gfxdata="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" filled="f" stroked="f" strokeweight=".5pt">
+                          <v:shape id="Text Box 80" style="position:absolute;left:857;top:29051;width:14510;height:4794;visibility:visible;mso-wrap-style:square;v-text-anchor:top" o:spid="_x0000_s1233" filled="f" stroked="f" strokeweight=".5pt" type="#_x0000_t202" o:gfxdata="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">
                             <v:textbox>
                               <w:txbxContent>
                                 <w:p>
@@ -14158,11 +14582,11 @@
                               </w:txbxContent>
                             </v:textbox>
                           </v:shape>
-                          <v:shape id="Shape 491" o:spid="_x0000_s1234" style="position:absolute;left:14001;top:18002;width:1562;height:1606;rotation:90;visibility:visible;mso-wrap-style:square;v-text-anchor:top" coordsize="152400,152400" o:gfxdata="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" path="m,l152400,152400e" filled="f" strokecolor="black [3213]">
-                            <v:path arrowok="t" textboxrect="0,0,152400,152400"/>
+                          <v:shape id="Shape 491" style="position:absolute;left:14001;top:18002;width:1562;height:1606;rotation:90;visibility:visible;mso-wrap-style:square;v-text-anchor:top" coordsize="152400,152400" o:spid="_x0000_s1234" filled="f" strokecolor="black [3213]" path="m,l152400,152400e" o:gfxdata="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">
+                            <v:path textboxrect="0,0,152400,152400" arrowok="t"/>
                           </v:shape>
                         </v:group>
-                        <v:shape id="Text Box 69" o:spid="_x0000_s1235" type="#_x0000_t202" style="position:absolute;left:12795;top:19113;width:3492;height:2913;visibility:visible;mso-wrap-style:square;v-text-anchor:top" o:gfxdata="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" filled="f" stroked="f" strokeweight=".5pt">
+                        <v:shape id="Text Box 69" style="position:absolute;left:12795;top:19113;width:3492;height:2913;visibility:visible;mso-wrap-style:square;v-text-anchor:top" o:spid="_x0000_s1235" filled="f" stroked="f" strokeweight=".5pt" type="#_x0000_t202" o:gfxdata="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">
                           <v:textbox>
                             <w:txbxContent>
                               <w:p>
@@ -14178,14 +14602,14 @@
                         </v:shape>
                       </v:group>
                     </v:group>
-                    <v:shape id="Text Box 1" o:spid="_x0000_s1236" type="#_x0000_t202" style="position:absolute;top:38055;width:61137;height:2877;visibility:visible;mso-wrap-style:square;v-text-anchor:top" o:gfxdata="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" stroked="f">
+                    <v:shape id="Text Box 1" style="position:absolute;top:38055;width:61141;height:4483;visibility:visible;mso-wrap-style:square;v-text-anchor:top" o:spid="_x0000_s1236" stroked="f" type="#_x0000_t202" o:gfxdata="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">
                       <v:textbox style="mso-fit-shape-to-text:t" inset="0,0,0,0">
                         <w:txbxContent>
                           <w:p>
                             <w:pPr>
                               <w:pStyle w:val="Caption"/>
                               <w:rPr>
-                                <w:rFonts w:ascii="Times New Roman" w:eastAsia="SimSun" w:hAnsi="Times New Roman" w:cs="Times New Roman"/>
+                                <w:rFonts w:ascii="Times New Roman" w:hAnsi="Times New Roman" w:eastAsia="SimSun" w:cs="Times New Roman"/>
                                 <w:noProof/>
                               </w:rPr>
                             </w:pPr>
@@ -14219,14 +14643,44 @@
                               </w:rPr>
                               <w:t xml:space="preserve"> Controller</w:t>
                             </w:r>
+                            <w:r>
+                              <w:rPr>
+                                <w:noProof/>
+                              </w:rPr>
+                              <w:t xml:space="preserve">. </w:t>
+                            </w:r>
+                            <w:r>
+                              <w:rPr>
+                                <w:noProof/>
+                              </w:rPr>
+                              <w:t>Seth Amico</w:t>
+                            </w:r>
+                            <w:r>
+                              <w:rPr>
+                                <w:noProof/>
+                              </w:rPr>
+                              <w:t xml:space="preserve">, </w:t>
+                            </w:r>
+                            <w:r>
+                              <w:rPr>
+                                <w:noProof/>
+                              </w:rPr>
+                              <w:t>6/4/2026</w:t>
+                            </w:r>
+                            <w:r>
+                              <w:rPr>
+                                <w:noProof/>
+                              </w:rPr>
+                              <w:t>. University of Washington</w:t>
+                            </w:r>
                           </w:p>
                         </w:txbxContent>
                       </v:textbox>
                     </v:shape>
                   </v:group>
-                  <v:rect id="Rectangle 108" o:spid="_x0000_s1237" style="position:absolute;top:105;width:62316;height:38109;visibility:visible;mso-wrap-style:square;v-text-anchor:middle" o:gfxdata="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" filled="f" strokecolor="#202020 [484]" strokeweight="1pt"/>
+                  <v:rect id="Rectangle 108" style="position:absolute;top:105;width:62316;height:38109;visibility:visible;mso-wrap-style:square;v-text-anchor:middle" o:spid="_x0000_s1237" filled="f" strokecolor="#202020 [484]" strokeweight="1pt" o:gfxdata="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"/>
                 </v:group>
-                <v:shape id="Text Box 69" o:spid="_x0000_s1238" type="#_x0000_t202" style="position:absolute;left:35096;top:20825;width:6924;height:2911;visibility:visible;mso-wrap-style:square;v-text-anchor:top" o:gfxdata="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" filled="f" stroked="f" strokeweight=".5pt">
+                <v:shape id="Text Box 69" style="position:absolute;left:35096;top:20825;width:6924;height:2911;visibility:visible;mso-wrap-style:square;v-text-anchor:top" o:spid="_x0000_s1238" filled="f" stroked="f" strokeweight=".5pt" type="#_x0000_t202" o:gfxdata="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">
                   <v:textbox>
                     <w:txbxContent>
                       <w:p>
@@ -14240,7 +14694,7 @@
                     </w:txbxContent>
                   </v:textbox>
                 </v:shape>
-                <v:shape id="Text Box 69" o:spid="_x0000_s1239" type="#_x0000_t202" style="position:absolute;left:38214;top:29493;width:2854;height:2912;visibility:visible;mso-wrap-style:square;v-text-anchor:top" o:gfxdata="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" filled="f" stroked="f" strokeweight=".5pt">
+                <v:shape id="Text Box 69" style="position:absolute;left:38214;top:29493;width:2854;height:2912;visibility:visible;mso-wrap-style:square;v-text-anchor:top" o:spid="_x0000_s1239" filled="f" stroked="f" strokeweight=".5pt" type="#_x0000_t202" o:gfxdata="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">
                   <v:textbox>
                     <w:txbxContent>
                       <w:p>
@@ -14254,7 +14708,7 @@
                     </w:txbxContent>
                   </v:textbox>
                 </v:shape>
-                <v:shape id="Text Box 69" o:spid="_x0000_s1240" type="#_x0000_t202" style="position:absolute;left:37157;top:792;width:2537;height:2912;visibility:visible;mso-wrap-style:square;v-text-anchor:top" o:gfxdata="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" filled="f" stroked="f" strokeweight=".5pt">
+                <v:shape id="Text Box 69" style="position:absolute;left:37157;top:792;width:2537;height:2912;visibility:visible;mso-wrap-style:square;v-text-anchor:top" o:spid="_x0000_s1240" filled="f" stroked="f" strokeweight=".5pt" type="#_x0000_t202" o:gfxdata="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">
                   <v:textbox>
                     <w:txbxContent>
                       <w:p>
@@ -14280,45 +14734,306 @@
         <w:tabs>
           <w:tab w:val="left" w:pos="2979"/>
         </w:tabs>
+        <w:spacing w:line="360" w:lineRule="auto"/>
         <w:ind w:firstLine="0"/>
         <w:jc w:val="both"/>
         <w:rPr>
-          <w:rFonts w:ascii="Times New Roman" w:eastAsia="SimSun" w:hAnsi="Times New Roman" w:cs="Times New Roman"/>
-        </w:rPr>
-      </w:pPr>
-      <w:r>
-        <w:rPr>
-          <w:rFonts w:ascii="Times New Roman" w:eastAsia="SimSun" w:hAnsi="Times New Roman" w:cs="Times New Roman"/>
-        </w:rPr>
-        <w:t xml:space="preserve">        The Processor Module ties the Controller and Datapath together, and exposes several wires used in the top-level module Project.sv. The Module outputs the PC, IR, ALU outputs, as well as the current State and </w:t>
-      </w:r>
-      <w:proofErr w:type="spellStart"/>
-      <w:r>
-        <w:rPr>
-          <w:rFonts w:ascii="Times New Roman" w:eastAsia="SimSun" w:hAnsi="Times New Roman" w:cs="Times New Roman"/>
-        </w:rPr>
-        <w:t>NextState</w:t>
-      </w:r>
-      <w:proofErr w:type="spellEnd"/>
-      <w:r>
-        <w:rPr>
-          <w:rFonts w:ascii="Times New Roman" w:eastAsia="SimSun" w:hAnsi="Times New Roman" w:cs="Times New Roman"/>
-        </w:rPr>
-        <w:t xml:space="preserve"> values of the FSM. It includes a </w:t>
-      </w:r>
-      <w:proofErr w:type="spellStart"/>
-      <w:r>
-        <w:rPr>
-          <w:rFonts w:ascii="Times New Roman" w:eastAsia="SimSun" w:hAnsi="Times New Roman" w:cs="Times New Roman"/>
-        </w:rPr>
-        <w:t>ResetN</w:t>
-      </w:r>
-      <w:proofErr w:type="spellEnd"/>
-      <w:r>
-        <w:rPr>
-          <w:rFonts w:ascii="Times New Roman" w:eastAsia="SimSun" w:hAnsi="Times New Roman" w:cs="Times New Roman"/>
-        </w:rPr>
-        <w:t xml:space="preserve"> input line to return the processor back to its start conditions. </w:t>
+          <w:b/>
+          <w:bCs/>
+          <w:noProof/>
+          <w:sz w:val="28"/>
+          <w:szCs w:val="28"/>
+        </w:rPr>
+      </w:pPr>
+      <w:r>
+        <w:rPr>
+          <w:rFonts w:ascii="Times New Roman" w:eastAsia="SimSun" w:hAnsi="Times New Roman" w:cs="Times New Roman"/>
+        </w:rPr>
+        <w:t xml:space="preserve">   </w:t>
+      </w:r>
+      <w:r>
+        <w:rPr>
+          <w:b/>
+          <w:bCs/>
+          <w:noProof/>
+          <w:sz w:val="28"/>
+          <w:szCs w:val="28"/>
+        </w:rPr>
+        <w:t>2.</w:t>
+      </w:r>
+      <w:r>
+        <w:rPr>
+          <w:b/>
+          <w:bCs/>
+          <w:noProof/>
+          <w:sz w:val="28"/>
+          <w:szCs w:val="28"/>
+        </w:rPr>
+        <w:t>4</w:t>
+      </w:r>
+      <w:r>
+        <w:rPr>
+          <w:b/>
+          <w:bCs/>
+          <w:noProof/>
+          <w:sz w:val="28"/>
+          <w:szCs w:val="28"/>
+        </w:rPr>
+        <w:t xml:space="preserve"> </w:t>
+      </w:r>
+      <w:r>
+        <w:rPr>
+          <w:b/>
+          <w:bCs/>
+          <w:noProof/>
+          <w:sz w:val="28"/>
+          <w:szCs w:val="28"/>
+        </w:rPr>
+        <w:t>Pr</w:t>
+      </w:r>
+      <w:r>
+        <w:rPr>
+          <w:b/>
+          <w:bCs/>
+          <w:noProof/>
+          <w:sz w:val="28"/>
+          <w:szCs w:val="28"/>
+        </w:rPr>
+        <w:t>oject</w:t>
+      </w:r>
+      <w:r>
+        <w:rPr>
+          <w:b/>
+          <w:bCs/>
+          <w:noProof/>
+          <w:sz w:val="28"/>
+          <w:szCs w:val="28"/>
+        </w:rPr>
+        <w:t>.sv</w:t>
+      </w:r>
+    </w:p>
+    <w:p>
+      <w:pPr>
+        <w:tabs>
+          <w:tab w:val="left" w:pos="2979"/>
+        </w:tabs>
+        <w:spacing w:line="360" w:lineRule="auto"/>
+        <w:jc w:val="both"/>
+        <w:rPr>
+          <w:rFonts w:ascii="Times New Roman" w:eastAsia="SimSun" w:hAnsi="Times New Roman" w:cs="Times New Roman"/>
+        </w:rPr>
+      </w:pPr>
+      <w:bookmarkStart w:id="3" w:name="_Hlk42608795"/>
+      <w:r>
+        <w:rPr>
+          <w:rFonts w:ascii="Times New Roman" w:eastAsia="SimSun" w:hAnsi="Times New Roman" w:cs="Times New Roman"/>
+        </w:rPr>
+        <w:t>Project.sv is the top-level module used for the DE10 board testing. It instantiates the Processor</w:t>
+      </w:r>
+      <w:r>
+        <w:rPr>
+          <w:rFonts w:ascii="Times New Roman" w:eastAsia="SimSun" w:hAnsi="Times New Roman" w:cs="Times New Roman"/>
+        </w:rPr>
+        <w:t>, KeyFilter, and Decoder modules. KEY[1] is used as ResetN, while KEY[</w:t>
+      </w:r>
+      <w:r>
+        <w:rPr>
+          <w:rFonts w:ascii="Times New Roman" w:eastAsia="SimSun" w:hAnsi="Times New Roman" w:cs="Times New Roman"/>
+        </w:rPr>
+        <w:t>2</w:t>
+      </w:r>
+      <w:r>
+        <w:rPr>
+          <w:rFonts w:ascii="Times New Roman" w:eastAsia="SimSun" w:hAnsi="Times New Roman" w:cs="Times New Roman"/>
+        </w:rPr>
+        <w:t xml:space="preserve">] is </w:t>
+      </w:r>
+      <w:bookmarkEnd w:id="3"/>
+      <w:r>
+        <w:rPr>
+          <w:rFonts w:ascii="Times New Roman" w:eastAsia="SimSun" w:hAnsi="Times New Roman" w:cs="Times New Roman"/>
+        </w:rPr>
+        <w:t>passed through the KeyFilter and used as a manual clock. The Key</w:t>
+      </w:r>
+      <w:r>
+        <w:rPr>
+          <w:rFonts w:ascii="Times New Roman" w:eastAsia="SimSun" w:hAnsi="Times New Roman" w:cs="Times New Roman"/>
+        </w:rPr>
+        <w:t>F</w:t>
+      </w:r>
+      <w:r>
+        <w:rPr>
+          <w:rFonts w:ascii="Times New Roman" w:eastAsia="SimSun" w:hAnsi="Times New Roman" w:cs="Times New Roman"/>
+        </w:rPr>
+        <w:t xml:space="preserve">ilter reduces button </w:t>
+      </w:r>
+      <w:r>
+        <w:rPr>
+          <w:rFonts w:ascii="Times New Roman" w:eastAsia="SimSun" w:hAnsi="Times New Roman" w:cs="Times New Roman"/>
+        </w:rPr>
+        <w:t>bounce</w:t>
+      </w:r>
+      <w:r>
+        <w:rPr>
+          <w:rFonts w:ascii="Times New Roman" w:eastAsia="SimSun" w:hAnsi="Times New Roman" w:cs="Times New Roman"/>
+        </w:rPr>
+        <w:t xml:space="preserve"> so that one button press is less likely to creat</w:t>
+      </w:r>
+      <w:r>
+        <w:rPr>
+          <w:rFonts w:ascii="Times New Roman" w:eastAsia="SimSun" w:hAnsi="Times New Roman" w:cs="Times New Roman"/>
+        </w:rPr>
+        <w:t>e</w:t>
+      </w:r>
+      <w:r>
+        <w:rPr>
+          <w:rFonts w:ascii="Times New Roman" w:eastAsia="SimSun" w:hAnsi="Times New Roman" w:cs="Times New Roman"/>
+        </w:rPr>
+        <w:t xml:space="preserve"> multi</w:t>
+      </w:r>
+      <w:r>
+        <w:rPr>
+          <w:rFonts w:ascii="Times New Roman" w:eastAsia="SimSun" w:hAnsi="Times New Roman" w:cs="Times New Roman"/>
+        </w:rPr>
+        <w:t xml:space="preserve">ple </w:t>
+      </w:r>
+      <w:r>
+        <w:rPr>
+          <w:rFonts w:ascii="Times New Roman" w:eastAsia="SimSun" w:hAnsi="Times New Roman" w:cs="Times New Roman"/>
+        </w:rPr>
+        <w:t>clock pulses.</w:t>
+      </w:r>
+    </w:p>
+    <w:p>
+      <w:pPr>
+        <w:tabs>
+          <w:tab w:val="left" w:pos="2979"/>
+        </w:tabs>
+        <w:spacing w:line="360" w:lineRule="auto"/>
+        <w:jc w:val="both"/>
+        <w:rPr>
+          <w:rFonts w:ascii="Times New Roman" w:eastAsia="SimSun" w:hAnsi="Times New Roman" w:cs="Times New Roman"/>
+        </w:rPr>
+      </w:pPr>
+      <w:r>
+        <w:rPr>
+          <w:rFonts w:ascii="Times New Roman" w:eastAsia="SimSun" w:hAnsi="Times New Roman" w:cs="Times New Roman"/>
+        </w:rPr>
+        <w:t>The Decoder modules convert 4</w:t>
+      </w:r>
+      <w:r>
+        <w:rPr>
+          <w:rFonts w:ascii="Times New Roman" w:eastAsia="SimSun" w:hAnsi="Times New Roman" w:cs="Times New Roman"/>
+        </w:rPr>
+        <w:t>-bit binary values into 7-</w:t>
+      </w:r>
+      <w:r>
+        <w:rPr>
+          <w:rFonts w:ascii="Times New Roman" w:eastAsia="SimSun" w:hAnsi="Times New Roman" w:cs="Times New Roman"/>
+        </w:rPr>
+        <w:t xml:space="preserve">segment HEX </w:t>
+      </w:r>
+      <w:r>
+        <w:rPr>
+          <w:rFonts w:ascii="Times New Roman" w:eastAsia="SimSun" w:hAnsi="Times New Roman" w:cs="Times New Roman"/>
+        </w:rPr>
+        <w:t xml:space="preserve">to </w:t>
+      </w:r>
+      <w:r>
+        <w:rPr>
+          <w:rFonts w:ascii="Times New Roman" w:eastAsia="SimSun" w:hAnsi="Times New Roman" w:cs="Times New Roman"/>
+        </w:rPr>
+        <w:t xml:space="preserve">display </w:t>
+      </w:r>
+      <w:r>
+        <w:rPr>
+          <w:rFonts w:ascii="Times New Roman" w:eastAsia="SimSun" w:hAnsi="Times New Roman" w:cs="Times New Roman"/>
+        </w:rPr>
+        <w:t>outputs.</w:t>
+      </w:r>
+      <w:r>
+        <w:rPr>
+          <w:rFonts w:ascii="Times New Roman" w:eastAsia="SimSun" w:hAnsi="Times New Roman" w:cs="Times New Roman"/>
+        </w:rPr>
+        <w:t xml:space="preserve"> </w:t>
+      </w:r>
+      <w:r>
+        <w:rPr>
+          <w:rFonts w:ascii="Times New Roman" w:eastAsia="SimSun" w:hAnsi="Times New Roman" w:cs="Times New Roman"/>
+        </w:rPr>
+        <w:t xml:space="preserve">SW[9:7] selects which internal </w:t>
+      </w:r>
+      <w:r>
+        <w:rPr>
+          <w:rFonts w:ascii="Times New Roman" w:eastAsia="SimSun" w:hAnsi="Times New Roman" w:cs="Times New Roman"/>
+        </w:rPr>
+        <w:t xml:space="preserve">processor value is </w:t>
+      </w:r>
+      <w:r>
+        <w:rPr>
+          <w:rFonts w:ascii="Times New Roman" w:eastAsia="SimSun" w:hAnsi="Times New Roman" w:cs="Times New Roman"/>
+        </w:rPr>
+        <w:t xml:space="preserve">shown on the HEX </w:t>
+      </w:r>
+      <w:r>
+        <w:rPr>
+          <w:rFonts w:ascii="Times New Roman" w:eastAsia="SimSun" w:hAnsi="Times New Roman" w:cs="Times New Roman"/>
+        </w:rPr>
+        <w:t xml:space="preserve">displays. </w:t>
+      </w:r>
+      <w:r>
+        <w:rPr>
+          <w:rFonts w:ascii="Times New Roman" w:eastAsia="SimSun" w:hAnsi="Times New Roman" w:cs="Times New Roman"/>
+        </w:rPr>
+        <w:t>The display options</w:t>
+      </w:r>
+      <w:r>
+        <w:rPr>
+          <w:rFonts w:ascii="Times New Roman" w:eastAsia="SimSun" w:hAnsi="Times New Roman" w:cs="Times New Roman"/>
+        </w:rPr>
+        <w:t xml:space="preserve"> include the PC, current FSM state, ALU input A, ALU input B,</w:t>
+      </w:r>
+      <w:r>
+        <w:rPr>
+          <w:rFonts w:ascii="Times New Roman" w:eastAsia="SimSun" w:hAnsi="Times New Roman" w:cs="Times New Roman"/>
+        </w:rPr>
+        <w:t xml:space="preserve"> </w:t>
+      </w:r>
+      <w:r>
+        <w:rPr>
+          <w:rFonts w:ascii="Times New Roman" w:eastAsia="SimSun" w:hAnsi="Times New Roman" w:cs="Times New Roman"/>
+        </w:rPr>
+        <w:t xml:space="preserve">ALU output, </w:t>
+      </w:r>
+      <w:r>
+        <w:rPr>
+          <w:rFonts w:ascii="Times New Roman" w:eastAsia="SimSun" w:hAnsi="Times New Roman" w:cs="Times New Roman"/>
+        </w:rPr>
+        <w:t xml:space="preserve">and next FSM state.  This allowed the </w:t>
+      </w:r>
+      <w:r>
+        <w:rPr>
+          <w:rFonts w:ascii="Times New Roman" w:eastAsia="SimSun" w:hAnsi="Times New Roman" w:cs="Times New Roman"/>
+        </w:rPr>
+        <w:t xml:space="preserve">processor to be </w:t>
+      </w:r>
+      <w:r>
+        <w:rPr>
+          <w:rFonts w:ascii="Times New Roman" w:eastAsia="SimSun" w:hAnsi="Times New Roman" w:cs="Times New Roman"/>
+        </w:rPr>
+        <w:t xml:space="preserve">stepped manually and observed </w:t>
+      </w:r>
+      <w:r>
+        <w:rPr>
+          <w:rFonts w:ascii="Times New Roman" w:eastAsia="SimSun" w:hAnsi="Times New Roman" w:cs="Times New Roman"/>
+        </w:rPr>
+        <w:t>on the board during testing.</w:t>
+      </w:r>
+      <w:r>
+        <w:rPr>
+          <w:rFonts w:ascii="Times New Roman" w:eastAsia="SimSun" w:hAnsi="Times New Roman" w:cs="Times New Roman"/>
+        </w:rPr>
+        <w:t xml:space="preserve">           </w:t>
       </w:r>
     </w:p>
     <w:p>
@@ -14341,6 +15056,13 @@
         </w:tabs>
         <w:spacing w:line="360" w:lineRule="auto"/>
         <w:ind w:firstLine="0"/>
+        <w:rPr>
+          <w:rFonts w:ascii="Times New Roman" w:eastAsia="SimSun" w:hAnsi="Times New Roman" w:cs="Times New Roman"/>
+          <w:b/>
+          <w:bCs/>
+          <w:sz w:val="28"/>
+          <w:szCs w:val="28"/>
+        </w:rPr>
       </w:pPr>
     </w:p>
     <w:p>
@@ -14351,72 +15073,539 @@
         <w:spacing w:line="360" w:lineRule="auto"/>
         <w:ind w:firstLine="0"/>
         <w:rPr>
+          <w:rFonts w:ascii="Times New Roman" w:eastAsia="SimSun" w:hAnsi="Times New Roman" w:cs="Times New Roman"/>
           <w:b/>
           <w:bCs/>
-          <w:noProof/>
           <w:sz w:val="28"/>
           <w:szCs w:val="28"/>
         </w:rPr>
       </w:pPr>
-      <w:r>
-        <w:rPr>
+    </w:p>
+    <w:p>
+      <w:pPr>
+        <w:tabs>
+          <w:tab w:val="left" w:pos="2979"/>
+        </w:tabs>
+        <w:spacing w:line="360" w:lineRule="auto"/>
+        <w:ind w:firstLine="0"/>
+        <w:rPr>
+          <w:rFonts w:ascii="Times New Roman" w:eastAsia="SimSun" w:hAnsi="Times New Roman" w:cs="Times New Roman"/>
           <w:b/>
           <w:bCs/>
-          <w:noProof/>
           <w:sz w:val="28"/>
           <w:szCs w:val="28"/>
         </w:rPr>
-        <w:t>2.</w:t>
-      </w:r>
-      <w:r>
-        <w:rPr>
+      </w:pPr>
+      <w:r>
+        <w:rPr>
+          <w:rFonts w:ascii="Times New Roman" w:eastAsia="SimSun" w:hAnsi="Times New Roman" w:cs="Times New Roman"/>
           <w:b/>
           <w:bCs/>
-          <w:noProof/>
           <w:sz w:val="28"/>
           <w:szCs w:val="28"/>
         </w:rPr>
-        <w:t>4</w:t>
-      </w:r>
-      <w:r>
-        <w:rPr>
+        <w:t>3. Test Procedures</w:t>
+      </w:r>
+      <w:r>
+        <w:rPr>
+          <w:rFonts w:ascii="Times New Roman" w:eastAsia="SimSun" w:hAnsi="Times New Roman" w:cs="Times New Roman"/>
           <w:b/>
           <w:bCs/>
-          <w:noProof/>
           <w:sz w:val="28"/>
           <w:szCs w:val="28"/>
         </w:rPr>
+        <w:t xml:space="preserve"> and Results</w:t>
+      </w:r>
+    </w:p>
+    <w:p>
+      <w:pPr>
+        <w:tabs>
+          <w:tab w:val="left" w:pos="2979"/>
+        </w:tabs>
+        <w:spacing w:line="360" w:lineRule="auto"/>
+        <w:jc w:val="both"/>
+      </w:pPr>
+      <w:r>
+        <w:rPr>
+          <w:rFonts w:ascii="Times New Roman" w:eastAsia="SimSun" w:hAnsi="Times New Roman" w:cs="Times New Roman"/>
+        </w:rPr>
+        <w:t xml:space="preserve">The processor modules were verified using </w:t>
+      </w:r>
+      <w:proofErr w:type="spellStart"/>
+      <w:r>
+        <w:rPr>
+          <w:rFonts w:ascii="Times New Roman" w:eastAsia="SimSun" w:hAnsi="Times New Roman" w:cs="Times New Roman"/>
+        </w:rPr>
+        <w:t>SystemVerilog</w:t>
+      </w:r>
+      <w:proofErr w:type="spellEnd"/>
+      <w:r>
+        <w:rPr>
+          <w:rFonts w:ascii="Times New Roman" w:eastAsia="SimSun" w:hAnsi="Times New Roman" w:cs="Times New Roman"/>
+        </w:rPr>
+        <w:t xml:space="preserve"> testbenches in </w:t>
+      </w:r>
+      <w:proofErr w:type="spellStart"/>
+      <w:r>
+        <w:rPr>
+          <w:rFonts w:ascii="Times New Roman" w:eastAsia="SimSun" w:hAnsi="Times New Roman" w:cs="Times New Roman"/>
+        </w:rPr>
+        <w:t>ModelSim</w:t>
+      </w:r>
+      <w:proofErr w:type="spellEnd"/>
+      <w:r>
+        <w:rPr>
+          <w:rFonts w:ascii="Times New Roman" w:eastAsia="SimSun" w:hAnsi="Times New Roman" w:cs="Times New Roman"/>
+        </w:rPr>
+        <w:t xml:space="preserve">.  Each testbench was used to confirm that the module met its design requirements before the full processor was tested as an integrated system. </w:t>
+      </w:r>
+      <w:r>
+        <w:rPr>
+          <w:rFonts w:ascii="Times New Roman" w:eastAsia="SimSun" w:hAnsi="Times New Roman" w:cs="Times New Roman"/>
+        </w:rPr>
+        <w:t xml:space="preserve">The simulations checked state transitions, control </w:t>
+      </w:r>
+      <w:r>
+        <w:rPr>
+          <w:rFonts w:ascii="Times New Roman" w:eastAsia="SimSun" w:hAnsi="Times New Roman" w:cs="Times New Roman"/>
+        </w:rPr>
+        <w:t xml:space="preserve">signals, memory/register </w:t>
+      </w:r>
+      <w:r>
+        <w:rPr>
+          <w:rFonts w:ascii="Times New Roman" w:eastAsia="SimSun" w:hAnsi="Times New Roman" w:cs="Times New Roman"/>
+        </w:rPr>
+        <w:t>operations, ALU</w:t>
+      </w:r>
+      <w:r>
+        <w:rPr>
+          <w:rFonts w:ascii="Times New Roman" w:eastAsia="SimSun" w:hAnsi="Times New Roman" w:cs="Times New Roman"/>
+        </w:rPr>
         <w:t xml:space="preserve"> </w:t>
       </w:r>
       <w:r>
         <w:rPr>
+          <w:rFonts w:ascii="Times New Roman" w:eastAsia="SimSun" w:hAnsi="Times New Roman" w:cs="Times New Roman"/>
+        </w:rPr>
+        <w:t>outputs, and processor-level execution.</w:t>
+      </w:r>
+    </w:p>
+    <w:p>
+      <w:pPr>
+        <w:tabs>
+          <w:tab w:val="left" w:pos="2979"/>
+        </w:tabs>
+        <w:spacing w:line="360" w:lineRule="auto"/>
+        <w:jc w:val="both"/>
+        <w:rPr>
+          <w:rFonts w:ascii="Times New Roman" w:eastAsia="SimSun" w:hAnsi="Times New Roman" w:cs="Times New Roman"/>
+        </w:rPr>
+      </w:pPr>
+      <w:r>
+        <w:rPr>
+          <w:rFonts w:ascii="Times New Roman" w:eastAsia="SimSun" w:hAnsi="Times New Roman" w:cs="Times New Roman"/>
+        </w:rPr>
+        <w:t xml:space="preserve">Simulation results are </w:t>
+      </w:r>
+      <w:r>
+        <w:rPr>
+          <w:rFonts w:ascii="Times New Roman" w:eastAsia="SimSun" w:hAnsi="Times New Roman" w:cs="Times New Roman"/>
+        </w:rPr>
+        <w:t xml:space="preserve">included for each testbench. </w:t>
+      </w:r>
+      <w:r>
+        <w:rPr>
+          <w:rFonts w:ascii="Times New Roman" w:eastAsia="SimSun" w:hAnsi="Times New Roman" w:cs="Times New Roman"/>
+        </w:rPr>
+        <w:t xml:space="preserve">These results are used to show </w:t>
+      </w:r>
+      <w:r>
+        <w:rPr>
+          <w:rFonts w:ascii="Times New Roman" w:eastAsia="SimSun" w:hAnsi="Times New Roman" w:cs="Times New Roman"/>
+        </w:rPr>
+        <w:t xml:space="preserve">whether the tested modules satisfied </w:t>
+      </w:r>
+      <w:r>
+        <w:rPr>
+          <w:rFonts w:ascii="Times New Roman" w:eastAsia="SimSun" w:hAnsi="Times New Roman" w:cs="Times New Roman"/>
+        </w:rPr>
+        <w:t xml:space="preserve">the </w:t>
+      </w:r>
+      <w:r>
+        <w:rPr>
+          <w:rFonts w:ascii="Times New Roman" w:eastAsia="SimSun" w:hAnsi="Times New Roman" w:cs="Times New Roman"/>
+        </w:rPr>
+        <w:t>requireme</w:t>
+      </w:r>
+      <w:r>
+        <w:rPr>
+          <w:rFonts w:ascii="Times New Roman" w:eastAsia="SimSun" w:hAnsi="Times New Roman" w:cs="Times New Roman"/>
+        </w:rPr>
+        <w:t>nts described in Section 1.</w:t>
+      </w:r>
+    </w:p>
+    <w:p>
+      <w:pPr>
+        <w:tabs>
+          <w:tab w:val="left" w:pos="2979"/>
+        </w:tabs>
+        <w:spacing w:line="360" w:lineRule="auto"/>
+        <w:ind w:firstLine="0"/>
+        <w:rPr>
+          <w:rFonts w:ascii="Times New Roman" w:eastAsia="SimSun" w:hAnsi="Times New Roman" w:cs="Times New Roman"/>
+        </w:rPr>
+      </w:pPr>
+    </w:p>
+    <w:p>
+      <w:pPr>
+        <w:tabs>
+          <w:tab w:val="left" w:pos="2979"/>
+        </w:tabs>
+        <w:spacing w:line="360" w:lineRule="auto"/>
+        <w:ind w:firstLine="0"/>
+        <w:rPr>
+          <w:rFonts w:ascii="Times New Roman" w:eastAsia="SimSun" w:hAnsi="Times New Roman" w:cs="Times New Roman"/>
           <w:b/>
           <w:bCs/>
-          <w:noProof/>
-          <w:sz w:val="28"/>
-          <w:szCs w:val="28"/>
-        </w:rPr>
-        <w:t>Pr</w:t>
-      </w:r>
-      <w:r>
-        <w:rPr>
+        </w:rPr>
+      </w:pPr>
+      <w:r>
+        <w:rPr>
+          <w:rFonts w:ascii="Times New Roman" w:eastAsia="SimSun" w:hAnsi="Times New Roman" w:cs="Times New Roman"/>
           <w:b/>
           <w:bCs/>
-          <w:noProof/>
-          <w:sz w:val="28"/>
-          <w:szCs w:val="28"/>
-        </w:rPr>
-        <w:t>oject</w:t>
-      </w:r>
-      <w:r>
-        <w:rPr>
+        </w:rPr>
+        <w:t xml:space="preserve">3.1 </w:t>
+      </w:r>
+      <w:proofErr w:type="spellStart"/>
+      <w:r>
+        <w:rPr>
+          <w:rFonts w:ascii="Times New Roman" w:eastAsia="SimSun" w:hAnsi="Times New Roman" w:cs="Times New Roman"/>
           <w:b/>
           <w:bCs/>
-          <w:noProof/>
-          <w:sz w:val="28"/>
-          <w:szCs w:val="28"/>
-        </w:rPr>
-        <w:t>.sv</w:t>
+        </w:rPr>
+        <w:t>FSM</w:t>
+      </w:r>
+      <w:r>
+        <w:rPr>
+          <w:rFonts w:ascii="Times New Roman" w:eastAsia="SimSun" w:hAnsi="Times New Roman" w:cs="Times New Roman"/>
+          <w:b/>
+          <w:bCs/>
+        </w:rPr>
+        <w:t>_tb</w:t>
+      </w:r>
+      <w:proofErr w:type="spellEnd"/>
+    </w:p>
+    <w:p>
+      <w:pPr>
+        <w:tabs>
+          <w:tab w:val="left" w:pos="2979"/>
+        </w:tabs>
+        <w:spacing w:line="360" w:lineRule="auto"/>
+        <w:jc w:val="both"/>
+        <w:rPr>
+          <w:rFonts w:ascii="Times New Roman" w:eastAsia="SimSun" w:hAnsi="Times New Roman" w:cs="Times New Roman"/>
+          <w:i/>
+        </w:rPr>
+      </w:pPr>
+      <w:r>
+        <w:rPr>
+          <w:rFonts w:ascii="Times New Roman" w:eastAsia="SimSun" w:hAnsi="Times New Roman" w:cs="Times New Roman"/>
+        </w:rPr>
+        <w:t xml:space="preserve">The FSM </w:t>
+      </w:r>
+      <w:r>
+        <w:rPr>
+          <w:rFonts w:ascii="Times New Roman" w:eastAsia="SimSun" w:hAnsi="Times New Roman" w:cs="Times New Roman"/>
+        </w:rPr>
+        <w:t>testbench</w:t>
+      </w:r>
+      <w:r>
+        <w:rPr>
+          <w:rFonts w:ascii="Times New Roman" w:eastAsia="SimSun" w:hAnsi="Times New Roman" w:cs="Times New Roman"/>
+        </w:rPr>
+        <w:t xml:space="preserve"> </w:t>
+      </w:r>
+      <w:r>
+        <w:rPr>
+          <w:rFonts w:ascii="Times New Roman" w:eastAsia="SimSun" w:hAnsi="Times New Roman" w:cs="Times New Roman"/>
+        </w:rPr>
+        <w:t>verified that the FSM</w:t>
+      </w:r>
+      <w:r>
+        <w:rPr>
+          <w:rFonts w:ascii="Times New Roman" w:eastAsia="SimSun" w:hAnsi="Times New Roman" w:cs="Times New Roman"/>
+        </w:rPr>
+        <w:t xml:space="preserve"> moved through the correct</w:t>
+      </w:r>
+      <w:r>
+        <w:rPr>
+          <w:rFonts w:ascii="Times New Roman" w:eastAsia="SimSun" w:hAnsi="Times New Roman" w:cs="Times New Roman"/>
+        </w:rPr>
+        <w:t xml:space="preserve"> states and produced the</w:t>
+      </w:r>
+      <w:r>
+        <w:rPr>
+          <w:rFonts w:ascii="Times New Roman" w:eastAsia="SimSun" w:hAnsi="Times New Roman" w:cs="Times New Roman"/>
+        </w:rPr>
+        <w:t xml:space="preserve"> expected control</w:t>
+      </w:r>
+      <w:r>
+        <w:rPr>
+          <w:rFonts w:ascii="Times New Roman" w:eastAsia="SimSun" w:hAnsi="Times New Roman" w:cs="Times New Roman"/>
+        </w:rPr>
+        <w:t xml:space="preserve"> outputs. The testbench used three </w:t>
+      </w:r>
+      <w:proofErr w:type="spellStart"/>
+      <w:r>
+        <w:rPr>
+          <w:rFonts w:ascii="Times New Roman" w:eastAsia="SimSun" w:hAnsi="Times New Roman" w:cs="Times New Roman"/>
+        </w:rPr>
+        <w:t>SystemVerilog</w:t>
+      </w:r>
+      <w:proofErr w:type="spellEnd"/>
+      <w:r>
+        <w:rPr>
+          <w:rFonts w:ascii="Times New Roman" w:eastAsia="SimSun" w:hAnsi="Times New Roman" w:cs="Times New Roman"/>
+        </w:rPr>
+        <w:t xml:space="preserve"> tasks to organize the simulation.</w:t>
+      </w:r>
+      <w:r>
+        <w:rPr>
+          <w:rFonts w:ascii="Times New Roman" w:eastAsia="SimSun" w:hAnsi="Times New Roman" w:cs="Times New Roman"/>
+        </w:rPr>
+        <w:t xml:space="preserve"> The first task, </w:t>
+      </w:r>
+      <w:proofErr w:type="spellStart"/>
+      <w:r>
+        <w:rPr>
+          <w:rFonts w:ascii="Times New Roman" w:eastAsia="SimSun" w:hAnsi="Times New Roman" w:cs="Times New Roman"/>
+        </w:rPr>
+        <w:t>check</w:t>
+      </w:r>
+      <w:r>
+        <w:rPr>
+          <w:rFonts w:ascii="Times New Roman" w:eastAsia="SimSun" w:hAnsi="Times New Roman" w:cs="Times New Roman"/>
+        </w:rPr>
+        <w:t>_</w:t>
+      </w:r>
+      <w:r>
+        <w:rPr>
+          <w:rFonts w:ascii="Times New Roman" w:eastAsia="SimSun" w:hAnsi="Times New Roman" w:cs="Times New Roman"/>
+        </w:rPr>
+        <w:t>value</w:t>
+      </w:r>
+      <w:proofErr w:type="spellEnd"/>
+      <w:r>
+        <w:rPr>
+          <w:rFonts w:ascii="Times New Roman" w:eastAsia="SimSun" w:hAnsi="Times New Roman" w:cs="Times New Roman"/>
+        </w:rPr>
+        <w:t xml:space="preserve">(), compared an output signal against its expected value and recorded </w:t>
+      </w:r>
+      <w:r>
+        <w:rPr>
+          <w:rFonts w:ascii="Times New Roman" w:eastAsia="SimSun" w:hAnsi="Times New Roman" w:cs="Times New Roman"/>
+        </w:rPr>
+        <w:t xml:space="preserve">whether the test passed or failed. </w:t>
+      </w:r>
+      <w:r>
+        <w:rPr>
+          <w:rFonts w:ascii="Times New Roman" w:eastAsia="SimSun" w:hAnsi="Times New Roman" w:cs="Times New Roman"/>
+        </w:rPr>
+        <w:t xml:space="preserve">The second task, </w:t>
+      </w:r>
+      <w:proofErr w:type="spellStart"/>
+      <w:r>
+        <w:rPr>
+          <w:rFonts w:ascii="Times New Roman" w:eastAsia="SimSun" w:hAnsi="Times New Roman" w:cs="Times New Roman"/>
+        </w:rPr>
+        <w:t>reset</w:t>
+      </w:r>
+      <w:r>
+        <w:rPr>
+          <w:rFonts w:ascii="Times New Roman" w:eastAsia="SimSun" w:hAnsi="Times New Roman" w:cs="Times New Roman"/>
+        </w:rPr>
+        <w:t>_fsm</w:t>
+      </w:r>
+      <w:r>
+        <w:rPr>
+          <w:rFonts w:ascii="Times New Roman" w:eastAsia="SimSun" w:hAnsi="Times New Roman" w:cs="Times New Roman"/>
+        </w:rPr>
+        <w:t>_</w:t>
+      </w:r>
+      <w:r>
+        <w:rPr>
+          <w:rFonts w:ascii="Times New Roman" w:eastAsia="SimSun" w:hAnsi="Times New Roman" w:cs="Times New Roman"/>
+        </w:rPr>
+        <w:t>with_</w:t>
+      </w:r>
+      <w:r>
+        <w:rPr>
+          <w:rFonts w:ascii="Times New Roman" w:eastAsia="SimSun" w:hAnsi="Times New Roman" w:cs="Times New Roman"/>
+        </w:rPr>
+        <w:t>instruction</w:t>
+      </w:r>
+      <w:proofErr w:type="spellEnd"/>
+      <w:r>
+        <w:rPr>
+          <w:rFonts w:ascii="Times New Roman" w:eastAsia="SimSun" w:hAnsi="Times New Roman" w:cs="Times New Roman"/>
+        </w:rPr>
+        <w:t>(),</w:t>
+      </w:r>
+      <w:r>
+        <w:rPr>
+          <w:rFonts w:ascii="Times New Roman" w:eastAsia="SimSun" w:hAnsi="Times New Roman" w:cs="Times New Roman"/>
+        </w:rPr>
+        <w:t xml:space="preserve"> reset the FSM, loaded a selected instruction, and verified that the FSM restarted correctly by moving through the INIT, FETCH, and DEC states. This placed the FSM one clock cycle before the execution state being tested. The third task, tick(), advanced the simulation to the next positive clock edge.</w:t>
+      </w:r>
+    </w:p>
+    <w:p>
+      <w:pPr>
+        <w:tabs>
+          <w:tab w:val="left" w:pos="2979"/>
+        </w:tabs>
+        <w:spacing w:line="360" w:lineRule="auto"/>
+        <w:jc w:val="both"/>
+        <w:rPr>
+          <w:rFonts w:ascii="Times New Roman" w:eastAsia="SimSun" w:hAnsi="Times New Roman" w:cs="Times New Roman"/>
+        </w:rPr>
+      </w:pPr>
+      <w:r>
+        <w:rPr>
+          <w:rFonts w:ascii="Times New Roman" w:eastAsia="SimSun" w:hAnsi="Times New Roman" w:cs="Times New Roman"/>
+        </w:rPr>
+        <w:t>Each FSM state was tested by first resetting the FSM with a relevant instruction. The simulation was then advanced on clock cycle so the FSM moved from DEC into the target execution state. The control outputs were compared against the expected values using check_val</w:t>
+      </w:r>
+      <w:r>
+        <w:rPr>
+          <w:rFonts w:ascii="Times New Roman" w:eastAsia="SimSun" w:hAnsi="Times New Roman" w:cs="Times New Roman"/>
+        </w:rPr>
+        <w:t>ue(). Passing checks were added to the total pass count, while failed checks displayed a debug message showing the expected and actual values. After each state was checked, the simulation advanced one additional clock cycle to confirm that the FSM returned to FETCH when expected.</w:t>
+      </w:r>
+      <w:r>
+        <w:rPr>
+          <w:rFonts w:ascii="Times New Roman" w:eastAsia="SimSun" w:hAnsi="Times New Roman" w:cs="Times New Roman"/>
+        </w:rPr>
+        <w:t xml:space="preserve"> </w:t>
+      </w:r>
+    </w:p>
+    <w:p>
+      <w:pPr>
+        <w:tabs>
+          <w:tab w:val="left" w:pos="2979"/>
+        </w:tabs>
+        <w:spacing w:line="360" w:lineRule="auto"/>
+        <w:ind w:firstLine="0"/>
+      </w:pPr>
+    </w:p>
+    <w:p>
+      <w:pPr>
+        <w:tabs>
+          <w:tab w:val="left" w:pos="2979"/>
+        </w:tabs>
+        <w:spacing w:line="360" w:lineRule="auto"/>
+        <w:ind w:firstLine="0"/>
+        <w:rPr>
+          <w:rFonts w:ascii="Times New Roman" w:eastAsia="SimSun" w:hAnsi="Times New Roman" w:cs="Times New Roman"/>
+          <w:b/>
+          <w:bCs/>
+        </w:rPr>
+      </w:pPr>
+      <w:r>
+        <w:rPr>
+          <w:rFonts w:ascii="Times New Roman" w:eastAsia="SimSun" w:hAnsi="Times New Roman" w:cs="Times New Roman"/>
+          <w:b/>
+          <w:bCs/>
+        </w:rPr>
+        <w:t xml:space="preserve">3.2 </w:t>
+      </w:r>
+      <w:proofErr w:type="spellStart"/>
+      <w:r>
+        <w:rPr>
+          <w:rFonts w:ascii="Times New Roman" w:eastAsia="SimSun" w:hAnsi="Times New Roman" w:cs="Times New Roman"/>
+          <w:b/>
+          <w:bCs/>
+        </w:rPr>
+        <w:t>Controller_</w:t>
+      </w:r>
+      <w:r>
+        <w:rPr>
+          <w:rFonts w:ascii="Times New Roman" w:eastAsia="SimSun" w:hAnsi="Times New Roman" w:cs="Times New Roman"/>
+          <w:b/>
+          <w:bCs/>
+        </w:rPr>
+        <w:t>tb</w:t>
+      </w:r>
+      <w:proofErr w:type="spellEnd"/>
+    </w:p>
+    <w:p>
+      <w:pPr>
+        <w:tabs>
+          <w:tab w:val="left" w:pos="2979"/>
+        </w:tabs>
+        <w:spacing w:line="360" w:lineRule="auto"/>
+        <w:jc w:val="both"/>
+        <w:rPr>
+          <w:rFonts w:ascii="Times New Roman" w:eastAsia="SimSun" w:hAnsi="Times New Roman" w:cs="Times New Roman"/>
+        </w:rPr>
+      </w:pPr>
+      <w:r>
+        <w:rPr>
+          <w:rFonts w:ascii="Times New Roman" w:eastAsia="SimSun" w:hAnsi="Times New Roman" w:cs="Times New Roman"/>
+        </w:rPr>
+        <w:t xml:space="preserve">The Controller testbench verified the basic operation of the control unit over multiple clock cycles. The simulation </w:t>
+      </w:r>
+      <w:bookmarkStart w:id="4" w:name="_Int_zsopftur"/>
+      <w:r>
+        <w:rPr>
+          <w:rFonts w:ascii="Times New Roman" w:eastAsia="SimSun" w:hAnsi="Times New Roman" w:cs="Times New Roman"/>
+        </w:rPr>
+        <w:t>stepped</w:t>
+      </w:r>
+      <w:bookmarkEnd w:id="4"/>
+      <w:r>
+        <w:rPr>
+          <w:rFonts w:ascii="Times New Roman" w:eastAsia="SimSun" w:hAnsi="Times New Roman" w:cs="Times New Roman"/>
+        </w:rPr>
+        <w:t xml:space="preserve"> the Controller through 34 cycles with blank input conditions and printed the output values for each cycle. </w:t>
+      </w:r>
+      <w:r>
+        <w:rPr>
+          <w:rFonts w:ascii="Times New Roman" w:eastAsia="SimSun" w:hAnsi="Times New Roman" w:cs="Times New Roman"/>
+        </w:rPr>
+        <w:t>These outputs were used to observe the Controller state progression, PC behavior, IR output, and generated datapath control signals.</w:t>
+      </w:r>
+    </w:p>
+    <w:p>
+      <w:pPr>
+        <w:tabs>
+          <w:tab w:val="left" w:pos="2979"/>
+        </w:tabs>
+        <w:spacing w:line="360" w:lineRule="auto"/>
+        <w:jc w:val="both"/>
+        <w:rPr>
+          <w:rFonts w:ascii="Times New Roman" w:eastAsia="SimSun" w:hAnsi="Times New Roman" w:cs="Times New Roman"/>
+          <w:b/>
+          <w:bCs/>
+        </w:rPr>
+      </w:pPr>
+      <w:r>
+        <w:rPr>
+          <w:rFonts w:ascii="Times New Roman" w:eastAsia="SimSun" w:hAnsi="Times New Roman" w:cs="Times New Roman"/>
+        </w:rPr>
+        <w:t>Because the FSM testbench already verified the detailed state transitions and control outputs, this testbench was kept simple. Its purpose was to confirm that the full Controller module could run continuously and produce stable output behavior when its submodules were connected together.</w:t>
+      </w:r>
+      <w:r>
+        <w:rPr>
+          <w:rFonts w:ascii="Times New Roman" w:eastAsia="SimSun" w:hAnsi="Times New Roman" w:cs="Times New Roman"/>
+        </w:rPr>
+        <w:t xml:space="preserve">        </w:t>
+      </w:r>
+      <w:r>
+        <w:rPr>
+          <w:rFonts w:ascii="Times New Roman" w:eastAsia="SimSun" w:hAnsi="Times New Roman" w:cs="Times New Roman"/>
+        </w:rPr>
+        <w:t xml:space="preserve">  </w:t>
       </w:r>
     </w:p>
     <w:p>
@@ -14429,186 +15618,42 @@
         <w:jc w:val="both"/>
         <w:rPr>
           <w:rFonts w:ascii="Times New Roman" w:eastAsia="SimSun" w:hAnsi="Times New Roman" w:cs="Times New Roman"/>
-        </w:rPr>
-      </w:pPr>
-      <w:bookmarkStart w:id="1" w:name="_Hlk42608795"/>
-      <w:r>
-        <w:rPr>
-          <w:rFonts w:ascii="Times New Roman" w:eastAsia="SimSun" w:hAnsi="Times New Roman" w:cs="Times New Roman"/>
-        </w:rPr>
-        <w:t xml:space="preserve">           </w:t>
-      </w:r>
-      <w:bookmarkEnd w:id="1"/>
-      <w:r>
-        <w:rPr>
-          <w:rFonts w:ascii="Times New Roman" w:eastAsia="SimSun" w:hAnsi="Times New Roman" w:cs="Times New Roman"/>
-        </w:rPr>
-        <w:t xml:space="preserve">Describe in </w:t>
-      </w:r>
-      <w:r>
-        <w:rPr>
-          <w:rFonts w:ascii="Times New Roman" w:eastAsia="SimSun" w:hAnsi="Times New Roman" w:cs="Times New Roman"/>
-        </w:rPr>
-        <w:t>detail</w:t>
-      </w:r>
-      <w:r>
-        <w:rPr>
-          <w:rFonts w:ascii="Times New Roman" w:eastAsia="SimSun" w:hAnsi="Times New Roman" w:cs="Times New Roman"/>
-        </w:rPr>
-        <w:t xml:space="preserve"> the design of </w:t>
-      </w:r>
-      <w:r>
-        <w:rPr>
-          <w:rFonts w:ascii="Times New Roman" w:eastAsia="SimSun" w:hAnsi="Times New Roman" w:cs="Times New Roman"/>
-        </w:rPr>
-        <w:t xml:space="preserve">the </w:t>
-      </w:r>
-      <w:r>
-        <w:rPr>
-          <w:rFonts w:ascii="Times New Roman" w:eastAsia="SimSun" w:hAnsi="Times New Roman" w:cs="Times New Roman"/>
-        </w:rPr>
-        <w:t xml:space="preserve">top level </w:t>
-      </w:r>
-      <w:r>
-        <w:rPr>
-          <w:rFonts w:ascii="Courier New" w:eastAsia="SimSun" w:hAnsi="Courier New" w:cs="Courier New"/>
           <w:b/>
           <w:bCs/>
-          <w:color w:val="FF0000"/>
-        </w:rPr>
-        <w:t>Project</w:t>
-      </w:r>
-      <w:r>
-        <w:rPr>
-          <w:rFonts w:ascii="Times New Roman" w:eastAsia="SimSun" w:hAnsi="Times New Roman" w:cs="Times New Roman"/>
-        </w:rPr>
-        <w:t xml:space="preserve"> module</w:t>
-      </w:r>
-      <w:r>
-        <w:rPr>
-          <w:rFonts w:ascii="Times New Roman" w:eastAsia="SimSun" w:hAnsi="Times New Roman" w:cs="Times New Roman"/>
-        </w:rPr>
-        <w:t xml:space="preserve">. </w:t>
-      </w:r>
-      <w:r>
-        <w:rPr>
-          <w:rFonts w:ascii="Times New Roman" w:eastAsia="SimSun" w:hAnsi="Times New Roman" w:cs="Times New Roman"/>
-        </w:rPr>
-        <w:t xml:space="preserve">Discuss the usage of submodules including Button Synchronizer, Key Filter, etc. </w:t>
-      </w:r>
-      <w:r>
-        <w:rPr>
-          <w:rFonts w:ascii="Times New Roman" w:eastAsia="SimSun" w:hAnsi="Times New Roman" w:cs="Times New Roman"/>
-        </w:rPr>
-        <w:t>Using</w:t>
-      </w:r>
-      <w:r>
-        <w:rPr>
-          <w:rFonts w:ascii="Times New Roman" w:eastAsia="SimSun" w:hAnsi="Times New Roman" w:cs="Times New Roman"/>
-        </w:rPr>
-        <w:t xml:space="preserve"> pictures/figures is always a good idea. When using pictures/figures, please add captions for references. If you think certain </w:t>
-      </w:r>
-      <w:r>
-        <w:rPr>
-          <w:rFonts w:ascii="Times New Roman" w:eastAsia="SimSun" w:hAnsi="Times New Roman" w:cs="Times New Roman"/>
-        </w:rPr>
-        <w:t>segments</w:t>
-      </w:r>
-      <w:r>
-        <w:rPr>
-          <w:rFonts w:ascii="Times New Roman" w:eastAsia="SimSun" w:hAnsi="Times New Roman" w:cs="Times New Roman"/>
-        </w:rPr>
-        <w:t xml:space="preserve"> of the </w:t>
-      </w:r>
-      <w:proofErr w:type="spellStart"/>
-      <w:r>
-        <w:rPr>
-          <w:rFonts w:ascii="Times New Roman" w:eastAsia="SimSun" w:hAnsi="Times New Roman" w:cs="Times New Roman"/>
-        </w:rPr>
-        <w:t>SystemVerilog</w:t>
-      </w:r>
-      <w:proofErr w:type="spellEnd"/>
-      <w:r>
-        <w:rPr>
-          <w:rFonts w:ascii="Times New Roman" w:eastAsia="SimSun" w:hAnsi="Times New Roman" w:cs="Times New Roman"/>
-        </w:rPr>
-        <w:t xml:space="preserve"> codes can reflect your design idea, you can add them here for discussion too (and don’t forget to add captions).</w:t>
-      </w:r>
+        </w:rPr>
+      </w:pPr>
     </w:p>
     <w:p>
       <w:pPr>
         <w:tabs>
           <w:tab w:val="left" w:pos="2979"/>
         </w:tabs>
+        <w:spacing w:line="360" w:lineRule="auto"/>
         <w:ind w:firstLine="0"/>
-        <w:jc w:val="both"/>
-        <w:rPr>
-          <w:rFonts w:ascii="Times New Roman" w:eastAsia="SimSun" w:hAnsi="Times New Roman" w:cs="Times New Roman"/>
-        </w:rPr>
-      </w:pPr>
-      <w:r>
-        <w:rPr>
-          <w:rFonts w:ascii="Times New Roman" w:eastAsia="SimSun" w:hAnsi="Times New Roman" w:cs="Times New Roman"/>
-        </w:rPr>
-        <w:lastRenderedPageBreak/>
-        <w:t xml:space="preserve">        The Project top-level file instantiates the Processor and all of its submodules to be connected to physical I/O. this is assisted by a </w:t>
+        <w:rPr>
+          <w:rFonts w:ascii="Times New Roman" w:eastAsia="SimSun" w:hAnsi="Times New Roman" w:cs="Times New Roman"/>
+          <w:b/>
+          <w:bCs/>
+        </w:rPr>
+      </w:pPr>
+      <w:r>
+        <w:rPr>
+          <w:rFonts w:ascii="Times New Roman" w:eastAsia="SimSun" w:hAnsi="Times New Roman" w:cs="Times New Roman"/>
+          <w:b/>
+          <w:bCs/>
+        </w:rPr>
+        <w:t xml:space="preserve">3.3 </w:t>
       </w:r>
       <w:proofErr w:type="spellStart"/>
       <w:r>
         <w:rPr>
           <w:rFonts w:ascii="Times New Roman" w:eastAsia="SimSun" w:hAnsi="Times New Roman" w:cs="Times New Roman"/>
-        </w:rPr>
-        <w:t>Keyfilter</w:t>
+          <w:b/>
+          <w:bCs/>
+        </w:rPr>
+        <w:t>Datapath_tb</w:t>
       </w:r>
       <w:proofErr w:type="spellEnd"/>
-      <w:r>
-        <w:rPr>
-          <w:rFonts w:ascii="Times New Roman" w:eastAsia="SimSun" w:hAnsi="Times New Roman" w:cs="Times New Roman"/>
-        </w:rPr>
-        <w:t xml:space="preserve"> and Decoder submodule. The </w:t>
-      </w:r>
-      <w:proofErr w:type="spellStart"/>
-      <w:r>
-        <w:rPr>
-          <w:rFonts w:ascii="Times New Roman" w:eastAsia="SimSun" w:hAnsi="Times New Roman" w:cs="Times New Roman"/>
-        </w:rPr>
-        <w:t>Keyfilter</w:t>
-      </w:r>
-      <w:proofErr w:type="spellEnd"/>
-      <w:r>
-        <w:rPr>
-          <w:rFonts w:ascii="Times New Roman" w:eastAsia="SimSun" w:hAnsi="Times New Roman" w:cs="Times New Roman"/>
-        </w:rPr>
-        <w:t xml:space="preserve"> module acts as a limiter for the I/O, preventing more than 10 button presses per second from entering the processor. This is primarily done to mitigate button debounce, not user input. The Decoder module converts 4-bit hex values into 7-bit bus outputs that will depict the specified hex digit onto a 7-segment display. The processor input and output wires are then mapped to hardware on the DE-10 board. The binary digit represented by SW[9:7] increments through 6 different data displays on the 6 HEX displays. The displayed data shows in sequence: PC output, FSM State, ALU input A, ALU input B, ALU output, and FSM </w:t>
-      </w:r>
-      <w:proofErr w:type="spellStart"/>
-      <w:r>
-        <w:rPr>
-          <w:rFonts w:ascii="Times New Roman" w:eastAsia="SimSun" w:hAnsi="Times New Roman" w:cs="Times New Roman"/>
-        </w:rPr>
-        <w:t>NextState</w:t>
-      </w:r>
-      <w:proofErr w:type="spellEnd"/>
-      <w:r>
-        <w:rPr>
-          <w:rFonts w:ascii="Times New Roman" w:eastAsia="SimSun" w:hAnsi="Times New Roman" w:cs="Times New Roman"/>
-        </w:rPr>
-        <w:t xml:space="preserve">. The reset line is mapped to KEY[1], with a manual clock increment mapped to KEY[0] through a </w:t>
-      </w:r>
-      <w:proofErr w:type="spellStart"/>
-      <w:r>
-        <w:rPr>
-          <w:rFonts w:ascii="Times New Roman" w:eastAsia="SimSun" w:hAnsi="Times New Roman" w:cs="Times New Roman"/>
-        </w:rPr>
-        <w:t>Keyfilter</w:t>
-      </w:r>
-      <w:proofErr w:type="spellEnd"/>
-      <w:r>
-        <w:rPr>
-          <w:rFonts w:ascii="Times New Roman" w:eastAsia="SimSun" w:hAnsi="Times New Roman" w:cs="Times New Roman"/>
-        </w:rPr>
-        <w:t xml:space="preserve"> module.</w:t>
-      </w:r>
     </w:p>
     <w:p>
       <w:pPr>
@@ -14620,12 +15665,246 @@
         <w:jc w:val="both"/>
         <w:rPr>
           <w:rFonts w:ascii="Times New Roman" w:eastAsia="SimSun" w:hAnsi="Times New Roman" w:cs="Times New Roman"/>
+        </w:rPr>
+      </w:pPr>
+      <w:r>
+        <w:rPr>
+          <w:rFonts w:ascii="Times New Roman" w:eastAsia="SimSun" w:hAnsi="Times New Roman" w:cs="Times New Roman"/>
+        </w:rPr>
+        <w:t xml:space="preserve">          The</w:t>
+      </w:r>
+      <w:r>
+        <w:rPr>
+          <w:rFonts w:ascii="Times New Roman" w:eastAsia="SimSun" w:hAnsi="Times New Roman" w:cs="Times New Roman"/>
           <w:b/>
           <w:bCs/>
-          <w:sz w:val="28"/>
-          <w:szCs w:val="28"/>
-        </w:rPr>
-      </w:pPr>
+        </w:rPr>
+        <w:t xml:space="preserve"> </w:t>
+      </w:r>
+      <w:r>
+        <w:rPr>
+          <w:rFonts w:ascii="Times New Roman" w:eastAsia="SimSun" w:hAnsi="Times New Roman" w:cs="Times New Roman"/>
+        </w:rPr>
+        <w:t>Datapath testbench</w:t>
+      </w:r>
+      <w:r>
+        <w:rPr>
+          <w:rFonts w:ascii="Times New Roman" w:eastAsia="SimSun" w:hAnsi="Times New Roman" w:cs="Times New Roman"/>
+          <w:b/>
+          <w:bCs/>
+        </w:rPr>
+        <w:t xml:space="preserve"> </w:t>
+      </w:r>
+      <w:r>
+        <w:rPr>
+          <w:rFonts w:ascii="Times New Roman" w:eastAsia="SimSun" w:hAnsi="Times New Roman" w:cs="Times New Roman"/>
+        </w:rPr>
+        <w:t xml:space="preserve">used </w:t>
+      </w:r>
+      <w:r>
+        <w:rPr>
+          <w:rFonts w:ascii="Times New Roman" w:eastAsia="SimSun" w:hAnsi="Times New Roman" w:cs="Times New Roman"/>
+        </w:rPr>
+        <w:t>four</w:t>
+      </w:r>
+      <w:r>
+        <w:rPr>
+          <w:rFonts w:ascii="Times New Roman" w:eastAsia="SimSun" w:hAnsi="Times New Roman" w:cs="Times New Roman"/>
+        </w:rPr>
+        <w:t xml:space="preserve"> tasks to </w:t>
+      </w:r>
+      <w:r>
+        <w:rPr>
+          <w:rFonts w:ascii="Times New Roman" w:eastAsia="SimSun" w:hAnsi="Times New Roman" w:cs="Times New Roman"/>
+        </w:rPr>
+        <w:t>reduce repeated</w:t>
+      </w:r>
+      <w:r>
+        <w:rPr>
+          <w:rFonts w:ascii="Times New Roman" w:eastAsia="SimSun" w:hAnsi="Times New Roman" w:cs="Times New Roman"/>
+        </w:rPr>
+        <w:t xml:space="preserve"> code </w:t>
+      </w:r>
+      <w:r>
+        <w:rPr>
+          <w:rFonts w:ascii="Times New Roman" w:eastAsia="SimSun" w:hAnsi="Times New Roman" w:cs="Times New Roman"/>
+        </w:rPr>
+        <w:t>and make the simulation easier to follow.</w:t>
+      </w:r>
+      <w:r>
+        <w:rPr>
+          <w:rFonts w:ascii="Times New Roman" w:eastAsia="SimSun" w:hAnsi="Times New Roman" w:cs="Times New Roman"/>
+        </w:rPr>
+        <w:t xml:space="preserve"> </w:t>
+      </w:r>
+      <w:r>
+        <w:rPr>
+          <w:rFonts w:ascii="Times New Roman" w:eastAsia="SimSun" w:hAnsi="Times New Roman" w:cs="Times New Roman"/>
+        </w:rPr>
+        <w:t xml:space="preserve">Check16() </w:t>
+      </w:r>
+      <w:r>
+        <w:rPr>
+          <w:rFonts w:ascii="Times New Roman" w:eastAsia="SimSun" w:hAnsi="Times New Roman" w:cs="Times New Roman"/>
+        </w:rPr>
+        <w:t xml:space="preserve">task </w:t>
+      </w:r>
+      <w:r>
+        <w:rPr>
+          <w:rFonts w:ascii="Times New Roman" w:eastAsia="SimSun" w:hAnsi="Times New Roman" w:cs="Times New Roman"/>
+        </w:rPr>
+        <w:t>compared a</w:t>
+      </w:r>
+      <w:r>
+        <w:rPr>
+          <w:rFonts w:ascii="Times New Roman" w:eastAsia="SimSun" w:hAnsi="Times New Roman" w:cs="Times New Roman"/>
+        </w:rPr>
+        <w:t xml:space="preserve"> 16-bit output</w:t>
+      </w:r>
+      <w:r>
+        <w:rPr>
+          <w:rFonts w:ascii="Times New Roman" w:eastAsia="SimSun" w:hAnsi="Times New Roman" w:cs="Times New Roman"/>
+        </w:rPr>
+        <w:t xml:space="preserve"> value against an expected value, logged the </w:t>
+      </w:r>
+      <w:r>
+        <w:rPr>
+          <w:rFonts w:ascii="Times New Roman" w:eastAsia="SimSun" w:hAnsi="Times New Roman" w:cs="Times New Roman"/>
+        </w:rPr>
+        <w:t>result</w:t>
+      </w:r>
+      <w:r>
+        <w:rPr>
+          <w:rFonts w:ascii="Times New Roman" w:eastAsia="SimSun" w:hAnsi="Times New Roman" w:cs="Times New Roman"/>
+        </w:rPr>
+        <w:t>, and reported any errors to the console. The load_</w:t>
+      </w:r>
+      <w:r>
+        <w:rPr>
+          <w:rFonts w:ascii="Times New Roman" w:eastAsia="SimSun" w:hAnsi="Times New Roman" w:cs="Times New Roman"/>
+        </w:rPr>
+        <w:t>ram_to_reg() task loaded data from RAM into a selected register and used check16() to verify that the loaded value matched the expected value.</w:t>
+      </w:r>
+    </w:p>
+    <w:p>
+      <w:pPr>
+        <w:tabs>
+          <w:tab w:val="left" w:pos="2979"/>
+        </w:tabs>
+        <w:spacing w:line="360" w:lineRule="auto"/>
+        <w:jc w:val="both"/>
+        <w:rPr>
+          <w:rFonts w:ascii="Times New Roman" w:eastAsia="SimSun" w:hAnsi="Times New Roman" w:cs="Times New Roman"/>
+        </w:rPr>
+      </w:pPr>
+      <w:r>
+        <w:rPr>
+          <w:rFonts w:ascii="Times New Roman" w:eastAsia="SimSun" w:hAnsi="Times New Roman" w:cs="Times New Roman"/>
+        </w:rPr>
+        <w:t xml:space="preserve">The alu_ write_ reg() task selected two Register File read addresses, sent those values to the ALU, selected the LAU as the Register File write source, and wrote the ALU result </w:t>
+      </w:r>
+      <w:r>
+        <w:rPr>
+          <w:rFonts w:ascii="Times New Roman" w:eastAsia="SimSun" w:hAnsi="Times New Roman" w:cs="Times New Roman"/>
+        </w:rPr>
+        <w:t>into a destination register. The ALU output and written register value were then compared against the expected result. The store_ reg_ to_ ram</w:t>
+      </w:r>
+      <w:r>
+        <w:rPr>
+          <w:rFonts w:ascii="Times New Roman" w:eastAsia="SimSun" w:hAnsi="Times New Roman" w:cs="Times New Roman"/>
+        </w:rPr>
+        <w:t>()</w:t>
+      </w:r>
+      <w:r>
+        <w:rPr>
+          <w:rFonts w:ascii="Times New Roman" w:eastAsia="SimSun" w:hAnsi="Times New Roman" w:cs="Times New Roman"/>
+        </w:rPr>
+        <w:t xml:space="preserve"> task selected as Register File output, passed it through the ALU, and wrote the value into a selected RAM </w:t>
+      </w:r>
+      <w:r>
+        <w:rPr>
+          <w:rFonts w:ascii="Times New Roman" w:eastAsia="SimSun" w:hAnsi="Times New Roman" w:cs="Times New Roman"/>
+        </w:rPr>
+        <w:t xml:space="preserve">address. The RAM output was then </w:t>
+      </w:r>
+      <w:r>
+        <w:rPr>
+          <w:rFonts w:ascii="Times New Roman" w:eastAsia="SimSun" w:hAnsi="Times New Roman" w:cs="Times New Roman"/>
+        </w:rPr>
+        <w:t>checked with check16().</w:t>
+      </w:r>
+      <w:r>
+        <w:rPr>
+          <w:rFonts w:ascii="Times New Roman" w:eastAsia="SimSun" w:hAnsi="Times New Roman" w:cs="Times New Roman"/>
+        </w:rPr>
+        <w:t xml:space="preserve"> </w:t>
+      </w:r>
+    </w:p>
+    <w:p>
+      <w:pPr>
+        <w:tabs>
+          <w:tab w:val="left" w:pos="2979"/>
+        </w:tabs>
+        <w:spacing w:line="360" w:lineRule="auto"/>
+        <w:jc w:val="both"/>
+        <w:rPr>
+          <w:rFonts w:ascii="Times New Roman" w:eastAsia="SimSun" w:hAnsi="Times New Roman" w:cs="Times New Roman"/>
+        </w:rPr>
+      </w:pPr>
+      <w:r>
+        <w:rPr>
+          <w:rFonts w:ascii="Times New Roman" w:eastAsia="SimSun" w:hAnsi="Times New Roman" w:cs="Times New Roman"/>
+        </w:rPr>
+        <w:t xml:space="preserve">Together, these tasks simulated the Datapath control signals used during LOAD, STORE, and </w:t>
+      </w:r>
+      <w:r>
+        <w:rPr>
+          <w:rFonts w:ascii="Times New Roman" w:eastAsia="SimSun" w:hAnsi="Times New Roman" w:cs="Times New Roman"/>
+        </w:rPr>
+        <w:t xml:space="preserve">ALU-based </w:t>
+      </w:r>
+      <w:r>
+        <w:rPr>
+          <w:rFonts w:ascii="Times New Roman" w:eastAsia="SimSun" w:hAnsi="Times New Roman" w:cs="Times New Roman"/>
+        </w:rPr>
+        <w:t>instructions.</w:t>
+      </w:r>
+      <w:r>
+        <w:rPr>
+          <w:rFonts w:ascii="Times New Roman" w:eastAsia="SimSun" w:hAnsi="Times New Roman" w:cs="Times New Roman"/>
+        </w:rPr>
+        <w:t xml:space="preserve"> </w:t>
+      </w:r>
+      <w:r>
+        <w:rPr>
+          <w:rFonts w:ascii="Times New Roman" w:eastAsia="SimSun" w:hAnsi="Times New Roman" w:cs="Times New Roman"/>
+        </w:rPr>
+        <w:t xml:space="preserve">The result confirmed </w:t>
+      </w:r>
+      <w:r>
+        <w:rPr>
+          <w:rFonts w:ascii="Times New Roman" w:eastAsia="SimSun" w:hAnsi="Times New Roman" w:cs="Times New Roman"/>
+        </w:rPr>
+        <w:t xml:space="preserve">that the Datapath could move </w:t>
+      </w:r>
+      <w:r>
+        <w:rPr>
+          <w:rFonts w:ascii="Times New Roman" w:eastAsia="SimSun" w:hAnsi="Times New Roman" w:cs="Times New Roman"/>
+        </w:rPr>
+        <w:t>data between RAM and the Register File, perform</w:t>
+      </w:r>
+      <w:r>
+        <w:rPr>
+          <w:rFonts w:ascii="Times New Roman" w:eastAsia="SimSun" w:hAnsi="Times New Roman" w:cs="Times New Roman"/>
+        </w:rPr>
+        <w:t xml:space="preserve"> </w:t>
+      </w:r>
+      <w:r>
+        <w:rPr>
+          <w:rFonts w:ascii="Times New Roman" w:eastAsia="SimSun" w:hAnsi="Times New Roman" w:cs="Times New Roman"/>
+        </w:rPr>
+        <w:t>ALU operations, and store results correctly.</w:t>
+      </w:r>
     </w:p>
     <w:p>
       <w:pPr>
@@ -14638,8 +15917,6 @@
           <w:rFonts w:ascii="Times New Roman" w:eastAsia="SimSun" w:hAnsi="Times New Roman" w:cs="Times New Roman"/>
           <w:b/>
           <w:bCs/>
-          <w:sz w:val="28"/>
-          <w:szCs w:val="28"/>
         </w:rPr>
       </w:pPr>
     </w:p>
@@ -14653,11 +15930,32 @@
         <w:rPr>
           <w:rFonts w:ascii="Times New Roman" w:eastAsia="SimSun" w:hAnsi="Times New Roman" w:cs="Times New Roman"/>
           <w:b/>
+        </w:rPr>
+      </w:pPr>
+      <w:r>
+        <w:rPr>
+          <w:rFonts w:ascii="Times New Roman" w:eastAsia="SimSun" w:hAnsi="Times New Roman" w:cs="Times New Roman"/>
+          <w:b/>
           <w:bCs/>
-          <w:sz w:val="28"/>
-          <w:szCs w:val="28"/>
-        </w:rPr>
-      </w:pPr>
+        </w:rPr>
+        <w:t xml:space="preserve">3.4 </w:t>
+      </w:r>
+      <w:proofErr w:type="spellStart"/>
+      <w:r>
+        <w:rPr>
+          <w:rFonts w:ascii="Times New Roman" w:eastAsia="SimSun" w:hAnsi="Times New Roman" w:cs="Times New Roman"/>
+          <w:b/>
+          <w:bCs/>
+        </w:rPr>
+        <w:t>testProcessor</w:t>
+      </w:r>
+      <w:proofErr w:type="spellEnd"/>
+      <w:r>
+        <w:rPr>
+          <w:rFonts w:ascii="Times New Roman" w:eastAsia="SimSun" w:hAnsi="Times New Roman" w:cs="Times New Roman"/>
+        </w:rPr>
+        <w:t xml:space="preserve"> </w:t>
+      </w:r>
     </w:p>
     <w:p>
       <w:pPr>
@@ -14665,34 +15963,361 @@
           <w:tab w:val="left" w:pos="2979"/>
         </w:tabs>
         <w:spacing w:line="360" w:lineRule="auto"/>
-        <w:ind w:firstLine="0"/>
-        <w:rPr>
-          <w:rFonts w:ascii="Times New Roman" w:eastAsia="SimSun" w:hAnsi="Times New Roman" w:cs="Times New Roman"/>
-          <w:b/>
-          <w:bCs/>
-          <w:sz w:val="28"/>
-          <w:szCs w:val="28"/>
-        </w:rPr>
-      </w:pPr>
-      <w:r>
-        <w:rPr>
-          <w:rFonts w:ascii="Times New Roman" w:eastAsia="SimSun" w:hAnsi="Times New Roman" w:cs="Times New Roman"/>
-          <w:b/>
-          <w:bCs/>
-          <w:sz w:val="28"/>
-          <w:szCs w:val="28"/>
-        </w:rPr>
-        <w:t>3. Test Procedures</w:t>
-      </w:r>
-      <w:r>
-        <w:rPr>
-          <w:rFonts w:ascii="Times New Roman" w:eastAsia="SimSun" w:hAnsi="Times New Roman" w:cs="Times New Roman"/>
-          <w:b/>
-          <w:bCs/>
-          <w:sz w:val="28"/>
-          <w:szCs w:val="28"/>
-        </w:rPr>
-        <w:t xml:space="preserve"> and Results</w:t>
+        <w:jc w:val="both"/>
+      </w:pPr>
+      <w:r>
+        <w:rPr>
+          <w:rFonts w:ascii="Times New Roman" w:eastAsia="SimSun" w:hAnsi="Times New Roman" w:cs="Times New Roman"/>
+        </w:rPr>
+        <w:t xml:space="preserve">The provided processor testbench, testProcessor.sv, </w:t>
+      </w:r>
+      <w:r>
+        <w:rPr>
+          <w:rFonts w:ascii="Times New Roman" w:eastAsia="SimSun" w:hAnsi="Times New Roman" w:cs="Times New Roman"/>
+        </w:rPr>
+        <w:t xml:space="preserve">instantiates a </w:t>
+      </w:r>
+      <w:r>
+        <w:rPr>
+          <w:rFonts w:ascii="Times New Roman" w:eastAsia="SimSun" w:hAnsi="Times New Roman" w:cs="Times New Roman"/>
+        </w:rPr>
+        <w:t xml:space="preserve">Processor </w:t>
+      </w:r>
+      <w:r>
+        <w:rPr>
+          <w:rFonts w:ascii="Times New Roman" w:eastAsia="SimSun" w:hAnsi="Times New Roman" w:cs="Times New Roman"/>
+        </w:rPr>
+        <w:t xml:space="preserve">module </w:t>
+      </w:r>
+      <w:r>
+        <w:rPr>
+          <w:rFonts w:ascii="Times New Roman" w:eastAsia="SimSun" w:hAnsi="Times New Roman" w:cs="Times New Roman"/>
+        </w:rPr>
+        <w:t>and connects its inputs</w:t>
+      </w:r>
+      <w:r>
+        <w:rPr>
+          <w:rFonts w:ascii="Times New Roman" w:eastAsia="SimSun" w:hAnsi="Times New Roman" w:cs="Times New Roman"/>
+        </w:rPr>
+        <w:t xml:space="preserve"> and output </w:t>
+      </w:r>
+      <w:r>
+        <w:rPr>
+          <w:rFonts w:ascii="Times New Roman" w:eastAsia="SimSun" w:hAnsi="Times New Roman" w:cs="Times New Roman"/>
+        </w:rPr>
+        <w:t>wires.</w:t>
+      </w:r>
+      <w:r>
+        <w:rPr>
+          <w:rFonts w:ascii="Times New Roman" w:eastAsia="SimSun" w:hAnsi="Times New Roman" w:cs="Times New Roman"/>
+        </w:rPr>
+        <w:t xml:space="preserve"> </w:t>
+      </w:r>
+      <w:r>
+        <w:rPr>
+          <w:rFonts w:ascii="Times New Roman" w:eastAsia="SimSun" w:hAnsi="Times New Roman" w:cs="Times New Roman"/>
+        </w:rPr>
+        <w:t xml:space="preserve">The testbench steps the processor through 30 clock cycles, or </w:t>
+      </w:r>
+      <w:r>
+        <w:rPr>
+          <w:rFonts w:ascii="Times New Roman" w:eastAsia="SimSun" w:hAnsi="Times New Roman" w:cs="Times New Roman"/>
+        </w:rPr>
+        <w:t xml:space="preserve">until the IR reaches a blank instruction. </w:t>
+      </w:r>
+      <w:r>
+        <w:rPr>
+          <w:rFonts w:ascii="Times New Roman" w:eastAsia="SimSun" w:hAnsi="Times New Roman" w:cs="Times New Roman"/>
+        </w:rPr>
+        <w:t xml:space="preserve">At each cycle, it prints the processor output </w:t>
+      </w:r>
+      <w:r>
+        <w:rPr>
+          <w:rFonts w:ascii="Times New Roman" w:eastAsia="SimSun" w:hAnsi="Times New Roman" w:cs="Times New Roman"/>
+        </w:rPr>
+        <w:t>values to the console so the PC, IR, ALU output, and FSM states can be observed.</w:t>
+      </w:r>
+    </w:p>
+    <w:p>
+      <w:pPr>
+        <w:tabs>
+          <w:tab w:val="left" w:pos="2979"/>
+        </w:tabs>
+        <w:spacing w:line="360" w:lineRule="auto"/>
+        <w:jc w:val="both"/>
+      </w:pPr>
+      <w:r>
+        <w:rPr>
+          <w:rFonts w:ascii="Times New Roman" w:eastAsia="SimSun" w:hAnsi="Times New Roman" w:cs="Times New Roman"/>
+        </w:rPr>
+        <w:t xml:space="preserve">An additional </w:t>
+      </w:r>
+      <w:r>
+        <w:rPr>
+          <w:rFonts w:ascii="Times New Roman" w:eastAsia="SimSun" w:hAnsi="Times New Roman" w:cs="Times New Roman"/>
+        </w:rPr>
+        <w:t>processor testbench</w:t>
+      </w:r>
+      <w:r>
+        <w:rPr>
+          <w:rFonts w:ascii="Times New Roman" w:eastAsia="SimSun" w:hAnsi="Times New Roman" w:cs="Times New Roman"/>
+        </w:rPr>
+        <w:t>,</w:t>
+      </w:r>
+      <w:r>
+        <w:rPr>
+          <w:rFonts w:ascii="Times New Roman" w:eastAsia="SimSun" w:hAnsi="Times New Roman" w:cs="Times New Roman"/>
+        </w:rPr>
+        <w:t xml:space="preserve"> </w:t>
+      </w:r>
+      <w:r>
+        <w:rPr>
+          <w:rFonts w:ascii="Times New Roman" w:eastAsia="SimSun" w:hAnsi="Times New Roman" w:cs="Times New Roman"/>
+        </w:rPr>
+        <w:t xml:space="preserve">designed by John, focused on </w:t>
+      </w:r>
+      <w:r>
+        <w:rPr>
+          <w:rFonts w:ascii="Times New Roman" w:eastAsia="SimSun" w:hAnsi="Times New Roman" w:cs="Times New Roman"/>
+        </w:rPr>
+        <w:t xml:space="preserve">verifying </w:t>
+      </w:r>
+      <w:r>
+        <w:rPr>
+          <w:rFonts w:ascii="Times New Roman" w:eastAsia="SimSun" w:hAnsi="Times New Roman" w:cs="Times New Roman"/>
+        </w:rPr>
+        <w:t>RAM writes during processor</w:t>
+      </w:r>
+      <w:r>
+        <w:rPr>
+          <w:rFonts w:ascii="Times New Roman" w:eastAsia="SimSun" w:hAnsi="Times New Roman" w:cs="Times New Roman"/>
+        </w:rPr>
+        <w:t xml:space="preserve"> </w:t>
+      </w:r>
+      <w:r>
+        <w:rPr>
+          <w:rFonts w:ascii="Times New Roman" w:eastAsia="SimSun" w:hAnsi="Times New Roman" w:cs="Times New Roman"/>
+        </w:rPr>
+        <w:t>execution. This testbench</w:t>
+      </w:r>
+      <w:r>
+        <w:rPr>
+          <w:rFonts w:ascii="Times New Roman" w:eastAsia="SimSun" w:hAnsi="Times New Roman" w:cs="Times New Roman"/>
+        </w:rPr>
+        <w:t xml:space="preserve"> reused check16()</w:t>
+      </w:r>
+      <w:r>
+        <w:rPr>
+          <w:rFonts w:ascii="Times New Roman" w:eastAsia="SimSun" w:hAnsi="Times New Roman" w:cs="Times New Roman"/>
+        </w:rPr>
+        <w:t xml:space="preserve"> </w:t>
+      </w:r>
+      <w:r>
+        <w:rPr>
+          <w:rFonts w:ascii="Times New Roman" w:eastAsia="SimSun" w:hAnsi="Times New Roman" w:cs="Times New Roman"/>
+        </w:rPr>
+        <w:t xml:space="preserve">to </w:t>
+      </w:r>
+      <w:r>
+        <w:rPr>
+          <w:rFonts w:ascii="Times New Roman" w:eastAsia="SimSun" w:hAnsi="Times New Roman" w:cs="Times New Roman"/>
+        </w:rPr>
+        <w:t>co</w:t>
+      </w:r>
+      <w:r>
+        <w:rPr>
+          <w:rFonts w:ascii="Times New Roman" w:eastAsia="SimSun" w:hAnsi="Times New Roman" w:cs="Times New Roman"/>
+        </w:rPr>
+        <w:t>m</w:t>
+      </w:r>
+      <w:r>
+        <w:rPr>
+          <w:rFonts w:ascii="Times New Roman" w:eastAsia="SimSun" w:hAnsi="Times New Roman" w:cs="Times New Roman"/>
+        </w:rPr>
+        <w:t>pare</w:t>
+      </w:r>
+      <w:r>
+        <w:rPr>
+          <w:rFonts w:ascii="Times New Roman" w:eastAsia="SimSun" w:hAnsi="Times New Roman" w:cs="Times New Roman"/>
+        </w:rPr>
+        <w:t xml:space="preserve"> 16-bit </w:t>
+      </w:r>
+      <w:r>
+        <w:rPr>
+          <w:rFonts w:ascii="Times New Roman" w:eastAsia="SimSun" w:hAnsi="Times New Roman" w:cs="Times New Roman"/>
+        </w:rPr>
+        <w:t>v</w:t>
+      </w:r>
+      <w:r>
+        <w:rPr>
+          <w:rFonts w:ascii="Times New Roman" w:eastAsia="SimSun" w:hAnsi="Times New Roman" w:cs="Times New Roman"/>
+        </w:rPr>
+        <w:t>a</w:t>
+      </w:r>
+      <w:r>
+        <w:rPr>
+          <w:rFonts w:ascii="Times New Roman" w:eastAsia="SimSun" w:hAnsi="Times New Roman" w:cs="Times New Roman"/>
+        </w:rPr>
+        <w:t>lues</w:t>
+      </w:r>
+      <w:r>
+        <w:rPr>
+          <w:rFonts w:ascii="Times New Roman" w:eastAsia="SimSun" w:hAnsi="Times New Roman" w:cs="Times New Roman"/>
+        </w:rPr>
+        <w:t xml:space="preserve"> and </w:t>
+      </w:r>
+      <w:r>
+        <w:rPr>
+          <w:rFonts w:ascii="Times New Roman" w:eastAsia="SimSun" w:hAnsi="Times New Roman" w:cs="Times New Roman"/>
+        </w:rPr>
+        <w:t>added check1</w:t>
+      </w:r>
+      <w:r>
+        <w:rPr>
+          <w:rFonts w:ascii="Times New Roman" w:eastAsia="SimSun" w:hAnsi="Times New Roman" w:cs="Times New Roman"/>
+        </w:rPr>
+        <w:t>()</w:t>
+      </w:r>
+      <w:r>
+        <w:rPr>
+          <w:rFonts w:ascii="Times New Roman" w:eastAsia="SimSun" w:hAnsi="Times New Roman" w:cs="Times New Roman"/>
+        </w:rPr>
+        <w:t xml:space="preserve">, which performs the same </w:t>
+      </w:r>
+      <w:r>
+        <w:rPr>
+          <w:rFonts w:ascii="Times New Roman" w:eastAsia="SimSun" w:hAnsi="Times New Roman" w:cs="Times New Roman"/>
+        </w:rPr>
+        <w:t>type</w:t>
+      </w:r>
+      <w:r>
+        <w:rPr>
+          <w:rFonts w:ascii="Times New Roman" w:eastAsia="SimSun" w:hAnsi="Times New Roman" w:cs="Times New Roman"/>
+        </w:rPr>
+        <w:t xml:space="preserve"> of </w:t>
+      </w:r>
+      <w:r>
+        <w:rPr>
+          <w:rFonts w:ascii="Times New Roman" w:eastAsia="SimSun" w:hAnsi="Times New Roman" w:cs="Times New Roman"/>
+        </w:rPr>
+        <w:t xml:space="preserve">comparison for 1-bit signals. </w:t>
+      </w:r>
+      <w:r>
+        <w:rPr>
+          <w:rFonts w:ascii="Times New Roman" w:eastAsia="SimSun" w:hAnsi="Times New Roman" w:cs="Times New Roman"/>
+        </w:rPr>
+        <w:t xml:space="preserve">The testbench ran the processor through a preprogrammed instruction </w:t>
+      </w:r>
+      <w:r>
+        <w:rPr>
+          <w:rFonts w:ascii="Times New Roman" w:eastAsia="SimSun" w:hAnsi="Times New Roman" w:cs="Times New Roman"/>
+        </w:rPr>
+        <w:t xml:space="preserve">sequence, monitored the </w:t>
+      </w:r>
+      <w:r>
+        <w:rPr>
+          <w:rFonts w:ascii="Times New Roman" w:eastAsia="SimSun" w:hAnsi="Times New Roman" w:cs="Times New Roman"/>
+        </w:rPr>
+        <w:t xml:space="preserve">processor </w:t>
+      </w:r>
+      <w:r>
+        <w:rPr>
+          <w:rFonts w:ascii="Times New Roman" w:eastAsia="SimSun" w:hAnsi="Times New Roman" w:cs="Times New Roman"/>
+        </w:rPr>
+        <w:t>outputs</w:t>
+      </w:r>
+      <w:r>
+        <w:rPr>
+          <w:rFonts w:ascii="Times New Roman" w:eastAsia="SimSun" w:hAnsi="Times New Roman" w:cs="Times New Roman"/>
+        </w:rPr>
+        <w:t xml:space="preserve">, and checked whether the </w:t>
+      </w:r>
+      <w:r>
+        <w:rPr>
+          <w:rFonts w:ascii="Times New Roman" w:eastAsia="SimSun" w:hAnsi="Times New Roman" w:cs="Times New Roman"/>
+        </w:rPr>
+        <w:t>values written to RAM matched the expected results.</w:t>
+      </w:r>
+    </w:p>
+    <w:p>
+      <w:pPr>
+        <w:tabs>
+          <w:tab w:val="left" w:pos="2979"/>
+        </w:tabs>
+        <w:spacing w:line="360" w:lineRule="auto"/>
+        <w:jc w:val="both"/>
+      </w:pPr>
+      <w:r>
+        <w:rPr>
+          <w:rFonts w:ascii="Times New Roman" w:eastAsia="SimSun" w:hAnsi="Times New Roman" w:cs="Times New Roman"/>
+        </w:rPr>
+        <w:t xml:space="preserve">This alternate testbench was useful for </w:t>
+      </w:r>
+      <w:r>
+        <w:rPr>
+          <w:rFonts w:ascii="Times New Roman" w:eastAsia="SimSun" w:hAnsi="Times New Roman" w:cs="Times New Roman"/>
+        </w:rPr>
+        <w:t xml:space="preserve">debugging specific processor </w:t>
+      </w:r>
+      <w:r>
+        <w:rPr>
+          <w:rFonts w:ascii="Times New Roman" w:eastAsia="SimSun" w:hAnsi="Times New Roman" w:cs="Times New Roman"/>
+        </w:rPr>
+        <w:t>behavior</w:t>
+      </w:r>
+      <w:r>
+        <w:rPr>
+          <w:rFonts w:ascii="Times New Roman" w:eastAsia="SimSun" w:hAnsi="Times New Roman" w:cs="Times New Roman"/>
+        </w:rPr>
+        <w:t xml:space="preserve">, </w:t>
+      </w:r>
+      <w:r>
+        <w:rPr>
+          <w:rFonts w:ascii="Times New Roman" w:eastAsia="SimSun" w:hAnsi="Times New Roman" w:cs="Times New Roman"/>
+        </w:rPr>
+        <w:t>especially memory writes</w:t>
+      </w:r>
+      <w:r>
+        <w:rPr>
+          <w:rFonts w:ascii="Times New Roman" w:eastAsia="SimSun" w:hAnsi="Times New Roman" w:cs="Times New Roman"/>
+        </w:rPr>
+        <w:t>.</w:t>
+      </w:r>
+      <w:r>
+        <w:rPr>
+          <w:rFonts w:ascii="Times New Roman" w:eastAsia="SimSun" w:hAnsi="Times New Roman" w:cs="Times New Roman"/>
+        </w:rPr>
+        <w:t xml:space="preserve"> </w:t>
+      </w:r>
+      <w:r>
+        <w:rPr>
+          <w:rFonts w:ascii="Times New Roman" w:eastAsia="SimSun" w:hAnsi="Times New Roman" w:cs="Times New Roman"/>
+        </w:rPr>
+        <w:t xml:space="preserve">It also printed the processor state at each clock </w:t>
+      </w:r>
+      <w:r>
+        <w:rPr>
+          <w:rFonts w:ascii="Times New Roman" w:eastAsia="SimSun" w:hAnsi="Times New Roman" w:cs="Times New Roman"/>
+        </w:rPr>
+        <w:t xml:space="preserve">cycle. However, it was designed as a focused debugging testbench </w:t>
+      </w:r>
+      <w:r>
+        <w:rPr>
+          <w:rFonts w:ascii="Times New Roman" w:eastAsia="SimSun" w:hAnsi="Times New Roman" w:cs="Times New Roman"/>
+        </w:rPr>
+        <w:t xml:space="preserve">rather than a broad </w:t>
+      </w:r>
+      <w:r>
+        <w:rPr>
+          <w:rFonts w:ascii="Times New Roman" w:eastAsia="SimSun" w:hAnsi="Times New Roman" w:cs="Times New Roman"/>
+        </w:rPr>
+        <w:t>testbench for every processor function.</w:t>
+      </w:r>
+      <w:r>
+        <w:rPr>
+          <w:rFonts w:ascii="Times New Roman" w:eastAsia="SimSun" w:hAnsi="Times New Roman" w:cs="Times New Roman"/>
+        </w:rPr>
+        <w:t xml:space="preserve"> </w:t>
       </w:r>
     </w:p>
     <w:p>
@@ -14703,44 +16328,133 @@
         <w:spacing w:line="360" w:lineRule="auto"/>
         <w:ind w:firstLine="0"/>
         <w:jc w:val="both"/>
-      </w:pPr>
-      <w:r>
+        <w:rPr>
+          <w:rFonts w:ascii="Times New Roman" w:eastAsia="SimSun" w:hAnsi="Times New Roman" w:cs="Times New Roman"/>
+        </w:rPr>
+      </w:pPr>
+      <w:r>
+        <w:rPr>
+          <w:rFonts w:ascii="Times New Roman" w:eastAsia="SimSun" w:hAnsi="Times New Roman" w:cs="Times New Roman"/>
+        </w:rPr>
+        <w:t xml:space="preserve"> </w:t>
+      </w:r>
+    </w:p>
+    <w:p>
+      <w:pPr>
+        <w:tabs>
+          <w:tab w:val="left" w:pos="2979"/>
+        </w:tabs>
+        <w:spacing w:line="360" w:lineRule="auto"/>
+        <w:ind w:firstLine="0"/>
         <w:rPr>
           <w:rFonts w:ascii="Times New Roman" w:eastAsia="SimSun" w:hAnsi="Times New Roman" w:cs="Times New Roman"/>
           <w:b/>
           <w:bCs/>
-        </w:rPr>
-        <w:t xml:space="preserve">          </w:t>
-      </w:r>
-      <w:r>
-        <w:rPr>
-          <w:rFonts w:ascii="Times New Roman" w:eastAsia="SimSun" w:hAnsi="Times New Roman" w:cs="Times New Roman"/>
-        </w:rPr>
-        <w:t xml:space="preserve">Describe in </w:t>
-      </w:r>
-      <w:r>
-        <w:rPr>
-          <w:rFonts w:ascii="Times New Roman" w:eastAsia="SimSun" w:hAnsi="Times New Roman" w:cs="Times New Roman"/>
-        </w:rPr>
-        <w:t>detail</w:t>
-      </w:r>
-      <w:r>
-        <w:rPr>
-          <w:rFonts w:ascii="Times New Roman" w:eastAsia="SimSun" w:hAnsi="Times New Roman" w:cs="Times New Roman"/>
-        </w:rPr>
-        <w:t xml:space="preserve"> the </w:t>
-      </w:r>
-      <w:r>
-        <w:rPr>
-          <w:rFonts w:ascii="Times New Roman" w:eastAsia="SimSun" w:hAnsi="Times New Roman" w:cs="Times New Roman"/>
-        </w:rPr>
-        <w:t xml:space="preserve">testbench </w:t>
-      </w:r>
-      <w:r>
-        <w:rPr>
-          <w:rFonts w:ascii="Times New Roman" w:eastAsia="SimSun" w:hAnsi="Times New Roman" w:cs="Times New Roman"/>
-        </w:rPr>
-        <w:t>design of each module</w:t>
+          <w:sz w:val="28"/>
+          <w:szCs w:val="28"/>
+        </w:rPr>
+      </w:pPr>
+      <w:r>
+        <w:rPr>
+          <w:rFonts w:ascii="Times New Roman" w:eastAsia="SimSun" w:hAnsi="Times New Roman" w:cs="Times New Roman"/>
+          <w:b/>
+          <w:bCs/>
+          <w:sz w:val="28"/>
+          <w:szCs w:val="28"/>
+        </w:rPr>
+        <w:t xml:space="preserve">4. </w:t>
+      </w:r>
+      <w:r>
+        <w:rPr>
+          <w:rFonts w:ascii="Times New Roman" w:eastAsia="SimSun" w:hAnsi="Times New Roman" w:cs="Times New Roman"/>
+          <w:b/>
+          <w:bCs/>
+          <w:sz w:val="28"/>
+          <w:szCs w:val="28"/>
+        </w:rPr>
+        <w:t xml:space="preserve">DE Board </w:t>
+      </w:r>
+      <w:r>
+        <w:rPr>
+          <w:rFonts w:ascii="Times New Roman" w:eastAsia="SimSun" w:hAnsi="Times New Roman" w:cs="Times New Roman"/>
+          <w:b/>
+          <w:bCs/>
+          <w:sz w:val="28"/>
+          <w:szCs w:val="28"/>
+        </w:rPr>
+        <w:t>Test Results</w:t>
+      </w:r>
+    </w:p>
+    <w:p>
+      <w:pPr>
+        <w:tabs>
+          <w:tab w:val="left" w:pos="2979"/>
+        </w:tabs>
+        <w:spacing w:line="360" w:lineRule="auto"/>
+        <w:jc w:val="both"/>
+        <w:rPr>
+          <w:rFonts w:ascii="Times New Roman" w:eastAsia="SimSun" w:hAnsi="Times New Roman" w:cs="Times New Roman"/>
+        </w:rPr>
+      </w:pPr>
+      <w:r>
+        <w:rPr>
+          <w:rFonts w:ascii="Times New Roman" w:eastAsia="SimSun" w:hAnsi="Times New Roman" w:cs="Times New Roman"/>
+        </w:rPr>
+        <w:t>The completed processor was tested on the DE10 board</w:t>
+      </w:r>
+      <w:r>
+        <w:rPr>
+          <w:rFonts w:ascii="Times New Roman" w:eastAsia="SimSun" w:hAnsi="Times New Roman" w:cs="Times New Roman"/>
+        </w:rPr>
+        <w:t xml:space="preserve"> </w:t>
+      </w:r>
+      <w:r>
+        <w:rPr>
+          <w:rFonts w:ascii="Times New Roman" w:eastAsia="SimSun" w:hAnsi="Times New Roman" w:cs="Times New Roman"/>
+        </w:rPr>
+        <w:t xml:space="preserve">after </w:t>
+      </w:r>
+      <w:r>
+        <w:rPr>
+          <w:rFonts w:ascii="Times New Roman" w:eastAsia="SimSun" w:hAnsi="Times New Roman" w:cs="Times New Roman"/>
+        </w:rPr>
+        <w:t xml:space="preserve">successful Quartus </w:t>
+      </w:r>
+      <w:r>
+        <w:rPr>
+          <w:rFonts w:ascii="Times New Roman" w:eastAsia="SimSun" w:hAnsi="Times New Roman" w:cs="Times New Roman"/>
+        </w:rPr>
+        <w:t xml:space="preserve">compilation and </w:t>
+      </w:r>
+      <w:r>
+        <w:rPr>
+          <w:rFonts w:ascii="Times New Roman" w:eastAsia="SimSun" w:hAnsi="Times New Roman" w:cs="Times New Roman"/>
+        </w:rPr>
+        <w:t xml:space="preserve">programming.  </w:t>
+      </w:r>
+      <w:r>
+        <w:rPr>
+          <w:rFonts w:ascii="Times New Roman" w:eastAsia="SimSun" w:hAnsi="Times New Roman" w:cs="Times New Roman"/>
+        </w:rPr>
+        <w:t xml:space="preserve">The board test used manual clock stepping so </w:t>
+      </w:r>
+      <w:r>
+        <w:rPr>
+          <w:rFonts w:ascii="Times New Roman" w:eastAsia="SimSun" w:hAnsi="Times New Roman" w:cs="Times New Roman"/>
+        </w:rPr>
+        <w:t xml:space="preserve">each </w:t>
+      </w:r>
+      <w:r>
+        <w:rPr>
+          <w:rFonts w:ascii="Times New Roman" w:eastAsia="SimSun" w:hAnsi="Times New Roman" w:cs="Times New Roman"/>
+        </w:rPr>
+        <w:t xml:space="preserve">processor cycle could be </w:t>
+      </w:r>
+      <w:r>
+        <w:rPr>
+          <w:rFonts w:ascii="Times New Roman" w:eastAsia="SimSun" w:hAnsi="Times New Roman" w:cs="Times New Roman"/>
+        </w:rPr>
+        <w:t>observed one step at a time</w:t>
       </w:r>
       <w:r>
         <w:rPr>
@@ -14752,42 +16466,359 @@
         <w:rPr>
           <w:rFonts w:ascii="Times New Roman" w:eastAsia="SimSun" w:hAnsi="Times New Roman" w:cs="Times New Roman"/>
         </w:rPr>
-        <w:t>Using</w:t>
-      </w:r>
-      <w:r>
-        <w:rPr>
-          <w:rFonts w:ascii="Times New Roman" w:eastAsia="SimSun" w:hAnsi="Times New Roman" w:cs="Times New Roman"/>
-        </w:rPr>
-        <w:t xml:space="preserve"> pictures/figures is always a good idea. When using pictures/figures, please add captions for references. If you think certain </w:t>
-      </w:r>
-      <w:r>
-        <w:rPr>
-          <w:rFonts w:ascii="Times New Roman" w:eastAsia="SimSun" w:hAnsi="Times New Roman" w:cs="Times New Roman"/>
-        </w:rPr>
-        <w:t>segments</w:t>
-      </w:r>
-      <w:r>
-        <w:rPr>
-          <w:rFonts w:ascii="Times New Roman" w:eastAsia="SimSun" w:hAnsi="Times New Roman" w:cs="Times New Roman"/>
-        </w:rPr>
-        <w:t xml:space="preserve"> of the </w:t>
+        <w:t xml:space="preserve">The </w:t>
       </w:r>
       <w:proofErr w:type="spellStart"/>
       <w:r>
         <w:rPr>
           <w:rFonts w:ascii="Times New Roman" w:eastAsia="SimSun" w:hAnsi="Times New Roman" w:cs="Times New Roman"/>
         </w:rPr>
-        <w:t>SystemVerilog</w:t>
+        <w:t>reste</w:t>
       </w:r>
       <w:proofErr w:type="spellEnd"/>
       <w:r>
         <w:rPr>
           <w:rFonts w:ascii="Times New Roman" w:eastAsia="SimSun" w:hAnsi="Times New Roman" w:cs="Times New Roman"/>
         </w:rPr>
-        <w:t xml:space="preserve"> codes can reflect your design idea, you can add them here for discussion too (and don’t forget to add captions).</w:t>
-      </w:r>
-      <w:r>
+        <w:t xml:space="preserve"> key returned the processor to its starting state, and the clock key advanced the processor through the loaded ROM instructions. Switches were used to select which internal processor value</w:t>
+      </w:r>
+      <w:r>
+        <w:rPr>
+          <w:rFonts w:ascii="Times New Roman" w:eastAsia="SimSun" w:hAnsi="Times New Roman" w:cs="Times New Roman"/>
+        </w:rPr>
+        <w:t xml:space="preserve"> appeared on the HEX display.</w:t>
+      </w:r>
+    </w:p>
+    <w:p>
+      <w:pPr>
+        <w:tabs>
+          <w:tab w:val="left" w:pos="2979"/>
+        </w:tabs>
+        <w:spacing w:line="360" w:lineRule="auto"/>
+        <w:jc w:val="both"/>
+        <w:rPr>
+          <w:rFonts w:ascii="Times New Roman" w:eastAsia="SimSun" w:hAnsi="Times New Roman" w:cs="Times New Roman"/>
+        </w:rPr>
+      </w:pPr>
+      <w:r>
+        <w:rPr>
+          <w:rFonts w:ascii="Times New Roman" w:eastAsia="SimSun" w:hAnsi="Times New Roman" w:cs="Times New Roman"/>
+        </w:rPr>
+        <w:t xml:space="preserve">During testing, the HEX displays were used to observe the PC, current </w:t>
+      </w:r>
+      <w:r>
+        <w:rPr>
+          <w:rFonts w:ascii="Times New Roman" w:eastAsia="SimSun" w:hAnsi="Times New Roman" w:cs="Times New Roman"/>
+        </w:rPr>
+        <w:t xml:space="preserve">FSM state, next FSM state, ALU input values, and ALU outputs. </w:t>
+      </w:r>
+      <w:r>
+        <w:rPr>
+          <w:rFonts w:ascii="Times New Roman" w:eastAsia="SimSun" w:hAnsi="Times New Roman" w:cs="Times New Roman"/>
+        </w:rPr>
+        <w:t xml:space="preserve">This allowed the processor’s </w:t>
+      </w:r>
+      <w:r>
+        <w:rPr>
+          <w:rFonts w:ascii="Times New Roman" w:eastAsia="SimSun" w:hAnsi="Times New Roman" w:cs="Times New Roman"/>
+        </w:rPr>
+        <w:t xml:space="preserve">behavior to be checked against the expected instruction sequence. </w:t>
+      </w:r>
+      <w:r>
+        <w:rPr>
+          <w:rFonts w:ascii="Times New Roman" w:eastAsia="SimSun" w:hAnsi="Times New Roman" w:cs="Times New Roman"/>
+        </w:rPr>
+        <w:t>The board outpu</w:t>
+      </w:r>
+      <w:r>
+        <w:rPr>
+          <w:rFonts w:ascii="Times New Roman" w:eastAsia="SimSun" w:hAnsi="Times New Roman" w:cs="Times New Roman"/>
+        </w:rPr>
+        <w:t xml:space="preserve">t matched the expected behavior from the </w:t>
+      </w:r>
+      <w:proofErr w:type="spellStart"/>
+      <w:r>
+        <w:rPr>
+          <w:rFonts w:ascii="Times New Roman" w:eastAsia="SimSun" w:hAnsi="Times New Roman" w:cs="Times New Roman"/>
+        </w:rPr>
+        <w:t>ModelSim</w:t>
+      </w:r>
+      <w:proofErr w:type="spellEnd"/>
+      <w:r>
+        <w:rPr>
+          <w:rFonts w:ascii="Times New Roman" w:eastAsia="SimSun" w:hAnsi="Times New Roman" w:cs="Times New Roman"/>
+        </w:rPr>
         <w:t xml:space="preserve"> </w:t>
+      </w:r>
+      <w:r>
+        <w:rPr>
+          <w:rFonts w:ascii="Times New Roman" w:eastAsia="SimSun" w:hAnsi="Times New Roman" w:cs="Times New Roman"/>
+        </w:rPr>
+        <w:t xml:space="preserve">simulations, showing that the processor could </w:t>
+      </w:r>
+      <w:r>
+        <w:rPr>
+          <w:rFonts w:ascii="Times New Roman" w:eastAsia="SimSun" w:hAnsi="Times New Roman" w:cs="Times New Roman"/>
+        </w:rPr>
+        <w:t>fetch instructions, move through</w:t>
+      </w:r>
+      <w:r>
+        <w:rPr>
+          <w:rFonts w:ascii="Times New Roman" w:eastAsia="SimSun" w:hAnsi="Times New Roman" w:cs="Times New Roman"/>
+        </w:rPr>
+        <w:t xml:space="preserve"> </w:t>
+      </w:r>
+      <w:r>
+        <w:rPr>
+          <w:rFonts w:ascii="Times New Roman" w:eastAsia="SimSun" w:hAnsi="Times New Roman" w:cs="Times New Roman"/>
+        </w:rPr>
+        <w:t xml:space="preserve">the FSM </w:t>
+      </w:r>
+      <w:r>
+        <w:rPr>
+          <w:rFonts w:ascii="Times New Roman" w:eastAsia="SimSun" w:hAnsi="Times New Roman" w:cs="Times New Roman"/>
+        </w:rPr>
+        <w:t>state, perform ALU operations</w:t>
+      </w:r>
+      <w:r>
+        <w:rPr>
+          <w:rFonts w:ascii="Times New Roman" w:eastAsia="SimSun" w:hAnsi="Times New Roman" w:cs="Times New Roman"/>
+        </w:rPr>
+        <w:t xml:space="preserve">, and display internal debug </w:t>
+      </w:r>
+      <w:r>
+        <w:rPr>
+          <w:rFonts w:ascii="Times New Roman" w:eastAsia="SimSun" w:hAnsi="Times New Roman" w:cs="Times New Roman"/>
+        </w:rPr>
+        <w:t xml:space="preserve">values </w:t>
+      </w:r>
+      <w:r>
+        <w:rPr>
+          <w:rFonts w:ascii="Times New Roman" w:eastAsia="SimSun" w:hAnsi="Times New Roman" w:cs="Times New Roman"/>
+        </w:rPr>
+        <w:t>correctly.</w:t>
+      </w:r>
+    </w:p>
+    <w:p>
+      <w:pPr>
+        <w:tabs>
+          <w:tab w:val="left" w:pos="2979"/>
+        </w:tabs>
+        <w:spacing w:line="360" w:lineRule="auto"/>
+        <w:jc w:val="both"/>
+        <w:rPr>
+          <w:rFonts w:ascii="Times New Roman" w:eastAsia="SimSun" w:hAnsi="Times New Roman" w:cs="Times New Roman"/>
+        </w:rPr>
+      </w:pPr>
+      <w:r>
+        <w:rPr>
+          <w:rFonts w:ascii="Times New Roman" w:eastAsia="SimSun" w:hAnsi="Times New Roman" w:cs="Times New Roman"/>
+        </w:rPr>
+        <w:t xml:space="preserve">Several </w:t>
+      </w:r>
+      <w:r>
+        <w:rPr>
+          <w:rFonts w:ascii="Times New Roman" w:eastAsia="SimSun" w:hAnsi="Times New Roman" w:cs="Times New Roman"/>
+        </w:rPr>
+        <w:t xml:space="preserve">Quartus </w:t>
+      </w:r>
+      <w:r>
+        <w:rPr>
+          <w:rFonts w:ascii="Times New Roman" w:eastAsia="SimSun" w:hAnsi="Times New Roman" w:cs="Times New Roman"/>
+        </w:rPr>
+        <w:t xml:space="preserve">warnings appeared during </w:t>
+      </w:r>
+      <w:r>
+        <w:rPr>
+          <w:rFonts w:ascii="Times New Roman" w:eastAsia="SimSun" w:hAnsi="Times New Roman" w:cs="Times New Roman"/>
+        </w:rPr>
+        <w:t xml:space="preserve">the </w:t>
+      </w:r>
+      <w:r>
+        <w:rPr>
+          <w:rFonts w:ascii="Times New Roman" w:eastAsia="SimSun" w:hAnsi="Times New Roman" w:cs="Times New Roman"/>
+        </w:rPr>
+        <w:t xml:space="preserve">compilation. </w:t>
+      </w:r>
+      <w:r>
+        <w:rPr>
+          <w:rFonts w:ascii="Times New Roman" w:eastAsia="SimSun" w:hAnsi="Times New Roman" w:cs="Times New Roman"/>
+        </w:rPr>
+        <w:t xml:space="preserve">Some </w:t>
+      </w:r>
+      <w:r>
+        <w:rPr>
+          <w:rFonts w:ascii="Times New Roman" w:eastAsia="SimSun" w:hAnsi="Times New Roman" w:cs="Times New Roman"/>
+        </w:rPr>
+        <w:t>warnings</w:t>
+      </w:r>
+      <w:r>
+        <w:rPr>
+          <w:rFonts w:ascii="Times New Roman" w:eastAsia="SimSun" w:hAnsi="Times New Roman" w:cs="Times New Roman"/>
+        </w:rPr>
+        <w:t xml:space="preserve"> were </w:t>
+      </w:r>
+      <w:r>
+        <w:rPr>
+          <w:rFonts w:ascii="Times New Roman" w:eastAsia="SimSun" w:hAnsi="Times New Roman" w:cs="Times New Roman"/>
+        </w:rPr>
+        <w:t>caused</w:t>
+      </w:r>
+      <w:r>
+        <w:rPr>
+          <w:rFonts w:ascii="Times New Roman" w:eastAsia="SimSun" w:hAnsi="Times New Roman" w:cs="Times New Roman"/>
+        </w:rPr>
+        <w:t xml:space="preserve"> by </w:t>
+      </w:r>
+      <w:r>
+        <w:rPr>
+          <w:rFonts w:ascii="Times New Roman" w:eastAsia="SimSun" w:hAnsi="Times New Roman" w:cs="Times New Roman"/>
+        </w:rPr>
+        <w:t>u</w:t>
+      </w:r>
+      <w:r>
+        <w:rPr>
+          <w:rFonts w:ascii="Times New Roman" w:eastAsia="SimSun" w:hAnsi="Times New Roman" w:cs="Times New Roman"/>
+        </w:rPr>
+        <w:t xml:space="preserve">nused board </w:t>
+      </w:r>
+      <w:r>
+        <w:rPr>
+          <w:rFonts w:ascii="Times New Roman" w:eastAsia="SimSun" w:hAnsi="Times New Roman" w:cs="Times New Roman"/>
+        </w:rPr>
+        <w:t xml:space="preserve">inputs or outputs, since </w:t>
+      </w:r>
+      <w:r>
+        <w:rPr>
+          <w:rFonts w:ascii="Times New Roman" w:eastAsia="SimSun" w:hAnsi="Times New Roman" w:cs="Times New Roman"/>
+        </w:rPr>
+        <w:t xml:space="preserve">not every DE10 </w:t>
+      </w:r>
+      <w:r>
+        <w:rPr>
+          <w:rFonts w:ascii="Times New Roman" w:eastAsia="SimSun" w:hAnsi="Times New Roman" w:cs="Times New Roman"/>
+        </w:rPr>
+        <w:t xml:space="preserve">switch, key, LED, or display was needed for the project.  </w:t>
+      </w:r>
+      <w:r>
+        <w:rPr>
+          <w:rFonts w:ascii="Times New Roman" w:eastAsia="SimSun" w:hAnsi="Times New Roman" w:cs="Times New Roman"/>
+        </w:rPr>
+        <w:t xml:space="preserve">These </w:t>
+      </w:r>
+      <w:r>
+        <w:rPr>
+          <w:rFonts w:ascii="Times New Roman" w:eastAsia="SimSun" w:hAnsi="Times New Roman" w:cs="Times New Roman"/>
+        </w:rPr>
+        <w:t>warnings</w:t>
+      </w:r>
+      <w:r>
+        <w:rPr>
+          <w:rFonts w:ascii="Times New Roman" w:eastAsia="SimSun" w:hAnsi="Times New Roman" w:cs="Times New Roman"/>
+        </w:rPr>
+        <w:t xml:space="preserve"> were expected and did not </w:t>
+      </w:r>
+      <w:r>
+        <w:rPr>
+          <w:rFonts w:ascii="Times New Roman" w:eastAsia="SimSun" w:hAnsi="Times New Roman" w:cs="Times New Roman"/>
+        </w:rPr>
+        <w:t xml:space="preserve">affect processor </w:t>
+      </w:r>
+      <w:r>
+        <w:rPr>
+          <w:rFonts w:ascii="Times New Roman" w:eastAsia="SimSun" w:hAnsi="Times New Roman" w:cs="Times New Roman"/>
+        </w:rPr>
+        <w:t xml:space="preserve">operation. </w:t>
+      </w:r>
+      <w:r>
+        <w:rPr>
+          <w:rFonts w:ascii="Times New Roman" w:eastAsia="SimSun" w:hAnsi="Times New Roman" w:cs="Times New Roman"/>
+        </w:rPr>
+        <w:t>The project</w:t>
+      </w:r>
+      <w:r>
+        <w:rPr>
+          <w:rFonts w:ascii="Times New Roman" w:eastAsia="SimSun" w:hAnsi="Times New Roman" w:cs="Times New Roman"/>
+        </w:rPr>
+        <w:t xml:space="preserve"> also required checking the pin assignments and </w:t>
+      </w:r>
+      <w:r>
+        <w:rPr>
+          <w:rFonts w:ascii="Times New Roman" w:eastAsia="SimSun" w:hAnsi="Times New Roman" w:cs="Times New Roman"/>
+        </w:rPr>
+        <w:t>voltage settings to make sure</w:t>
+      </w:r>
+      <w:r>
+        <w:rPr>
+          <w:rFonts w:ascii="Times New Roman" w:eastAsia="SimSun" w:hAnsi="Times New Roman" w:cs="Times New Roman"/>
+        </w:rPr>
+        <w:t xml:space="preserve"> </w:t>
+      </w:r>
+      <w:r>
+        <w:rPr>
+          <w:rFonts w:ascii="Times New Roman" w:eastAsia="SimSun" w:hAnsi="Times New Roman" w:cs="Times New Roman"/>
+        </w:rPr>
+        <w:t>the board I/O used the correct</w:t>
+      </w:r>
+      <w:r>
+        <w:rPr>
+          <w:rFonts w:ascii="Times New Roman" w:eastAsia="SimSun" w:hAnsi="Times New Roman" w:cs="Times New Roman"/>
+        </w:rPr>
+        <w:t xml:space="preserve"> </w:t>
+      </w:r>
+      <w:r>
+        <w:rPr>
+          <w:rFonts w:ascii="Times New Roman" w:eastAsia="SimSun" w:hAnsi="Times New Roman" w:cs="Times New Roman"/>
+        </w:rPr>
+        <w:t xml:space="preserve">3.3 V standard.  </w:t>
+      </w:r>
+      <w:r>
+        <w:rPr>
+          <w:rFonts w:ascii="Times New Roman" w:eastAsia="SimSun" w:hAnsi="Times New Roman" w:cs="Times New Roman"/>
+        </w:rPr>
+        <w:t>After the pin</w:t>
+      </w:r>
+      <w:r>
+        <w:rPr>
+          <w:rFonts w:ascii="Times New Roman" w:eastAsia="SimSun" w:hAnsi="Times New Roman" w:cs="Times New Roman"/>
+        </w:rPr>
+        <w:t xml:space="preserve"> assignments and top-level module connections were </w:t>
+      </w:r>
+      <w:r>
+        <w:rPr>
+          <w:rFonts w:ascii="Times New Roman" w:eastAsia="SimSun" w:hAnsi="Times New Roman" w:cs="Times New Roman"/>
+        </w:rPr>
+        <w:t xml:space="preserve">corrected, the design </w:t>
+      </w:r>
+      <w:r>
+        <w:rPr>
+          <w:rFonts w:ascii="Times New Roman" w:eastAsia="SimSun" w:hAnsi="Times New Roman" w:cs="Times New Roman"/>
+        </w:rPr>
+        <w:t xml:space="preserve">was </w:t>
+      </w:r>
+      <w:r>
+        <w:rPr>
+          <w:rFonts w:ascii="Times New Roman" w:eastAsia="SimSun" w:hAnsi="Times New Roman" w:cs="Times New Roman"/>
+        </w:rPr>
+        <w:t xml:space="preserve">compiled and programmed </w:t>
+      </w:r>
+      <w:r>
+        <w:rPr>
+          <w:rFonts w:ascii="Times New Roman" w:eastAsia="SimSun" w:hAnsi="Times New Roman" w:cs="Times New Roman"/>
+        </w:rPr>
+        <w:t>successfully.</w:t>
+      </w:r>
+      <w:r>
+        <w:rPr>
+          <w:rFonts w:ascii="Times New Roman" w:eastAsia="SimSun" w:hAnsi="Times New Roman" w:cs="Times New Roman"/>
+        </w:rPr>
+        <w:t xml:space="preserve"> </w:t>
+      </w:r>
+      <w:r>
+        <w:rPr>
+          <w:rFonts w:ascii="Times New Roman" w:eastAsia="SimSun" w:hAnsi="Times New Roman" w:cs="Times New Roman"/>
+        </w:rPr>
+        <w:t xml:space="preserve">           </w:t>
       </w:r>
     </w:p>
     <w:p>
@@ -14802,81 +16833,6 @@
           <w:rFonts w:ascii="Times New Roman" w:eastAsia="SimSun" w:hAnsi="Times New Roman" w:cs="Times New Roman"/>
         </w:rPr>
       </w:pPr>
-      <w:r>
-        <w:t xml:space="preserve">          </w:t>
-      </w:r>
-      <w:r>
-        <w:rPr>
-          <w:rFonts w:ascii="Times New Roman" w:eastAsia="SimSun" w:hAnsi="Times New Roman" w:cs="Times New Roman"/>
-        </w:rPr>
-        <w:t xml:space="preserve">Also please include the </w:t>
-      </w:r>
-      <w:r>
-        <w:rPr>
-          <w:rFonts w:ascii="Times New Roman" w:eastAsia="SimSun" w:hAnsi="Times New Roman" w:cs="Times New Roman"/>
-        </w:rPr>
-        <w:t>simulation results by running each testbench.</w:t>
-      </w:r>
-      <w:r>
-        <w:rPr>
-          <w:rFonts w:ascii="Times New Roman" w:eastAsia="SimSun" w:hAnsi="Times New Roman" w:cs="Times New Roman"/>
-        </w:rPr>
-        <w:t xml:space="preserve"> Comment properly on </w:t>
-      </w:r>
-      <w:r>
-        <w:rPr>
-          <w:rFonts w:ascii="Times New Roman" w:eastAsia="SimSun" w:hAnsi="Times New Roman" w:cs="Times New Roman"/>
-        </w:rPr>
-        <w:t xml:space="preserve">whether </w:t>
-      </w:r>
-      <w:r>
-        <w:rPr>
-          <w:rFonts w:ascii="Times New Roman" w:eastAsia="SimSun" w:hAnsi="Times New Roman" w:cs="Times New Roman"/>
-        </w:rPr>
-        <w:t xml:space="preserve">the testing </w:t>
-      </w:r>
-      <w:r>
-        <w:rPr>
-          <w:rFonts w:ascii="Times New Roman" w:eastAsia="SimSun" w:hAnsi="Times New Roman" w:cs="Times New Roman"/>
-        </w:rPr>
-        <w:t>results</w:t>
-      </w:r>
-      <w:r>
-        <w:rPr>
-          <w:rFonts w:ascii="Times New Roman" w:eastAsia="SimSun" w:hAnsi="Times New Roman" w:cs="Times New Roman"/>
-        </w:rPr>
-        <w:t xml:space="preserve"> meet the design requirements presented in </w:t>
-      </w:r>
-      <w:r>
-        <w:rPr>
-          <w:rFonts w:ascii="Times New Roman" w:eastAsia="SimSun" w:hAnsi="Times New Roman" w:cs="Times New Roman"/>
-          <w:b/>
-          <w:bCs/>
-        </w:rPr>
-        <w:t>Section 1</w:t>
-      </w:r>
-      <w:r>
-        <w:rPr>
-          <w:rFonts w:ascii="Times New Roman" w:eastAsia="SimSun" w:hAnsi="Times New Roman" w:cs="Times New Roman"/>
-          <w:b/>
-          <w:bCs/>
-        </w:rPr>
-        <w:t>:</w:t>
-      </w:r>
-      <w:r>
-        <w:rPr>
-          <w:rFonts w:ascii="Times New Roman" w:eastAsia="SimSun" w:hAnsi="Times New Roman" w:cs="Times New Roman"/>
-          <w:b/>
-          <w:bCs/>
-        </w:rPr>
-        <w:t xml:space="preserve"> Requirements</w:t>
-      </w:r>
-      <w:r>
-        <w:rPr>
-          <w:rFonts w:ascii="Times New Roman" w:eastAsia="SimSun" w:hAnsi="Times New Roman" w:cs="Times New Roman"/>
-        </w:rPr>
-        <w:t>.</w:t>
-      </w:r>
     </w:p>
     <w:p>
       <w:pPr>
@@ -14887,20 +16843,10 @@
         <w:ind w:firstLine="0"/>
         <w:rPr>
           <w:rFonts w:ascii="Times New Roman" w:eastAsia="SimSun" w:hAnsi="Times New Roman" w:cs="Times New Roman"/>
-        </w:rPr>
-      </w:pPr>
-    </w:p>
-    <w:p>
-      <w:pPr>
-        <w:tabs>
-          <w:tab w:val="left" w:pos="2979"/>
-        </w:tabs>
-        <w:spacing w:line="360" w:lineRule="auto"/>
-        <w:ind w:firstLine="0"/>
-        <w:rPr>
-          <w:rFonts w:ascii="Times New Roman" w:eastAsia="SimSun" w:hAnsi="Times New Roman" w:cs="Times New Roman"/>
           <w:b/>
           <w:bCs/>
+          <w:sz w:val="28"/>
+          <w:szCs w:val="28"/>
         </w:rPr>
       </w:pPr>
       <w:r>
@@ -14908,28 +16854,21 @@
           <w:rFonts w:ascii="Times New Roman" w:eastAsia="SimSun" w:hAnsi="Times New Roman" w:cs="Times New Roman"/>
           <w:b/>
           <w:bCs/>
-        </w:rPr>
-        <w:t xml:space="preserve">3.1 </w:t>
-      </w:r>
-      <w:proofErr w:type="spellStart"/>
+          <w:sz w:val="28"/>
+          <w:szCs w:val="28"/>
+        </w:rPr>
+        <w:t xml:space="preserve">5. </w:t>
+      </w:r>
       <w:r>
         <w:rPr>
           <w:rFonts w:ascii="Times New Roman" w:eastAsia="SimSun" w:hAnsi="Times New Roman" w:cs="Times New Roman"/>
           <w:b/>
           <w:bCs/>
-        </w:rPr>
-        <w:t>FSM</w:t>
-      </w:r>
-      <w:r>
-        <w:rPr>
-          <w:rFonts w:ascii="Times New Roman" w:eastAsia="SimSun" w:hAnsi="Times New Roman" w:cs="Times New Roman"/>
-          <w:b/>
-          <w:bCs/>
-        </w:rPr>
-        <w:t>_tb</w:t>
-      </w:r>
-      <w:bookmarkStart w:id="2" w:name="_Hlk42611767"/>
-      <w:proofErr w:type="spellEnd"/>
+          <w:sz w:val="28"/>
+          <w:szCs w:val="28"/>
+        </w:rPr>
+        <w:t>Conclusion</w:t>
+      </w:r>
     </w:p>
     <w:p>
       <w:pPr>
@@ -14939,9 +16878,6 @@
         <w:spacing w:line="360" w:lineRule="auto"/>
         <w:ind w:firstLine="0"/>
         <w:jc w:val="both"/>
-        <w:rPr>
-          <w:rFonts w:ascii="Times New Roman" w:eastAsia="SimSun" w:hAnsi="Times New Roman" w:cs="Times New Roman"/>
-        </w:rPr>
       </w:pPr>
       <w:r>
         <w:rPr>
@@ -14949,129 +16885,17 @@
           <w:b/>
           <w:bCs/>
         </w:rPr>
-        <w:t xml:space="preserve"> </w:t>
-      </w:r>
-      <w:bookmarkEnd w:id="2"/>
-      <w:r>
-        <w:rPr>
-          <w:rFonts w:ascii="Times New Roman" w:eastAsia="SimSun" w:hAnsi="Times New Roman" w:cs="Times New Roman"/>
-          <w:b/>
-          <w:bCs/>
-        </w:rPr>
         <w:t xml:space="preserve">          </w:t>
       </w:r>
       <w:r>
-        <w:rPr>
-          <w:rFonts w:ascii="Times New Roman" w:eastAsia="SimSun" w:hAnsi="Times New Roman" w:cs="Times New Roman"/>
-        </w:rPr>
-        <w:t xml:space="preserve">Describe in </w:t>
-      </w:r>
-      <w:r>
-        <w:rPr>
-          <w:rFonts w:ascii="Times New Roman" w:eastAsia="SimSun" w:hAnsi="Times New Roman" w:cs="Times New Roman"/>
-        </w:rPr>
-        <w:t>detail</w:t>
-      </w:r>
-      <w:r>
-        <w:rPr>
-          <w:rFonts w:ascii="Times New Roman" w:eastAsia="SimSun" w:hAnsi="Times New Roman" w:cs="Times New Roman"/>
-        </w:rPr>
-        <w:t xml:space="preserve"> the design of FSM testbench</w:t>
-      </w:r>
-      <w:r>
-        <w:rPr>
-          <w:rFonts w:ascii="Times New Roman" w:eastAsia="SimSun" w:hAnsi="Times New Roman" w:cs="Times New Roman"/>
-        </w:rPr>
-        <w:t xml:space="preserve">. </w:t>
-      </w:r>
-      <w:r>
-        <w:rPr>
-          <w:rFonts w:ascii="Times New Roman" w:eastAsia="SimSun" w:hAnsi="Times New Roman" w:cs="Times New Roman"/>
-        </w:rPr>
-        <w:t>Using</w:t>
-      </w:r>
-      <w:r>
-        <w:rPr>
-          <w:rFonts w:ascii="Times New Roman" w:eastAsia="SimSun" w:hAnsi="Times New Roman" w:cs="Times New Roman"/>
-        </w:rPr>
-        <w:t xml:space="preserve"> pictures/figures is always a good idea. When using pictures/figures, please add captions for references. If you think certain </w:t>
-      </w:r>
-      <w:r>
-        <w:rPr>
-          <w:rFonts w:ascii="Times New Roman" w:eastAsia="SimSun" w:hAnsi="Times New Roman" w:cs="Times New Roman"/>
-        </w:rPr>
-        <w:t>segments</w:t>
-      </w:r>
-      <w:r>
-        <w:rPr>
-          <w:rFonts w:ascii="Times New Roman" w:eastAsia="SimSun" w:hAnsi="Times New Roman" w:cs="Times New Roman"/>
-        </w:rPr>
-        <w:t xml:space="preserve"> of the </w:t>
-      </w:r>
-      <w:proofErr w:type="spellStart"/>
-      <w:r>
-        <w:rPr>
-          <w:rFonts w:ascii="Times New Roman" w:eastAsia="SimSun" w:hAnsi="Times New Roman" w:cs="Times New Roman"/>
-        </w:rPr>
-        <w:t>SystemVerilog</w:t>
-      </w:r>
-      <w:proofErr w:type="spellEnd"/>
-      <w:r>
-        <w:rPr>
-          <w:rFonts w:ascii="Times New Roman" w:eastAsia="SimSun" w:hAnsi="Times New Roman" w:cs="Times New Roman"/>
-        </w:rPr>
-        <w:t xml:space="preserve"> codes can reflect your design idea, you can add them here for discussion too (and don’t forget to add captions).</w:t>
-      </w:r>
-    </w:p>
-    <w:p>
-      <w:pPr>
-        <w:tabs>
-          <w:tab w:val="left" w:pos="2979"/>
-        </w:tabs>
-        <w:spacing w:line="360" w:lineRule="auto"/>
-        <w:ind w:firstLine="0"/>
-      </w:pPr>
-    </w:p>
-    <w:p>
-      <w:pPr>
-        <w:tabs>
-          <w:tab w:val="left" w:pos="2979"/>
-        </w:tabs>
-        <w:spacing w:line="360" w:lineRule="auto"/>
-        <w:ind w:firstLine="0"/>
-        <w:rPr>
-          <w:rFonts w:ascii="Times New Roman" w:eastAsia="SimSun" w:hAnsi="Times New Roman" w:cs="Times New Roman"/>
-          <w:b/>
-          <w:bCs/>
-        </w:rPr>
-      </w:pPr>
-      <w:r>
-        <w:rPr>
-          <w:rFonts w:ascii="Times New Roman" w:eastAsia="SimSun" w:hAnsi="Times New Roman" w:cs="Times New Roman"/>
-          <w:b/>
-          <w:bCs/>
-        </w:rPr>
-        <w:lastRenderedPageBreak/>
-        <w:t xml:space="preserve">3.2 </w:t>
-      </w:r>
-      <w:proofErr w:type="spellStart"/>
-      <w:r>
-        <w:rPr>
-          <w:rFonts w:ascii="Times New Roman" w:eastAsia="SimSun" w:hAnsi="Times New Roman" w:cs="Times New Roman"/>
-          <w:b/>
-          <w:bCs/>
-        </w:rPr>
-        <w:t>Controller_</w:t>
-      </w:r>
-      <w:r>
-        <w:rPr>
-          <w:rFonts w:ascii="Times New Roman" w:eastAsia="SimSun" w:hAnsi="Times New Roman" w:cs="Times New Roman"/>
-          <w:b/>
-          <w:bCs/>
-        </w:rPr>
-        <w:t>tb</w:t>
-      </w:r>
-      <w:proofErr w:type="spellEnd"/>
+        <w:t xml:space="preserve">Provide a summary </w:t>
+      </w:r>
+      <w:r>
+        <w:t>of</w:t>
+      </w:r>
+      <w:r>
+        <w:t xml:space="preserve"> your learning from the course project, learning of course subjects, as well as learning from the teamwork experience. </w:t>
+      </w:r>
     </w:p>
     <w:p>
       <w:pPr>
@@ -15083,8 +16907,32 @@
         <w:jc w:val="both"/>
         <w:rPr>
           <w:rFonts w:ascii="Times New Roman" w:eastAsia="SimSun" w:hAnsi="Times New Roman" w:cs="Times New Roman"/>
+        </w:rPr>
+      </w:pPr>
+      <w:r>
+        <w:t xml:space="preserve">      This Course Project </w:t>
+      </w:r>
+    </w:p>
+    <w:p>
+      <w:pPr>
+        <w:spacing w:line="360" w:lineRule="auto"/>
+        <w:ind w:firstLine="0"/>
+        <w:jc w:val="both"/>
+      </w:pPr>
+    </w:p>
+    <w:p>
+      <w:pPr>
+        <w:tabs>
+          <w:tab w:val="left" w:pos="2979"/>
+        </w:tabs>
+        <w:spacing w:line="360" w:lineRule="auto"/>
+        <w:ind w:firstLine="0"/>
+        <w:rPr>
+          <w:rFonts w:ascii="Times New Roman" w:eastAsia="SimSun" w:hAnsi="Times New Roman" w:cs="Times New Roman"/>
           <w:b/>
           <w:bCs/>
+          <w:sz w:val="28"/>
+          <w:szCs w:val="28"/>
         </w:rPr>
       </w:pPr>
       <w:r>
@@ -15092,92 +16940,247 @@
           <w:rFonts w:ascii="Times New Roman" w:eastAsia="SimSun" w:hAnsi="Times New Roman" w:cs="Times New Roman"/>
           <w:b/>
           <w:bCs/>
-        </w:rPr>
-        <w:t xml:space="preserve">       </w:t>
+          <w:sz w:val="28"/>
+          <w:szCs w:val="28"/>
+        </w:rPr>
+        <w:t>6</w:t>
       </w:r>
       <w:r>
         <w:rPr>
           <w:rFonts w:ascii="Times New Roman" w:eastAsia="SimSun" w:hAnsi="Times New Roman" w:cs="Times New Roman"/>
           <w:b/>
           <w:bCs/>
+          <w:sz w:val="28"/>
+          <w:szCs w:val="28"/>
+        </w:rPr>
+        <w:t>. Reference</w:t>
+      </w:r>
+      <w:r>
+        <w:rPr>
+          <w:rFonts w:ascii="Times New Roman" w:eastAsia="SimSun" w:hAnsi="Times New Roman" w:cs="Times New Roman"/>
+          <w:b/>
+          <w:bCs/>
+          <w:sz w:val="28"/>
+          <w:szCs w:val="28"/>
+        </w:rPr>
+        <w:t>s</w:t>
+      </w:r>
+      <w:r>
+        <w:rPr>
+          <w:rFonts w:ascii="Times New Roman" w:eastAsia="SimSun" w:hAnsi="Times New Roman" w:cs="Times New Roman"/>
+          <w:b/>
+          <w:bCs/>
+          <w:sz w:val="28"/>
+          <w:szCs w:val="28"/>
         </w:rPr>
         <w:t xml:space="preserve"> </w:t>
       </w:r>
-      <w:r>
-        <w:rPr>
-          <w:rFonts w:ascii="Times New Roman" w:eastAsia="SimSun" w:hAnsi="Times New Roman" w:cs="Times New Roman"/>
-        </w:rPr>
-        <w:t xml:space="preserve">Describe in </w:t>
-      </w:r>
-      <w:r>
-        <w:rPr>
-          <w:rFonts w:ascii="Times New Roman" w:eastAsia="SimSun" w:hAnsi="Times New Roman" w:cs="Times New Roman"/>
-        </w:rPr>
-        <w:t>detail</w:t>
-      </w:r>
-      <w:r>
-        <w:rPr>
-          <w:rFonts w:ascii="Times New Roman" w:eastAsia="SimSun" w:hAnsi="Times New Roman" w:cs="Times New Roman"/>
-        </w:rPr>
-        <w:t xml:space="preserve"> the design of </w:t>
-      </w:r>
-      <w:r>
-        <w:rPr>
-          <w:rFonts w:ascii="Times New Roman" w:eastAsia="SimSun" w:hAnsi="Times New Roman" w:cs="Times New Roman"/>
-        </w:rPr>
-        <w:t>the Controller</w:t>
-      </w:r>
-      <w:r>
-        <w:rPr>
-          <w:rFonts w:ascii="Times New Roman" w:eastAsia="SimSun" w:hAnsi="Times New Roman" w:cs="Times New Roman"/>
-        </w:rPr>
-        <w:t xml:space="preserve"> testbench</w:t>
-      </w:r>
-      <w:r>
-        <w:rPr>
-          <w:rFonts w:ascii="Times New Roman" w:eastAsia="SimSun" w:hAnsi="Times New Roman" w:cs="Times New Roman"/>
-        </w:rPr>
-        <w:t xml:space="preserve">. </w:t>
-      </w:r>
-      <w:r>
-        <w:rPr>
-          <w:rFonts w:ascii="Times New Roman" w:eastAsia="SimSun" w:hAnsi="Times New Roman" w:cs="Times New Roman"/>
-        </w:rPr>
-        <w:t>Using</w:t>
-      </w:r>
-      <w:r>
-        <w:rPr>
-          <w:rFonts w:ascii="Times New Roman" w:eastAsia="SimSun" w:hAnsi="Times New Roman" w:cs="Times New Roman"/>
-        </w:rPr>
-        <w:t xml:space="preserve"> pictures/figures is always a good idea. When using pictures/figures, please add captions for references. If you think certain </w:t>
-      </w:r>
-      <w:r>
-        <w:rPr>
-          <w:rFonts w:ascii="Times New Roman" w:eastAsia="SimSun" w:hAnsi="Times New Roman" w:cs="Times New Roman"/>
-        </w:rPr>
-        <w:t>segments</w:t>
-      </w:r>
-      <w:r>
-        <w:rPr>
-          <w:rFonts w:ascii="Times New Roman" w:eastAsia="SimSun" w:hAnsi="Times New Roman" w:cs="Times New Roman"/>
-        </w:rPr>
-        <w:t xml:space="preserve"> of the </w:t>
-      </w:r>
-      <w:proofErr w:type="spellStart"/>
-      <w:r>
-        <w:rPr>
-          <w:rFonts w:ascii="Times New Roman" w:eastAsia="SimSun" w:hAnsi="Times New Roman" w:cs="Times New Roman"/>
-        </w:rPr>
-        <w:t>SystemVerilog</w:t>
-      </w:r>
-      <w:proofErr w:type="spellEnd"/>
-      <w:r>
-        <w:rPr>
-          <w:rFonts w:ascii="Times New Roman" w:eastAsia="SimSun" w:hAnsi="Times New Roman" w:cs="Times New Roman"/>
-        </w:rPr>
-        <w:t xml:space="preserve"> codes can reflect your design idea, you can add them here for discussion too (and don’t forget to add captions).</w:t>
-      </w:r>
     </w:p>
+    <w:sdt>
+      <w:sdtPr>
+        <w:rPr>
+          <w:rFonts w:asciiTheme="minorHAnsi" w:eastAsiaTheme="minorEastAsia" w:hAnsiTheme="minorHAnsi" w:cstheme="minorBidi"/>
+        </w:rPr>
+        <w:id w:val="1048193746"/>
+        <w:docPartObj>
+          <w:docPartGallery w:val="Bibliographies"/>
+          <w:docPartUnique/>
+        </w:docPartObj>
+      </w:sdtPr>
+      <w:sdtContent>
+        <w:p>
+          <w:pPr>
+            <w:pStyle w:val="Heading1"/>
+          </w:pPr>
+          <w:r>
+            <w:t>References</w:t>
+          </w:r>
+        </w:p>
+        <w:sdt>
+          <w:sdtPr>
+            <w:id w:val="-573587230"/>
+            <w:bibliography/>
+          </w:sdtPr>
+          <w:sdtContent>
+            <w:p>
+              <w:pPr>
+                <w:pStyle w:val="Bibliography"/>
+                <w:rPr>
+                  <w:noProof/>
+                </w:rPr>
+              </w:pPr>
+              <w:r>
+                <w:fldChar w:fldCharType="begin"/>
+              </w:r>
+              <w:r>
+                <w:instrText xml:space="preserve"> BIBLIOGRAPHY </w:instrText>
+              </w:r>
+              <w:r>
+                <w:fldChar w:fldCharType="separate"/>
+              </w:r>
+              <w:r>
+                <w:rPr>
+                  <w:i/>
+                  <w:iCs/>
+                  <w:noProof/>
+                </w:rPr>
+                <w:t>ModelSim Download Page</w:t>
+              </w:r>
+              <w:r>
+                <w:rPr>
+                  <w:noProof/>
+                </w:rPr>
+                <w:t>. (2026, June 4). Retrieved from altera.com: https://www.altera.com/downloads/simulation-tools/modelsim-fpgas-standard-edition-software-version-20-1-1</w:t>
+              </w:r>
+            </w:p>
+            <w:p>
+              <w:pPr>
+                <w:pStyle w:val="Bibliography"/>
+                <w:rPr>
+                  <w:noProof/>
+                </w:rPr>
+              </w:pPr>
+              <w:r>
+                <w:rPr>
+                  <w:i/>
+                  <w:iCs/>
+                  <w:noProof/>
+                </w:rPr>
+                <w:t>Quartus Prime Download Page</w:t>
+              </w:r>
+              <w:r>
+                <w:rPr>
+                  <w:noProof/>
+                </w:rPr>
+                <w:t>. (2026, June 4). Retrieved from altera.com: https://www.altera.com/products/development-tools/quartus</w:t>
+              </w:r>
+            </w:p>
+            <w:p>
+              <w:pPr>
+                <w:pStyle w:val="Bibliography"/>
+                <w:rPr>
+                  <w:noProof/>
+                </w:rPr>
+              </w:pPr>
+              <w:r>
+                <w:rPr>
+                  <w:noProof/>
+                </w:rPr>
+                <w:t xml:space="preserve">Sheng, J. (2026, June 04). </w:t>
+              </w:r>
+              <w:r>
+                <w:rPr>
+                  <w:i/>
+                  <w:iCs/>
+                  <w:noProof/>
+                </w:rPr>
+                <w:t>TCES330 Course Materials.</w:t>
+              </w:r>
+              <w:r>
+                <w:rPr>
+                  <w:noProof/>
+                </w:rPr>
+                <w:t xml:space="preserve"> Retrieved from University of Washington Canvas: https://canvas.uw.edu/courses/1894518/files</w:t>
+              </w:r>
+            </w:p>
+            <w:p>
+              <w:pPr>
+                <w:pStyle w:val="Bibliography"/>
+                <w:rPr>
+                  <w:noProof/>
+                </w:rPr>
+              </w:pPr>
+              <w:r>
+                <w:rPr>
+                  <w:noProof/>
+                </w:rPr>
+                <w:t xml:space="preserve">Stephen Brown, Z. V. (2014). </w:t>
+              </w:r>
+              <w:r>
+                <w:rPr>
+                  <w:i/>
+                  <w:iCs/>
+                  <w:noProof/>
+                </w:rPr>
+                <w:t>Fundamentals of Digital Logic with Verilog Design, 3rd Ed.</w:t>
+              </w:r>
+              <w:r>
+                <w:rPr>
+                  <w:noProof/>
+                </w:rPr>
+                <w:t xml:space="preserve"> New York, NY: McGraw-Hill.</w:t>
+              </w:r>
+            </w:p>
+            <w:p>
+              <w:pPr>
+                <w:pStyle w:val="Bibliography"/>
+                <w:rPr>
+                  <w:noProof/>
+                </w:rPr>
+              </w:pPr>
+              <w:r>
+                <w:rPr>
+                  <w:noProof/>
+                </w:rPr>
+                <w:t xml:space="preserve">Sutherland, S. (2007). </w:t>
+              </w:r>
+              <w:r>
+                <w:rPr>
+                  <w:i/>
+                  <w:iCs/>
+                  <w:noProof/>
+                </w:rPr>
+                <w:t>Verilog HDL Quick Reference Guide.</w:t>
+              </w:r>
+              <w:r>
+                <w:rPr>
+                  <w:noProof/>
+                </w:rPr>
+                <w:t xml:space="preserve"> Tualatin, OR: Sutherland HDL, Inc.</w:t>
+              </w:r>
+            </w:p>
+            <w:p>
+              <w:pPr>
+                <w:pStyle w:val="Bibliography"/>
+                <w:rPr>
+                  <w:noProof/>
+                </w:rPr>
+              </w:pPr>
+              <w:r>
+                <w:rPr>
+                  <w:noProof/>
+                </w:rPr>
+                <w:t xml:space="preserve">Terasic. (2017). </w:t>
+              </w:r>
+              <w:r>
+                <w:rPr>
+                  <w:i/>
+                  <w:iCs/>
+                  <w:noProof/>
+                </w:rPr>
+                <w:t>DE10 Standard User Manual.</w:t>
+              </w:r>
+              <w:r>
+                <w:rPr>
+                  <w:noProof/>
+                </w:rPr>
+                <w:t xml:space="preserve"> Terasic Inc.</w:t>
+              </w:r>
+            </w:p>
+            <w:p>
+              <w:r>
+                <w:rPr>
+                  <w:b/>
+                  <w:bCs/>
+                  <w:noProof/>
+                </w:rPr>
+                <w:fldChar w:fldCharType="end"/>
+              </w:r>
+            </w:p>
+          </w:sdtContent>
+        </w:sdt>
+      </w:sdtContent>
+    </w:sdt>
     <w:p>
       <w:pPr>
         <w:tabs>
@@ -15188,7 +17191,6 @@
         <w:jc w:val="both"/>
         <w:rPr>
           <w:rFonts w:ascii="Times New Roman" w:eastAsia="SimSun" w:hAnsi="Times New Roman" w:cs="Times New Roman"/>
-          <w:b/>
           <w:bCs/>
         </w:rPr>
       </w:pPr>
@@ -15204,26 +17206,10 @@
           <w:rFonts w:ascii="Times New Roman" w:eastAsia="SimSun" w:hAnsi="Times New Roman" w:cs="Times New Roman"/>
           <w:b/>
           <w:bCs/>
-        </w:rPr>
-      </w:pPr>
-      <w:r>
-        <w:rPr>
-          <w:rFonts w:ascii="Times New Roman" w:eastAsia="SimSun" w:hAnsi="Times New Roman" w:cs="Times New Roman"/>
-          <w:b/>
-          <w:bCs/>
-        </w:rPr>
-        <w:t xml:space="preserve">3.3 </w:t>
-      </w:r>
-      <w:proofErr w:type="spellStart"/>
-      <w:r>
-        <w:rPr>
-          <w:rFonts w:ascii="Times New Roman" w:eastAsia="SimSun" w:hAnsi="Times New Roman" w:cs="Times New Roman"/>
-          <w:b/>
-          <w:bCs/>
-        </w:rPr>
-        <w:t>Datapath_tb</w:t>
-      </w:r>
-      <w:proofErr w:type="spellEnd"/>
+          <w:sz w:val="28"/>
+          <w:szCs w:val="28"/>
+        </w:rPr>
+      </w:pPr>
     </w:p>
     <w:p>
       <w:pPr>
@@ -15232,241 +17218,6 @@
         </w:tabs>
         <w:spacing w:line="360" w:lineRule="auto"/>
         <w:ind w:firstLine="0"/>
-        <w:jc w:val="both"/>
-        <w:rPr>
-          <w:rFonts w:ascii="Times New Roman" w:eastAsia="SimSun" w:hAnsi="Times New Roman" w:cs="Times New Roman"/>
-          <w:b/>
-          <w:bCs/>
-        </w:rPr>
-      </w:pPr>
-      <w:r>
-        <w:rPr>
-          <w:rFonts w:ascii="Times New Roman" w:eastAsia="SimSun" w:hAnsi="Times New Roman" w:cs="Times New Roman"/>
-        </w:rPr>
-        <w:t xml:space="preserve">         </w:t>
-      </w:r>
-      <w:r>
-        <w:rPr>
-          <w:rFonts w:ascii="Times New Roman" w:eastAsia="SimSun" w:hAnsi="Times New Roman" w:cs="Times New Roman"/>
-        </w:rPr>
-        <w:t xml:space="preserve">Describe in </w:t>
-      </w:r>
-      <w:r>
-        <w:rPr>
-          <w:rFonts w:ascii="Times New Roman" w:eastAsia="SimSun" w:hAnsi="Times New Roman" w:cs="Times New Roman"/>
-        </w:rPr>
-        <w:t>detail</w:t>
-      </w:r>
-      <w:r>
-        <w:rPr>
-          <w:rFonts w:ascii="Times New Roman" w:eastAsia="SimSun" w:hAnsi="Times New Roman" w:cs="Times New Roman"/>
-        </w:rPr>
-        <w:t xml:space="preserve"> the design of</w:t>
-      </w:r>
-      <w:r>
-        <w:rPr>
-          <w:rFonts w:ascii="Times New Roman" w:eastAsia="SimSun" w:hAnsi="Times New Roman" w:cs="Times New Roman"/>
-        </w:rPr>
-        <w:t xml:space="preserve"> the</w:t>
-      </w:r>
-      <w:r>
-        <w:rPr>
-          <w:rFonts w:ascii="Times New Roman" w:eastAsia="SimSun" w:hAnsi="Times New Roman" w:cs="Times New Roman"/>
-        </w:rPr>
-        <w:t xml:space="preserve"> Datapath testbench</w:t>
-      </w:r>
-      <w:r>
-        <w:rPr>
-          <w:rFonts w:ascii="Times New Roman" w:eastAsia="SimSun" w:hAnsi="Times New Roman" w:cs="Times New Roman"/>
-        </w:rPr>
-        <w:t xml:space="preserve">. </w:t>
-      </w:r>
-      <w:r>
-        <w:rPr>
-          <w:rFonts w:ascii="Times New Roman" w:eastAsia="SimSun" w:hAnsi="Times New Roman" w:cs="Times New Roman"/>
-        </w:rPr>
-        <w:t>Using</w:t>
-      </w:r>
-      <w:r>
-        <w:rPr>
-          <w:rFonts w:ascii="Times New Roman" w:eastAsia="SimSun" w:hAnsi="Times New Roman" w:cs="Times New Roman"/>
-        </w:rPr>
-        <w:t xml:space="preserve"> pictures/figures is always a good idea. When using pictures/figures, please add captions for references. If you think certain </w:t>
-      </w:r>
-      <w:r>
-        <w:rPr>
-          <w:rFonts w:ascii="Times New Roman" w:eastAsia="SimSun" w:hAnsi="Times New Roman" w:cs="Times New Roman"/>
-        </w:rPr>
-        <w:t>segments</w:t>
-      </w:r>
-      <w:r>
-        <w:rPr>
-          <w:rFonts w:ascii="Times New Roman" w:eastAsia="SimSun" w:hAnsi="Times New Roman" w:cs="Times New Roman"/>
-        </w:rPr>
-        <w:t xml:space="preserve"> of the </w:t>
-      </w:r>
-      <w:proofErr w:type="spellStart"/>
-      <w:r>
-        <w:rPr>
-          <w:rFonts w:ascii="Times New Roman" w:eastAsia="SimSun" w:hAnsi="Times New Roman" w:cs="Times New Roman"/>
-        </w:rPr>
-        <w:t>SystemVerilog</w:t>
-      </w:r>
-      <w:proofErr w:type="spellEnd"/>
-      <w:r>
-        <w:rPr>
-          <w:rFonts w:ascii="Times New Roman" w:eastAsia="SimSun" w:hAnsi="Times New Roman" w:cs="Times New Roman"/>
-        </w:rPr>
-        <w:t xml:space="preserve"> codes can reflect your design idea, you can add them here for discussion too (and don’t forget to add captions).</w:t>
-      </w:r>
-    </w:p>
-    <w:p>
-      <w:pPr>
-        <w:tabs>
-          <w:tab w:val="left" w:pos="2979"/>
-        </w:tabs>
-        <w:spacing w:line="360" w:lineRule="auto"/>
-        <w:ind w:firstLine="0"/>
-        <w:rPr>
-          <w:rFonts w:ascii="Times New Roman" w:eastAsia="SimSun" w:hAnsi="Times New Roman" w:cs="Times New Roman"/>
-          <w:b/>
-          <w:bCs/>
-        </w:rPr>
-      </w:pPr>
-    </w:p>
-    <w:p>
-      <w:pPr>
-        <w:tabs>
-          <w:tab w:val="left" w:pos="2979"/>
-        </w:tabs>
-        <w:spacing w:line="360" w:lineRule="auto"/>
-        <w:ind w:firstLine="0"/>
-        <w:rPr>
-          <w:rFonts w:ascii="Times New Roman" w:eastAsia="SimSun" w:hAnsi="Times New Roman" w:cs="Times New Roman"/>
-          <w:b/>
-          <w:bCs/>
-        </w:rPr>
-      </w:pPr>
-      <w:r>
-        <w:rPr>
-          <w:rFonts w:ascii="Times New Roman" w:eastAsia="SimSun" w:hAnsi="Times New Roman" w:cs="Times New Roman"/>
-          <w:b/>
-          <w:bCs/>
-        </w:rPr>
-        <w:t xml:space="preserve">3.4 </w:t>
-      </w:r>
-      <w:proofErr w:type="spellStart"/>
-      <w:r>
-        <w:rPr>
-          <w:rFonts w:ascii="Times New Roman" w:eastAsia="SimSun" w:hAnsi="Times New Roman" w:cs="Times New Roman"/>
-          <w:b/>
-          <w:bCs/>
-        </w:rPr>
-        <w:t>testProcessor</w:t>
-      </w:r>
-      <w:proofErr w:type="spellEnd"/>
-    </w:p>
-    <w:p>
-      <w:pPr>
-        <w:tabs>
-          <w:tab w:val="left" w:pos="2979"/>
-        </w:tabs>
-        <w:spacing w:line="360" w:lineRule="auto"/>
-        <w:ind w:firstLine="0"/>
-        <w:jc w:val="both"/>
-      </w:pPr>
-      <w:r>
-        <w:rPr>
-          <w:rFonts w:ascii="Times New Roman" w:eastAsia="SimSun" w:hAnsi="Times New Roman" w:cs="Times New Roman"/>
-          <w:b/>
-          <w:bCs/>
-        </w:rPr>
-        <w:t xml:space="preserve">         </w:t>
-      </w:r>
-      <w:r>
-        <w:rPr>
-          <w:rFonts w:ascii="Times New Roman" w:eastAsia="SimSun" w:hAnsi="Times New Roman" w:cs="Times New Roman"/>
-        </w:rPr>
-        <w:t>The</w:t>
-      </w:r>
-      <w:r>
-        <w:rPr>
-          <w:rFonts w:ascii="Times New Roman" w:eastAsia="SimSun" w:hAnsi="Times New Roman" w:cs="Times New Roman"/>
-        </w:rPr>
-        <w:t xml:space="preserve"> </w:t>
-      </w:r>
-      <w:r>
-        <w:rPr>
-          <w:rFonts w:ascii="Times New Roman" w:eastAsia="SimSun" w:hAnsi="Times New Roman" w:cs="Times New Roman"/>
-        </w:rPr>
-        <w:t>P</w:t>
-      </w:r>
-      <w:r>
-        <w:rPr>
-          <w:rFonts w:ascii="Times New Roman" w:eastAsia="SimSun" w:hAnsi="Times New Roman" w:cs="Times New Roman"/>
-        </w:rPr>
-        <w:t>rocessor testbench</w:t>
-      </w:r>
-      <w:r>
-        <w:rPr>
-          <w:rFonts w:ascii="Times New Roman" w:eastAsia="SimSun" w:hAnsi="Times New Roman" w:cs="Times New Roman"/>
-        </w:rPr>
-        <w:t xml:space="preserve">, </w:t>
-      </w:r>
-      <w:r>
-        <w:rPr>
-          <w:rFonts w:ascii="Courier New" w:eastAsia="SimSun" w:hAnsi="Courier New" w:cs="Courier New"/>
-          <w:b/>
-          <w:bCs/>
-          <w:color w:val="FF0000"/>
-        </w:rPr>
-        <w:t>testProcessor.sv</w:t>
-      </w:r>
-      <w:r>
-        <w:rPr>
-          <w:rFonts w:ascii="Times New Roman" w:eastAsia="SimSun" w:hAnsi="Times New Roman" w:cs="Times New Roman"/>
-        </w:rPr>
-        <w:t xml:space="preserve"> will be provided</w:t>
-      </w:r>
-      <w:r>
-        <w:rPr>
-          <w:rFonts w:ascii="Times New Roman" w:eastAsia="SimSun" w:hAnsi="Times New Roman" w:cs="Times New Roman"/>
-        </w:rPr>
-        <w:t xml:space="preserve">. </w:t>
-      </w:r>
-      <w:r>
-        <w:rPr>
-          <w:rFonts w:ascii="Times New Roman" w:eastAsia="SimSun" w:hAnsi="Times New Roman" w:cs="Times New Roman"/>
-        </w:rPr>
-        <w:t>Show your understanding of the test bench. If you have ever tried anything different from the given version, properly talk about it and explain why your version is a reasonable (or preferable) alternative.</w:t>
-      </w:r>
-    </w:p>
-    <w:p>
-      <w:pPr>
-        <w:tabs>
-          <w:tab w:val="left" w:pos="2275"/>
-        </w:tabs>
-        <w:spacing w:line="360" w:lineRule="auto"/>
-        <w:ind w:firstLine="0"/>
-        <w:jc w:val="both"/>
-        <w:rPr>
-          <w:rFonts w:ascii="Times New Roman" w:eastAsia="SimSun" w:hAnsi="Times New Roman" w:cs="Times New Roman"/>
-        </w:rPr>
-      </w:pPr>
-      <w:r>
-        <w:rPr>
-          <w:rFonts w:ascii="Times New Roman" w:eastAsia="SimSun" w:hAnsi="Times New Roman" w:cs="Times New Roman"/>
-        </w:rPr>
-        <w:t xml:space="preserve"> </w:t>
-      </w:r>
-    </w:p>
-    <w:p>
-      <w:pPr>
-        <w:tabs>
-          <w:tab w:val="left" w:pos="2979"/>
-        </w:tabs>
-        <w:spacing w:line="360" w:lineRule="auto"/>
-        <w:ind w:firstLine="0"/>
         <w:rPr>
           <w:rFonts w:ascii="Times New Roman" w:eastAsia="SimSun" w:hAnsi="Times New Roman" w:cs="Times New Roman"/>
           <w:b/>
@@ -15483,70 +17234,141 @@
           <w:sz w:val="28"/>
           <w:szCs w:val="28"/>
         </w:rPr>
-        <w:t xml:space="preserve">4. </w:t>
-      </w:r>
-      <w:r>
-        <w:rPr>
-          <w:rFonts w:ascii="Times New Roman" w:eastAsia="SimSun" w:hAnsi="Times New Roman" w:cs="Times New Roman"/>
-          <w:b/>
-          <w:bCs/>
-          <w:sz w:val="28"/>
-          <w:szCs w:val="28"/>
-        </w:rPr>
-        <w:t xml:space="preserve">DE Board </w:t>
-      </w:r>
-      <w:r>
-        <w:rPr>
-          <w:rFonts w:ascii="Times New Roman" w:eastAsia="SimSun" w:hAnsi="Times New Roman" w:cs="Times New Roman"/>
-          <w:b/>
-          <w:bCs/>
-          <w:sz w:val="28"/>
-          <w:szCs w:val="28"/>
-        </w:rPr>
-        <w:t>Test Results</w:t>
+        <w:t>Appendix</w:t>
       </w:r>
     </w:p>
     <w:p>
       <w:pPr>
-        <w:tabs>
-          <w:tab w:val="left" w:pos="2979"/>
-        </w:tabs>
         <w:spacing w:line="360" w:lineRule="auto"/>
         <w:ind w:firstLine="0"/>
         <w:jc w:val="both"/>
-        <w:rPr>
-          <w:rFonts w:ascii="Times New Roman" w:eastAsia="SimSun" w:hAnsi="Times New Roman" w:cs="Times New Roman"/>
-        </w:rPr>
-      </w:pPr>
-      <w:r>
-        <w:rPr>
-          <w:rFonts w:ascii="Times New Roman" w:eastAsia="SimSun" w:hAnsi="Times New Roman" w:cs="Times New Roman"/>
-        </w:rPr>
-        <w:t xml:space="preserve">          </w:t>
-      </w:r>
-      <w:r>
-        <w:rPr>
-          <w:rFonts w:ascii="Times New Roman" w:eastAsia="SimSun" w:hAnsi="Times New Roman" w:cs="Times New Roman"/>
-        </w:rPr>
-        <w:t xml:space="preserve">Provide your observations through </w:t>
-      </w:r>
-      <w:r>
-        <w:rPr>
-          <w:rFonts w:ascii="Times New Roman" w:eastAsia="SimSun" w:hAnsi="Times New Roman" w:cs="Times New Roman"/>
-        </w:rPr>
-        <w:t>project testing on DE2</w:t>
-      </w:r>
-      <w:r>
-        <w:rPr>
-          <w:rFonts w:ascii="Times New Roman" w:eastAsia="SimSun" w:hAnsi="Times New Roman" w:cs="Times New Roman"/>
-        </w:rPr>
-        <w:t>/DE10</w:t>
-      </w:r>
-      <w:r>
-        <w:rPr>
-          <w:rFonts w:ascii="Times New Roman" w:eastAsia="SimSun" w:hAnsi="Times New Roman" w:cs="Times New Roman"/>
-        </w:rPr>
-        <w:t xml:space="preserve"> board</w:t>
+      </w:pPr>
+      <w:r>
+        <w:rPr>
+          <w:rFonts w:ascii="Times New Roman" w:eastAsia="SimSun" w:hAnsi="Times New Roman" w:cs="Times New Roman"/>
+        </w:rPr>
+        <w:tab/>
+        <w:t xml:space="preserve">The project offered extra credit opportunities by allowing us to implement two new instructions: </w:t>
+      </w:r>
+      <w:r>
+        <w:rPr>
+          <w:rFonts w:ascii="Times New Roman" w:eastAsia="SimSun" w:hAnsi="Times New Roman" w:cs="Times New Roman"/>
+        </w:rPr>
+        <w:t xml:space="preserve">Jump if </w:t>
+      </w:r>
+      <w:r>
+        <w:rPr>
+          <w:rFonts w:ascii="Times New Roman" w:eastAsia="SimSun" w:hAnsi="Times New Roman" w:cs="Times New Roman"/>
+        </w:rPr>
+        <w:t xml:space="preserve">less than </w:t>
+      </w:r>
+      <w:r>
+        <w:rPr>
+          <w:rFonts w:ascii="Times New Roman" w:eastAsia="SimSun" w:hAnsi="Times New Roman" w:cs="Times New Roman"/>
+        </w:rPr>
+        <w:t xml:space="preserve">(JLT) </w:t>
+      </w:r>
+      <w:r>
+        <w:rPr>
+          <w:rFonts w:ascii="Times New Roman" w:eastAsia="SimSun" w:hAnsi="Times New Roman" w:cs="Times New Roman"/>
+        </w:rPr>
+        <w:t>and Jump if not zero</w:t>
+      </w:r>
+      <w:r>
+        <w:rPr>
+          <w:rFonts w:ascii="Times New Roman" w:eastAsia="SimSun" w:hAnsi="Times New Roman" w:cs="Times New Roman"/>
+        </w:rPr>
+        <w:t xml:space="preserve"> (JNZ)</w:t>
+      </w:r>
+      <w:r>
+        <w:rPr>
+          <w:rFonts w:ascii="Times New Roman" w:eastAsia="SimSun" w:hAnsi="Times New Roman" w:cs="Times New Roman"/>
+        </w:rPr>
+        <w:t xml:space="preserve">. These required </w:t>
+      </w:r>
+      <w:r>
+        <w:rPr>
+          <w:rFonts w:ascii="Times New Roman" w:eastAsia="SimSun" w:hAnsi="Times New Roman" w:cs="Times New Roman"/>
+        </w:rPr>
+        <w:t xml:space="preserve">some modifications to the processor design. First, the ALU submodule </w:t>
+      </w:r>
+      <w:r>
+        <w:rPr>
+          <w:rFonts w:ascii="Times New Roman" w:eastAsia="SimSun" w:hAnsi="Times New Roman" w:cs="Times New Roman"/>
+        </w:rPr>
+        <w:t>had to be modified to output state flags</w:t>
+      </w:r>
+      <w:r>
+        <w:rPr>
+          <w:rFonts w:ascii="Times New Roman" w:eastAsia="SimSun" w:hAnsi="Times New Roman" w:cs="Times New Roman"/>
+        </w:rPr>
+        <w:t xml:space="preserve"> </w:t>
+      </w:r>
+      <w:r>
+        <w:rPr>
+          <w:rFonts w:ascii="Times New Roman" w:eastAsia="SimSun" w:hAnsi="Times New Roman" w:cs="Times New Roman"/>
+        </w:rPr>
+        <w:t>V</w:t>
+      </w:r>
+      <w:r>
+        <w:rPr>
+          <w:rFonts w:ascii="Times New Roman" w:eastAsia="SimSun" w:hAnsi="Times New Roman" w:cs="Times New Roman"/>
+        </w:rPr>
+        <w:t xml:space="preserve"> </w:t>
+      </w:r>
+      <w:r>
+        <w:rPr>
+          <w:rFonts w:ascii="Times New Roman" w:eastAsia="SimSun" w:hAnsi="Times New Roman" w:cs="Times New Roman"/>
+        </w:rPr>
+        <w:t>(</w:t>
+      </w:r>
+      <w:r>
+        <w:rPr>
+          <w:rFonts w:ascii="Times New Roman" w:eastAsia="SimSun" w:hAnsi="Times New Roman" w:cs="Times New Roman"/>
+        </w:rPr>
+        <w:t xml:space="preserve">Overflow bit, for </w:t>
+      </w:r>
+      <w:r>
+        <w:rPr>
+          <w:rFonts w:ascii="Times New Roman" w:eastAsia="SimSun" w:hAnsi="Times New Roman" w:cs="Times New Roman"/>
+        </w:rPr>
+        <w:t>Addition operations)</w:t>
+      </w:r>
+      <w:r>
+        <w:rPr>
+          <w:rFonts w:ascii="Times New Roman" w:eastAsia="SimSun" w:hAnsi="Times New Roman" w:cs="Times New Roman"/>
+        </w:rPr>
+        <w:t>, N</w:t>
+      </w:r>
+      <w:r>
+        <w:rPr>
+          <w:rFonts w:ascii="Times New Roman" w:eastAsia="SimSun" w:hAnsi="Times New Roman" w:cs="Times New Roman"/>
+        </w:rPr>
+        <w:t xml:space="preserve"> </w:t>
+      </w:r>
+      <w:r>
+        <w:rPr>
+          <w:rFonts w:ascii="Times New Roman" w:eastAsia="SimSun" w:hAnsi="Times New Roman" w:cs="Times New Roman"/>
+        </w:rPr>
+        <w:t>(Negative, if signed)</w:t>
+      </w:r>
+      <w:r>
+        <w:rPr>
+          <w:rFonts w:ascii="Times New Roman" w:eastAsia="SimSun" w:hAnsi="Times New Roman" w:cs="Times New Roman"/>
+        </w:rPr>
+        <w:t>, and Z</w:t>
+      </w:r>
+      <w:r>
+        <w:rPr>
+          <w:rFonts w:ascii="Times New Roman" w:eastAsia="SimSun" w:hAnsi="Times New Roman" w:cs="Times New Roman"/>
+        </w:rPr>
+        <w:t xml:space="preserve"> </w:t>
+      </w:r>
+      <w:r>
+        <w:rPr>
+          <w:rFonts w:ascii="Times New Roman" w:eastAsia="SimSun" w:hAnsi="Times New Roman" w:cs="Times New Roman"/>
+        </w:rPr>
+        <w:t>(Zero)</w:t>
       </w:r>
       <w:r>
         <w:rPr>
@@ -15558,19 +17380,151 @@
         <w:rPr>
           <w:rFonts w:ascii="Times New Roman" w:eastAsia="SimSun" w:hAnsi="Times New Roman" w:cs="Times New Roman"/>
         </w:rPr>
-        <w:t>If you or your group ever encountered some</w:t>
-      </w:r>
-      <w:r>
-        <w:rPr>
-          <w:rFonts w:ascii="Times New Roman" w:eastAsia="SimSun" w:hAnsi="Times New Roman" w:cs="Times New Roman"/>
-        </w:rPr>
-        <w:t xml:space="preserve"> warning messages, or error messages during Quartus compilation, how your group solved the problem and removed those warning/error </w:t>
-      </w:r>
-      <w:r>
-        <w:rPr>
-          <w:rFonts w:ascii="Times New Roman" w:eastAsia="SimSun" w:hAnsi="Times New Roman" w:cs="Times New Roman"/>
-        </w:rPr>
-        <w:t>messages</w:t>
+        <w:t xml:space="preserve"> </w:t>
+      </w:r>
+      <w:r>
+        <w:rPr>
+          <w:rFonts w:ascii="Times New Roman" w:eastAsia="SimSun" w:hAnsi="Times New Roman" w:cs="Times New Roman"/>
+        </w:rPr>
+        <w:t xml:space="preserve">These flags </w:t>
+      </w:r>
+      <w:r>
+        <w:rPr>
+          <w:rFonts w:ascii="Times New Roman" w:eastAsia="SimSun" w:hAnsi="Times New Roman" w:cs="Times New Roman"/>
+        </w:rPr>
+        <w:t xml:space="preserve">get set </w:t>
+      </w:r>
+      <w:r>
+        <w:rPr>
+          <w:rFonts w:ascii="Times New Roman" w:eastAsia="SimSun" w:hAnsi="Times New Roman" w:cs="Times New Roman"/>
+        </w:rPr>
+        <w:t xml:space="preserve">after one cycle, </w:t>
+      </w:r>
+      <w:r>
+        <w:rPr>
+          <w:rFonts w:ascii="Times New Roman" w:eastAsia="SimSun" w:hAnsi="Times New Roman" w:cs="Times New Roman"/>
+        </w:rPr>
+        <w:t>hence bo</w:t>
+      </w:r>
+      <w:r>
+        <w:rPr>
+          <w:rFonts w:ascii="Times New Roman" w:eastAsia="SimSun" w:hAnsi="Times New Roman" w:cs="Times New Roman"/>
+        </w:rPr>
+        <w:t>th extra instructions require two extra states</w:t>
+      </w:r>
+      <w:r>
+        <w:rPr>
+          <w:rFonts w:ascii="Times New Roman" w:eastAsia="SimSun" w:hAnsi="Times New Roman" w:cs="Times New Roman"/>
+        </w:rPr>
+        <w:t xml:space="preserve"> in the FSM</w:t>
+      </w:r>
+      <w:r>
+        <w:rPr>
+          <w:rFonts w:ascii="Times New Roman" w:eastAsia="SimSun" w:hAnsi="Times New Roman" w:cs="Times New Roman"/>
+        </w:rPr>
+        <w:t>.</w:t>
+      </w:r>
+      <w:r>
+        <w:rPr>
+          <w:rFonts w:ascii="Times New Roman" w:eastAsia="SimSun" w:hAnsi="Times New Roman" w:cs="Times New Roman"/>
+        </w:rPr>
+        <w:t xml:space="preserve"> </w:t>
+      </w:r>
+      <w:r>
+        <w:rPr>
+          <w:rFonts w:ascii="Times New Roman" w:eastAsia="SimSun" w:hAnsi="Times New Roman" w:cs="Times New Roman"/>
+        </w:rPr>
+        <w:t>One state</w:t>
+      </w:r>
+      <w:r>
+        <w:rPr>
+          <w:rFonts w:ascii="Times New Roman" w:eastAsia="SimSun" w:hAnsi="Times New Roman" w:cs="Times New Roman"/>
+        </w:rPr>
+        <w:t xml:space="preserve"> </w:t>
+      </w:r>
+      <w:r>
+        <w:rPr>
+          <w:rFonts w:ascii="Times New Roman" w:eastAsia="SimSun" w:hAnsi="Times New Roman" w:cs="Times New Roman"/>
+        </w:rPr>
+        <w:t>would test</w:t>
+      </w:r>
+      <w:r>
+        <w:rPr>
+          <w:rFonts w:ascii="Times New Roman" w:eastAsia="SimSun" w:hAnsi="Times New Roman" w:cs="Times New Roman"/>
+        </w:rPr>
+        <w:t xml:space="preserve"> the value of </w:t>
+      </w:r>
+      <w:r>
+        <w:rPr>
+          <w:rFonts w:ascii="Times New Roman" w:eastAsia="SimSun" w:hAnsi="Times New Roman" w:cs="Times New Roman"/>
+        </w:rPr>
+        <w:t>two registers</w:t>
+      </w:r>
+      <w:r>
+        <w:rPr>
+          <w:rFonts w:ascii="Times New Roman" w:eastAsia="SimSun" w:hAnsi="Times New Roman" w:cs="Times New Roman"/>
+        </w:rPr>
+        <w:t>,</w:t>
+      </w:r>
+      <w:r>
+        <w:rPr>
+          <w:rFonts w:ascii="Times New Roman" w:eastAsia="SimSun" w:hAnsi="Times New Roman" w:cs="Times New Roman"/>
+        </w:rPr>
+        <w:t xml:space="preserve"> and </w:t>
+      </w:r>
+      <w:r>
+        <w:rPr>
+          <w:rFonts w:ascii="Times New Roman" w:eastAsia="SimSun" w:hAnsi="Times New Roman" w:cs="Times New Roman"/>
+        </w:rPr>
+        <w:t>the second</w:t>
+      </w:r>
+      <w:r>
+        <w:rPr>
+          <w:rFonts w:ascii="Times New Roman" w:eastAsia="SimSun" w:hAnsi="Times New Roman" w:cs="Times New Roman"/>
+        </w:rPr>
+        <w:t xml:space="preserve"> </w:t>
+      </w:r>
+      <w:r>
+        <w:rPr>
+          <w:rFonts w:ascii="Times New Roman" w:eastAsia="SimSun" w:hAnsi="Times New Roman" w:cs="Times New Roman"/>
+        </w:rPr>
+        <w:t>execute</w:t>
+      </w:r>
+      <w:r>
+        <w:rPr>
+          <w:rFonts w:ascii="Times New Roman" w:eastAsia="SimSun" w:hAnsi="Times New Roman" w:cs="Times New Roman"/>
+        </w:rPr>
+        <w:t>s</w:t>
+      </w:r>
+      <w:r>
+        <w:rPr>
+          <w:rFonts w:ascii="Times New Roman" w:eastAsia="SimSun" w:hAnsi="Times New Roman" w:cs="Times New Roman"/>
+        </w:rPr>
+        <w:t xml:space="preserve"> the jump command if the condition </w:t>
+      </w:r>
+      <w:r>
+        <w:rPr>
+          <w:rFonts w:ascii="Times New Roman" w:eastAsia="SimSun" w:hAnsi="Times New Roman" w:cs="Times New Roman"/>
+        </w:rPr>
+        <w:t xml:space="preserve">are </w:t>
+      </w:r>
+      <w:r>
+        <w:rPr>
+          <w:rFonts w:ascii="Times New Roman" w:eastAsia="SimSun" w:hAnsi="Times New Roman" w:cs="Times New Roman"/>
+        </w:rPr>
+        <w:t xml:space="preserve">met. </w:t>
+      </w:r>
+      <w:r>
+        <w:rPr>
+          <w:rFonts w:ascii="Times New Roman" w:eastAsia="SimSun" w:hAnsi="Times New Roman" w:cs="Times New Roman"/>
+        </w:rPr>
+        <w:t xml:space="preserve">Jump commands directly write to the </w:t>
+      </w:r>
+      <w:r>
+        <w:rPr>
+          <w:rFonts w:ascii="Times New Roman" w:eastAsia="SimSun" w:hAnsi="Times New Roman" w:cs="Times New Roman"/>
+        </w:rPr>
+        <w:t>PC to change the instruction address, so the Controller had to be changed to include a PC write enable line and a PC write data bus</w:t>
       </w:r>
       <w:r>
         <w:rPr>
@@ -15582,320 +17536,28 @@
         <w:rPr>
           <w:rFonts w:ascii="Times New Roman" w:eastAsia="SimSun" w:hAnsi="Times New Roman" w:cs="Times New Roman"/>
         </w:rPr>
-        <w:t>Using</w:t>
-      </w:r>
-      <w:r>
-        <w:rPr>
-          <w:rFonts w:ascii="Times New Roman" w:eastAsia="SimSun" w:hAnsi="Times New Roman" w:cs="Times New Roman"/>
-        </w:rPr>
-        <w:t xml:space="preserve"> pictures/figures is always a good idea. When using pictures/figures, please add captions for </w:t>
-      </w:r>
-      <w:r>
-        <w:rPr>
-          <w:rFonts w:ascii="Times New Roman" w:eastAsia="SimSun" w:hAnsi="Times New Roman" w:cs="Times New Roman"/>
-        </w:rPr>
-        <w:t xml:space="preserve">references. </w:t>
-      </w:r>
-    </w:p>
-    <w:p>
-      <w:pPr>
-        <w:tabs>
-          <w:tab w:val="left" w:pos="2979"/>
-        </w:tabs>
-        <w:spacing w:line="360" w:lineRule="auto"/>
-        <w:ind w:firstLine="0"/>
-        <w:jc w:val="both"/>
-        <w:rPr>
-          <w:rFonts w:ascii="Times New Roman" w:eastAsia="SimSun" w:hAnsi="Times New Roman" w:cs="Times New Roman"/>
-        </w:rPr>
-      </w:pPr>
-      <w:r>
-        <w:rPr>
-          <w:rFonts w:ascii="Times New Roman" w:eastAsia="SimSun" w:hAnsi="Times New Roman" w:cs="Times New Roman"/>
-        </w:rPr>
-        <w:t xml:space="preserve">          </w:t>
-      </w:r>
-      <w:r>
-        <w:rPr>
-          <w:rFonts w:ascii="Times New Roman" w:eastAsia="SimSun" w:hAnsi="Times New Roman" w:cs="Times New Roman"/>
-        </w:rPr>
-        <w:t xml:space="preserve">Each group should record a narrated video demonstrating the project in operation and upload the video to </w:t>
-      </w:r>
-      <w:r>
-        <w:rPr>
-          <w:rFonts w:ascii="Times New Roman" w:eastAsia="SimSun" w:hAnsi="Times New Roman" w:cs="Times New Roman"/>
-        </w:rPr>
-        <w:t>the</w:t>
-      </w:r>
-      <w:r>
-        <w:rPr>
-          <w:rFonts w:ascii="Times New Roman" w:eastAsia="SimSun" w:hAnsi="Times New Roman" w:cs="Times New Roman"/>
-        </w:rPr>
-        <w:t xml:space="preserve"> </w:t>
-      </w:r>
-      <w:hyperlink r:id="rId11" w:history="1">
-        <w:r>
-          <w:rPr>
-            <w:rStyle w:val="Hyperlink"/>
-            <w:rFonts w:ascii="Times New Roman" w:eastAsia="SimSun" w:hAnsi="Times New Roman" w:cs="Times New Roman"/>
-          </w:rPr>
-          <w:t>Google Drive folder</w:t>
-        </w:r>
-      </w:hyperlink>
-      <w:r>
-        <w:rPr>
-          <w:rFonts w:ascii="Times New Roman" w:eastAsia="SimSun" w:hAnsi="Times New Roman" w:cs="Times New Roman"/>
-        </w:rPr>
-        <w:t>.</w:t>
-      </w:r>
-      <w:r>
-        <w:rPr>
-          <w:rFonts w:ascii="Times New Roman" w:eastAsia="SimSun" w:hAnsi="Times New Roman" w:cs="Times New Roman"/>
-        </w:rPr>
-        <w:t xml:space="preserve"> Please name your video in the format of Lastname1_Lastname2_Lastname3.</w:t>
-      </w:r>
-    </w:p>
-    <w:p>
-      <w:pPr>
-        <w:tabs>
-          <w:tab w:val="left" w:pos="2979"/>
-        </w:tabs>
-        <w:spacing w:line="360" w:lineRule="auto"/>
-        <w:ind w:firstLine="0"/>
-        <w:rPr>
-          <w:rFonts w:ascii="Times New Roman" w:eastAsia="SimSun" w:hAnsi="Times New Roman" w:cs="Times New Roman"/>
-          <w:b/>
-          <w:bCs/>
-        </w:rPr>
-      </w:pPr>
-    </w:p>
-    <w:p>
-      <w:pPr>
-        <w:tabs>
-          <w:tab w:val="left" w:pos="2979"/>
-        </w:tabs>
-        <w:spacing w:line="360" w:lineRule="auto"/>
-        <w:ind w:firstLine="0"/>
-        <w:rPr>
-          <w:rFonts w:ascii="Times New Roman" w:eastAsia="SimSun" w:hAnsi="Times New Roman" w:cs="Times New Roman"/>
-          <w:b/>
-          <w:bCs/>
-          <w:sz w:val="28"/>
-          <w:szCs w:val="28"/>
-        </w:rPr>
-      </w:pPr>
-      <w:r>
-        <w:rPr>
-          <w:rFonts w:ascii="Times New Roman" w:eastAsia="SimSun" w:hAnsi="Times New Roman" w:cs="Times New Roman"/>
-          <w:b/>
-          <w:bCs/>
-          <w:sz w:val="28"/>
-          <w:szCs w:val="28"/>
-        </w:rPr>
-        <w:t xml:space="preserve">5. </w:t>
-      </w:r>
-      <w:r>
-        <w:rPr>
-          <w:rFonts w:ascii="Times New Roman" w:eastAsia="SimSun" w:hAnsi="Times New Roman" w:cs="Times New Roman"/>
-          <w:b/>
-          <w:bCs/>
-          <w:sz w:val="28"/>
-          <w:szCs w:val="28"/>
-        </w:rPr>
-        <w:t>Conclusion</w:t>
-      </w:r>
-    </w:p>
-    <w:p>
-      <w:pPr>
-        <w:tabs>
-          <w:tab w:val="left" w:pos="2979"/>
-        </w:tabs>
-        <w:spacing w:line="360" w:lineRule="auto"/>
-        <w:ind w:firstLine="0"/>
-        <w:jc w:val="both"/>
-        <w:rPr>
-          <w:rFonts w:ascii="Times New Roman" w:eastAsia="SimSun" w:hAnsi="Times New Roman" w:cs="Times New Roman"/>
-        </w:rPr>
-      </w:pPr>
-      <w:r>
-        <w:rPr>
-          <w:rFonts w:ascii="Times New Roman" w:eastAsia="SimSun" w:hAnsi="Times New Roman" w:cs="Times New Roman"/>
-          <w:b/>
-          <w:bCs/>
-        </w:rPr>
-        <w:t xml:space="preserve">          </w:t>
-      </w:r>
-      <w:r>
-        <w:t xml:space="preserve">Provide a summary </w:t>
-      </w:r>
-      <w:r>
-        <w:t>of</w:t>
-      </w:r>
-      <w:r>
-        <w:t xml:space="preserve"> your learning from the course project, learning of course subjects, as well as learning from the teamwork experience. </w:t>
-      </w:r>
-    </w:p>
-    <w:p>
-      <w:pPr>
-        <w:spacing w:line="360" w:lineRule="auto"/>
-        <w:ind w:firstLine="0"/>
-        <w:jc w:val="both"/>
-      </w:pPr>
-    </w:p>
-    <w:p>
-      <w:pPr>
-        <w:tabs>
-          <w:tab w:val="left" w:pos="2979"/>
-        </w:tabs>
-        <w:spacing w:line="360" w:lineRule="auto"/>
-        <w:ind w:firstLine="0"/>
-        <w:rPr>
-          <w:rFonts w:ascii="Times New Roman" w:eastAsia="SimSun" w:hAnsi="Times New Roman" w:cs="Times New Roman"/>
-          <w:b/>
-          <w:bCs/>
-          <w:sz w:val="28"/>
-          <w:szCs w:val="28"/>
-        </w:rPr>
-      </w:pPr>
-      <w:r>
-        <w:rPr>
-          <w:rFonts w:ascii="Times New Roman" w:eastAsia="SimSun" w:hAnsi="Times New Roman" w:cs="Times New Roman"/>
-          <w:b/>
-          <w:bCs/>
-          <w:sz w:val="28"/>
-          <w:szCs w:val="28"/>
-        </w:rPr>
-        <w:t>6</w:t>
-      </w:r>
-      <w:r>
-        <w:rPr>
-          <w:rFonts w:ascii="Times New Roman" w:eastAsia="SimSun" w:hAnsi="Times New Roman" w:cs="Times New Roman"/>
-          <w:b/>
-          <w:bCs/>
-          <w:sz w:val="28"/>
-          <w:szCs w:val="28"/>
-        </w:rPr>
-        <w:t>. Reference</w:t>
-      </w:r>
-      <w:r>
-        <w:rPr>
-          <w:rFonts w:ascii="Times New Roman" w:eastAsia="SimSun" w:hAnsi="Times New Roman" w:cs="Times New Roman"/>
-          <w:b/>
-          <w:bCs/>
-          <w:sz w:val="28"/>
-          <w:szCs w:val="28"/>
-        </w:rPr>
-        <w:t>s</w:t>
-      </w:r>
-      <w:r>
-        <w:rPr>
-          <w:rFonts w:ascii="Times New Roman" w:eastAsia="SimSun" w:hAnsi="Times New Roman" w:cs="Times New Roman"/>
-          <w:b/>
-          <w:bCs/>
-          <w:sz w:val="28"/>
-          <w:szCs w:val="28"/>
-        </w:rPr>
-        <w:t xml:space="preserve"> </w:t>
-      </w:r>
-    </w:p>
-    <w:p>
-      <w:pPr>
-        <w:tabs>
-          <w:tab w:val="left" w:pos="2979"/>
-        </w:tabs>
-        <w:spacing w:line="360" w:lineRule="auto"/>
-        <w:ind w:firstLine="0"/>
-        <w:jc w:val="both"/>
-        <w:rPr>
-          <w:rFonts w:ascii="Times New Roman" w:eastAsia="SimSun" w:hAnsi="Times New Roman" w:cs="Times New Roman"/>
-          <w:bCs/>
-        </w:rPr>
-      </w:pPr>
-      <w:r>
-        <w:rPr>
-          <w:rFonts w:ascii="Times New Roman" w:eastAsia="SimSun" w:hAnsi="Times New Roman" w:cs="Times New Roman"/>
-          <w:bCs/>
-        </w:rPr>
-        <w:lastRenderedPageBreak/>
-        <w:t xml:space="preserve">          </w:t>
-      </w:r>
-      <w:r>
-        <w:rPr>
-          <w:rFonts w:ascii="Times New Roman" w:eastAsia="SimSun" w:hAnsi="Times New Roman" w:cs="Times New Roman"/>
-          <w:bCs/>
-        </w:rPr>
-        <w:t xml:space="preserve">List </w:t>
-      </w:r>
-      <w:r>
-        <w:rPr>
-          <w:rFonts w:ascii="Times New Roman" w:eastAsia="SimSun" w:hAnsi="Times New Roman" w:cs="Times New Roman"/>
-          <w:bCs/>
-        </w:rPr>
-        <w:t xml:space="preserve">documents/materials/webpages you and/or your group referred to when you work on this project and when you write this report.   </w:t>
-      </w:r>
-    </w:p>
-    <w:p>
-      <w:pPr>
-        <w:tabs>
-          <w:tab w:val="left" w:pos="2979"/>
-        </w:tabs>
-        <w:spacing w:line="360" w:lineRule="auto"/>
-        <w:ind w:firstLine="0"/>
-        <w:rPr>
-          <w:rFonts w:ascii="Times New Roman" w:eastAsia="SimSun" w:hAnsi="Times New Roman" w:cs="Times New Roman"/>
-          <w:b/>
-          <w:bCs/>
-          <w:sz w:val="28"/>
-          <w:szCs w:val="28"/>
-        </w:rPr>
-      </w:pPr>
-    </w:p>
-    <w:p>
-      <w:pPr>
-        <w:tabs>
-          <w:tab w:val="left" w:pos="2979"/>
-        </w:tabs>
-        <w:spacing w:line="360" w:lineRule="auto"/>
-        <w:ind w:firstLine="0"/>
-        <w:rPr>
-          <w:rFonts w:ascii="Times New Roman" w:eastAsia="SimSun" w:hAnsi="Times New Roman" w:cs="Times New Roman"/>
-          <w:b/>
-          <w:bCs/>
-          <w:sz w:val="28"/>
-          <w:szCs w:val="28"/>
-        </w:rPr>
-      </w:pPr>
-      <w:r>
-        <w:rPr>
-          <w:rFonts w:ascii="Times New Roman" w:eastAsia="SimSun" w:hAnsi="Times New Roman" w:cs="Times New Roman"/>
-          <w:b/>
-          <w:bCs/>
-          <w:sz w:val="28"/>
-          <w:szCs w:val="28"/>
-        </w:rPr>
-        <w:t>Appendix</w:t>
-      </w:r>
-    </w:p>
-    <w:p>
-      <w:pPr>
-        <w:spacing w:line="360" w:lineRule="auto"/>
-        <w:ind w:firstLine="0"/>
-        <w:jc w:val="both"/>
-      </w:pPr>
-      <w:r>
-        <w:rPr>
-          <w:rFonts w:ascii="Times New Roman" w:eastAsia="SimSun" w:hAnsi="Times New Roman" w:cs="Times New Roman"/>
-        </w:rPr>
-        <w:t>If you and/or your group has some extra information/work to share, please put it in this section. As an example, if you tried the extra credits part, you can have description and discussion on those contents here.</w:t>
+        <w:t>The end result met the extra credit requirements, but did not have any instructions within the provided testbench</w:t>
+      </w:r>
+      <w:r>
+        <w:rPr>
+          <w:rFonts w:ascii="Times New Roman" w:eastAsia="SimSun" w:hAnsi="Times New Roman" w:cs="Times New Roman"/>
+        </w:rPr>
+        <w:t xml:space="preserve"> and </w:t>
+      </w:r>
+      <w:r>
+        <w:rPr>
+          <w:rFonts w:ascii="Times New Roman" w:eastAsia="SimSun" w:hAnsi="Times New Roman" w:cs="Times New Roman"/>
+        </w:rPr>
+        <w:t>could not be verified.</w:t>
       </w:r>
     </w:p>
     <w:sectPr>
-      <w:headerReference w:type="even" r:id="rId12"/>
-      <w:headerReference w:type="default" r:id="rId13"/>
-      <w:footerReference w:type="even" r:id="rId14"/>
-      <w:footerReference w:type="default" r:id="rId15"/>
-      <w:headerReference w:type="first" r:id="rId16"/>
-      <w:footerReference w:type="first" r:id="rId17"/>
+      <w:headerReference w:type="even" r:id="rId11"/>
+      <w:headerReference w:type="default" r:id="rId12"/>
+      <w:footerReference w:type="even" r:id="rId13"/>
+      <w:footerReference w:type="default" r:id="rId14"/>
+      <w:headerReference w:type="first" r:id="rId15"/>
+      <w:footerReference w:type="first" r:id="rId16"/>
       <w:pgSz w:w="12240" w:h="15840"/>
       <w:pgMar w:top="1440" w:right="1440" w:bottom="1440" w:left="1440" w:header="720" w:footer="720" w:gutter="0"/>
       <w:cols w:space="720"/>
@@ -16062,6 +17724,27 @@
     </w:r>
   </w:p>
 </w:hdr>
+</file>
+
+<file path=word/intelligence2.xml><?xml version="1.0" encoding="utf-8"?>
+<int2:intelligence xmlns:int2="http://schemas.microsoft.com/office/intelligence/2020/intelligence" xmlns:oel="http://schemas.microsoft.com/office/2019/extlst">
+  <int2:observations>
+    <int2:textHash int2:hashCode="726HjtofNuGWME" int2:id="EeTuxEyh">
+      <int2:state int2:value="Rejected" int2:type="spell"/>
+    </int2:textHash>
+    <int2:bookmark int2:bookmarkName="_Int_zsopftur" int2:invalidationBookmarkName="" int2:hashCode="Quz9cnyTdP+Ktf" int2:id="CPWqt8x3">
+      <int2:state int2:value="Rejected" int2:type="gram"/>
+    </int2:bookmark>
+    <int2:bookmark int2:bookmarkName="_Int_ckV1ELRj" int2:invalidationBookmarkName="" int2:hashCode="7e6UAtGYsErHfc" int2:id="TlmyqT3m">
+      <int2:state int2:value="Rejected" int2:type="gram"/>
+    </int2:bookmark>
+    <int2:bookmark int2:bookmarkName="_Int_zuHxihSk" int2:invalidationBookmarkName="" int2:hashCode="rxDvIN2QYLvurQ" int2:id="uTq4bI6z">
+      <int2:state int2:value="Rejected" int2:type="gram"/>
+    </int2:bookmark>
+  </int2:observations>
+  <int2:intelligenceSettings/>
+  <int2:onDemandWorkflows/>
+</int2:intelligence>
 </file>
 
 <file path=word/numbering.xml><?xml version="1.0" encoding="utf-8"?>
@@ -19995,7 +21678,109 @@
 </file>
 
 <file path=customXml/item2.xml><?xml version="1.0" encoding="utf-8"?>
-<b:Sources xmlns:b="http://schemas.openxmlformats.org/officeDocument/2006/bibliography" xmlns="http://schemas.openxmlformats.org/officeDocument/2006/bibliography" SelectedStyle="\APASixthEditionOfficeOnline.xsl" StyleName="APA" Version="6"/>
+<b:Sources xmlns:b="http://schemas.openxmlformats.org/officeDocument/2006/bibliography" xmlns="http://schemas.openxmlformats.org/officeDocument/2006/bibliography" SelectedStyle="\APASixthEditionOfficeOnline.xsl" StyleName="APA" Version="6">
+  <b:Source>
+    <b:Tag>Ter17</b:Tag>
+    <b:SourceType>Book</b:SourceType>
+    <b:Guid>{BFB8A45C-9FDF-4407-AB1E-6563EF542754}</b:Guid>
+    <b:Author>
+      <b:Author>
+        <b:Corporate>Terasic</b:Corporate>
+      </b:Author>
+    </b:Author>
+    <b:Title>DE10 Standard User Manual</b:Title>
+    <b:Year>2017</b:Year>
+    <b:Publisher>Terasic Inc.</b:Publisher>
+    <b:RefOrder>1</b:RefOrder>
+  </b:Source>
+  <b:Source>
+    <b:Tag>Stu07</b:Tag>
+    <b:SourceType>Book</b:SourceType>
+    <b:Guid>{530341B5-857D-4D4C-9D35-4FBFB2F888C3}</b:Guid>
+    <b:Author>
+      <b:Author>
+        <b:NameList>
+          <b:Person>
+            <b:Last>Sutherland</b:Last>
+            <b:First>Stuart</b:First>
+          </b:Person>
+        </b:NameList>
+      </b:Author>
+    </b:Author>
+    <b:Title>Verilog HDL Quick Reference Guide</b:Title>
+    <b:Year>2007</b:Year>
+    <b:City>Tualatin, OR</b:City>
+    <b:Publisher>Sutherland HDL, Inc</b:Publisher>
+    <b:RefOrder>2</b:RefOrder>
+  </b:Source>
+  <b:Source>
+    <b:Tag>Ste14</b:Tag>
+    <b:SourceType>Book</b:SourceType>
+    <b:Guid>{36746F93-E680-4A1B-9CB7-98BE0FD3AA6B}</b:Guid>
+    <b:Author>
+      <b:Author>
+        <b:NameList>
+          <b:Person>
+            <b:Last>Stephen Brown</b:Last>
+            <b:First>Zvonko</b:First>
+            <b:Middle>Vranesic</b:Middle>
+          </b:Person>
+        </b:NameList>
+      </b:Author>
+    </b:Author>
+    <b:Title>Fundamentals of Digital Logic with Verilog Design, 3rd Ed.</b:Title>
+    <b:Year>2014</b:Year>
+    <b:City>New York, NY</b:City>
+    <b:Publisher>McGraw-Hill</b:Publisher>
+    <b:RefOrder>3</b:RefOrder>
+  </b:Source>
+  <b:Source>
+    <b:Tag>Jen26</b:Tag>
+    <b:SourceType>DocumentFromInternetSite</b:SourceType>
+    <b:Guid>{182764E0-2238-41CE-ABD6-E63AB2F7461D}</b:Guid>
+    <b:Title>TCES330 Course Materials</b:Title>
+    <b:Year>2026</b:Year>
+    <b:Author>
+      <b:Author>
+        <b:NameList>
+          <b:Person>
+            <b:Last>Sheng</b:Last>
+            <b:First>Jenny</b:First>
+          </b:Person>
+        </b:NameList>
+      </b:Author>
+    </b:Author>
+    <b:InternetSiteTitle>University of Washington Canvas</b:InternetSiteTitle>
+    <b:Month>June</b:Month>
+    <b:Day>04</b:Day>
+    <b:URL>https://canvas.uw.edu/courses/1894518/files</b:URL>
+    <b:RefOrder>4</b:RefOrder>
+  </b:Source>
+  <b:Source>
+    <b:Tag>Mod26</b:Tag>
+    <b:SourceType>InternetSite</b:SourceType>
+    <b:Guid>{1FB37D05-8324-4F4B-9EDA-834C810FC365}</b:Guid>
+    <b:Title>ModelSim Download Page</b:Title>
+    <b:Year>2026</b:Year>
+    <b:InternetSiteTitle>altera.com</b:InternetSiteTitle>
+    <b:Month>June</b:Month>
+    <b:Day>4</b:Day>
+    <b:URL>https://www.altera.com/downloads/simulation-tools/modelsim-fpgas-standard-edition-software-version-20-1-1</b:URL>
+    <b:RefOrder>5</b:RefOrder>
+  </b:Source>
+  <b:Source>
+    <b:Tag>Qua26</b:Tag>
+    <b:SourceType>InternetSite</b:SourceType>
+    <b:Guid>{F7166435-EAF7-4BA6-836C-6EE6C1E790D9}</b:Guid>
+    <b:Title>Quartus Prime Download Page</b:Title>
+    <b:InternetSiteTitle>altera.com</b:InternetSiteTitle>
+    <b:Year>2026</b:Year>
+    <b:Month>June</b:Month>
+    <b:Day>4</b:Day>
+    <b:URL>https://www.altera.com/products/development-tools/quartus</b:URL>
+    <b:RefOrder>6</b:RefOrder>
+  </b:Source>
+</b:Sources>
 </file>
 
 <file path=customXml/itemProps1.xml><?xml version="1.0" encoding="utf-8"?>
@@ -20007,7 +21792,7 @@
 </file>
 
 <file path=customXml/itemProps2.xml><?xml version="1.0" encoding="utf-8"?>
-<ds:datastoreItem xmlns:ds="http://schemas.openxmlformats.org/officeDocument/2006/customXml" ds:itemID="{7A7A744C-770B-49C4-8C97-90E5E395E5FB}">
+<ds:datastoreItem xmlns:ds="http://schemas.openxmlformats.org/officeDocument/2006/customXml" ds:itemID="{1ACB1421-4466-4B77-8E97-795430B06D20}">
   <ds:schemaRefs>
     <ds:schemaRef ds:uri="http://schemas.openxmlformats.org/officeDocument/2006/bibliography"/>
   </ds:schemaRefs>

--- a/Amico_Teal_FinalProject_Processor_Report.docx
+++ b/Amico_Teal_FinalProject_Processor_Report.docx
@@ -234,7 +234,7 @@
           </mc:Choice>
           <mc:Fallback>
             <w:pict>
-              <v:shapetype w14:anchorId="4D46C6D6" id="_x0000_t75" coordsize="21600,21600" o:spt="75" o:preferrelative="t" path="m@4@5l@4@11@9@11@9@5xe" filled="f" stroked="f">
+              <v:shapetype w14:anchorId="75D8B088" id="_x0000_t75" coordsize="21600,21600" o:spt="75" o:preferrelative="t" path="m@4@5l@4@11@9@11@9@5xe" filled="f" stroked="f">
                 <v:stroke joinstyle="miter"/>
                 <v:formulas>
                   <v:f eqn="if lineDrawn pixelLineWidth 0"/>
@@ -2116,7 +2116,6 @@
       </w:pPr>
       <w:bookmarkStart w:id="0" w:name="_Toc231572639"/>
       <w:r>
-        <w:lastRenderedPageBreak/>
         <w:t>Project Overview</w:t>
       </w:r>
       <w:bookmarkEnd w:id="0"/>
@@ -2143,7 +2142,14 @@
         <w:rPr>
           <w:rFonts w:eastAsia="Times New Roman"/>
         </w:rPr>
-        <w:t>The purpose of this course project was to design, simulate, integrate, and test a small programmable processor using SystemVerilog. The processor was built from several smaller modules, including a finite state machine, program counter, instruction register, ROM, RAM, register file, ALU, controller, datapath, and top-level board interface. By completing the project in stages, the design process reinforced how individual digital system components work together to form a functioning processor. The final processor was verified through ModelSim simulations and then tested on the DE10 board using manual clock stepping, synchronous reset, switch-controlled debug output, and seven-segment displays.</w:t>
+        <w:t xml:space="preserve">The purpose of this course project was to design, simulate, integrate, and test a small programmable processor using SystemVerilog. The processor was built from several smaller modules, including a finite state machine, program counter, instruction register, ROM, RAM, register file, ALU, controller, datapath, and top-level board interface. By completing the project </w:t>
+      </w:r>
+      <w:r>
+        <w:rPr>
+          <w:rFonts w:eastAsia="Times New Roman"/>
+        </w:rPr>
+        <w:lastRenderedPageBreak/>
+        <w:t>in stages, the design process reinforced how individual digital system components work together to form a functioning processor. The final processor was verified through ModelSim simulations and then tested on the DE10 board using manual clock stepping, synchronous reset, switch-controlled debug output, and seven-segment displays.</w:t>
       </w:r>
     </w:p>
     <w:p>
@@ -2310,7 +2316,6 @@
       </w:pPr>
       <w:bookmarkStart w:id="1" w:name="_Toc231572640"/>
       <w:r>
-        <w:lastRenderedPageBreak/>
         <w:t>Requirements</w:t>
       </w:r>
       <w:bookmarkEnd w:id="1"/>
@@ -2532,6 +2537,7 @@
       </w:pPr>
       <w:bookmarkStart w:id="3" w:name="_Toc231572641"/>
       <w:r>
+        <w:lastRenderedPageBreak/>
         <w:t xml:space="preserve">1.1 </w:t>
       </w:r>
       <w:r>
@@ -3086,7 +3092,6 @@
         <w:rPr>
           <w:rFonts w:ascii="Times New Roman" w:eastAsia="SimSun" w:hAnsi="Times New Roman"/>
         </w:rPr>
-        <w:lastRenderedPageBreak/>
         <w:t xml:space="preserve">processor clock.  </w:t>
       </w:r>
       <w:r>
@@ -3252,6 +3257,7 @@
       </w:pPr>
       <w:bookmarkStart w:id="8" w:name="_Toc231572645"/>
       <w:r>
+        <w:lastRenderedPageBreak/>
         <w:t>2. Design</w:t>
       </w:r>
       <w:bookmarkEnd w:id="8"/>
@@ -16816,7 +16822,13 @@
         <w:t xml:space="preserve">At </w:t>
       </w:r>
       <w:r>
-        <w:t xml:space="preserve">a cursory summation, this project taught us the understanding of </w:t>
+        <w:t xml:space="preserve">a cursory summation, this project </w:t>
+      </w:r>
+      <w:r>
+        <w:t xml:space="preserve">gave us an </w:t>
+      </w:r>
+      <w:r>
+        <w:t xml:space="preserve">understanding of </w:t>
       </w:r>
       <w:r>
         <w:t>hierarchical</w:t>
@@ -16896,11 +16908,7 @@
         <w:t>As we de</w:t>
       </w:r>
       <w:r>
-        <w:t xml:space="preserve">veloped the </w:t>
-      </w:r>
-      <w:r>
-        <w:lastRenderedPageBreak/>
-        <w:t xml:space="preserve">project, we learned numerous intersecting </w:t>
+        <w:t xml:space="preserve">veloped the project, we learned numerous intersecting </w:t>
       </w:r>
       <w:r>
         <w:t>facets of</w:t>
@@ -16933,7 +16941,13 @@
         <w:t xml:space="preserve">method proved invaluable for </w:t>
       </w:r>
       <w:r>
-        <w:t xml:space="preserve">testing and error correction. If a bug was found within one module, it could easily be fixed without needing to update the entire project. We used a </w:t>
+        <w:t xml:space="preserve">testing and error correction. If a bug was found within one module, it could easily be fixed without needing to update the entire project. </w:t>
+      </w:r>
+      <w:r>
+        <w:t>Seth created</w:t>
+      </w:r>
+      <w:r>
+        <w:t xml:space="preserve"> a </w:t>
       </w:r>
       <w:hyperlink r:id="rId11" w:history="1">
         <w:r>
@@ -16944,19 +16958,37 @@
         </w:r>
       </w:hyperlink>
       <w:r>
-        <w:t xml:space="preserve"> for this project</w:t>
-      </w:r>
-      <w:r>
-        <w:t xml:space="preserve"> which proved invaluable for</w:t>
+        <w:t xml:space="preserve"> for this pro</w:t>
+      </w:r>
+      <w:r>
+        <w:t>ject</w:t>
+      </w:r>
+      <w:r>
+        <w:t xml:space="preserve">, </w:t>
+      </w:r>
+      <w:r>
+        <w:t xml:space="preserve">which we found </w:t>
+      </w:r>
+      <w:r>
+        <w:t xml:space="preserve">effective </w:t>
+      </w:r>
+      <w:r>
+        <w:t>for</w:t>
       </w:r>
       <w:r>
         <w:t xml:space="preserve"> maintaining a unified project,</w:t>
       </w:r>
       <w:r>
-        <w:t xml:space="preserve"> tracking changes</w:t>
-      </w:r>
-      <w:r>
-        <w:t xml:space="preserve"> to keep </w:t>
+        <w:t xml:space="preserve"> </w:t>
+      </w:r>
+      <w:r>
+        <w:t>keep</w:t>
+      </w:r>
+      <w:r>
+        <w:t>ing</w:t>
+      </w:r>
+      <w:r>
+        <w:t xml:space="preserve"> </w:t>
       </w:r>
       <w:r>
         <w:t>individual members up to speed</w:t>
@@ -16977,6 +17009,33 @@
         <w:t xml:space="preserve"> </w:t>
       </w:r>
       <w:r>
+        <w:t>Teal’s talent in writing testbenches and extensive documentation made the code easy to clean</w:t>
+      </w:r>
+      <w:r>
+        <w:t xml:space="preserve"> up old code</w:t>
+      </w:r>
+      <w:r>
+        <w:t xml:space="preserve">, </w:t>
+      </w:r>
+      <w:r>
+        <w:t>expand</w:t>
+      </w:r>
+      <w:r>
+        <w:t xml:space="preserve"> pre-existing code</w:t>
+      </w:r>
+      <w:r>
+        <w:t xml:space="preserve">, and </w:t>
+      </w:r>
+      <w:r>
+        <w:t>diagnose</w:t>
+      </w:r>
+      <w:r>
+        <w:t xml:space="preserve"> modules for patching</w:t>
+      </w:r>
+      <w:r>
+        <w:t xml:space="preserve">. </w:t>
+      </w:r>
+      <w:r>
         <w:t xml:space="preserve">We found that </w:t>
       </w:r>
       <w:r>
@@ -16987,12 +17046,6 @@
       </w:r>
       <w:r>
         <w:t xml:space="preserve">and understand the project faster and to a more complete degree. </w:t>
-      </w:r>
-      <w:r>
-        <w:t xml:space="preserve">Teal’s talent in writing testbenches and extensive documentation </w:t>
-      </w:r>
-      <w:r>
-        <w:t xml:space="preserve">made the code very easy and clean to diagnose, fix, and expand. </w:t>
       </w:r>
     </w:p>
     <w:p>
@@ -17053,6 +17106,7 @@
             <w:id w:val="-573587230"/>
             <w:bibliography/>
           </w:sdtPr>
+          <w:sdtEndPr/>
           <w:sdtContent>
             <w:p>
               <w:pPr>
@@ -17553,7 +17607,6 @@
         <w:rPr>
           <w:rFonts w:ascii="Times New Roman" w:eastAsia="SimSun" w:hAnsi="Times New Roman"/>
         </w:rPr>
-        <w:lastRenderedPageBreak/>
         <w:t xml:space="preserve">are </w:t>
       </w:r>
       <w:r>
@@ -17590,13 +17643,13 @@
         <w:rPr>
           <w:rFonts w:ascii="Times New Roman" w:eastAsia="SimSun" w:hAnsi="Times New Roman"/>
         </w:rPr>
-        <w:t xml:space="preserve"> and </w:t>
-      </w:r>
-      <w:r>
-        <w:rPr>
-          <w:rFonts w:ascii="Times New Roman" w:eastAsia="SimSun" w:hAnsi="Times New Roman"/>
-        </w:rPr>
-        <w:t>could not be verified.</w:t>
+        <w:t>, so were not</w:t>
+      </w:r>
+      <w:r>
+        <w:rPr>
+          <w:rFonts w:ascii="Times New Roman" w:eastAsia="SimSun" w:hAnsi="Times New Roman"/>
+        </w:rPr>
+        <w:t xml:space="preserve"> verified.</w:t>
       </w:r>
     </w:p>
     <w:sectPr>
